--- a/downloads/teacher/ai-4-week-35.docx
+++ b/downloads/teacher/ai-4-week-35.docx
@@ -3003,6 +3003,396 @@
         <w:t>For your Responsible Plant Classifier, save the input, procedure, observed result and limitation of this check. Label this worked example as practice; use a different, previously unreviewed case when checking independent understanding.</w:t>
       </w:r>
     </w:p>
+    <w:p>
+      <w:pPr>
+        <w:pStyle w:val="Heading1"/>
+      </w:pPr>
+      <w:r>
+        <w:t>07. Prepare, teach and assess</w:t>
+      </w:r>
+    </w:p>
+    <w:p>
+      <w:r>
+        <w:t>Teaching target: Run a frozen final evaluation with complete accounting</w:t>
+      </w:r>
+    </w:p>
+    <w:p>
+      <w:r>
+        <w:t>Prepare the labelled worked-case picture, the matching workbook, fictional input cards and a place for individual responses. Check a local Python 3 environment before class; have a paper-trace version ready.</w:t>
+      </w:r>
+    </w:p>
+    <w:tbl>
+      <w:tblPr>
+        <w:tblStyle w:val="LightShading-Accent1"/>
+        <w:tblW w:type="auto" w:w="0"/>
+        <w:tblLook w:firstColumn="1" w:firstRow="1" w:lastColumn="0" w:lastRow="0" w:noHBand="0" w:noVBand="1" w:val="04A0"/>
+      </w:tblPr>
+      <w:tblGrid>
+        <w:gridCol w:w="3408"/>
+        <w:gridCol w:w="3408"/>
+        <w:gridCol w:w="3408"/>
+      </w:tblGrid>
+      <w:tr>
+        <w:trPr>
+          <w:tblHeader/>
+        </w:trPr>
+        <w:tc>
+          <w:tcPr>
+            <w:tcW w:type="dxa" w:w="3408"/>
+          </w:tcPr>
+          <w:p>
+            <w:r>
+              <w:t>Session</w:t>
+            </w:r>
+          </w:p>
+        </w:tc>
+        <w:tc>
+          <w:tcPr>
+            <w:tcW w:type="dxa" w:w="3408"/>
+          </w:tcPr>
+          <w:p>
+            <w:r>
+              <w:t>Plan</w:t>
+            </w:r>
+          </w:p>
+        </w:tc>
+        <w:tc>
+          <w:tcPr>
+            <w:tcW w:type="dxa" w:w="3408"/>
+          </w:tcPr>
+          <w:p>
+            <w:r>
+              <w:t>Resources</w:t>
+            </w:r>
+          </w:p>
+        </w:tc>
+      </w:tr>
+      <w:tr>
+        <w:tc>
+          <w:tcPr>
+            <w:tcW w:type="dxa" w:w="3408"/>
+          </w:tcPr>
+          <w:p>
+            <w:r>
+              <w:t>Session 1 · Understand · 45 min</w:t>
+            </w:r>
+          </w:p>
+        </w:tc>
+        <w:tc>
+          <w:tcPr>
+            <w:tcW w:type="dxa" w:w="3408"/>
+          </w:tcPr>
+          <w:p>
+            <w:r>
+              <w:t>0–7: recall and prerequisite; 7–15: inspect the concrete case and predict; 15–30: teacher models the worked trace; 30–40: learners explain a step using the text and visual; 40–45: check the core idea.</w:t>
+            </w:r>
+          </w:p>
+        </w:tc>
+        <w:tc>
+          <w:tcPr>
+            <w:tcW w:type="dxa" w:w="3408"/>
+          </w:tcPr>
+          <w:p>
+            <w:r>
+              <w:t>Sections 1–6; record the brief recall in the workbook.</w:t>
+            </w:r>
+          </w:p>
+        </w:tc>
+      </w:tr>
+      <w:tr>
+        <w:tc>
+          <w:tcPr>
+            <w:tcW w:type="dxa" w:w="3408"/>
+          </w:tcPr>
+          <w:p>
+            <w:r>
+              <w:t>Session 2 · Practise · 45 min</w:t>
+            </w:r>
+          </w:p>
+        </w:tc>
+        <w:tc>
+          <w:tcPr>
+            <w:tcW w:type="dxa" w:w="3408"/>
+          </w:tcPr>
+          <w:p>
+            <w:r>
+              <w:t>0–5: retrieve the procedure; 5–15: W2 completion practice; 15–23: explain and check with a partner; 23–30: each learner answers the misconception check; 30–40: targeted reteaching or a harder variation; 40–45: prepare the investigation.</w:t>
+            </w:r>
+          </w:p>
+        </w:tc>
+        <w:tc>
+          <w:tcPr>
+            <w:tcW w:type="dxa" w:w="3408"/>
+          </w:tcPr>
+          <w:p>
+            <w:r>
+              <w:t>Sections 7–10; use the matching workbook W2 and misconception check.</w:t>
+            </w:r>
+          </w:p>
+        </w:tc>
+      </w:tr>
+      <w:tr>
+        <w:tc>
+          <w:tcPr>
+            <w:tcW w:type="dxa" w:w="3408"/>
+          </w:tcPr>
+          <w:p>
+            <w:r>
+              <w:t>Session 3 · Investigate and transfer · 45 min</w:t>
+            </w:r>
+          </w:p>
+        </w:tc>
+        <w:tc>
+          <w:tcPr>
+            <w:tcW w:type="dxa" w:w="3408"/>
+          </w:tcPr>
+          <w:p>
+            <w:r>
+              <w:t>0–5: retrieve the decision rule; 5–20: investigate or trace; 20–30: start the independent case; 30–38: connect the project; 38–43: act on feedback; 43–45: plan the return check.</w:t>
+            </w:r>
+          </w:p>
+        </w:tc>
+        <w:tc>
+          <w:tcPr>
+            <w:tcW w:type="dxa" w:w="3408"/>
+          </w:tcPr>
+          <w:p>
+            <w:r>
+              <w:t>Sections 9 and 11–14. Give extra time to finish the full task set; use Section 15 when the week includes a coding lab.</w:t>
+            </w:r>
+          </w:p>
+        </w:tc>
+      </w:tr>
+    </w:tbl>
+    <w:p>
+      <w:r>
+        <w:t>Before class, solve the supported practice: What does the one-correct-case improvement establish?</w:t>
+      </w:r>
+    </w:p>
+    <w:p>
+      <w:r>
+        <w:t>Reasoned practice answer: Teacher explanation: It establishes a difference on these 12 examples under the saved procedure, not reliable improvement for every future population.</w:t>
+      </w:r>
+    </w:p>
+    <w:p>
+      <w:r>
+        <w:t>Check every learner before discussion: Use the worked case for Capstone evaluation and revision. Proposed explanation: “A final answer is enough”. Decide whether this explanation is supported. Point to the step or supplied fact that decides; explain your repair if needed.</w:t>
+      </w:r>
+    </w:p>
+    <w:p>
+      <w:r>
+        <w:t>Misconception repair: Ask for the relevant counts, units, procedure or saved record. For this week: Candidate accuracy 9/12=75 percent, precision 2/3, recall 2/4; baseline 8/12 about 66.7 percent, with all four blocked cases missed.</w:t>
+      </w:r>
+    </w:p>
+    <w:p>
+      <w:r>
+        <w:t>Support: read the exact case aloud, enlarge the labelled picture, supply input cards and model only the first deciding step. Accept a spoken explanation or drawing; retain the reasoning goal.</w:t>
+      </w:r>
+    </w:p>
+    <w:p>
+      <w:r>
+        <w:t>Extension: A revision fixes one miss but creates two extra false alarms. Require a prediction and a reason before comparing. Expected result: TP 5, FN 1, FP 3, TN 7 gives 12/16=75% accuracy and 5/6 recall. Reason: Recall rises while accuracy falls; the preferred revision depends on declared error consequences.</w:t>
+      </w:r>
+    </w:p>
+    <w:p>
+      <w:r>
+        <w:t>Independent assessment: withhold the reserved answer until the learner has attempted the new case. Record support separately from correctness.</w:t>
+      </w:r>
+    </w:p>
+    <w:tbl>
+      <w:tblPr>
+        <w:tblStyle w:val="LightShading-Accent1"/>
+        <w:tblW w:type="auto" w:w="0"/>
+        <w:tblLook w:firstColumn="1" w:firstRow="1" w:lastColumn="0" w:lastRow="0" w:noHBand="0" w:noVBand="1" w:val="04A0"/>
+      </w:tblPr>
+      <w:tblGrid>
+        <w:gridCol w:w="2556"/>
+        <w:gridCol w:w="2556"/>
+        <w:gridCol w:w="2556"/>
+        <w:gridCol w:w="2556"/>
+      </w:tblGrid>
+      <w:tr>
+        <w:trPr>
+          <w:tblHeader/>
+        </w:trPr>
+        <w:tc>
+          <w:tcPr>
+            <w:tcW w:type="dxa" w:w="2556"/>
+          </w:tcPr>
+          <w:p>
+            <w:r>
+              <w:t>Criterion</w:t>
+            </w:r>
+          </w:p>
+        </w:tc>
+        <w:tc>
+          <w:tcPr>
+            <w:tcW w:type="dxa" w:w="2556"/>
+          </w:tcPr>
+          <w:p>
+            <w:r>
+              <w:t>Not yet</w:t>
+            </w:r>
+          </w:p>
+        </w:tc>
+        <w:tc>
+          <w:tcPr>
+            <w:tcW w:type="dxa" w:w="2556"/>
+          </w:tcPr>
+          <w:p>
+            <w:r>
+              <w:t>With support</w:t>
+            </w:r>
+          </w:p>
+        </w:tc>
+        <w:tc>
+          <w:tcPr>
+            <w:tcW w:type="dxa" w:w="2556"/>
+          </w:tcPr>
+          <w:p>
+            <w:r>
+              <w:t>Independent</w:t>
+            </w:r>
+          </w:p>
+        </w:tc>
+      </w:tr>
+      <w:tr>
+        <w:tc>
+          <w:tcPr>
+            <w:tcW w:type="dxa" w:w="2556"/>
+          </w:tcPr>
+          <w:p>
+            <w:r>
+              <w:t>Explanation</w:t>
+            </w:r>
+          </w:p>
+        </w:tc>
+        <w:tc>
+          <w:tcPr>
+            <w:tcW w:type="dxa" w:w="2556"/>
+          </w:tcPr>
+          <w:p>
+            <w:r>
+              <w:t>Names an answer without a deciding fact</w:t>
+            </w:r>
+          </w:p>
+        </w:tc>
+        <w:tc>
+          <w:tcPr>
+            <w:tcW w:type="dxa" w:w="2556"/>
+          </w:tcPr>
+          <w:p>
+            <w:r>
+              <w:t>Uses a hint to link fact and decision</w:t>
+            </w:r>
+          </w:p>
+        </w:tc>
+        <w:tc>
+          <w:tcPr>
+            <w:tcW w:type="dxa" w:w="2556"/>
+          </w:tcPr>
+          <w:p>
+            <w:r>
+              <w:t>Explains the deciding fact in own words</w:t>
+            </w:r>
+          </w:p>
+        </w:tc>
+      </w:tr>
+      <w:tr>
+        <w:tc>
+          <w:tcPr>
+            <w:tcW w:type="dxa" w:w="2556"/>
+          </w:tcPr>
+          <w:p>
+            <w:r>
+              <w:t>Trace or test</w:t>
+            </w:r>
+          </w:p>
+        </w:tc>
+        <w:tc>
+          <w:tcPr>
+            <w:tcW w:type="dxa" w:w="2556"/>
+          </w:tcPr>
+          <w:p>
+            <w:r>
+              <w:t>Cannot connect input and result</w:t>
+            </w:r>
+          </w:p>
+        </w:tc>
+        <w:tc>
+          <w:tcPr>
+            <w:tcW w:type="dxa" w:w="2556"/>
+          </w:tcPr>
+          <w:p>
+            <w:r>
+              <w:t>Completes steps with prompts</w:t>
+            </w:r>
+          </w:p>
+        </w:tc>
+        <w:tc>
+          <w:tcPr>
+            <w:tcW w:type="dxa" w:w="2556"/>
+          </w:tcPr>
+          <w:p>
+            <w:r>
+              <w:t>Traces or tests a changed case accurately</w:t>
+            </w:r>
+          </w:p>
+        </w:tc>
+      </w:tr>
+      <w:tr>
+        <w:tc>
+          <w:tcPr>
+            <w:tcW w:type="dxa" w:w="2556"/>
+          </w:tcPr>
+          <w:p>
+            <w:r>
+              <w:t>Limits and revision</w:t>
+            </w:r>
+          </w:p>
+        </w:tc>
+        <w:tc>
+          <w:tcPr>
+            <w:tcW w:type="dxa" w:w="2556"/>
+          </w:tcPr>
+          <w:p>
+            <w:r>
+              <w:t>Claims more than evidence supports</w:t>
+            </w:r>
+          </w:p>
+        </w:tc>
+        <w:tc>
+          <w:tcPr>
+            <w:tcW w:type="dxa" w:w="2556"/>
+          </w:tcPr>
+          <w:p>
+            <w:r>
+              <w:t>Names a limit after a prompt</w:t>
+            </w:r>
+          </w:p>
+        </w:tc>
+        <w:tc>
+          <w:tcPr>
+            <w:tcW w:type="dxa" w:w="2556"/>
+          </w:tcPr>
+          <w:p>
+            <w:r>
+              <w:t>States a defensible limit and useful next test</w:t>
+            </w:r>
+          </w:p>
+        </w:tc>
+      </w:tr>
+    </w:tbl>
+    <w:p>
+      <w:r>
+        <w:t>Project checkpoint: Present and defend. Demonstrate the system, explain one failure and justify the next improvement with evidence.</w:t>
+      </w:r>
+    </w:p>
+    <w:p>
+      <w:r>
+        <w:t>Use the weekly teacher answer for topic-specific reasoning. A saved progress tick is an activity record; judge mastery from the learner’s explanation and evidence.</w:t>
+      </w:r>
+    </w:p>
     <w:sectPr>
       <w:pgSz w:w="12240" w:h="15840"/>
       <w:pgMar w:top="936" w:right="1008" w:bottom="936" w:left="1008" w:header="720" w:footer="720" w:gutter="0"/>

--- a/downloads/teacher/ai-4-week-35.docx
+++ b/downloads/teacher/ai-4-week-35.docx
@@ -3393,6 +3393,39 @@
         <w:t>Use the weekly teacher answer for topic-specific reasoning. A saved progress tick is an activity record; judge mastery from the learner’s explanation and evidence.</w:t>
       </w:r>
     </w:p>
+    <w:p>
+      <w:pPr>
+        <w:pStyle w:val="Heading1"/>
+      </w:pPr>
+      <w:r>
+        <w:t>08. Use feedback, labs and repair paths</w:t>
+      </w:r>
+    </w:p>
+    <w:p>
+      <w:r>
+        <w:t>Use the two formative questions as supported practice, not as independent mastery scores. Discuss the deciding evidence rather than accepting a guessed selection.</w:t>
+      </w:r>
+    </w:p>
+    <w:p>
+      <w:r>
+        <w:t>The feedback comes from the reviewed public worked case. Do not reveal the separately reserved independent teacher answer until the learner has attempted that case.</w:t>
+      </w:r>
+    </w:p>
+    <w:p>
+      <w:r>
+        <w:t>Ask students to predict before running code. Preserve errors and actual outputs; collect a changed test and an explanation. The branch-boundary and indexing lessons deliberately include failure cases.</w:t>
+      </w:r>
+    </w:p>
+    <w:p>
+      <w:r>
+        <w:t>Use the earlier worked-explanation links to address a specific missing building block, then return to the current question. Adapt this suggestion after observing the learner; it is not an automatic diagnosis.</w:t>
+      </w:r>
+    </w:p>
+    <w:p>
+      <w:r>
+        <w:t>Collect the completed-work portfolio as evidence. Record support separately from correctness, and assess explanation, trace/test and limitations. Progress ticks and quiz selections alone do not establish mastery.</w:t>
+      </w:r>
+    </w:p>
     <w:sectPr>
       <w:pgSz w:w="12240" w:h="15840"/>
       <w:pgMar w:top="936" w:right="1008" w:bottom="936" w:left="1008" w:header="720" w:footer="720" w:gutter="0"/>

--- a/downloads/teacher/ai-4-week-35.docx
+++ b/downloads/teacher/ai-4-week-35.docx
@@ -29,6 +29,11 @@
       </w:r>
     </w:p>
     <w:p>
+      <w:r>
+        <w:t>Prepare Capstone Train, Analyze, Improve: check the target, prerequisites, resources and adaptable teaching schedule.</w:t>
+      </w:r>
+    </w:p>
+    <w:p>
       <w:pPr>
         <w:pStyle w:val="Heading3"/>
       </w:pPr>
@@ -37,8 +42,26 @@
       </w:r>
     </w:p>
     <w:p>
-      <w:r>
-        <w:t>Primary target: Run a frozen final evaluation with complete accounting</w:t>
+      <w:pPr>
+        <w:spacing w:line="336" w:lineRule="auto" w:after="180"/>
+      </w:pPr>
+      <w:r>
+        <w:rPr>
+          <w:b w:val="0"/>
+        </w:rPr>
+        <w:t xml:space="preserve">Primary target: Run a frozen </w:t>
+      </w:r>
+      <w:r>
+        <w:rPr>
+          <w:b/>
+        </w:rPr>
+        <w:t>final evaluation</w:t>
+      </w:r>
+      <w:r>
+        <w:rPr>
+          <w:b w:val="0"/>
+        </w:rPr>
+        <w:t xml:space="preserve"> with complete accounting</w:t>
       </w:r>
     </w:p>
     <w:tbl>
@@ -185,8 +208,37 @@
       </w:tr>
     </w:tbl>
     <w:p>
-      <w:r>
-        <w:t>This is a starting allocation of 135 minutes, not a validated duration. Preserve all named topics. Schedule extra time for connected examples, the full investigation, independent cases and project building. Repeated copies of a case share one recorded attempt; they are not new evidence.</w:t>
+      <w:pPr>
+        <w:spacing w:line="336" w:lineRule="auto" w:after="180"/>
+      </w:pPr>
+      <w:r>
+        <w:rPr>
+          <w:b w:val="0"/>
+        </w:rPr>
+        <w:t>This is a starting allocation of 135 minutes, not a validated duration. Preserve all named topics. Schedule extra time for connected examples, the full investigation, independent cases and project building.</w:t>
+      </w:r>
+    </w:p>
+    <w:p>
+      <w:pPr>
+        <w:spacing w:line="336" w:lineRule="auto" w:after="180"/>
+      </w:pPr>
+      <w:r>
+        <w:rPr>
+          <w:b w:val="0"/>
+        </w:rPr>
+        <w:t xml:space="preserve">Repeated copies of a case share one recorded attempt; they are not new </w:t>
+      </w:r>
+      <w:r>
+        <w:rPr>
+          <w:b/>
+        </w:rPr>
+        <w:t>evidence</w:t>
+      </w:r>
+      <w:r>
+        <w:rPr>
+          <w:b w:val="0"/>
+        </w:rPr>
+        <w:t>.</w:t>
       </w:r>
     </w:p>
     <w:p>
@@ -206,18 +258,48 @@
       </w:r>
     </w:p>
     <w:p>
-      <w:r>
+      <w:pPr>
+        <w:spacing w:line="336" w:lineRule="auto" w:after="180"/>
+      </w:pPr>
+      <w:r>
+        <w:rPr>
+          <w:b w:val="0"/>
+        </w:rPr>
         <w:t>Without opening the old lesson, explain one key idea from Capstone Dataset and Baseline. Give an example and a mistake that the idea helps you avoid.</w:t>
       </w:r>
     </w:p>
     <w:p>
-      <w:r>
+      <w:pPr>
+        <w:spacing w:line="336" w:lineRule="auto" w:after="180"/>
+      </w:pPr>
+      <w:r>
+        <w:rPr>
+          <w:b w:val="0"/>
+        </w:rPr>
         <w:t>Look for: Define a feasible capstone question and acceptance criteria</w:t>
       </w:r>
     </w:p>
     <w:p>
-      <w:r>
-        <w:t>Reference example, not the only acceptable wording: Teacher explanation: Compare a simple classifier with a training-majority baseline on the fictional parcel evaluation; no real handling or student decisions are supported.</w:t>
+      <w:pPr>
+        <w:spacing w:line="336" w:lineRule="auto" w:after="180"/>
+      </w:pPr>
+      <w:r>
+        <w:rPr>
+          <w:b w:val="0"/>
+        </w:rPr>
+        <w:t xml:space="preserve">Reference example, not the only acceptable wording: Teacher explanation: Compare a simple classifier with a </w:t>
+      </w:r>
+      <w:r>
+        <w:rPr>
+          <w:b/>
+        </w:rPr>
+        <w:t>training</w:t>
+      </w:r>
+      <w:r>
+        <w:rPr>
+          <w:b w:val="0"/>
+        </w:rPr>
+        <w:t>-majority baseline on the fictional parcel evaluation; no real handling or student decisions are supported.</w:t>
       </w:r>
     </w:p>
     <w:p>
@@ -229,17 +311,35 @@
       </w:r>
     </w:p>
     <w:p>
-      <w:r>
+      <w:pPr>
+        <w:spacing w:line="336" w:lineRule="auto" w:after="180"/>
+      </w:pPr>
+      <w:r>
+        <w:rPr>
+          <w:b w:val="0"/>
+        </w:rPr>
         <w:t>Without opening the old lesson, explain one key idea from Proxy Features and Fairness. Give an example and a mistake that the idea helps you avoid.</w:t>
       </w:r>
     </w:p>
     <w:p>
-      <w:r>
+      <w:pPr>
+        <w:spacing w:line="336" w:lineRule="auto" w:after="180"/>
+      </w:pPr>
+      <w:r>
+        <w:rPr>
+          <w:b w:val="0"/>
+        </w:rPr>
         <w:t>Look for: Identify possible proxy features</w:t>
       </w:r>
     </w:p>
     <w:p>
-      <w:r>
+      <w:pPr>
+        <w:spacing w:line="336" w:lineRule="auto" w:after="180"/>
+      </w:pPr>
+      <w:r>
+        <w:rPr>
+          <w:b w:val="0"/>
+        </w:rPr>
         <w:t>Reference example, not the only acceptable wording: Teacher explanation: X occurs 8/10 north and 2/10 south in this sample. This supports an association, not a deterministic identity rule or a causal explanation.</w:t>
       </w:r>
     </w:p>
@@ -252,22 +352,70 @@
       </w:r>
     </w:p>
     <w:p>
-      <w:r>
+      <w:pPr>
+        <w:spacing w:line="336" w:lineRule="auto" w:after="180"/>
+      </w:pPr>
+      <w:r>
+        <w:rPr>
+          <w:b w:val="0"/>
+        </w:rPr>
         <w:t>Without opening the old lesson, explain one key idea from Feature Engineering. Give an example and a mistake that the idea helps you avoid.</w:t>
       </w:r>
     </w:p>
     <w:p>
-      <w:r>
-        <w:t>Look for: Create features available at prediction time</w:t>
-      </w:r>
-    </w:p>
-    <w:p>
-      <w:r>
-        <w:t>Reference example, not the only acceptable wording: Teacher explanation: Areas 6, 8, 6 square cm; training mean 20/3 square cm.</w:t>
-      </w:r>
-    </w:p>
-    <w:p>
-      <w:r>
+      <w:pPr>
+        <w:spacing w:line="336" w:lineRule="auto" w:after="180"/>
+      </w:pPr>
+      <w:r>
+        <w:rPr>
+          <w:b w:val="0"/>
+        </w:rPr>
+        <w:t xml:space="preserve">Look for: Create features available at </w:t>
+      </w:r>
+      <w:r>
+        <w:rPr>
+          <w:b/>
+        </w:rPr>
+        <w:t>prediction</w:t>
+      </w:r>
+      <w:r>
+        <w:rPr>
+          <w:b w:val="0"/>
+        </w:rPr>
+        <w:t xml:space="preserve"> time</w:t>
+      </w:r>
+    </w:p>
+    <w:p>
+      <w:pPr>
+        <w:spacing w:line="336" w:lineRule="auto" w:after="180"/>
+      </w:pPr>
+      <w:r>
+        <w:rPr>
+          <w:b w:val="0"/>
+        </w:rPr>
+        <w:t xml:space="preserve">Reference example, not the only acceptable wording: Teacher explanation: Areas 6, 8, 6 square cm; </w:t>
+      </w:r>
+      <w:r>
+        <w:rPr>
+          <w:b/>
+        </w:rPr>
+        <w:t>training</w:t>
+      </w:r>
+      <w:r>
+        <w:rPr>
+          <w:b w:val="0"/>
+        </w:rPr>
+        <w:t xml:space="preserve"> mean 20/3 square cm.</w:t>
+      </w:r>
+    </w:p>
+    <w:p>
+      <w:pPr>
+        <w:spacing w:line="336" w:lineRule="auto" w:after="180"/>
+      </w:pPr>
+      <w:r>
+        <w:rPr>
+          <w:b w:val="0"/>
+        </w:rPr>
         <w:t>Use the student module and workbook section with this exact week title. The worked case, independent question and answers below form one aligned lesson sequence.</w:t>
       </w:r>
     </w:p>
@@ -280,7 +428,13 @@
       </w:r>
     </w:p>
     <w:p>
-      <w:r>
+      <w:pPr>
+        <w:spacing w:line="336" w:lineRule="auto" w:after="180"/>
+      </w:pPr>
+      <w:r>
+        <w:rPr>
+          <w:b w:val="0"/>
+        </w:rPr>
         <w:t>A new model reduces validation errors from 8 to 5 but the team also removed three hard cases. Can improvement be attributed to the model? Propose a repair to the experiment.</w:t>
       </w:r>
     </w:p>
@@ -293,8 +447,38 @@
       </w:r>
     </w:p>
     <w:p>
-      <w:r>
-        <w:t>One evidence-based improvement follows a reproducible training run, metric audit, error clusters, and subgroup analysis.</w:t>
+      <w:pPr>
+        <w:spacing w:line="336" w:lineRule="auto" w:after="180"/>
+      </w:pPr>
+      <w:r>
+        <w:rPr>
+          <w:b w:val="0"/>
+        </w:rPr>
+        <w:t xml:space="preserve">One </w:t>
+      </w:r>
+      <w:r>
+        <w:rPr>
+          <w:b/>
+        </w:rPr>
+        <w:t>evidence</w:t>
+      </w:r>
+      <w:r>
+        <w:rPr>
+          <w:b w:val="0"/>
+        </w:rPr>
+        <w:t xml:space="preserve">-based improvement follows a reproducible </w:t>
+      </w:r>
+      <w:r>
+        <w:rPr>
+          <w:b/>
+        </w:rPr>
+        <w:t>training</w:t>
+      </w:r>
+      <w:r>
+        <w:rPr>
+          <w:b w:val="0"/>
+        </w:rPr>
+        <w:t xml:space="preserve"> run, metric audit, error clusters, and subgroup analysis.</w:t>
       </w:r>
     </w:p>
     <w:tbl>
@@ -430,12 +614,38 @@
       </w:r>
     </w:p>
     <w:p>
-      <w:r>
+      <w:pPr>
+        <w:spacing w:line="336" w:lineRule="auto" w:after="180"/>
+      </w:pPr>
+      <w:r>
+        <w:rPr>
+          <w:b w:val="0"/>
+        </w:rPr>
         <w:t>Use the supplied scenario, student illustrations and blank paper. For numeric work, offer counters or a calculator after learners show the setup. Fictional records are supplied; personal data and paid accounts are unnecessary.</w:t>
       </w:r>
     </w:p>
     <w:p>
-      <w:r>
+      <w:pPr>
+        <w:pStyle w:val="Heading3"/>
+      </w:pPr>
+      <w:r>
+        <w:t>Alternative compact allocation</w:t>
+      </w:r>
+    </w:p>
+    <w:p>
+      <w:r>
+        <w:t>This compact option is not the full-week schedule. Use the main teaching cycle and allow extra sessions for the investigation, independent work and project.</w:t>
+      </w:r>
+    </w:p>
+    <w:p>
+      <w:pPr>
+        <w:spacing w:line="336" w:lineRule="auto" w:after="180"/>
+        <w:shd w:fill="F1F6F8"/>
+      </w:pPr>
+      <w:r>
+        <w:rPr>
+          <w:b w:val="0"/>
+        </w:rPr>
         <w:t>Allow 80 minutes: recall 8; explanation 12; worked demonstration 15; guided practice 20; independent assessment 15; project and reflection 10. Extend the lab into a second session when needed.</w:t>
       </w:r>
     </w:p>
@@ -448,8 +658,25 @@
       </w:r>
     </w:p>
     <w:p>
-      <w:r>
-        <w:t>Teach two 45-minute sessions. This week focuses on capstone evaluation and revision. Model the worked example first, collect the new W 4 case independently before feedback, and use the fresh retry to check transfer. Award credit for traceable reasoning and bounded claims, including justified uncertainty.</w:t>
+      <w:pPr>
+        <w:spacing w:line="336" w:lineRule="auto" w:after="180"/>
+      </w:pPr>
+      <w:r>
+        <w:rPr>
+          <w:b w:val="0"/>
+        </w:rPr>
+        <w:t>Teach two 45-minute sessions. This week focuses on capstone evaluation and revision. Model the worked example first, collect the new W 4 case independently before feedback, and use the fresh retry to check transfer.</w:t>
+      </w:r>
+    </w:p>
+    <w:p>
+      <w:pPr>
+        <w:spacing w:line="336" w:lineRule="auto" w:after="180"/>
+      </w:pPr>
+      <w:r>
+        <w:rPr>
+          <w:b w:val="0"/>
+        </w:rPr>
+        <w:t>Award credit for traceable reasoning and bounded claims, including justified uncertainty.</w:t>
       </w:r>
     </w:p>
     <w:p>
@@ -461,27 +688,81 @@
       </w:r>
     </w:p>
     <w:p>
-      <w:r>
-        <w:t>The inspected set becomes development evidence for the revised version.</w:t>
-      </w:r>
-    </w:p>
-    <w:p>
-      <w:r>
+      <w:pPr>
+        <w:spacing w:line="336" w:lineRule="auto" w:after="180"/>
+      </w:pPr>
+      <w:r>
+        <w:rPr>
+          <w:b w:val="0"/>
+        </w:rPr>
+        <w:t xml:space="preserve">The inspected set becomes development </w:t>
+      </w:r>
+      <w:r>
+        <w:rPr>
+          <w:b/>
+        </w:rPr>
+        <w:t>evidence</w:t>
+      </w:r>
+      <w:r>
+        <w:rPr>
+          <w:b w:val="0"/>
+        </w:rPr>
+        <w:t xml:space="preserve"> for the revised version.</w:t>
+      </w:r>
+    </w:p>
+    <w:p>
+      <w:pPr>
+        <w:spacing w:line="336" w:lineRule="auto" w:after="180"/>
+      </w:pPr>
+      <w:r>
+        <w:rPr>
+          <w:b w:val="0"/>
+        </w:rPr>
         <w:t>Printed student lesson and workbook</w:t>
       </w:r>
     </w:p>
     <w:p>
-      <w:r>
+      <w:pPr>
+        <w:spacing w:line="336" w:lineRule="auto" w:after="180"/>
+      </w:pPr>
+      <w:r>
+        <w:rPr>
+          <w:b w:val="0"/>
+        </w:rPr>
         <w:t>Paper, pencils and a calculator for fractions</w:t>
       </w:r>
     </w:p>
     <w:p>
-      <w:r>
-        <w:t>The fictional examples and a blank evidence table</w:t>
-      </w:r>
-    </w:p>
-    <w:p>
-      <w:r>
+      <w:pPr>
+        <w:spacing w:line="336" w:lineRule="auto" w:after="180"/>
+      </w:pPr>
+      <w:r>
+        <w:rPr>
+          <w:b w:val="0"/>
+        </w:rPr>
+        <w:t xml:space="preserve">The fictional examples and a blank </w:t>
+      </w:r>
+      <w:r>
+        <w:rPr>
+          <w:b/>
+        </w:rPr>
+        <w:t>evidence</w:t>
+      </w:r>
+      <w:r>
+        <w:rPr>
+          <w:b w:val="0"/>
+        </w:rPr>
+        <w:t xml:space="preserve"> table</w:t>
+      </w:r>
+    </w:p>
+    <w:p>
+      <w:pPr>
+        <w:spacing w:line="336" w:lineRule="auto" w:after="180"/>
+      </w:pPr>
+      <w:r>
+        <w:rPr>
+          <w:b w:val="0"/>
+        </w:rPr>
         <w:t>Saved classroom project records for critique; no personal student dataset required</w:t>
       </w:r>
     </w:p>
@@ -494,12 +775,24 @@
       </w:r>
     </w:p>
     <w:p>
-      <w:r>
+      <w:pPr>
+        <w:spacing w:line="336" w:lineRule="auto" w:after="180"/>
+      </w:pPr>
+      <w:r>
+        <w:rPr>
+          <w:b w:val="0"/>
+        </w:rPr>
         <w:t>By the end, I can explain capstone train, analyze, improve using a traced example and a stated limitation.</w:t>
       </w:r>
     </w:p>
     <w:p>
-      <w:r>
+      <w:pPr>
+        <w:spacing w:line="336" w:lineRule="auto" w:after="180"/>
+      </w:pPr>
+      <w:r>
+        <w:rPr>
+          <w:b w:val="0"/>
+        </w:rPr>
         <w:t>This added worked case illustrates the week’s main idea. Retain all original and connected topics; schedule its practice within the teaching cycle.</w:t>
       </w:r>
     </w:p>
@@ -512,76 +805,301 @@
       </w:r>
     </w:p>
     <w:p>
+      <w:r>
+        <w:t>Model Capstone Train, Analyze, Improve using the supplied case, labelled mechanism and reasoning. Make the scope of each conclusion explicit.</w:t>
+      </w:r>
+    </w:p>
+    <w:p>
+      <w:pPr>
+        <w:spacing w:line="336" w:lineRule="auto" w:after="180"/>
+      </w:pPr>
+      <w:r>
+        <w:rPr>
+          <w:b w:val="0"/>
+        </w:rPr>
+        <w:t>Trace the information, fitted behavior, and evaluation proof separately.</w:t>
+      </w:r>
+    </w:p>
+    <w:p>
       <w:pPr>
         <w:pStyle w:val="Heading3"/>
       </w:pPr>
       <w:r>
-        <w:t>Explain the mechanism</w:t>
-      </w:r>
-    </w:p>
-    <w:p>
-      <w:r>
-        <w:t>Trace the information, fitted behavior, and evaluation proof separately.</w:t>
-      </w:r>
-    </w:p>
-    <w:p>
-      <w:r>
+        <w:t>Question to explain</w:t>
+      </w:r>
+    </w:p>
+    <w:p>
+      <w:pPr>
+        <w:spacing w:line="336" w:lineRule="auto" w:after="180"/>
+        <w:shd w:fill="F5F1FB"/>
+      </w:pPr>
+      <w:r>
+        <w:rPr>
+          <w:b w:val="0"/>
+        </w:rPr>
         <w:t>QUESTION Train, audit, change one factor, and compare against the same validation set.</w:t>
       </w:r>
     </w:p>
     <w:p>
-      <w:r>
-        <w:t>MODEL IDEA One evidence-based improvement follows a reproducible training run, metric audit, error clusters, and subgroup analysis.</w:t>
-      </w:r>
-    </w:p>
-    <w:p>
-      <w:r>
+      <w:pPr>
+        <w:spacing w:line="336" w:lineRule="auto" w:after="180"/>
+      </w:pPr>
+      <w:r>
+        <w:rPr>
+          <w:b w:val="0"/>
+        </w:rPr>
+        <w:t xml:space="preserve">MODEL IDEA One </w:t>
+      </w:r>
+      <w:r>
+        <w:rPr>
+          <w:b/>
+        </w:rPr>
+        <w:t>evidence</w:t>
+      </w:r>
+      <w:r>
+        <w:rPr>
+          <w:b w:val="0"/>
+        </w:rPr>
+        <w:t xml:space="preserve">-based improvement follows a reproducible </w:t>
+      </w:r>
+      <w:r>
+        <w:rPr>
+          <w:b/>
+        </w:rPr>
+        <w:t>training</w:t>
+      </w:r>
+      <w:r>
+        <w:rPr>
+          <w:b w:val="0"/>
+        </w:rPr>
+        <w:t xml:space="preserve"> run, metric audit, error clusters, and subgroup analysis.</w:t>
+      </w:r>
+    </w:p>
+    <w:p>
+      <w:pPr>
+        <w:spacing w:line="336" w:lineRule="auto" w:after="180"/>
+      </w:pPr>
+      <w:r>
+        <w:rPr>
+          <w:b w:val="0"/>
+        </w:rPr>
         <w:t>PROOF NEEDED Use an unseen case, visible calculation, error analysis, and a stated limitation.</w:t>
       </w:r>
     </w:p>
     <w:p>
-      <w:r>
-        <w:t>UNDER THE HOOD Model v1 passes 14/20 validation cases; evening accuracy is 40%. The six failed cases are low-light cases. One of those same six also has a disputed reference label; that is an overlapping review flag, not a seventh failed case.</w:t>
-      </w:r>
-    </w:p>
-    <w:p>
-      <w:r>
-        <w:t>Draw a fresh data → model → prediction → evaluation trace:</w:t>
-      </w:r>
-    </w:p>
-    <w:p>
-      <w:r>
-        <w:t>Predict first. Then check each step. A correct answer without visible evidence cannot be audited.</w:t>
-      </w:r>
-    </w:p>
-    <w:p>
-      <w:r>
+      <w:pPr>
+        <w:pStyle w:val="Heading3"/>
+      </w:pPr>
+      <w:r>
+        <w:t>How the mechanism works</w:t>
+      </w:r>
+    </w:p>
+    <w:p>
+      <w:pPr>
+        <w:spacing w:line="336" w:lineRule="auto" w:after="180"/>
+        <w:shd w:fill="F1F6F8"/>
+      </w:pPr>
+      <w:r>
+        <w:rPr>
+          <w:b w:val="0"/>
+        </w:rPr>
+        <w:t>UNDER THE HOOD Model v1 passes 14/20 validation cases; evening accuracy is 40%. The six failed cases are low-light cases.</w:t>
+      </w:r>
+    </w:p>
+    <w:p>
+      <w:pPr>
+        <w:spacing w:line="336" w:lineRule="auto" w:after="180"/>
+        <w:shd w:fill="F1F6F8"/>
+      </w:pPr>
+      <w:r>
+        <w:rPr>
+          <w:b w:val="0"/>
+        </w:rPr>
+        <w:t>One of those same six also has a disputed reference label; that is an overlapping review flag, not a seventh failed case.</w:t>
+      </w:r>
+    </w:p>
+    <w:p>
+      <w:pPr>
+        <w:spacing w:line="336" w:lineRule="auto" w:after="180"/>
+      </w:pPr>
+      <w:r>
+        <w:rPr>
+          <w:b w:val="0"/>
+        </w:rPr>
+        <w:t xml:space="preserve">Draw a fresh data → model → </w:t>
+      </w:r>
+      <w:r>
+        <w:rPr>
+          <w:b/>
+        </w:rPr>
+        <w:t>prediction</w:t>
+      </w:r>
+      <w:r>
+        <w:rPr>
+          <w:b w:val="0"/>
+        </w:rPr>
+        <w:t xml:space="preserve"> → evaluation trace:</w:t>
+      </w:r>
+    </w:p>
+    <w:p>
+      <w:pPr>
+        <w:spacing w:line="336" w:lineRule="auto" w:after="180"/>
+      </w:pPr>
+      <w:r>
+        <w:rPr>
+          <w:b w:val="0"/>
+        </w:rPr>
+        <w:t xml:space="preserve">Predict first. Then check each step. A correct answer without visible </w:t>
+      </w:r>
+      <w:r>
+        <w:rPr>
+          <w:b/>
+        </w:rPr>
+        <w:t>evidence</w:t>
+      </w:r>
+      <w:r>
+        <w:rPr>
+          <w:b w:val="0"/>
+        </w:rPr>
+        <w:t xml:space="preserve"> cannot be audited.</w:t>
+      </w:r>
+    </w:p>
+    <w:p>
+      <w:pPr>
+        <w:pStyle w:val="Heading3"/>
+      </w:pPr>
+      <w:r>
+        <w:t>Step 1</w:t>
+      </w:r>
+    </w:p>
+    <w:p>
+      <w:pPr>
+        <w:spacing w:line="336" w:lineRule="auto" w:after="180"/>
+        <w:shd w:fill="F4F9FC"/>
+      </w:pPr>
+      <w:r>
+        <w:rPr>
+          <w:b w:val="0"/>
+        </w:rPr>
         <w:t>STEP 1 Model v1 passes 14/20 validation cases; evening accuracy is 40%.</w:t>
       </w:r>
     </w:p>
     <w:p>
-      <w:r>
+      <w:pPr>
+        <w:pStyle w:val="Heading3"/>
+      </w:pPr>
+      <w:r>
+        <w:t>Step 2</w:t>
+      </w:r>
+    </w:p>
+    <w:p>
+      <w:pPr>
+        <w:spacing w:line="336" w:lineRule="auto" w:after="180"/>
+        <w:shd w:fill="F4F9FC"/>
+      </w:pPr>
+      <w:r>
+        <w:rPr>
+          <w:b w:val="0"/>
+        </w:rPr>
         <w:t>STEP 2 The six failed cases are low-light cases. One of those same six also has a disputed reference label; that is an overlapping review flag, not a seventh failed case.</w:t>
       </w:r>
     </w:p>
     <w:p>
-      <w:r>
-        <w:t>STEP 3 Add reviewed low-light training examples while freezing features and model settings.</w:t>
-      </w:r>
-    </w:p>
-    <w:p>
-      <w:r>
-        <w:t>STEP 4 Model v2 passes 17/20; evening rises to 70%; inspect every old pass and record remaining limits.</w:t>
-      </w:r>
-    </w:p>
-    <w:p>
-      <w:r>
+      <w:pPr>
+        <w:pStyle w:val="Heading3"/>
+      </w:pPr>
+      <w:r>
+        <w:t>Step 3</w:t>
+      </w:r>
+    </w:p>
+    <w:p>
+      <w:pPr>
+        <w:spacing w:line="336" w:lineRule="auto" w:after="180"/>
+        <w:shd w:fill="F4F9FC"/>
+      </w:pPr>
+      <w:r>
+        <w:rPr>
+          <w:b w:val="0"/>
+        </w:rPr>
+        <w:t xml:space="preserve">STEP 3 Add reviewed low-light </w:t>
+      </w:r>
+      <w:r>
+        <w:rPr>
+          <w:b/>
+        </w:rPr>
+        <w:t>training</w:t>
+      </w:r>
+      <w:r>
+        <w:rPr>
+          <w:b w:val="0"/>
+        </w:rPr>
+        <w:t xml:space="preserve"> examples while freezing features and model settings.</w:t>
+      </w:r>
+    </w:p>
+    <w:p>
+      <w:pPr>
+        <w:pStyle w:val="Heading3"/>
+      </w:pPr>
+      <w:r>
+        <w:t>Step 4</w:t>
+      </w:r>
+    </w:p>
+    <w:p>
+      <w:pPr>
+        <w:spacing w:line="336" w:lineRule="auto" w:after="180"/>
+        <w:shd w:fill="F4F9FC"/>
+      </w:pPr>
+      <w:r>
+        <w:rPr>
+          <w:b w:val="0"/>
+        </w:rPr>
+        <w:t xml:space="preserve">STEP 4 Model v2 passes 17/20; evening rises to </w:t>
+      </w:r>
+      <w:r>
+        <w:rPr>
+          <w:b/>
+        </w:rPr>
+        <w:t>70%</w:t>
+      </w:r>
+      <w:r>
+        <w:rPr>
+          <w:b w:val="0"/>
+        </w:rPr>
+        <w:t>; inspect every old pass and record remaining limits.</w:t>
+      </w:r>
+    </w:p>
+    <w:p>
+      <w:pPr>
+        <w:spacing w:line="336" w:lineRule="auto" w:after="180"/>
+      </w:pPr>
+      <w:r>
+        <w:rPr>
+          <w:b w:val="0"/>
+        </w:rPr>
         <w:t>CHECK Verify the denominator, unit, split, class definition, and data version before interpreting a score.</w:t>
       </w:r>
     </w:p>
     <w:p>
-      <w:r>
-        <w:t>Recalculate, retrace, or restate the evidence independently:</w:t>
+      <w:pPr>
+        <w:spacing w:line="336" w:lineRule="auto" w:after="180"/>
+      </w:pPr>
+      <w:r>
+        <w:rPr>
+          <w:b w:val="0"/>
+        </w:rPr>
+        <w:t xml:space="preserve">Recalculate, retrace, or restate the </w:t>
+      </w:r>
+      <w:r>
+        <w:rPr>
+          <w:b/>
+        </w:rPr>
+        <w:t>evidence</w:t>
+      </w:r>
+      <w:r>
+        <w:rPr>
+          <w:b w:val="0"/>
+        </w:rPr>
+        <w:t xml:space="preserve"> independently:</w:t>
       </w:r>
     </w:p>
     <w:p>
@@ -593,25 +1111,106 @@
       </w:r>
     </w:p>
     <w:p>
-      <w:r>
-        <w:t>Baseline validation accuracy70%; model80%; most remaining errors are dim images.</w:t>
-      </w:r>
-    </w:p>
-    <w:p>
-      <w:r>
-        <w:t>Plan improvement evidence.</w:t>
-      </w:r>
-    </w:p>
-    <w:p>
       <w:pPr>
         <w:pStyle w:val="Heading3"/>
       </w:pPr>
       <w:r>
+        <w:t>The teaching case</w:t>
+      </w:r>
+    </w:p>
+    <w:p>
+      <w:pPr>
+        <w:spacing w:line="336" w:lineRule="auto" w:after="180"/>
+        <w:shd w:fill="F1F6FC"/>
+      </w:pPr>
+      <w:r>
+        <w:rPr>
+          <w:b w:val="0"/>
+        </w:rPr>
+        <w:t>Baseline validation accuracy</w:t>
+      </w:r>
+      <w:r>
+        <w:rPr>
+          <w:b/>
+        </w:rPr>
+        <w:t>70%</w:t>
+      </w:r>
+      <w:r>
+        <w:rPr>
+          <w:b w:val="0"/>
+        </w:rPr>
+        <w:t>; model</w:t>
+      </w:r>
+      <w:r>
+        <w:rPr>
+          <w:b/>
+        </w:rPr>
+        <w:t>80%</w:t>
+      </w:r>
+      <w:r>
+        <w:rPr>
+          <w:b w:val="0"/>
+        </w:rPr>
+        <w:t>; most remaining errors are dim images.</w:t>
+      </w:r>
+    </w:p>
+    <w:p>
+      <w:pPr>
+        <w:pStyle w:val="Heading3"/>
+      </w:pPr>
+      <w:r>
+        <w:t>The teaching case</w:t>
+      </w:r>
+    </w:p>
+    <w:p>
+      <w:pPr>
+        <w:spacing w:line="336" w:lineRule="auto" w:after="180"/>
+        <w:shd w:fill="F1F6FC"/>
+      </w:pPr>
+      <w:r>
+        <w:rPr>
+          <w:b w:val="0"/>
+        </w:rPr>
+        <w:t xml:space="preserve">Plan improvement </w:t>
+      </w:r>
+      <w:r>
+        <w:rPr>
+          <w:b/>
+        </w:rPr>
+        <w:t>evidence</w:t>
+      </w:r>
+      <w:r>
+        <w:rPr>
+          <w:b w:val="0"/>
+        </w:rPr>
+        <w:t>.</w:t>
+      </w:r>
+    </w:p>
+    <w:p>
+      <w:pPr>
+        <w:pStyle w:val="Heading3"/>
+      </w:pPr>
+      <w:r>
         <w:t>Exact explanation to model</w:t>
       </w:r>
     </w:p>
     <w:p>
-      <w:r>
+      <w:pPr>
+        <w:pStyle w:val="Heading3"/>
+      </w:pPr>
+      <w:r>
+        <w:t>Why the result follows</w:t>
+      </w:r>
+    </w:p>
+    <w:p>
+      <w:pPr>
+        <w:spacing w:line="336" w:lineRule="auto" w:after="180"/>
+        <w:shd w:fill="F1F6FC"/>
+      </w:pPr>
+      <w:r>
+        <w:rPr>
+          <w:b w:val="0"/>
+        </w:rPr>
         <w:t>Keep partitions fixed, inspect dim-image errors, change one factor and compare the same validation criteria/slices. Reserve final test.</w:t>
       </w:r>
     </w:p>
@@ -624,23 +1223,143 @@
       </w:r>
     </w:p>
     <w:p>
-      <w:r>
-        <w:t>The teacher releases final-test labels only after checking the freeze record. Score baseline and candidate on the same planned rows. Save every prediction, denominator and failure. Do not edit a model while reading labels and then present only the edited version as the original test.</w:t>
-      </w:r>
-    </w:p>
-    <w:p>
-      <w:r>
-        <w:t>Use fictional classroom data throughout this investigation. Keep the task, units, reference labels and data split visible as you reason. Earlier weeks supplied the model-building process; this week examines capstone evaluation and revision.</w:t>
-      </w:r>
-    </w:p>
-    <w:p>
-      <w:r>
-        <w:t>Illustrative frozen test has 12 rows: candidate[[7, 1],[2, 2]], baseline[[8, 0],[4, 0]], blocked positive. Candidate accuracy 9/12=75 percent, precision 2/3 and recall 2/4; baseline accuracy 8/12 about 66.7 percent. The candidate adds one false alarm and misses two rather than four blocked cases.</w:t>
-      </w:r>
-    </w:p>
-    <w:p>
-      <w:r>
-        <w:t>Before continuing, underline the decision rule and circle the evidence that supports the conclusion. Explain the example to a partner without replacing the counts or conditions with a stronger claim. Keep the distinction between an observed result and a proposed next step.</w:t>
+      <w:pPr>
+        <w:pStyle w:val="Heading3"/>
+      </w:pPr>
+      <w:r>
+        <w:t>Explain the added worked example · 1</w:t>
+      </w:r>
+    </w:p>
+    <w:p>
+      <w:pPr>
+        <w:spacing w:line="336" w:lineRule="auto" w:after="180"/>
+      </w:pPr>
+      <w:r>
+        <w:rPr>
+          <w:b w:val="0"/>
+        </w:rPr>
+        <w:t xml:space="preserve">The teacher releases final-test labels only after checking the freeze record. Score baseline and candidate on the same planned rows. Save every </w:t>
+      </w:r>
+      <w:r>
+        <w:rPr>
+          <w:b/>
+        </w:rPr>
+        <w:t>prediction</w:t>
+      </w:r>
+      <w:r>
+        <w:rPr>
+          <w:b w:val="0"/>
+        </w:rPr>
+        <w:t>, denominator and failure.</w:t>
+      </w:r>
+    </w:p>
+    <w:p>
+      <w:pPr>
+        <w:spacing w:line="336" w:lineRule="auto" w:after="180"/>
+      </w:pPr>
+      <w:r>
+        <w:rPr>
+          <w:b w:val="0"/>
+        </w:rPr>
+        <w:t>Do not edit a model while reading labels and then present only the edited version as the original test.</w:t>
+      </w:r>
+    </w:p>
+    <w:p>
+      <w:pPr>
+        <w:spacing w:line="336" w:lineRule="auto" w:after="180"/>
+      </w:pPr>
+      <w:r>
+        <w:rPr>
+          <w:b w:val="0"/>
+        </w:rPr>
+        <w:t>Use fictional classroom data throughout this investigation. Keep the task, units, reference labels and data split visible as you reason.</w:t>
+      </w:r>
+    </w:p>
+    <w:p>
+      <w:pPr>
+        <w:spacing w:line="336" w:lineRule="auto" w:after="180"/>
+      </w:pPr>
+      <w:r>
+        <w:rPr>
+          <w:b w:val="0"/>
+        </w:rPr>
+        <w:t xml:space="preserve">Earlier weeks supplied the model-building </w:t>
+      </w:r>
+      <w:r>
+        <w:rPr>
+          <w:b/>
+        </w:rPr>
+        <w:t>process</w:t>
+      </w:r>
+      <w:r>
+        <w:rPr>
+          <w:b w:val="0"/>
+        </w:rPr>
+        <w:t>; this week examines capstone evaluation and revision.</w:t>
+      </w:r>
+    </w:p>
+    <w:p>
+      <w:pPr>
+        <w:pStyle w:val="Heading3"/>
+      </w:pPr>
+      <w:r>
+        <w:t>Explain the added worked example · 2</w:t>
+      </w:r>
+    </w:p>
+    <w:p>
+      <w:pPr>
+        <w:spacing w:line="336" w:lineRule="auto" w:after="180"/>
+      </w:pPr>
+      <w:r>
+        <w:rPr>
+          <w:b w:val="0"/>
+        </w:rPr>
+        <w:t>Illustrative frozen test has 12 rows: candidate[[7, 1],[2, 2]], baseline[[8, 0],[4, 0]], blocked positive. Candidate accuracy 9/12=75 percent, precision 2/3 and recall 2/4; baseline accuracy 8/12 about 66.7 percent.</w:t>
+      </w:r>
+    </w:p>
+    <w:p>
+      <w:pPr>
+        <w:spacing w:line="336" w:lineRule="auto" w:after="180"/>
+      </w:pPr>
+      <w:r>
+        <w:rPr>
+          <w:b w:val="0"/>
+        </w:rPr>
+        <w:t>The candidate adds one false alarm and misses two rather than four blocked cases.</w:t>
+      </w:r>
+    </w:p>
+    <w:p>
+      <w:pPr>
+        <w:spacing w:line="336" w:lineRule="auto" w:after="180"/>
+      </w:pPr>
+      <w:r>
+        <w:rPr>
+          <w:b w:val="0"/>
+        </w:rPr>
+        <w:t xml:space="preserve">Before continuing, underline the decision rule and circle the </w:t>
+      </w:r>
+      <w:r>
+        <w:rPr>
+          <w:b/>
+        </w:rPr>
+        <w:t>evidence</w:t>
+      </w:r>
+      <w:r>
+        <w:rPr>
+          <w:b w:val="0"/>
+        </w:rPr>
+        <w:t xml:space="preserve"> that supports the conclusion. Explain the example to a partner without replacing the counts or conditions with a stronger claim.</w:t>
+      </w:r>
+    </w:p>
+    <w:p>
+      <w:pPr>
+        <w:spacing w:line="336" w:lineRule="auto" w:after="180"/>
+      </w:pPr>
+      <w:r>
+        <w:rPr>
+          <w:b w:val="0"/>
+        </w:rPr>
+        <w:t>Keep the distinction between an observed result and a proposed next step.</w:t>
       </w:r>
     </w:p>
     <w:p>
@@ -784,8 +1503,37 @@
       </w:r>
     </w:p>
     <w:p>
-      <w:r>
-        <w:t>Use the complete worked example below before asking learners to complete W2. Reveal a small part, invite a prediction, then explain the deciding step. These teacher notes contain solutions; do not reveal the independent case answer during modelling.</w:t>
+      <w:pPr>
+        <w:spacing w:line="336" w:lineRule="auto" w:after="180"/>
+      </w:pPr>
+      <w:r>
+        <w:rPr>
+          <w:b w:val="0"/>
+        </w:rPr>
+        <w:t xml:space="preserve">Use the complete worked example below before asking learners to complete W2. Reveal a small part, invite a </w:t>
+      </w:r>
+      <w:r>
+        <w:rPr>
+          <w:b/>
+        </w:rPr>
+        <w:t>prediction</w:t>
+      </w:r>
+      <w:r>
+        <w:rPr>
+          <w:b w:val="0"/>
+        </w:rPr>
+        <w:t>, then explain the deciding step.</w:t>
+      </w:r>
+    </w:p>
+    <w:p>
+      <w:pPr>
+        <w:spacing w:line="336" w:lineRule="auto" w:after="180"/>
+      </w:pPr>
+      <w:r>
+        <w:rPr>
+          <w:b w:val="0"/>
+        </w:rPr>
+        <w:t>These teacher notes contain solutions; do not reveal the independent case answer during modelling.</w:t>
       </w:r>
     </w:p>
     <w:p>
@@ -1075,7 +1823,13 @@
       </w:tr>
     </w:tbl>
     <w:p>
-      <w:r>
+      <w:pPr>
+        <w:spacing w:line="336" w:lineRule="auto" w:after="180"/>
+      </w:pPr>
+      <w:r>
+        <w:rPr>
+          <w:b w:val="0"/>
+        </w:rPr>
         <w:t>Use the diagram and verbal explanation together. Ask learners to match a sentence to a specific visual step; do not assign learners fixed visual or auditory learning styles.</w:t>
       </w:r>
     </w:p>
@@ -1088,7 +1842,13 @@
       </w:r>
     </w:p>
     <w:p>
-      <w:r>
+      <w:pPr>
+        <w:spacing w:line="336" w:lineRule="auto" w:after="180"/>
+      </w:pPr>
+      <w:r>
+        <w:rPr>
+          <w:b w:val="0"/>
+        </w:rPr>
         <w:t>Choose the next capstone revision from explicit false alarms and misses.</w:t>
       </w:r>
     </w:p>
@@ -1101,13 +1861,55 @@
       </w:r>
     </w:p>
     <w:p>
-      <w:r>
+      <w:pPr>
+        <w:pStyle w:val="Heading3"/>
+      </w:pPr>
+      <w:r>
+        <w:t>Supplied facts</w:t>
+      </w:r>
+    </w:p>
+    <w:p>
+      <w:pPr>
+        <w:spacing w:line="336" w:lineRule="auto" w:after="180"/>
+        <w:shd w:fill="F1F6FC"/>
+      </w:pPr>
+      <w:r>
+        <w:rPr>
+          <w:b w:val="0"/>
+        </w:rPr>
         <w:t>Positive=spotted. CandidateTP4, FN 2, FP 1, TN 9; baselineTP0, FN 6, FP 0, TN 10. Both evaluate the same16 cases.</w:t>
       </w:r>
     </w:p>
     <w:p>
-      <w:r>
-        <w:t>All inputs and outcomes in this worked example are invented classroom data; no real model run is claimed.</w:t>
+      <w:pPr>
+        <w:pStyle w:val="Heading3"/>
+      </w:pPr>
+      <w:r>
+        <w:t>Supplied facts</w:t>
+      </w:r>
+    </w:p>
+    <w:p>
+      <w:pPr>
+        <w:spacing w:line="336" w:lineRule="auto" w:after="180"/>
+        <w:shd w:fill="F1F6FC"/>
+      </w:pPr>
+      <w:r>
+        <w:rPr>
+          <w:b w:val="0"/>
+        </w:rPr>
+        <w:t xml:space="preserve">All </w:t>
+      </w:r>
+      <w:r>
+        <w:rPr>
+          <w:b/>
+        </w:rPr>
+        <w:t>input</w:t>
+      </w:r>
+      <w:r>
+        <w:rPr>
+          <w:b w:val="0"/>
+        </w:rPr>
+        <w:t>s and outcomes in this worked example are invented classroom data; no real model run is claimed.</w:t>
       </w:r>
     </w:p>
     <w:p>
@@ -1306,43 +2108,172 @@
       </w:r>
     </w:p>
     <w:p>
-      <w:r>
-        <w:t>Read the picture in order. Review candidate’s two misses and one false alarm with conditions and label evidence before revising. The arrows show which recorded input or intermediate result each decision uses. Explain the deciding step aloud before checking the changed case; pointing to the final answer alone does not show how it follows.</w:t>
-      </w:r>
-    </w:p>
-    <w:p>
       <w:pPr>
         <w:pStyle w:val="Heading3"/>
       </w:pPr>
       <w:r>
+        <w:t>Why the result follows</w:t>
+      </w:r>
+    </w:p>
+    <w:p>
+      <w:pPr>
+        <w:spacing w:line="336" w:lineRule="auto" w:after="180"/>
+        <w:shd w:fill="F1F6FC"/>
+      </w:pPr>
+      <w:r>
+        <w:rPr>
+          <w:b w:val="0"/>
+        </w:rPr>
+        <w:t xml:space="preserve">Read the picture in order. Review candidate’s two misses and one false alarm with conditions and label </w:t>
+      </w:r>
+      <w:r>
+        <w:rPr>
+          <w:b/>
+        </w:rPr>
+        <w:t>evidence</w:t>
+      </w:r>
+      <w:r>
+        <w:rPr>
+          <w:b w:val="0"/>
+        </w:rPr>
+        <w:t xml:space="preserve"> before revising. The arrows show which recorded </w:t>
+      </w:r>
+      <w:r>
+        <w:rPr>
+          <w:b/>
+        </w:rPr>
+        <w:t>input</w:t>
+      </w:r>
+      <w:r>
+        <w:rPr>
+          <w:b w:val="0"/>
+        </w:rPr>
+        <w:t xml:space="preserve"> or intermediate result each decision uses.</w:t>
+      </w:r>
+    </w:p>
+    <w:p>
+      <w:pPr>
+        <w:spacing w:line="336" w:lineRule="auto" w:after="180"/>
+        <w:shd w:fill="F1F6FC"/>
+      </w:pPr>
+      <w:r>
+        <w:rPr>
+          <w:b w:val="0"/>
+        </w:rPr>
+        <w:t>Explain the deciding step aloud before checking the changed case; pointing to the final answer alone does not show how it follows.</w:t>
+      </w:r>
+    </w:p>
+    <w:p>
+      <w:pPr>
+        <w:pStyle w:val="Heading3"/>
+      </w:pPr>
+      <w:r>
         <w:t>What this example does not establish</w:t>
       </w:r>
     </w:p>
     <w:p>
-      <w:r>
-        <w:t>Any case-driven revision makes these records development evidence for that revision; reserve a fresh final set.</w:t>
-      </w:r>
-    </w:p>
-    <w:p>
       <w:pPr>
         <w:pStyle w:val="Heading3"/>
       </w:pPr>
       <w:r>
+        <w:t>Keep the stated limit</w:t>
+      </w:r>
+    </w:p>
+    <w:p>
+      <w:pPr>
+        <w:spacing w:line="336" w:lineRule="auto" w:after="180"/>
+        <w:shd w:fill="FFF5E6"/>
+      </w:pPr>
+      <w:r>
+        <w:rPr>
+          <w:b w:val="0"/>
+        </w:rPr>
+        <w:t xml:space="preserve">Any case-driven revision makes these records development </w:t>
+      </w:r>
+      <w:r>
+        <w:rPr>
+          <w:b/>
+        </w:rPr>
+        <w:t>evidence</w:t>
+      </w:r>
+      <w:r>
+        <w:rPr>
+          <w:b w:val="0"/>
+        </w:rPr>
+        <w:t xml:space="preserve"> for that revision; reserve a fresh final set.</w:t>
+      </w:r>
+    </w:p>
+    <w:p>
+      <w:pPr>
+        <w:pStyle w:val="Heading3"/>
+      </w:pPr>
+      <w:r>
         <w:t>Change one thing in the pictured case</w:t>
       </w:r>
     </w:p>
     <w:p>
-      <w:r>
+      <w:pPr>
+        <w:pStyle w:val="Heading3"/>
+      </w:pPr>
+      <w:r>
+        <w:t>Change one thing</w:t>
+      </w:r>
+    </w:p>
+    <w:p>
+      <w:pPr>
+        <w:spacing w:line="336" w:lineRule="auto" w:after="180"/>
+        <w:shd w:fill="F5F1FB"/>
+      </w:pPr>
+      <w:r>
+        <w:rPr>
+          <w:b w:val="0"/>
+        </w:rPr>
         <w:t>Change: A revision fixes one miss but creates two extra false alarms.</w:t>
       </w:r>
     </w:p>
     <w:p>
-      <w:r>
-        <w:t>Prediction: TP 5, FN 1, FP 3, TN 7 gives 12/16=75% accuracy and 5/6 recall.</w:t>
-      </w:r>
-    </w:p>
-    <w:p>
-      <w:r>
+      <w:pPr>
+        <w:pStyle w:val="Heading3"/>
+      </w:pPr>
+      <w:r>
+        <w:t>Predicted result</w:t>
+      </w:r>
+    </w:p>
+    <w:p>
+      <w:pPr>
+        <w:spacing w:line="336" w:lineRule="auto" w:after="180"/>
+        <w:shd w:fill="F1F6FC"/>
+      </w:pPr>
+      <w:r>
+        <w:rPr>
+          <w:b/>
+        </w:rPr>
+        <w:t>Prediction</w:t>
+      </w:r>
+      <w:r>
+        <w:rPr>
+          <w:b w:val="0"/>
+        </w:rPr>
+        <w:t>: TP 5, FN 1, FP 3, TN 7 gives 12/16=75% accuracy and 5/6 recall.</w:t>
+      </w:r>
+    </w:p>
+    <w:p>
+      <w:pPr>
+        <w:pStyle w:val="Heading3"/>
+      </w:pPr>
+      <w:r>
+        <w:t>Why the result follows</w:t>
+      </w:r>
+    </w:p>
+    <w:p>
+      <w:pPr>
+        <w:spacing w:line="336" w:lineRule="auto" w:after="180"/>
+        <w:shd w:fill="F1F6FC"/>
+      </w:pPr>
+      <w:r>
+        <w:rPr>
+          <w:b w:val="0"/>
+        </w:rPr>
         <w:t>Reason: Recall rises while accuracy falls; the preferred revision depends on declared error consequences.</w:t>
       </w:r>
     </w:p>
@@ -1355,8 +2286,57 @@
       </w:r>
     </w:p>
     <w:p>
-      <w:r>
-        <w:t>Cover the result. Ask learners to name the inputs and predict the next step. Uncover one step, connect the icon to the actual procedure, and explain its evidence. Then change the supplied condition and compare. The picture is a representation; it does not document execution of a real AI model.</w:t>
+      <w:pPr>
+        <w:pStyle w:val="Heading3"/>
+      </w:pPr>
+      <w:r>
+        <w:t>Ask while showing the picture · 3</w:t>
+      </w:r>
+    </w:p>
+    <w:p>
+      <w:pPr>
+        <w:spacing w:line="336" w:lineRule="auto" w:after="180"/>
+      </w:pPr>
+      <w:r>
+        <w:rPr>
+          <w:b w:val="0"/>
+        </w:rPr>
+        <w:t xml:space="preserve">Cover the result. Ask learners to name the </w:t>
+      </w:r>
+      <w:r>
+        <w:rPr>
+          <w:b/>
+        </w:rPr>
+        <w:t>input</w:t>
+      </w:r>
+      <w:r>
+        <w:rPr>
+          <w:b w:val="0"/>
+        </w:rPr>
+        <w:t xml:space="preserve">s and predict the next step. Uncover one step, connect the icon to the actual procedure, and explain its </w:t>
+      </w:r>
+      <w:r>
+        <w:rPr>
+          <w:b/>
+        </w:rPr>
+        <w:t>evidence</w:t>
+      </w:r>
+      <w:r>
+        <w:rPr>
+          <w:b w:val="0"/>
+        </w:rPr>
+        <w:t>. Then change the supplied condition and compare.</w:t>
+      </w:r>
+    </w:p>
+    <w:p>
+      <w:pPr>
+        <w:spacing w:line="336" w:lineRule="auto" w:after="180"/>
+      </w:pPr>
+      <w:r>
+        <w:rPr>
+          <w:b w:val="0"/>
+        </w:rPr>
+        <w:t>The picture is a representation; it does not document execution of a real AI model.</w:t>
       </w:r>
     </w:p>
     <w:p>
@@ -1368,11 +2348,16 @@
       </w:r>
     </w:p>
     <w:p>
+      <w:r>
+        <w:t>Demonstrate Capstone Train, Analyze, Improve, reduce support deliberately and check individual reasoning before discussing answers.</w:t>
+      </w:r>
+    </w:p>
+    <w:p>
       <w:pPr>
         <w:pStyle w:val="Heading3"/>
       </w:pPr>
       <w:r>
-        <w:t>Demonstrate and guide practice</w:t>
+        <w:t>Board sequence</w:t>
       </w:r>
     </w:p>
     <w:p>
@@ -1380,27 +2365,43 @@
         <w:pStyle w:val="Heading3"/>
       </w:pPr>
       <w:r>
-        <w:t>Board sequence</w:t>
-      </w:r>
-    </w:p>
-    <w:p>
-      <w:r>
-        <w:t>Write the given facts: Baseline validation accuracy70%; model80%; most remaining errors are dim images.</w:t>
-      </w:r>
-    </w:p>
-    <w:p>
-      <w:r>
-        <w:t>Write the question to explain: Plan improvement evidence.</w:t>
-      </w:r>
-    </w:p>
-    <w:p>
-      <w:r>
-        <w:t>Reveal after predictions: Keep partitions fixed, inspect dim-image errors, change one factor and compare the same validation criteria/slices. Reserve final test.</w:t>
-      </w:r>
-    </w:p>
-    <w:p>
-      <w:r>
-        <w:t>Keep for an independent attempt: A revision raises overall validation accuracy from 80% to 84% but lowers dim-light accuracy from 60% to 40%. How should the improvement claim change?</w:t>
+        <w:t>1. Put the facts on the board</w:t>
+      </w:r>
+    </w:p>
+    <w:p>
+      <w:pPr>
+        <w:spacing w:line="336" w:lineRule="auto" w:after="180"/>
+        <w:shd w:fill="F4F9FC"/>
+      </w:pPr>
+      <w:r>
+        <w:rPr>
+          <w:b w:val="0"/>
+        </w:rPr>
+        <w:t>Write the given facts: Baseline validation accuracy</w:t>
+      </w:r>
+      <w:r>
+        <w:rPr>
+          <w:b/>
+        </w:rPr>
+        <w:t>70%</w:t>
+      </w:r>
+      <w:r>
+        <w:rPr>
+          <w:b w:val="0"/>
+        </w:rPr>
+        <w:t>; model</w:t>
+      </w:r>
+      <w:r>
+        <w:rPr>
+          <w:b/>
+        </w:rPr>
+        <w:t>80%</w:t>
+      </w:r>
+      <w:r>
+        <w:rPr>
+          <w:b w:val="0"/>
+        </w:rPr>
+        <w:t>; most remaining errors are dim images.</w:t>
       </w:r>
     </w:p>
     <w:p>
@@ -1408,27 +2409,189 @@
         <w:pStyle w:val="Heading3"/>
       </w:pPr>
       <w:r>
+        <w:t>2. State the decision to explain</w:t>
+      </w:r>
+    </w:p>
+    <w:p>
+      <w:pPr>
+        <w:spacing w:line="336" w:lineRule="auto" w:after="180"/>
+        <w:shd w:fill="F4F9FC"/>
+      </w:pPr>
+      <w:r>
+        <w:rPr>
+          <w:b w:val="0"/>
+        </w:rPr>
+        <w:t xml:space="preserve">Write the question to explain: Plan improvement </w:t>
+      </w:r>
+      <w:r>
+        <w:rPr>
+          <w:b/>
+        </w:rPr>
+        <w:t>evidence</w:t>
+      </w:r>
+      <w:r>
+        <w:rPr>
+          <w:b w:val="0"/>
+        </w:rPr>
+        <w:t>.</w:t>
+      </w:r>
+    </w:p>
+    <w:p>
+      <w:pPr>
+        <w:pStyle w:val="Heading3"/>
+      </w:pPr>
+      <w:r>
+        <w:t>3. Reveal the worked reasoning</w:t>
+      </w:r>
+    </w:p>
+    <w:p>
+      <w:pPr>
+        <w:spacing w:line="336" w:lineRule="auto" w:after="180"/>
+        <w:shd w:fill="F1F6FC"/>
+      </w:pPr>
+      <w:r>
+        <w:rPr>
+          <w:b w:val="0"/>
+        </w:rPr>
+        <w:t xml:space="preserve">Reveal after </w:t>
+      </w:r>
+      <w:r>
+        <w:rPr>
+          <w:b/>
+        </w:rPr>
+        <w:t>prediction</w:t>
+      </w:r>
+      <w:r>
+        <w:rPr>
+          <w:b w:val="0"/>
+        </w:rPr>
+        <w:t>s: Keep partitions fixed, inspect dim-image errors, change one factor and compare the same validation criteria/slices. Reserve final test.</w:t>
+      </w:r>
+    </w:p>
+    <w:p>
+      <w:pPr>
+        <w:pStyle w:val="Heading3"/>
+      </w:pPr>
+      <w:r>
+        <w:t>Hold back the independent task</w:t>
+      </w:r>
+    </w:p>
+    <w:p>
+      <w:pPr>
+        <w:spacing w:line="336" w:lineRule="auto" w:after="180"/>
+        <w:shd w:fill="F5F1FB"/>
+      </w:pPr>
+      <w:r>
+        <w:rPr>
+          <w:b w:val="0"/>
+        </w:rPr>
+        <w:t xml:space="preserve">Keep for an independent attempt: A revision raises overall validation accuracy from </w:t>
+      </w:r>
+      <w:r>
+        <w:rPr>
+          <w:b/>
+        </w:rPr>
+        <w:t>80%</w:t>
+      </w:r>
+      <w:r>
+        <w:rPr>
+          <w:b w:val="0"/>
+        </w:rPr>
+        <w:t xml:space="preserve"> to 84% but lowers dim-light accuracy from </w:t>
+      </w:r>
+      <w:r>
+        <w:rPr>
+          <w:b/>
+        </w:rPr>
+        <w:t>60%</w:t>
+      </w:r>
+      <w:r>
+        <w:rPr>
+          <w:b w:val="0"/>
+        </w:rPr>
+        <w:t xml:space="preserve"> to 40%. How should the improvement claim change?</w:t>
+      </w:r>
+    </w:p>
+    <w:p>
+      <w:pPr>
+        <w:pStyle w:val="Heading3"/>
+      </w:pPr>
+      <w:r>
         <w:t>Classroom dialogue</w:t>
       </w:r>
     </w:p>
     <w:p>
-      <w:r>
+      <w:pPr>
+        <w:pStyle w:val="Heading3"/>
+      </w:pPr>
+      <w:r>
+        <w:t>Ask the class</w:t>
+      </w:r>
+    </w:p>
+    <w:p>
+      <w:pPr>
+        <w:spacing w:line="336" w:lineRule="auto" w:after="180"/>
+        <w:shd w:fill="F5F1FB"/>
+      </w:pPr>
+      <w:r>
+        <w:rPr>
+          <w:b w:val="0"/>
+        </w:rPr>
         <w:t>Ask: Which facts are given, and which would we have to assume? Learners mark relevant details before discussing answers.</w:t>
       </w:r>
     </w:p>
     <w:p>
-      <w:r>
+      <w:pPr>
+        <w:pStyle w:val="Heading3"/>
+      </w:pPr>
+      <w:r>
+        <w:t>Language to model</w:t>
+      </w:r>
+    </w:p>
+    <w:p>
+      <w:pPr>
+        <w:spacing w:line="336" w:lineRule="auto" w:after="180"/>
+        <w:shd w:fill="F1F6F8"/>
+      </w:pPr>
+      <w:r>
+        <w:rPr>
+          <w:b w:val="0"/>
+        </w:rPr>
         <w:t>Say: Predict first. Show the rule, information path or calculation that would produce the result. A correct guess is not yet an explanation.</w:t>
       </w:r>
     </w:p>
     <w:p>
-      <w:r>
+      <w:pPr>
+        <w:spacing w:line="336" w:lineRule="auto" w:after="180"/>
+      </w:pPr>
+      <w:r>
+        <w:rPr>
+          <w:b w:val="0"/>
+        </w:rPr>
         <w:t>Reveal reasoning one step at a time. Explain why a tempting alternative fails. Write units and denominators for arithmetic, trace conditions for decisions, and identify supporting sources for claims.</w:t>
       </w:r>
     </w:p>
     <w:p>
-      <w:r>
-        <w:t>In pairs, one learner solves while the other checks evidence; exchange roles. Remove the worked answer before independent assessment.</w:t>
+      <w:pPr>
+        <w:spacing w:line="336" w:lineRule="auto" w:after="180"/>
+      </w:pPr>
+      <w:r>
+        <w:rPr>
+          <w:b w:val="0"/>
+        </w:rPr>
+        <w:t xml:space="preserve">In pairs, one learner solves while the other checks </w:t>
+      </w:r>
+      <w:r>
+        <w:rPr>
+          <w:b/>
+        </w:rPr>
+        <w:t>evidence</w:t>
+      </w:r>
+      <w:r>
+        <w:rPr>
+          <w:b w:val="0"/>
+        </w:rPr>
+        <w:t>; exchange roles. Remove the worked answer before independent assessment.</w:t>
       </w:r>
     </w:p>
     <w:p>
@@ -1440,8 +2603,49 @@
       </w:r>
     </w:p>
     <w:p>
-      <w:r>
-        <w:t>Guided response: It establishes a difference on these 12 examples under the saved procedure, not reliable improvement for every future population. Exit response: Version 1 frozen results, reason for change, reused-evidence status and the fact that version 2 has no new independent final evaluation.</w:t>
+      <w:pPr>
+        <w:spacing w:line="336" w:lineRule="auto" w:after="180"/>
+      </w:pPr>
+      <w:r>
+        <w:rPr>
+          <w:b w:val="0"/>
+        </w:rPr>
+        <w:t>Guided response: It establishes a difference on these 12 examples under the saved procedure, not reliable improvement for every future population.</w:t>
+      </w:r>
+    </w:p>
+    <w:p>
+      <w:pPr>
+        <w:spacing w:line="336" w:lineRule="auto" w:after="180"/>
+      </w:pPr>
+      <w:r>
+        <w:rPr>
+          <w:b w:val="0"/>
+        </w:rPr>
+        <w:t>Exit response: Version 1 frozen results, reason for change, reused-</w:t>
+      </w:r>
+      <w:r>
+        <w:rPr>
+          <w:b/>
+        </w:rPr>
+        <w:t>evidence status</w:t>
+      </w:r>
+      <w:r>
+        <w:rPr>
+          <w:b w:val="0"/>
+        </w:rPr>
+        <w:t xml:space="preserve"> and the fact that version 2 has no new independent </w:t>
+      </w:r>
+      <w:r>
+        <w:rPr>
+          <w:b/>
+        </w:rPr>
+        <w:t>final evaluation</w:t>
+      </w:r>
+      <w:r>
+        <w:rPr>
+          <w:b w:val="0"/>
+        </w:rPr>
+        <w:t>.</w:t>
       </w:r>
     </w:p>
     <w:p>
@@ -1673,18 +2877,77 @@
       </w:r>
     </w:p>
     <w:p>
-      <w:r>
+      <w:pPr>
+        <w:pStyle w:val="Heading3"/>
+      </w:pPr>
+      <w:r>
+        <w:t>Completion practice</w:t>
+      </w:r>
+    </w:p>
+    <w:p>
+      <w:pPr>
+        <w:spacing w:line="336" w:lineRule="auto" w:after="180"/>
+        <w:shd w:fill="F5F1FB"/>
+      </w:pPr>
+      <w:r>
+        <w:rPr>
+          <w:b w:val="0"/>
+        </w:rPr>
         <w:t>Completion task: What does the one-correct-case improvement establish?</w:t>
       </w:r>
     </w:p>
     <w:p>
-      <w:r>
+      <w:pPr>
+        <w:pStyle w:val="Heading3"/>
+      </w:pPr>
+      <w:r>
+        <w:t>Reasoning to listen for</w:t>
+      </w:r>
+    </w:p>
+    <w:p>
+      <w:pPr>
+        <w:spacing w:line="336" w:lineRule="auto" w:after="180"/>
+        <w:shd w:fill="F1F6FC"/>
+      </w:pPr>
+      <w:r>
+        <w:rPr>
+          <w:b w:val="0"/>
+        </w:rPr>
         <w:t>Teacher check: Teacher explanation: It establishes a difference on these 12 examples under the saved procedure, not reliable improvement for every future population.</w:t>
       </w:r>
     </w:p>
     <w:p>
-      <w:r>
-        <w:t>Start by identifying the given inputs together. Leave the intermediate steps blank. If needed, model one step, then withdraw that help on the next step. Move to a full trace only when the partial trace is understood. For partners, alternate explainer and checker; collect a response from every learner before discussion.</w:t>
+      <w:pPr>
+        <w:spacing w:line="336" w:lineRule="auto" w:after="180"/>
+      </w:pPr>
+      <w:r>
+        <w:rPr>
+          <w:b w:val="0"/>
+        </w:rPr>
+        <w:t xml:space="preserve">Start by identifying the given </w:t>
+      </w:r>
+      <w:r>
+        <w:rPr>
+          <w:b/>
+        </w:rPr>
+        <w:t>input</w:t>
+      </w:r>
+      <w:r>
+        <w:rPr>
+          <w:b w:val="0"/>
+        </w:rPr>
+        <w:t>s together. Leave the intermediate steps blank. If needed, model one step, then withdraw that help on the next step. Move to a full trace only when the partial trace is understood.</w:t>
+      </w:r>
+    </w:p>
+    <w:p>
+      <w:pPr>
+        <w:spacing w:line="336" w:lineRule="auto" w:after="180"/>
+      </w:pPr>
+      <w:r>
+        <w:rPr>
+          <w:b w:val="0"/>
+        </w:rPr>
+        <w:t>For partners, alternate explainer and checker; collect a response from every learner before discussion.</w:t>
       </w:r>
     </w:p>
     <w:p>
@@ -1696,18 +2959,25 @@
       </w:r>
     </w:p>
     <w:p>
-      <w:r>
-        <w:t>Use the worked case for Capstone evaluation and revision. Proposed explanation: “A final answer is enough”. Decide whether this explanation is supported. Point to the step or supplied fact that decides; explain your repair if needed.</w:t>
-      </w:r>
-    </w:p>
-    <w:p>
-      <w:r>
-        <w:t>Expected correction: Ask for the relevant counts, units, procedure or saved record. For this week: Candidate accuracy 9/12=75 percent, precision 2/3, recall 2/4; baseline 8/12 about 66.7 percent, with all four blocked cases missed.</w:t>
-      </w:r>
-    </w:p>
-    <w:p>
-      <w:r>
-        <w:t>Collect explanations, not only yes/no votes. If a misunderstanding is common, re-model the relevant step for the class. If it affects a few learners, give a short targeted group explanation while others solve a more demanding variation.</w:t>
+      <w:pPr>
+        <w:spacing w:line="336" w:lineRule="auto" w:after="180"/>
+      </w:pPr>
+      <w:r>
+        <w:rPr>
+          <w:b w:val="0"/>
+        </w:rPr>
+        <w:t>Use the worked case for Capstone evaluation and revision. Proposed explanation: “A final answer is enough”. Decide whether this explanation is supported.</w:t>
+      </w:r>
+    </w:p>
+    <w:p>
+      <w:pPr>
+        <w:spacing w:line="336" w:lineRule="auto" w:after="180"/>
+      </w:pPr>
+      <w:r>
+        <w:rPr>
+          <w:b w:val="0"/>
+        </w:rPr>
+        <w:t>Point to the step or supplied fact that decides; explain your repair if needed.</w:t>
       </w:r>
     </w:p>
     <w:p>
@@ -1715,12 +2985,84 @@
         <w:pStyle w:val="Heading3"/>
       </w:pPr>
       <w:r>
+        <w:t>Expected repair</w:t>
+      </w:r>
+    </w:p>
+    <w:p>
+      <w:pPr>
+        <w:spacing w:line="336" w:lineRule="auto" w:after="180"/>
+        <w:shd w:fill="F1F6FC"/>
+      </w:pPr>
+      <w:r>
+        <w:rPr>
+          <w:b w:val="0"/>
+        </w:rPr>
+        <w:t>Expected correction: Ask for the relevant counts, units, procedure or saved record.</w:t>
+      </w:r>
+    </w:p>
+    <w:p>
+      <w:pPr>
+        <w:spacing w:line="336" w:lineRule="auto" w:after="180"/>
+        <w:shd w:fill="F1F6FC"/>
+      </w:pPr>
+      <w:r>
+        <w:rPr>
+          <w:b w:val="0"/>
+        </w:rPr>
+        <w:t>For this week: Candidate accuracy 9/12=75 percent, precision 2/3, recall 2/4; baseline 8/12 about 66.7 percent, with all four blocked cases missed.</w:t>
+      </w:r>
+    </w:p>
+    <w:p>
+      <w:pPr>
+        <w:spacing w:line="336" w:lineRule="auto" w:after="180"/>
+      </w:pPr>
+      <w:r>
+        <w:rPr>
+          <w:b w:val="0"/>
+        </w:rPr>
+        <w:t>Collect explanations, not only yes/no votes. If a misunderstanding is common, re-model the relevant step for the class.</w:t>
+      </w:r>
+    </w:p>
+    <w:p>
+      <w:pPr>
+        <w:spacing w:line="336" w:lineRule="auto" w:after="180"/>
+      </w:pPr>
+      <w:r>
+        <w:rPr>
+          <w:b w:val="0"/>
+        </w:rPr>
+        <w:t>If it affects a few learners, give a short targeted group explanation while others solve a more demanding variation.</w:t>
+      </w:r>
+    </w:p>
+    <w:p>
+      <w:pPr>
+        <w:pStyle w:val="Heading3"/>
+      </w:pPr>
+      <w:r>
         <w:t>Pictorial practice question</w:t>
       </w:r>
     </w:p>
     <w:p>
-      <w:r>
-        <w:t>Why is “the revision is better” incomplete? Point to the relevant step in the picture, then write the changed result and the rule or evidence that supports it.</w:t>
+      <w:pPr>
+        <w:spacing w:line="336" w:lineRule="auto" w:after="180"/>
+      </w:pPr>
+      <w:r>
+        <w:rPr>
+          <w:b w:val="0"/>
+        </w:rPr>
+        <w:t xml:space="preserve">Why is “the revision is better” incomplete? Point to the relevant step in the picture, then write the changed result and the rule or </w:t>
+      </w:r>
+      <w:r>
+        <w:rPr>
+          <w:b/>
+        </w:rPr>
+        <w:t>evidence</w:t>
+      </w:r>
+      <w:r>
+        <w:rPr>
+          <w:b w:val="0"/>
+        </w:rPr>
+        <w:t xml:space="preserve"> that supports it.</w:t>
       </w:r>
     </w:p>
     <w:p>
@@ -1732,18 +3074,71 @@
       </w:r>
     </w:p>
     <w:p>
-      <w:r>
-        <w:t>It catches more spotted leaves but raises false alarms and lowers accuracy. Report both trade-offs and decide using predeclared use costs. Changed-case check: TP 5, FN 1, FP 3, TN 7 gives 12/16=75% accuracy and 5/6 recall. Recall rises while accuracy falls; the preferred revision depends on declared error consequences.</w:t>
-      </w:r>
-    </w:p>
-    <w:p>
-      <w:r>
+      <w:pPr>
+        <w:spacing w:line="336" w:lineRule="auto" w:after="180"/>
+      </w:pPr>
+      <w:r>
+        <w:rPr>
+          <w:b w:val="0"/>
+        </w:rPr>
+        <w:t>It catches more spotted leaves but raises false alarms and lowers accuracy. Report both trade-offs and decide using predeclared use costs. Changed-case check: TP 5, FN 1, FP 3, TN 7 gives 12/16=75% accuracy and 5/6 recall.</w:t>
+      </w:r>
+    </w:p>
+    <w:p>
+      <w:pPr>
+        <w:spacing w:line="336" w:lineRule="auto" w:after="180"/>
+      </w:pPr>
+      <w:r>
+        <w:rPr>
+          <w:b w:val="0"/>
+        </w:rPr>
+        <w:t>Recall rises while accuracy falls; the preferred revision depends on declared error consequences.</w:t>
+      </w:r>
+    </w:p>
+    <w:p>
+      <w:pPr>
+        <w:spacing w:line="336" w:lineRule="auto" w:after="180"/>
+      </w:pPr>
+      <w:r>
+        <w:rPr>
+          <w:b w:val="0"/>
+        </w:rPr>
         <w:t>Changed-case reasoning: TP 5, FN 1, FP 3, TN 7 gives 12/16=75% accuracy and 5/6 recall. Recall rises while accuracy falls; the preferred revision depends on declared error consequences.</w:t>
       </w:r>
     </w:p>
     <w:p>
-      <w:r>
-        <w:t>Collect each learner’s explanation before discussion. Use the first missing connection between input, deciding step and result to choose support. This question is worked-case practice, not fresh mastery evidence.</w:t>
+      <w:pPr>
+        <w:spacing w:line="336" w:lineRule="auto" w:after="180"/>
+      </w:pPr>
+      <w:r>
+        <w:rPr>
+          <w:b w:val="0"/>
+        </w:rPr>
+        <w:t xml:space="preserve">Collect each learner’s explanation before discussion. Use the first missing connection between </w:t>
+      </w:r>
+      <w:r>
+        <w:rPr>
+          <w:b/>
+        </w:rPr>
+        <w:t>input</w:t>
+      </w:r>
+      <w:r>
+        <w:rPr>
+          <w:b w:val="0"/>
+        </w:rPr>
+        <w:t xml:space="preserve">, deciding step and result to choose support. This question is worked-case practice, not fresh mastery </w:t>
+      </w:r>
+      <w:r>
+        <w:rPr>
+          <w:b/>
+        </w:rPr>
+        <w:t>evidence</w:t>
+      </w:r>
+      <w:r>
+        <w:rPr>
+          <w:b w:val="0"/>
+        </w:rPr>
+        <w:t>.</w:t>
       </w:r>
     </w:p>
     <w:p>
@@ -1755,54 +3150,133 @@
       </w:r>
     </w:p>
     <w:p>
+      <w:r>
+        <w:t>Run the Capstone Train, Analyze, Improve investigation and use the first unsupported step to choose a teaching response.</w:t>
+      </w:r>
+    </w:p>
+    <w:p>
+      <w:pPr>
+        <w:spacing w:line="336" w:lineRule="auto" w:after="180"/>
+      </w:pPr>
+      <w:r>
+        <w:rPr>
+          <w:b w:val="0"/>
+        </w:rPr>
+        <w:t>Keep the test conditions fixed, record every result, and change only one planned factor.</w:t>
+      </w:r>
+    </w:p>
+    <w:p>
+      <w:pPr>
+        <w:spacing w:line="336" w:lineRule="auto" w:after="180"/>
+        <w:shd w:fill="F4F9FC"/>
+      </w:pPr>
+      <w:r>
+        <w:rPr>
+          <w:b w:val="0"/>
+        </w:rPr>
+        <w:t xml:space="preserve">1. Write the hypothesis and expected </w:t>
+      </w:r>
+      <w:r>
+        <w:rPr>
+          <w:b/>
+        </w:rPr>
+        <w:t>evidence</w:t>
+      </w:r>
+      <w:r>
+        <w:rPr>
+          <w:b w:val="0"/>
+        </w:rPr>
+        <w:t xml:space="preserve"> before running.</w:t>
+      </w:r>
+    </w:p>
+    <w:p>
+      <w:pPr>
+        <w:spacing w:line="336" w:lineRule="auto" w:after="180"/>
+        <w:shd w:fill="F4F9FC"/>
+      </w:pPr>
+      <w:r>
+        <w:rPr>
+          <w:b w:val="0"/>
+        </w:rPr>
+        <w:t xml:space="preserve">2. Capstone Gate 2: reproduce v1, cluster errors, approve one change, rerun fixed cases, and publish all gains and </w:t>
+      </w:r>
+      <w:r>
+        <w:rPr>
+          <w:b/>
+        </w:rPr>
+        <w:t>regression</w:t>
+      </w:r>
+      <w:r>
+        <w:rPr>
+          <w:b w:val="0"/>
+        </w:rPr>
+        <w:t>s.</w:t>
+      </w:r>
+    </w:p>
+    <w:p>
+      <w:pPr>
+        <w:spacing w:line="336" w:lineRule="auto" w:after="180"/>
+        <w:shd w:fill="F4F9FC"/>
+      </w:pPr>
+      <w:r>
+        <w:rPr>
+          <w:b w:val="0"/>
+        </w:rPr>
+        <w:t>3. Run one normal, one boundary, one missing, and one shifted case.</w:t>
+      </w:r>
+    </w:p>
+    <w:p>
+      <w:pPr>
+        <w:spacing w:line="336" w:lineRule="auto" w:after="180"/>
+        <w:shd w:fill="F4F9FC"/>
+      </w:pPr>
+      <w:r>
+        <w:rPr>
+          <w:b w:val="0"/>
+        </w:rPr>
+        <w:t>4. Calculate the metric from raw counts or row-level errors.</w:t>
+      </w:r>
+    </w:p>
+    <w:p>
+      <w:pPr>
+        <w:spacing w:line="336" w:lineRule="auto" w:after="180"/>
+        <w:shd w:fill="F4F9FC"/>
+      </w:pPr>
+      <w:r>
+        <w:rPr>
+          <w:b w:val="0"/>
+        </w:rPr>
+        <w:t>5. Interpret what changed, what did not, and what remains unsafe or unknown.</w:t>
+      </w:r>
+    </w:p>
+    <w:p>
       <w:pPr>
         <w:pStyle w:val="Heading3"/>
       </w:pPr>
       <w:r>
-        <w:t>Run the weekly evidence lab</w:t>
-      </w:r>
-    </w:p>
-    <w:p>
-      <w:r>
-        <w:t>Keep the test conditions fixed, record every result, and change only one planned factor.</w:t>
-      </w:r>
-    </w:p>
-    <w:p>
-      <w:r>
-        <w:t>1. Write the hypothesis and expected evidence before running.</w:t>
-      </w:r>
-    </w:p>
-    <w:p>
-      <w:r>
-        <w:t>2. Capstone Gate 2: reproduce v1, cluster errors, approve one change, rerun fixed cases, and publish all gains and regressions.</w:t>
-      </w:r>
-    </w:p>
-    <w:p>
-      <w:r>
-        <w:t>3. Run one normal, one boundary, one missing, and one shifted case.</w:t>
-      </w:r>
-    </w:p>
-    <w:p>
-      <w:r>
-        <w:t>4. Calculate the metric from raw counts or row-level errors.</w:t>
-      </w:r>
-    </w:p>
-    <w:p>
-      <w:r>
-        <w:t>5. Interpret what changed, what did not, and what remains unsafe or unknown.</w:t>
-      </w:r>
-    </w:p>
-    <w:p>
-      <w:pPr>
-        <w:pStyle w:val="Heading3"/>
-      </w:pPr>
-      <w:r>
         <w:t>Make the lab runnable</w:t>
       </w:r>
     </w:p>
     <w:p>
-      <w:r>
-        <w:t>Use the concrete case as the shared normal case and the independent question as a second case. Each pair creates a boundary or missing-information case and predicts its result before testing. Keep the expected result separate from an observed mistake.</w:t>
+      <w:pPr>
+        <w:spacing w:line="336" w:lineRule="auto" w:after="180"/>
+      </w:pPr>
+      <w:r>
+        <w:rPr>
+          <w:b w:val="0"/>
+        </w:rPr>
+        <w:t>Use the concrete case as the shared normal case and the independent question as a second case. Each pair creates a boundary or missing-information case and predicts its result before testing.</w:t>
+      </w:r>
+    </w:p>
+    <w:p>
+      <w:pPr>
+        <w:spacing w:line="336" w:lineRule="auto" w:after="180"/>
+      </w:pPr>
+      <w:r>
+        <w:rPr>
+          <w:b w:val="0"/>
+        </w:rPr>
+        <w:t>Keep the expected result separate from an observed mistake.</w:t>
       </w:r>
     </w:p>
     <w:tbl>
@@ -1960,13 +3434,36 @@
       </w:r>
     </w:p>
     <w:p>
-      <w:r>
+      <w:pPr>
+        <w:spacing w:line="336" w:lineRule="auto" w:after="180"/>
+      </w:pPr>
+      <w:r>
+        <w:rPr>
+          <w:b w:val="0"/>
+        </w:rPr>
         <w:t>MISCONCEPTION TO REPAIR A higher overall score proves every important aspect improved.</w:t>
       </w:r>
     </w:p>
     <w:p>
-      <w:r>
-        <w:t>For guessing, return to given facts and request a trace. For vocabulary without application, use one example and one non-example. For arithmetic errors, check the setup before the calculation. Finish with a different uncoached case before recording mastery.</w:t>
+      <w:pPr>
+        <w:spacing w:line="336" w:lineRule="auto" w:after="180"/>
+      </w:pPr>
+      <w:r>
+        <w:rPr>
+          <w:b w:val="0"/>
+        </w:rPr>
+        <w:t>For guessing, return to given facts and request a trace. For vocabulary without application, use one example and one non-example. For arithmetic errors, check the setup before the calculation.</w:t>
+      </w:r>
+    </w:p>
+    <w:p>
+      <w:pPr>
+        <w:spacing w:line="336" w:lineRule="auto" w:after="180"/>
+      </w:pPr>
+      <w:r>
+        <w:rPr>
+          <w:b w:val="0"/>
+        </w:rPr>
+        <w:t>Finish with a different uncoached case before recording mastery.</w:t>
       </w:r>
     </w:p>
     <w:p>
@@ -1978,18 +3475,94 @@
       </w:r>
     </w:p>
     <w:p>
-      <w:r>
-        <w:t>A final answer is enough: Ask for the relevant counts, units, procedure or saved record. For this week: Candidate accuracy 9/12=75 percent, precision 2/3, recall 2/4; baseline 8/12 about 66.7 percent, with all four blocked cases missed.</w:t>
-      </w:r>
-    </w:p>
-    <w:p>
-      <w:r>
-        <w:t>A stronger claim makes a stronger project: Version 1 frozen results, reason for change, reused-evidence status and the fact that version 2 has no new independent final evaluation.</w:t>
-      </w:r>
-    </w:p>
-    <w:p>
-      <w:r>
-        <w:t>The new case can be copied from the example: The independent task changes the evidence. Require a fresh explanation: Candidate accuracy 9/12=75 percent, precision 3/5=60 percent, recall 3/4=75 percent. Baseline FP 0 FN 4 versus candidate FP 2 FN 1; baseline accuracy 8/12.</w:t>
+      <w:pPr>
+        <w:spacing w:line="336" w:lineRule="auto" w:after="180"/>
+      </w:pPr>
+      <w:r>
+        <w:rPr>
+          <w:b w:val="0"/>
+        </w:rPr>
+        <w:t>A final answer is enough: Ask for the relevant counts, units, procedure or saved record.</w:t>
+      </w:r>
+    </w:p>
+    <w:p>
+      <w:pPr>
+        <w:spacing w:line="336" w:lineRule="auto" w:after="180"/>
+      </w:pPr>
+      <w:r>
+        <w:rPr>
+          <w:b w:val="0"/>
+        </w:rPr>
+        <w:t>For this week: Candidate accuracy 9/12=75 percent, precision 2/3, recall 2/4; baseline 8/12 about 66.7 percent, with all four blocked cases missed.</w:t>
+      </w:r>
+    </w:p>
+    <w:p>
+      <w:pPr>
+        <w:spacing w:line="336" w:lineRule="auto" w:after="180"/>
+      </w:pPr>
+      <w:r>
+        <w:rPr>
+          <w:b w:val="0"/>
+        </w:rPr>
+        <w:t>A stronger claim makes a stronger project: Version 1 frozen results, reason for change, reused-</w:t>
+      </w:r>
+      <w:r>
+        <w:rPr>
+          <w:b/>
+        </w:rPr>
+        <w:t>evidence status</w:t>
+      </w:r>
+      <w:r>
+        <w:rPr>
+          <w:b w:val="0"/>
+        </w:rPr>
+        <w:t xml:space="preserve"> and the fact that version 2 has no new independent </w:t>
+      </w:r>
+      <w:r>
+        <w:rPr>
+          <w:b/>
+        </w:rPr>
+        <w:t>final evaluation</w:t>
+      </w:r>
+      <w:r>
+        <w:rPr>
+          <w:b w:val="0"/>
+        </w:rPr>
+        <w:t>.</w:t>
+      </w:r>
+    </w:p>
+    <w:p>
+      <w:pPr>
+        <w:spacing w:line="336" w:lineRule="auto" w:after="180"/>
+      </w:pPr>
+      <w:r>
+        <w:rPr>
+          <w:b w:val="0"/>
+        </w:rPr>
+        <w:t xml:space="preserve">The new case can be copied from the example: The independent task changes the </w:t>
+      </w:r>
+      <w:r>
+        <w:rPr>
+          <w:b/>
+        </w:rPr>
+        <w:t>evidence</w:t>
+      </w:r>
+      <w:r>
+        <w:rPr>
+          <w:b w:val="0"/>
+        </w:rPr>
+        <w:t>. Require a fresh explanation: Candidate accuracy 9/12=75 percent, precision 3/5=60 percent, recall 3/4=75 percent.</w:t>
+      </w:r>
+    </w:p>
+    <w:p>
+      <w:pPr>
+        <w:spacing w:line="336" w:lineRule="auto" w:after="180"/>
+      </w:pPr>
+      <w:r>
+        <w:rPr>
+          <w:b w:val="0"/>
+        </w:rPr>
+        <w:t>Baseline FP 0 FN 4 versus candidate FP 2 FN 1; baseline accuracy 8/12.</w:t>
       </w:r>
     </w:p>
     <w:p>
@@ -2147,8 +3720,25 @@
       </w:tr>
     </w:tbl>
     <w:p>
-      <w:r>
-        <w:t>Offer an oral explanation, drawing, enlarged visual or fewer examples when that removes a reading/writing barrier. Keep the same reasoning goal. Stretch secure learners by changing a boundary or assumption and asking them to defend the effect, not simply by assigning more of the same questions.</w:t>
+      <w:pPr>
+        <w:spacing w:line="336" w:lineRule="auto" w:after="180"/>
+      </w:pPr>
+      <w:r>
+        <w:rPr>
+          <w:b w:val="0"/>
+        </w:rPr>
+        <w:t>Offer an oral explanation, drawing, enlarged visual or fewer examples when that removes a reading/writing barrier. Keep the same reasoning goal.</w:t>
+      </w:r>
+    </w:p>
+    <w:p>
+      <w:pPr>
+        <w:spacing w:line="336" w:lineRule="auto" w:after="180"/>
+      </w:pPr>
+      <w:r>
+        <w:rPr>
+          <w:b w:val="0"/>
+        </w:rPr>
+        <w:t>Stretch secure learners by changing a boundary or assumption and asking them to defend the effect, not simply by assigning more of the same questions.</w:t>
       </w:r>
     </w:p>
     <w:p>
@@ -2160,11 +3750,16 @@
       </w:r>
     </w:p>
     <w:p>
+      <w:r>
+        <w:t>Use the Capstone Train, Analyze, Improve questions, teacher keys and criteria after the relevant attempts. Previously discussed cases are practice; protect the separately selected independent task.</w:t>
+      </w:r>
+    </w:p>
+    <w:p>
       <w:pPr>
         <w:pStyle w:val="Heading3"/>
       </w:pPr>
       <w:r>
-        <w:t>Assess and explain the answers</w:t>
+        <w:t>Worked case answer</w:t>
       </w:r>
     </w:p>
     <w:p>
@@ -2172,11 +3767,18 @@
         <w:pStyle w:val="Heading3"/>
       </w:pPr>
       <w:r>
-        <w:t>Worked case answer</w:t>
-      </w:r>
-    </w:p>
-    <w:p>
-      <w:r>
+        <w:t>Teacher key · Worked case answer</w:t>
+      </w:r>
+    </w:p>
+    <w:p>
+      <w:pPr>
+        <w:spacing w:line="336" w:lineRule="auto" w:after="180"/>
+        <w:shd w:fill="F1F6FC"/>
+      </w:pPr>
+      <w:r>
+        <w:rPr>
+          <w:b w:val="0"/>
+        </w:rPr>
         <w:t>Keep partitions fixed, inspect dim-image errors, change one factor and compare the same validation criteria/slices. Reserve final test.</w:t>
       </w:r>
     </w:p>
@@ -2189,21 +3791,87 @@
       </w:r>
     </w:p>
     <w:p>
-      <w:r>
-        <w:t>A revision raises overall validation accuracy from 80% to 84% but lowers dim-light accuracy from 60% to 40%. How should the improvement claim change?</w:t>
-      </w:r>
-    </w:p>
-    <w:p>
       <w:pPr>
         <w:pStyle w:val="Heading3"/>
       </w:pPr>
       <w:r>
+        <w:t>Independent question · withhold the key</w:t>
+      </w:r>
+    </w:p>
+    <w:p>
+      <w:pPr>
+        <w:spacing w:line="336" w:lineRule="auto" w:after="180"/>
+        <w:shd w:fill="F5F1FB"/>
+      </w:pPr>
+      <w:r>
+        <w:rPr>
+          <w:b w:val="0"/>
+        </w:rPr>
+        <w:t xml:space="preserve">A revision raises overall validation accuracy from </w:t>
+      </w:r>
+      <w:r>
+        <w:rPr>
+          <w:b/>
+        </w:rPr>
+        <w:t>80%</w:t>
+      </w:r>
+      <w:r>
+        <w:rPr>
+          <w:b w:val="0"/>
+        </w:rPr>
+        <w:t xml:space="preserve"> to 84% but lowers dim-light accuracy from </w:t>
+      </w:r>
+      <w:r>
+        <w:rPr>
+          <w:b/>
+        </w:rPr>
+        <w:t>60%</w:t>
+      </w:r>
+      <w:r>
+        <w:rPr>
+          <w:b w:val="0"/>
+        </w:rPr>
+        <w:t xml:space="preserve"> to 40%. How should the improvement claim change?</w:t>
+      </w:r>
+    </w:p>
+    <w:p>
+      <w:pPr>
+        <w:pStyle w:val="Heading3"/>
+      </w:pPr>
+      <w:r>
         <w:t>Expected independent answer</w:t>
       </w:r>
     </w:p>
     <w:p>
-      <w:r>
-        <w:t>Report both results with counts and evaluate against intended-use criteria. The overall gain does not justify hiding the subgroup regression; investigate or limit use.</w:t>
+      <w:pPr>
+        <w:pStyle w:val="Heading3"/>
+      </w:pPr>
+      <w:r>
+        <w:t>Teacher key · Expected independent answer</w:t>
+      </w:r>
+    </w:p>
+    <w:p>
+      <w:pPr>
+        <w:spacing w:line="336" w:lineRule="auto" w:after="180"/>
+        <w:shd w:fill="F1F6FC"/>
+      </w:pPr>
+      <w:r>
+        <w:rPr>
+          <w:b w:val="0"/>
+        </w:rPr>
+        <w:t xml:space="preserve">Report both results with counts and evaluate against intended-use criteria. The overall gain does not justify hiding the subgroup </w:t>
+      </w:r>
+      <w:r>
+        <w:rPr>
+          <w:b/>
+        </w:rPr>
+        <w:t>regression</w:t>
+      </w:r>
+      <w:r>
+        <w:rPr>
+          <w:b w:val="0"/>
+        </w:rPr>
+        <w:t>; investigate or limit use.</w:t>
       </w:r>
     </w:p>
     <w:p>
@@ -2441,8 +4109,25 @@
       </w:tr>
     </w:tbl>
     <w:p>
-      <w:r>
-        <w:t>Use 6/8 as a classroom checkpoint, with 2 required for both Result and Reasoning. This is a proposed teaching rule, not a validated certification threshold. Do not count a coached answer as independent mastery; correct unsafe or unsupported claims regardless of total.</w:t>
+      <w:pPr>
+        <w:spacing w:line="336" w:lineRule="auto" w:after="180"/>
+      </w:pPr>
+      <w:r>
+        <w:rPr>
+          <w:b w:val="0"/>
+        </w:rPr>
+        <w:t>Use 6/8 as a classroom checkpoint, with 2 required for both Result and Reasoning. This is a proposed teaching rule, not a validated certification threshold.</w:t>
+      </w:r>
+    </w:p>
+    <w:p>
+      <w:pPr>
+        <w:spacing w:line="336" w:lineRule="auto" w:after="180"/>
+      </w:pPr>
+      <w:r>
+        <w:rPr>
+          <w:b w:val="0"/>
+        </w:rPr>
+        <w:t>Do not count a coached answer as independent mastery; correct unsafe or unsupported claims regardless of total.</w:t>
       </w:r>
     </w:p>
     <w:p>
@@ -2454,8 +4139,26 @@
       </w:r>
     </w:p>
     <w:p>
-      <w:r>
-        <w:t>Ask the learner to find the evidence that challenges this claim: “Any increase in overall accuracy counts as improvement for every user and condition.” Keep the first attempt and an uncoached retry separate.</w:t>
+      <w:pPr>
+        <w:spacing w:line="336" w:lineRule="auto" w:after="180"/>
+      </w:pPr>
+      <w:r>
+        <w:rPr>
+          <w:b w:val="0"/>
+        </w:rPr>
+        <w:t xml:space="preserve">Ask the learner to find the </w:t>
+      </w:r>
+      <w:r>
+        <w:rPr>
+          <w:b/>
+        </w:rPr>
+        <w:t>evidence</w:t>
+      </w:r>
+      <w:r>
+        <w:rPr>
+          <w:b w:val="0"/>
+        </w:rPr>
+        <w:t xml:space="preserve"> that challenges this claim: “Any increase in overall accuracy counts as improvement for every user and condition.” Keep the first attempt and an uncoached retry separate.</w:t>
       </w:r>
     </w:p>
     <w:p>
@@ -2467,15 +4170,54 @@
       </w:r>
     </w:p>
     <w:p>
-      <w:r>
-        <w:t>No. Reevaluate both versions on the same declared validation cases, including the hard cases unless an independently justified exclusion applies to both. Record exact changes and per-case predictions, then evaluate the selected version on untouched final data.</w:t>
-      </w:r>
-    </w:p>
-    <w:p>
       <w:pPr>
         <w:pStyle w:val="Heading3"/>
       </w:pPr>
       <w:r>
+        <w:t>Teacher key · Original transfer answer</w:t>
+      </w:r>
+    </w:p>
+    <w:p>
+      <w:pPr>
+        <w:spacing w:line="336" w:lineRule="auto" w:after="180"/>
+        <w:shd w:fill="F1F6FC"/>
+      </w:pPr>
+      <w:r>
+        <w:rPr>
+          <w:b w:val="0"/>
+        </w:rPr>
+        <w:t>No. Reevaluate both versions on the same declared validation cases, including the hard cases unless an independently justified exclusion applies to both.</w:t>
+      </w:r>
+    </w:p>
+    <w:p>
+      <w:pPr>
+        <w:spacing w:line="336" w:lineRule="auto" w:after="180"/>
+        <w:shd w:fill="F1F6FC"/>
+      </w:pPr>
+      <w:r>
+        <w:rPr>
+          <w:b w:val="0"/>
+        </w:rPr>
+        <w:t xml:space="preserve">Record exact changes and per-case </w:t>
+      </w:r>
+      <w:r>
+        <w:rPr>
+          <w:b/>
+        </w:rPr>
+        <w:t>prediction</w:t>
+      </w:r>
+      <w:r>
+        <w:rPr>
+          <w:b w:val="0"/>
+        </w:rPr>
+        <w:t>s, then evaluate the selected version on untouched final data.</w:t>
+      </w:r>
+    </w:p>
+    <w:p>
+      <w:pPr>
+        <w:pStyle w:val="Heading3"/>
+      </w:pPr>
+      <w:r>
         <w:t>Explanations for the additional workbook examples</w:t>
       </w:r>
     </w:p>
@@ -2488,12 +4230,42 @@
       </w:r>
     </w:p>
     <w:p>
-      <w:r>
+      <w:pPr>
+        <w:pStyle w:val="Heading3"/>
+      </w:pPr>
+      <w:r>
+        <w:t>Workbook question · W1</w:t>
+      </w:r>
+    </w:p>
+    <w:p>
+      <w:pPr>
+        <w:spacing w:line="336" w:lineRule="auto" w:after="180"/>
+        <w:shd w:fill="F5F1FB"/>
+      </w:pPr>
+      <w:r>
+        <w:rPr>
+          <w:b w:val="0"/>
+        </w:rPr>
         <w:t>Compute the worked candidate metrics and baseline accuracy.</w:t>
       </w:r>
     </w:p>
     <w:p>
-      <w:r>
+      <w:pPr>
+        <w:pStyle w:val="Heading3"/>
+      </w:pPr>
+      <w:r>
+        <w:t>Teacher reasoning · W1</w:t>
+      </w:r>
+    </w:p>
+    <w:p>
+      <w:pPr>
+        <w:spacing w:line="336" w:lineRule="auto" w:after="180"/>
+        <w:shd w:fill="F1F6FC"/>
+      </w:pPr>
+      <w:r>
+        <w:rPr>
+          <w:b w:val="0"/>
+        </w:rPr>
         <w:t>Teacher explanation: Candidate accuracy 9/12=75 percent, precision 2/3, recall 2/4; baseline 8/12 about 66.7 percent, with all four blocked cases missed.</w:t>
       </w:r>
     </w:p>
@@ -2506,12 +4278,42 @@
       </w:r>
     </w:p>
     <w:p>
-      <w:r>
+      <w:pPr>
+        <w:pStyle w:val="Heading3"/>
+      </w:pPr>
+      <w:r>
+        <w:t>Workbook question · W2</w:t>
+      </w:r>
+    </w:p>
+    <w:p>
+      <w:pPr>
+        <w:spacing w:line="336" w:lineRule="auto" w:after="180"/>
+        <w:shd w:fill="F5F1FB"/>
+      </w:pPr>
+      <w:r>
+        <w:rPr>
+          <w:b w:val="0"/>
+        </w:rPr>
         <w:t>What does the one-correct-case improvement establish?</w:t>
       </w:r>
     </w:p>
     <w:p>
-      <w:r>
+      <w:pPr>
+        <w:pStyle w:val="Heading3"/>
+      </w:pPr>
+      <w:r>
+        <w:t>Teacher reasoning · W2</w:t>
+      </w:r>
+    </w:p>
+    <w:p>
+      <w:pPr>
+        <w:spacing w:line="336" w:lineRule="auto" w:after="180"/>
+        <w:shd w:fill="F1F6FC"/>
+      </w:pPr>
+      <w:r>
+        <w:rPr>
+          <w:b w:val="0"/>
+        </w:rPr>
         <w:t>Teacher explanation: It establishes a difference on these 12 examples under the saved procedure, not reliable improvement for every future population.</w:t>
       </w:r>
     </w:p>
@@ -2524,30 +4326,102 @@
       </w:r>
     </w:p>
     <w:p>
-      <w:r>
+      <w:pPr>
+        <w:pStyle w:val="Heading3"/>
+      </w:pPr>
+      <w:r>
+        <w:t>Workbook question · W3</w:t>
+      </w:r>
+    </w:p>
+    <w:p>
+      <w:pPr>
+        <w:spacing w:line="336" w:lineRule="auto" w:after="180"/>
+        <w:shd w:fill="F5F1FB"/>
+      </w:pPr>
+      <w:r>
+        <w:rPr>
+          <w:b w:val="0"/>
+        </w:rPr>
         <w:t>A threshold changes after test errors are read. Label its score on the same rows.</w:t>
       </w:r>
     </w:p>
     <w:p>
-      <w:r>
-        <w:t>Teacher explanation: Post-test development or reused-test evidence for the revised version, not an untouched final test.</w:t>
-      </w:r>
-    </w:p>
-    <w:p>
       <w:pPr>
         <w:pStyle w:val="Heading3"/>
       </w:pPr>
       <w:r>
+        <w:t>Teacher reasoning · W3</w:t>
+      </w:r>
+    </w:p>
+    <w:p>
+      <w:pPr>
+        <w:spacing w:line="336" w:lineRule="auto" w:after="180"/>
+        <w:shd w:fill="F1F6FC"/>
+      </w:pPr>
+      <w:r>
+        <w:rPr>
+          <w:b w:val="0"/>
+        </w:rPr>
+        <w:t xml:space="preserve">Teacher explanation: Post-test development or reused-test </w:t>
+      </w:r>
+      <w:r>
+        <w:rPr>
+          <w:b/>
+        </w:rPr>
+        <w:t>evidence</w:t>
+      </w:r>
+      <w:r>
+        <w:rPr>
+          <w:b w:val="0"/>
+        </w:rPr>
+        <w:t xml:space="preserve"> for the revised version, not an untouched final test.</w:t>
+      </w:r>
+    </w:p>
+    <w:p>
+      <w:pPr>
+        <w:pStyle w:val="Heading3"/>
+      </w:pPr>
+      <w:r>
         <w:t>W4 Apply independently</w:t>
       </w:r>
     </w:p>
     <w:p>
-      <w:r>
+      <w:pPr>
+        <w:pStyle w:val="Heading3"/>
+      </w:pPr>
+      <w:r>
+        <w:t>Workbook question · W4</w:t>
+      </w:r>
+    </w:p>
+    <w:p>
+      <w:pPr>
+        <w:spacing w:line="336" w:lineRule="auto" w:after="180"/>
+        <w:shd w:fill="F5F1FB"/>
+      </w:pPr>
+      <w:r>
+        <w:rPr>
+          <w:b w:val="0"/>
+        </w:rPr>
         <w:t>Frozen candidate[[6, 2],[1, 3]] and baseline[[8, 0],[4, 0]] on 12 cases. Compute candidate metrics and compare error types.</w:t>
       </w:r>
     </w:p>
     <w:p>
-      <w:r>
+      <w:pPr>
+        <w:pStyle w:val="Heading3"/>
+      </w:pPr>
+      <w:r>
+        <w:t>Teacher reasoning · W4</w:t>
+      </w:r>
+    </w:p>
+    <w:p>
+      <w:pPr>
+        <w:spacing w:line="336" w:lineRule="auto" w:after="180"/>
+        <w:shd w:fill="F1F6FC"/>
+      </w:pPr>
+      <w:r>
+        <w:rPr>
+          <w:b w:val="0"/>
+        </w:rPr>
         <w:t>Teacher explanation: Candidate accuracy 9/12=75 percent, precision 3/5=60 percent, recall 3/4=75 percent. Baseline FP 0 FN 4 versus candidate FP 2 FN 1; baseline accuracy 8/12.</w:t>
       </w:r>
     </w:p>
@@ -2560,25 +4434,94 @@
       </w:r>
     </w:p>
     <w:p>
-      <w:r>
+      <w:pPr>
+        <w:pStyle w:val="Heading3"/>
+      </w:pPr>
+      <w:r>
+        <w:t>Workbook question · W5</w:t>
+      </w:r>
+    </w:p>
+    <w:p>
+      <w:pPr>
+        <w:spacing w:line="336" w:lineRule="auto" w:after="180"/>
+        <w:shd w:fill="F5F1FB"/>
+      </w:pPr>
+      <w:r>
+        <w:rPr>
+          <w:b w:val="0"/>
+        </w:rPr>
         <w:t>What must remain visible when version 2 is proposed without a fresh test?</w:t>
       </w:r>
     </w:p>
     <w:p>
-      <w:r>
-        <w:t>Teacher explanation: Version 1 frozen results, reason for change, reused-evidence status and the fact that version 2 has no new independent final evaluation.</w:t>
-      </w:r>
-    </w:p>
-    <w:p>
       <w:pPr>
         <w:pStyle w:val="Heading3"/>
       </w:pPr>
       <w:r>
+        <w:t>Teacher reasoning · W5</w:t>
+      </w:r>
+    </w:p>
+    <w:p>
+      <w:pPr>
+        <w:spacing w:line="336" w:lineRule="auto" w:after="180"/>
+        <w:shd w:fill="F1F6FC"/>
+      </w:pPr>
+      <w:r>
+        <w:rPr>
+          <w:b w:val="0"/>
+        </w:rPr>
+        <w:t>Teacher explanation: Version 1 frozen results, reason for change, reused-</w:t>
+      </w:r>
+      <w:r>
+        <w:rPr>
+          <w:b/>
+        </w:rPr>
+        <w:t>evidence status</w:t>
+      </w:r>
+      <w:r>
+        <w:rPr>
+          <w:b w:val="0"/>
+        </w:rPr>
+        <w:t xml:space="preserve"> and the fact that version 2 has no new independent </w:t>
+      </w:r>
+      <w:r>
+        <w:rPr>
+          <w:b/>
+        </w:rPr>
+        <w:t>final evaluation</w:t>
+      </w:r>
+      <w:r>
+        <w:rPr>
+          <w:b w:val="0"/>
+        </w:rPr>
+        <w:t>.</w:t>
+      </w:r>
+    </w:p>
+    <w:p>
+      <w:pPr>
+        <w:pStyle w:val="Heading3"/>
+      </w:pPr>
+      <w:r>
         <w:t>Assess independent transfer</w:t>
       </w:r>
     </w:p>
     <w:p>
-      <w:r>
+      <w:pPr>
+        <w:pStyle w:val="Heading3"/>
+      </w:pPr>
+      <w:r>
+        <w:t>Independent question · withhold the key</w:t>
+      </w:r>
+    </w:p>
+    <w:p>
+      <w:pPr>
+        <w:spacing w:line="336" w:lineRule="auto" w:after="180"/>
+        <w:shd w:fill="F5F1FB"/>
+      </w:pPr>
+      <w:r>
+        <w:rPr>
+          <w:b w:val="0"/>
+        </w:rPr>
         <w:t>Selected case: Frozen candidate[[6, 2],[1, 3]] and baseline[[8, 0],[4, 0]] on 12 cases. Compute candidate metrics and compare error types.</w:t>
       </w:r>
     </w:p>
@@ -2591,7 +4534,22 @@
       </w:r>
     </w:p>
     <w:p>
-      <w:r>
+      <w:pPr>
+        <w:pStyle w:val="Heading3"/>
+      </w:pPr>
+      <w:r>
+        <w:t>Teacher key · Selected case answer</w:t>
+      </w:r>
+    </w:p>
+    <w:p>
+      <w:pPr>
+        <w:spacing w:line="336" w:lineRule="auto" w:after="180"/>
+        <w:shd w:fill="F1F6FC"/>
+      </w:pPr>
+      <w:r>
+        <w:rPr>
+          <w:b w:val="0"/>
+        </w:rPr>
         <w:t>Teacher explanation: Candidate accuracy 9/12=75 percent, precision 3/5=60 percent, recall 3/4=75 percent. Baseline FP 0 FN 4 versus candidate FP 2 FN 1; baseline accuracy 8/12.</w:t>
       </w:r>
     </w:p>
@@ -2698,21 +4656,77 @@
       </w:tr>
     </w:tbl>
     <w:p>
-      <w:r>
-        <w:t>Record each dimension as not yet, with support, or independent. Accept a valid alternative procedure with a defensible trace. Do not penalise an honestly recorded model failure if the learner correctly explains its evidence and limits.</w:t>
-      </w:r>
-    </w:p>
-    <w:p>
       <w:pPr>
         <w:pStyle w:val="Heading3"/>
       </w:pPr>
       <w:r>
+        <w:t>Teacher key · Selected case answer</w:t>
+      </w:r>
+    </w:p>
+    <w:p>
+      <w:pPr>
+        <w:spacing w:line="336" w:lineRule="auto" w:after="180"/>
+        <w:shd w:fill="F1F6FC"/>
+      </w:pPr>
+      <w:r>
+        <w:rPr>
+          <w:b w:val="0"/>
+        </w:rPr>
+        <w:t>Record each dimension as not yet, with support, or independent. Accept a valid alternative procedure with a defensible trace.</w:t>
+      </w:r>
+    </w:p>
+    <w:p>
+      <w:pPr>
+        <w:spacing w:line="336" w:lineRule="auto" w:after="180"/>
+        <w:shd w:fill="F1F6FC"/>
+      </w:pPr>
+      <w:r>
+        <w:rPr>
+          <w:b w:val="0"/>
+        </w:rPr>
+        <w:t xml:space="preserve">Do not penalise an honestly recorded model failure if the learner correctly explains its </w:t>
+      </w:r>
+      <w:r>
+        <w:rPr>
+          <w:b/>
+        </w:rPr>
+        <w:t>evidence</w:t>
+      </w:r>
+      <w:r>
+        <w:rPr>
+          <w:b w:val="0"/>
+        </w:rPr>
+        <w:t xml:space="preserve"> and limits.</w:t>
+      </w:r>
+    </w:p>
+    <w:p>
+      <w:pPr>
+        <w:pStyle w:val="Heading3"/>
+      </w:pPr>
+      <w:r>
         <w:t>Feedback that the learner uses</w:t>
       </w:r>
     </w:p>
     <w:p>
-      <w:r>
-        <w:t>Name the earliest unsupported step and give one action to repair it. Have the learner make that repair now and explain why. Then assess the relevant skill on a fresh, fully specified case. Confirm it was not previously practised with feedback; solve and check the new case before assigning it. A follow-up design prompt is a starting brief, not automatically an equivalent test.</w:t>
+      <w:pPr>
+        <w:spacing w:line="336" w:lineRule="auto" w:after="180"/>
+      </w:pPr>
+      <w:r>
+        <w:rPr>
+          <w:b w:val="0"/>
+        </w:rPr>
+        <w:t>Name the earliest unsupported step and give one action to repair it. Have the learner make that repair now and explain why. Then assess the relevant skill on a fresh, fully specified case.</w:t>
+      </w:r>
+    </w:p>
+    <w:p>
+      <w:pPr>
+        <w:spacing w:line="336" w:lineRule="auto" w:after="180"/>
+      </w:pPr>
+      <w:r>
+        <w:rPr>
+          <w:b w:val="0"/>
+        </w:rPr>
+        <w:t>Confirm it was not previously practised with feedback; solve and check the new case before assigning it. A follow-up design prompt is a starting brief, not automatically an equivalent test.</w:t>
       </w:r>
     </w:p>
     <w:p>
@@ -2724,11 +4738,62 @@
       </w:r>
     </w:p>
     <w:p>
+      <w:r>
+        <w:t>Connect Capstone Train, Analyze, Improve to Responsible Plant Classifier, adapt support and plan a later changed-case check.</w:t>
+      </w:r>
+    </w:p>
+    <w:p>
       <w:pPr>
         <w:pStyle w:val="Heading3"/>
       </w:pPr>
       <w:r>
-        <w:t>Connect and extend learning</w:t>
+        <w:t>Responsible Plant Classifier</w:t>
+      </w:r>
+    </w:p>
+    <w:p>
+      <w:pPr>
+        <w:spacing w:line="336" w:lineRule="auto" w:after="180"/>
+      </w:pPr>
+      <w:r>
+        <w:rPr>
+          <w:b w:val="0"/>
+        </w:rPr>
+        <w:t>Finalize the Plant Classifier experiment record, confusion matrix, subgroup table, model card, and honest remaining-limit statement.</w:t>
+      </w:r>
+    </w:p>
+    <w:p>
+      <w:pPr>
+        <w:spacing w:line="336" w:lineRule="auto" w:after="180"/>
+      </w:pPr>
+      <w:r>
+        <w:rPr>
+          <w:b w:val="0"/>
+        </w:rPr>
+        <w:t xml:space="preserve">Keep the decision, </w:t>
+      </w:r>
+      <w:r>
+        <w:rPr>
+          <w:b/>
+        </w:rPr>
+        <w:t>input</w:t>
+      </w:r>
+      <w:r>
+        <w:rPr>
+          <w:b w:val="0"/>
+        </w:rPr>
+        <w:t xml:space="preserve">, result, explanation and remaining limitation in the project </w:t>
+      </w:r>
+      <w:r>
+        <w:rPr>
+          <w:b/>
+        </w:rPr>
+        <w:t>evidence</w:t>
+      </w:r>
+      <w:r>
+        <w:rPr>
+          <w:b w:val="0"/>
+        </w:rPr>
+        <w:t xml:space="preserve"> record. Retrieve this record next week rather than restarting the project.</w:t>
       </w:r>
     </w:p>
     <w:p>
@@ -2736,17 +4801,18 @@
         <w:pStyle w:val="Heading3"/>
       </w:pPr>
       <w:r>
-        <w:t>Responsible Plant Classifier</w:t>
-      </w:r>
-    </w:p>
-    <w:p>
-      <w:r>
-        <w:t>Finalize the Plant Classifier experiment record, confusion matrix, subgroup table, model card, and honest remaining-limit statement.</w:t>
-      </w:r>
-    </w:p>
-    <w:p>
-      <w:r>
-        <w:t>Keep the decision, input, result, explanation and remaining limitation in the project evidence record. Retrieve this record next week rather than restarting the project.</w:t>
+        <w:t>Support and stretch</w:t>
+      </w:r>
+    </w:p>
+    <w:p>
+      <w:pPr>
+        <w:spacing w:line="336" w:lineRule="auto" w:after="180"/>
+      </w:pPr>
+      <w:r>
+        <w:rPr>
+          <w:b w:val="0"/>
+        </w:rPr>
+        <w:t>Use a tiny labelled dataset, explicit units and a named positive class. Stretch: require a baseline, held-out evaluation and subgroup or shifted-condition analysis with denominators.</w:t>
       </w:r>
     </w:p>
     <w:p>
@@ -2754,12 +4820,30 @@
         <w:pStyle w:val="Heading3"/>
       </w:pPr>
       <w:r>
-        <w:t>Support and stretch</w:t>
-      </w:r>
-    </w:p>
-    <w:p>
-      <w:r>
-        <w:t>Use a tiny labelled dataset, explicit units and a named positive class. Stretch: require a baseline, held-out evaluation and subgroup or shifted-condition analysis with denominators.</w:t>
+        <w:t>Exit reflection</w:t>
+      </w:r>
+    </w:p>
+    <w:p>
+      <w:pPr>
+        <w:spacing w:line="336" w:lineRule="auto" w:after="180"/>
+      </w:pPr>
+      <w:r>
+        <w:rPr>
+          <w:b w:val="0"/>
+        </w:rPr>
+        <w:t xml:space="preserve">Ask for one decision the learner can now justify and one situation requiring more </w:t>
+      </w:r>
+      <w:r>
+        <w:rPr>
+          <w:b/>
+        </w:rPr>
+        <w:t>evidence</w:t>
+      </w:r>
+      <w:r>
+        <w:rPr>
+          <w:b w:val="0"/>
+        </w:rPr>
+        <w:t xml:space="preserve"> or human review. Confidence ratings are separate from correct independent performance.</w:t>
       </w:r>
     </w:p>
     <w:p>
@@ -2767,12 +4851,30 @@
         <w:pStyle w:val="Heading3"/>
       </w:pPr>
       <w:r>
-        <w:t>Exit reflection</w:t>
-      </w:r>
-    </w:p>
-    <w:p>
-      <w:r>
-        <w:t>Ask for one decision the learner can now justify and one situation requiring more evidence or human review. Confidence ratings are separate from correct independent performance.</w:t>
+        <w:t>Bridge to the next week</w:t>
+      </w:r>
+    </w:p>
+    <w:p>
+      <w:pPr>
+        <w:spacing w:line="336" w:lineRule="auto" w:after="180"/>
+      </w:pPr>
+      <w:r>
+        <w:rPr>
+          <w:b w:val="0"/>
+        </w:rPr>
+        <w:t xml:space="preserve">Next: Week 36: ML Builder Expo. Retrieve today’s </w:t>
+      </w:r>
+      <w:r>
+        <w:rPr>
+          <w:b/>
+        </w:rPr>
+        <w:t>evidence</w:t>
+      </w:r>
+      <w:r>
+        <w:rPr>
+          <w:b w:val="0"/>
+        </w:rPr>
+        <w:t xml:space="preserve"> and identify what carries forward and what is new.</w:t>
       </w:r>
     </w:p>
     <w:p>
@@ -2780,12 +4882,121 @@
         <w:pStyle w:val="Heading3"/>
       </w:pPr>
       <w:r>
-        <w:t>Bridge to the next week</w:t>
-      </w:r>
-    </w:p>
-    <w:p>
-      <w:r>
-        <w:t>Next: Week 36: ML Builder Expo. Retrieve today’s evidence and identify what carries forward and what is new.</w:t>
+        <w:t>Support and fresh reassessment</w:t>
+      </w:r>
+    </w:p>
+    <w:p>
+      <w:pPr>
+        <w:spacing w:line="336" w:lineRule="auto" w:after="180"/>
+      </w:pPr>
+      <w:r>
+        <w:rPr>
+          <w:b w:val="0"/>
+        </w:rPr>
+        <w:t xml:space="preserve">Provide a blank </w:t>
+      </w:r>
+      <w:r>
+        <w:rPr>
+          <w:b/>
+        </w:rPr>
+        <w:t>evidence</w:t>
+      </w:r>
+      <w:r>
+        <w:rPr>
+          <w:b w:val="0"/>
+        </w:rPr>
+        <w:t xml:space="preserve"> table and allow a verbal explanation before writing. Highlight the given conditions without supplying the W 4 conclusion. Use </w:t>
+      </w:r>
+      <w:r>
+        <w:rPr>
+          <w:b/>
+        </w:rPr>
+        <w:t>final evaluation</w:t>
+      </w:r>
+      <w:r>
+        <w:rPr>
+          <w:b w:val="0"/>
+        </w:rPr>
+        <w:t xml:space="preserve"> and </w:t>
+      </w:r>
+      <w:r>
+        <w:rPr>
+          <w:b/>
+        </w:rPr>
+        <w:t>error audit</w:t>
+      </w:r>
+      <w:r>
+        <w:rPr>
+          <w:b w:val="0"/>
+        </w:rPr>
+        <w:t xml:space="preserve"> in full sentences.</w:t>
+      </w:r>
+    </w:p>
+    <w:p>
+      <w:pPr>
+        <w:spacing w:line="336" w:lineRule="auto" w:after="180"/>
+      </w:pPr>
+      <w:r>
+        <w:rPr>
+          <w:b w:val="0"/>
+        </w:rPr>
+        <w:t>Extension: alter one condition in the worked example and explain which conclusion changes and which remains supported.</w:t>
+      </w:r>
+    </w:p>
+    <w:p>
+      <w:pPr>
+        <w:spacing w:line="336" w:lineRule="auto" w:after="180"/>
+      </w:pPr>
+      <w:r>
+        <w:rPr>
+          <w:b w:val="0"/>
+        </w:rPr>
+        <w:t>For independent W 4, require: Candidate accuracy 9/12=75 percent, precision 3/5=60 percent, recall 3/4=75 percent. Baseline FP 0 FN 4 versus candidate FP 2 FN 1; baseline accuracy 8/12.</w:t>
+      </w:r>
+    </w:p>
+    <w:p>
+      <w:pPr>
+        <w:spacing w:line="336" w:lineRule="auto" w:after="180"/>
+      </w:pPr>
+      <w:r>
+        <w:rPr>
+          <w:b w:val="0"/>
+        </w:rPr>
+        <w:t>Fresh retry candidate[[5, 1],[2, 2]] on 10 cases: accuracy 7/10, precision 2/3, recall 2/4. Require a test-status statement before any proposed tuning. Mark each criterion as independent, supported or not yet demonstrated.</w:t>
+      </w:r>
+    </w:p>
+    <w:p>
+      <w:pPr>
+        <w:spacing w:line="336" w:lineRule="auto" w:after="180"/>
+      </w:pPr>
+      <w:r>
+        <w:rPr>
+          <w:b w:val="0"/>
+        </w:rPr>
+        <w:t>Reassess the reasoning after feedback; do not replace the first attempt silently.</w:t>
+      </w:r>
+    </w:p>
+    <w:p>
+      <w:pPr>
+        <w:spacing w:line="336" w:lineRule="auto" w:after="180"/>
+      </w:pPr>
+      <w:r>
+        <w:rPr>
+          <w:b w:val="0"/>
+        </w:rPr>
+        <w:t xml:space="preserve">Next week: Machine learning project defense. Carry forward the saved </w:t>
+      </w:r>
+      <w:r>
+        <w:rPr>
+          <w:b/>
+        </w:rPr>
+        <w:t>evidence</w:t>
+      </w:r>
+      <w:r>
+        <w:rPr>
+          <w:b w:val="0"/>
+        </w:rPr>
+        <w:t xml:space="preserve"> and the distinction between development choices and justified claims.</w:t>
       </w:r>
     </w:p>
     <w:p>
@@ -2793,40 +5004,40 @@
         <w:pStyle w:val="Heading3"/>
       </w:pPr>
       <w:r>
-        <w:t>Support and fresh reassessment</w:t>
-      </w:r>
-    </w:p>
-    <w:p>
-      <w:r>
-        <w:t>Provide a blank evidence table and allow a verbal explanation before writing. Highlight the given conditions without supplying the W 4 conclusion. Use final evaluation and error audit in full sentences. Extension: alter one condition in the worked example and explain which conclusion changes and which remains supported.</w:t>
-      </w:r>
-    </w:p>
-    <w:p>
-      <w:r>
-        <w:t>For independent W 4, require: Candidate accuracy 9/12=75 percent, precision 3/5=60 percent, recall 3/4=75 percent. Baseline FP 0 FN 4 versus candidate FP 2 FN 1; baseline accuracy 8/12. Fresh retry candidate[[5, 1],[2, 2]] on 10 cases: accuracy 7/10, precision 2/3, recall 2/4. Require a test-status statement before any proposed tuning. Mark each criterion as independent, supported or not yet demonstrated. Reassess the reasoning after feedback; do not replace the first attempt silently.</w:t>
-      </w:r>
-    </w:p>
-    <w:p>
-      <w:r>
-        <w:t>Next week: Machine learning project defense. Carry forward the saved evidence and the distinction between development choices and justified claims.</w:t>
-      </w:r>
-    </w:p>
-    <w:p>
-      <w:pPr>
-        <w:pStyle w:val="Heading3"/>
-      </w:pPr>
-      <w:r>
         <w:t>Plan the delayed return</w:t>
       </w:r>
     </w:p>
     <w:p>
-      <w:r>
+      <w:pPr>
+        <w:spacing w:line="336" w:lineRule="auto" w:after="180"/>
+      </w:pPr>
+      <w:r>
+        <w:rPr>
+          <w:b w:val="0"/>
+        </w:rPr>
         <w:t>Suggested return points in this level: ai-4/36. Use actual classroom dates, adjusting for holidays and gaps. One, three and six teaching weeks are scheduling choices, not a claimed optimal spacing.</w:t>
       </w:r>
     </w:p>
     <w:p>
-      <w:r>
-        <w:t>At a delayed check, ask for the idea from memory and a changed application. Compare with the earlier independent response and record support used. For a new level, revisit the previous capstone before checking the new prerequisites.</w:t>
+      <w:pPr>
+        <w:spacing w:line="336" w:lineRule="auto" w:after="180"/>
+      </w:pPr>
+      <w:r>
+        <w:rPr>
+          <w:b w:val="0"/>
+        </w:rPr>
+        <w:t>At a delayed check, ask for the idea from memory and a changed application. Compare with the earlier independent response and record support used.</w:t>
+      </w:r>
+    </w:p>
+    <w:p>
+      <w:pPr>
+        <w:spacing w:line="336" w:lineRule="auto" w:after="180"/>
+      </w:pPr>
+      <w:r>
+        <w:rPr>
+          <w:b w:val="0"/>
+        </w:rPr>
+        <w:t>For a new level, revisit the previous capstone before checking the new prerequisites.</w:t>
       </w:r>
     </w:p>
     <w:tbl>
@@ -2986,8 +5197,26 @@
       </w:tr>
     </w:tbl>
     <w:p>
-      <w:r>
-        <w:t>Use the evidence to choose reteaching or the next step. A completed page, confidence rating or attractive project does not by itself demonstrate understanding.</w:t>
+      <w:pPr>
+        <w:spacing w:line="336" w:lineRule="auto" w:after="180"/>
+      </w:pPr>
+      <w:r>
+        <w:rPr>
+          <w:b w:val="0"/>
+        </w:rPr>
+        <w:t xml:space="preserve">Use the </w:t>
+      </w:r>
+      <w:r>
+        <w:rPr>
+          <w:b/>
+        </w:rPr>
+        <w:t>evidence</w:t>
+      </w:r>
+      <w:r>
+        <w:rPr>
+          <w:b w:val="0"/>
+        </w:rPr>
+        <w:t xml:space="preserve"> to choose reteaching or the next step. A completed page, confidence rating or attractive project does not by itself demonstrate understanding.</w:t>
       </w:r>
     </w:p>
     <w:p>
@@ -2999,8 +5228,37 @@
       </w:r>
     </w:p>
     <w:p>
-      <w:r>
-        <w:t>For your Responsible Plant Classifier, save the input, procedure, observed result and limitation of this check. Label this worked example as practice; use a different, previously unreviewed case when checking independent understanding.</w:t>
+      <w:pPr>
+        <w:spacing w:line="336" w:lineRule="auto" w:after="180"/>
+      </w:pPr>
+      <w:r>
+        <w:rPr>
+          <w:b w:val="0"/>
+        </w:rPr>
+        <w:t xml:space="preserve">For your Responsible Plant Classifier, save the </w:t>
+      </w:r>
+      <w:r>
+        <w:rPr>
+          <w:b/>
+        </w:rPr>
+        <w:t>input</w:t>
+      </w:r>
+      <w:r>
+        <w:rPr>
+          <w:b w:val="0"/>
+        </w:rPr>
+        <w:t>, procedure, observed result and limitation of this check.</w:t>
+      </w:r>
+    </w:p>
+    <w:p>
+      <w:pPr>
+        <w:spacing w:line="336" w:lineRule="auto" w:after="180"/>
+      </w:pPr>
+      <w:r>
+        <w:rPr>
+          <w:b w:val="0"/>
+        </w:rPr>
+        <w:t>Label this worked example as practice; use a different, previously unreviewed case when checking independent understanding.</w:t>
       </w:r>
     </w:p>
     <w:p>
@@ -3013,12 +5271,62 @@
     </w:p>
     <w:p>
       <w:r>
-        <w:t>Teaching target: Run a frozen final evaluation with complete accounting</w:t>
-      </w:r>
-    </w:p>
-    <w:p>
-      <w:r>
-        <w:t>Prepare the labelled worked-case picture, the matching workbook, fictional input cards and a place for individual responses. Check a local Python 3 environment before class; have a paper-trace version ready.</w:t>
+        <w:t>Use this preparation summary alongside the detailed Capstone Train, Analyze, Improve lesson; it is a checklist rather than a replacement for the full sequence.</w:t>
+      </w:r>
+    </w:p>
+    <w:p>
+      <w:pPr>
+        <w:pStyle w:val="Heading3"/>
+      </w:pPr>
+      <w:r>
+        <w:t>Teaching target</w:t>
+      </w:r>
+    </w:p>
+    <w:p>
+      <w:pPr>
+        <w:spacing w:line="336" w:lineRule="auto" w:after="180"/>
+        <w:shd w:fill="EDF7F3"/>
+      </w:pPr>
+      <w:r>
+        <w:rPr>
+          <w:b w:val="0"/>
+        </w:rPr>
+        <w:t xml:space="preserve">Teaching target: Run a frozen </w:t>
+      </w:r>
+      <w:r>
+        <w:rPr>
+          <w:b/>
+        </w:rPr>
+        <w:t>final evaluation</w:t>
+      </w:r>
+      <w:r>
+        <w:rPr>
+          <w:b w:val="0"/>
+        </w:rPr>
+        <w:t xml:space="preserve"> with complete accounting</w:t>
+      </w:r>
+    </w:p>
+    <w:p>
+      <w:pPr>
+        <w:spacing w:line="336" w:lineRule="auto" w:after="180"/>
+      </w:pPr>
+      <w:r>
+        <w:rPr>
+          <w:b w:val="0"/>
+        </w:rPr>
+        <w:t xml:space="preserve">Prepare the labelled worked-case picture, the matching workbook, fictional </w:t>
+      </w:r>
+      <w:r>
+        <w:rPr>
+          <w:b/>
+        </w:rPr>
+        <w:t>input</w:t>
+      </w:r>
+      <w:r>
+        <w:rPr>
+          <w:b w:val="0"/>
+        </w:rPr>
+        <w:t xml:space="preserve"> cards and a place for individual responses. Check a local Python 3 environment before class; have a paper-trace version ready.</w:t>
       </w:r>
     </w:p>
     <w:tbl>
@@ -3165,37 +5473,184 @@
       </w:tr>
     </w:tbl>
     <w:p>
-      <w:r>
+      <w:pPr>
+        <w:spacing w:line="336" w:lineRule="auto" w:after="180"/>
+        <w:shd w:fill="F5F1FB"/>
+      </w:pPr>
+      <w:r>
+        <w:rPr>
+          <w:b w:val="0"/>
+        </w:rPr>
         <w:t>Before class, solve the supported practice: What does the one-correct-case improvement establish?</w:t>
       </w:r>
     </w:p>
     <w:p>
-      <w:r>
+      <w:pPr>
+        <w:pStyle w:val="Heading3"/>
+      </w:pPr>
+      <w:r>
+        <w:t>Supported practice answer</w:t>
+      </w:r>
+    </w:p>
+    <w:p>
+      <w:pPr>
+        <w:spacing w:line="336" w:lineRule="auto" w:after="180"/>
+        <w:shd w:fill="F1F6FC"/>
+      </w:pPr>
+      <w:r>
+        <w:rPr>
+          <w:b w:val="0"/>
+        </w:rPr>
         <w:t>Reasoned practice answer: Teacher explanation: It establishes a difference on these 12 examples under the saved procedure, not reliable improvement for every future population.</w:t>
       </w:r>
     </w:p>
     <w:p>
-      <w:r>
-        <w:t>Check every learner before discussion: Use the worked case for Capstone evaluation and revision. Proposed explanation: “A final answer is enough”. Decide whether this explanation is supported. Point to the step or supplied fact that decides; explain your repair if needed.</w:t>
-      </w:r>
-    </w:p>
-    <w:p>
-      <w:r>
-        <w:t>Misconception repair: Ask for the relevant counts, units, procedure or saved record. For this week: Candidate accuracy 9/12=75 percent, precision 2/3, recall 2/4; baseline 8/12 about 66.7 percent, with all four blocked cases missed.</w:t>
-      </w:r>
-    </w:p>
-    <w:p>
-      <w:r>
-        <w:t>Support: read the exact case aloud, enlarge the labelled picture, supply input cards and model only the first deciding step. Accept a spoken explanation or drawing; retain the reasoning goal.</w:t>
-      </w:r>
-    </w:p>
-    <w:p>
-      <w:r>
-        <w:t>Extension: A revision fixes one miss but creates two extra false alarms. Require a prediction and a reason before comparing. Expected result: TP 5, FN 1, FP 3, TN 7 gives 12/16=75% accuracy and 5/6 recall. Reason: Recall rises while accuracy falls; the preferred revision depends on declared error consequences.</w:t>
-      </w:r>
-    </w:p>
-    <w:p>
-      <w:r>
+      <w:pPr>
+        <w:spacing w:line="336" w:lineRule="auto" w:after="180"/>
+      </w:pPr>
+      <w:r>
+        <w:rPr>
+          <w:b w:val="0"/>
+        </w:rPr>
+        <w:t>Check every learner before discussion: Use the worked case for Capstone evaluation and revision. Proposed explanation: “A final answer is enough”. Decide whether this explanation is supported.</w:t>
+      </w:r>
+    </w:p>
+    <w:p>
+      <w:pPr>
+        <w:spacing w:line="336" w:lineRule="auto" w:after="180"/>
+      </w:pPr>
+      <w:r>
+        <w:rPr>
+          <w:b w:val="0"/>
+        </w:rPr>
+        <w:t>Point to the step or supplied fact that decides; explain your repair if needed.</w:t>
+      </w:r>
+    </w:p>
+    <w:p>
+      <w:pPr>
+        <w:pStyle w:val="Heading3"/>
+      </w:pPr>
+      <w:r>
+        <w:t>Repair the misconception</w:t>
+      </w:r>
+    </w:p>
+    <w:p>
+      <w:pPr>
+        <w:spacing w:line="336" w:lineRule="auto" w:after="180"/>
+        <w:shd w:fill="FFF5E6"/>
+      </w:pPr>
+      <w:r>
+        <w:rPr>
+          <w:b w:val="0"/>
+        </w:rPr>
+        <w:t>Misconception repair: Ask for the relevant counts, units, procedure or saved record.</w:t>
+      </w:r>
+    </w:p>
+    <w:p>
+      <w:pPr>
+        <w:spacing w:line="336" w:lineRule="auto" w:after="180"/>
+        <w:shd w:fill="FFF5E6"/>
+      </w:pPr>
+      <w:r>
+        <w:rPr>
+          <w:b w:val="0"/>
+        </w:rPr>
+        <w:t>For this week: Candidate accuracy 9/12=75 percent, precision 2/3, recall 2/4; baseline 8/12 about 66.7 percent, with all four blocked cases missed.</w:t>
+      </w:r>
+    </w:p>
+    <w:p>
+      <w:pPr>
+        <w:pStyle w:val="Heading3"/>
+      </w:pPr>
+      <w:r>
+        <w:t>Support without giving away the answer</w:t>
+      </w:r>
+    </w:p>
+    <w:p>
+      <w:pPr>
+        <w:spacing w:line="336" w:lineRule="auto" w:after="180"/>
+        <w:shd w:fill="F1F6F8"/>
+      </w:pPr>
+      <w:r>
+        <w:rPr>
+          <w:b w:val="0"/>
+        </w:rPr>
+        <w:t xml:space="preserve">Support: read the exact case aloud, enlarge the labelled picture, supply </w:t>
+      </w:r>
+      <w:r>
+        <w:rPr>
+          <w:b/>
+        </w:rPr>
+        <w:t>input</w:t>
+      </w:r>
+      <w:r>
+        <w:rPr>
+          <w:b w:val="0"/>
+        </w:rPr>
+        <w:t xml:space="preserve"> cards and model only the first deciding step. Accept a spoken explanation or drawing; retain the reasoning goal.</w:t>
+      </w:r>
+    </w:p>
+    <w:p>
+      <w:pPr>
+        <w:pStyle w:val="Heading3"/>
+      </w:pPr>
+      <w:r>
+        <w:t>Extend the reasoning</w:t>
+      </w:r>
+    </w:p>
+    <w:p>
+      <w:pPr>
+        <w:spacing w:line="336" w:lineRule="auto" w:after="180"/>
+        <w:shd w:fill="F5F1FB"/>
+      </w:pPr>
+      <w:r>
+        <w:rPr>
+          <w:b w:val="0"/>
+        </w:rPr>
+        <w:t xml:space="preserve">Extension: A revision fixes one miss but creates two extra false alarms. Require a </w:t>
+      </w:r>
+      <w:r>
+        <w:rPr>
+          <w:b/>
+        </w:rPr>
+        <w:t>prediction</w:t>
+      </w:r>
+      <w:r>
+        <w:rPr>
+          <w:b w:val="0"/>
+        </w:rPr>
+        <w:t xml:space="preserve"> and a reason before comparing. Expected result: TP 5, FN 1, FP 3, TN 7 gives 12/16=75% accuracy and 5/6 recall.</w:t>
+      </w:r>
+    </w:p>
+    <w:p>
+      <w:pPr>
+        <w:spacing w:line="336" w:lineRule="auto" w:after="180"/>
+        <w:shd w:fill="F5F1FB"/>
+      </w:pPr>
+      <w:r>
+        <w:rPr>
+          <w:b w:val="0"/>
+        </w:rPr>
+        <w:t>Reason: Recall rises while accuracy falls; the preferred revision depends on declared error consequences.</w:t>
+      </w:r>
+    </w:p>
+    <w:p>
+      <w:pPr>
+        <w:pStyle w:val="Heading3"/>
+      </w:pPr>
+      <w:r>
+        <w:t>Protect the independent attempt</w:t>
+      </w:r>
+    </w:p>
+    <w:p>
+      <w:pPr>
+        <w:spacing w:line="336" w:lineRule="auto" w:after="180"/>
+        <w:shd w:fill="FFF5E6"/>
+      </w:pPr>
+      <w:r>
+        <w:rPr>
+          <w:b w:val="0"/>
+        </w:rPr>
         <w:t>Independent assessment: withhold the reserved answer until the learner has attempted the new case. Record support separately from correctness.</w:t>
       </w:r>
     </w:p>
@@ -3384,13 +5839,58 @@
       </w:tr>
     </w:tbl>
     <w:p>
-      <w:r>
-        <w:t>Project checkpoint: Present and defend. Demonstrate the system, explain one failure and justify the next improvement with evidence.</w:t>
-      </w:r>
-    </w:p>
-    <w:p>
-      <w:r>
-        <w:t>Use the weekly teacher answer for topic-specific reasoning. A saved progress tick is an activity record; judge mastery from the learner’s explanation and evidence.</w:t>
+      <w:pPr>
+        <w:pStyle w:val="Heading3"/>
+      </w:pPr>
+      <w:r>
+        <w:t>Project checkpoint</w:t>
+      </w:r>
+    </w:p>
+    <w:p>
+      <w:pPr>
+        <w:spacing w:line="336" w:lineRule="auto" w:after="180"/>
+        <w:shd w:fill="EDF7F3"/>
+      </w:pPr>
+      <w:r>
+        <w:rPr>
+          <w:b w:val="0"/>
+        </w:rPr>
+        <w:t xml:space="preserve">Project checkpoint: Present and defend. Demonstrate the system, explain one failure and justify the next improvement with </w:t>
+      </w:r>
+      <w:r>
+        <w:rPr>
+          <w:b/>
+        </w:rPr>
+        <w:t>evidence</w:t>
+      </w:r>
+      <w:r>
+        <w:rPr>
+          <w:b w:val="0"/>
+        </w:rPr>
+        <w:t>.</w:t>
+      </w:r>
+    </w:p>
+    <w:p>
+      <w:pPr>
+        <w:spacing w:line="336" w:lineRule="auto" w:after="180"/>
+      </w:pPr>
+      <w:r>
+        <w:rPr>
+          <w:b w:val="0"/>
+        </w:rPr>
+        <w:t xml:space="preserve">Use the weekly teacher answer for topic-specific reasoning. A saved progress tick is an activity record; judge mastery from the learner’s explanation and </w:t>
+      </w:r>
+      <w:r>
+        <w:rPr>
+          <w:b/>
+        </w:rPr>
+        <w:t>evidence</w:t>
+      </w:r>
+      <w:r>
+        <w:rPr>
+          <w:b w:val="0"/>
+        </w:rPr>
+        <w:t>.</w:t>
       </w:r>
     </w:p>
     <w:p>
@@ -3403,27 +5903,964 @@
     </w:p>
     <w:p>
       <w:r>
-        <w:t>Use the two formative questions as supported practice, not as independent mastery scores. Discuss the deciding evidence rather than accepting a guessed selection.</w:t>
-      </w:r>
-    </w:p>
-    <w:p>
-      <w:r>
+        <w:t>Use feedback, earlier review and portfolios purposefully. Apply the coding routine only when this lesson has an executable lab.</w:t>
+      </w:r>
+    </w:p>
+    <w:p>
+      <w:pPr>
+        <w:spacing w:line="336" w:lineRule="auto" w:after="180"/>
+      </w:pPr>
+      <w:r>
+        <w:rPr>
+          <w:b w:val="0"/>
+        </w:rPr>
+        <w:t xml:space="preserve">Use the two formative questions as supported practice, not as independent mastery scores. Discuss the deciding </w:t>
+      </w:r>
+      <w:r>
+        <w:rPr>
+          <w:b/>
+        </w:rPr>
+        <w:t>evidence</w:t>
+      </w:r>
+      <w:r>
+        <w:rPr>
+          <w:b w:val="0"/>
+        </w:rPr>
+        <w:t xml:space="preserve"> rather than accepting a guessed selection.</w:t>
+      </w:r>
+    </w:p>
+    <w:p>
+      <w:pPr>
+        <w:spacing w:line="336" w:lineRule="auto" w:after="180"/>
+      </w:pPr>
+      <w:r>
+        <w:rPr>
+          <w:b w:val="0"/>
+        </w:rPr>
         <w:t>The feedback comes from the reviewed public worked case. Do not reveal the separately reserved independent teacher answer until the learner has attempted that case.</w:t>
       </w:r>
     </w:p>
     <w:p>
-      <w:r>
-        <w:t>Ask students to predict before running code. Preserve errors and actual outputs; collect a changed test and an explanation. The branch-boundary and indexing lessons deliberately include failure cases.</w:t>
-      </w:r>
-    </w:p>
-    <w:p>
-      <w:r>
+      <w:pPr>
+        <w:pStyle w:val="Heading3"/>
+      </w:pPr>
+      <w:r>
+        <w:t>For later coding lessons</w:t>
+      </w:r>
+    </w:p>
+    <w:p>
+      <w:r>
+        <w:t>This week has no code block. Use this routine when a later lesson includes an executable lab.</w:t>
+      </w:r>
+    </w:p>
+    <w:p>
+      <w:pPr>
+        <w:spacing w:line="336" w:lineRule="auto" w:after="180"/>
+        <w:shd w:fill="F1F6F8"/>
+      </w:pPr>
+      <w:r>
+        <w:rPr>
+          <w:b w:val="0"/>
+        </w:rPr>
+        <w:t xml:space="preserve">Ask students to predict before running code. Preserve errors and actual </w:t>
+      </w:r>
+      <w:r>
+        <w:rPr>
+          <w:b/>
+        </w:rPr>
+        <w:t>output</w:t>
+      </w:r>
+      <w:r>
+        <w:rPr>
+          <w:b w:val="0"/>
+        </w:rPr>
+        <w:t>s; collect a changed test and an explanation. The branch-boundary and indexing lessons deliberately include failure cases.</w:t>
+      </w:r>
+    </w:p>
+    <w:p>
+      <w:pPr>
+        <w:spacing w:line="336" w:lineRule="auto" w:after="180"/>
+      </w:pPr>
+      <w:r>
+        <w:rPr>
+          <w:b w:val="0"/>
+        </w:rPr>
         <w:t>Use the earlier worked-explanation links to address a specific missing building block, then return to the current question. Adapt this suggestion after observing the learner; it is not an automatic diagnosis.</w:t>
       </w:r>
     </w:p>
     <w:p>
-      <w:r>
-        <w:t>Collect the completed-work portfolio as evidence. Record support separately from correctness, and assess explanation, trace/test and limitations. Progress ticks and quiz selections alone do not establish mastery.</w:t>
+      <w:pPr>
+        <w:spacing w:line="336" w:lineRule="auto" w:after="180"/>
+      </w:pPr>
+      <w:r>
+        <w:rPr>
+          <w:b w:val="0"/>
+        </w:rPr>
+        <w:t xml:space="preserve">Collect the completed-work portfolio as </w:t>
+      </w:r>
+      <w:r>
+        <w:rPr>
+          <w:b/>
+        </w:rPr>
+        <w:t>evidence</w:t>
+      </w:r>
+      <w:r>
+        <w:rPr>
+          <w:b w:val="0"/>
+        </w:rPr>
+        <w:t>. Record support separately from correctness, and assess explanation, trace/test and limitations. Progress ticks and quiz selections alone do not establish mastery.</w:t>
+      </w:r>
+    </w:p>
+    <w:p>
+      <w:pPr>
+        <w:pStyle w:val="Heading1"/>
+      </w:pPr>
+      <w:r>
+        <w:t>09. Visual concept journey</w:t>
+      </w:r>
+    </w:p>
+    <w:p>
+      <w:r>
+        <w:t>Show one Capstone Train, Analyze, Improve graphic at a time, request a prediction and discuss its trace before the independent assessment.</w:t>
+      </w:r>
+    </w:p>
+    <w:p>
+      <w:pPr>
+        <w:spacing w:line="336" w:lineRule="auto" w:after="180"/>
+      </w:pPr>
+      <w:r>
+        <w:rPr>
+          <w:b w:val="0"/>
+        </w:rPr>
+        <w:t xml:space="preserve">Use one picture at a time. Hide a worked result before asking for a </w:t>
+      </w:r>
+      <w:r>
+        <w:rPr>
+          <w:b/>
+        </w:rPr>
+        <w:t>prediction</w:t>
+      </w:r>
+      <w:r>
+        <w:rPr>
+          <w:b w:val="0"/>
+        </w:rPr>
+        <w:t>, then reveal it for feedback. These are supported teaching cases; retain the separate independent assessment for a fresh first attempt.</w:t>
+      </w:r>
+    </w:p>
+    <w:p>
+      <w:pPr>
+        <w:pStyle w:val="Heading3"/>
+      </w:pPr>
+      <w:r>
+        <w:t>01. Capstone Train, Analyze, Improve: the case</w:t>
+      </w:r>
+    </w:p>
+    <w:p>
+      <w:r>
+        <w:drawing>
+          <wp:inline xmlns:a="http://schemas.openxmlformats.org/drawingml/2006/main" xmlns:pic="http://schemas.openxmlformats.org/drawingml/2006/picture">
+            <wp:extent cx="5486400" cy="3142488"/>
+            <wp:docPr id="3" name="Picture 3" descr="Choose the next capstone revision from explicit false alarms and misses. Supplied facts: Positive=spotted. CandidateTP4, FN 2, FP 1, TN 9; baselineTP0, FN 6, FP 0, TN 10. Both evaluate the same16 cases. All inputs and outcomes in this worked example are invented classroom data; no real model run is claimed."/>
+            <wp:cNvGraphicFramePr>
+              <a:graphicFrameLocks noChangeAspect="1"/>
+            </wp:cNvGraphicFramePr>
+            <a:graphic>
+              <a:graphicData uri="http://schemas.openxmlformats.org/drawingml/2006/picture">
+                <pic:pic>
+                  <pic:nvPicPr>
+                    <pic:cNvPr id="0" name="academy-story-ai-4-35-01.png"/>
+                    <pic:cNvPicPr/>
+                  </pic:nvPicPr>
+                  <pic:blipFill>
+                    <a:blip r:embed="rId11"/>
+                    <a:stretch>
+                      <a:fillRect/>
+                    </a:stretch>
+                  </pic:blipFill>
+                  <pic:spPr>
+                    <a:xfrm>
+                      <a:off x="0" y="0"/>
+                      <a:ext cx="5486400" cy="3142488"/>
+                    </a:xfrm>
+                    <a:prstGeom prst="rect"/>
+                  </pic:spPr>
+                </pic:pic>
+              </a:graphicData>
+            </a:graphic>
+          </wp:inline>
+        </w:drawing>
+      </w:r>
+    </w:p>
+    <w:p>
+      <w:pPr>
+        <w:spacing w:line="336" w:lineRule="auto" w:after="180"/>
+      </w:pPr>
+      <w:r>
+        <w:rPr>
+          <w:b w:val="0"/>
+        </w:rPr>
+        <w:t>Choose the next capstone revision from explicit false alarms and misses. Supplied facts: Positive=spotted. CandidateTP4, FN 2, FP 1, TN 9; baselineTP0, FN 6, FP 0, TN 10. Both evaluate the same16 cases.</w:t>
+      </w:r>
+    </w:p>
+    <w:p>
+      <w:pPr>
+        <w:spacing w:line="336" w:lineRule="auto" w:after="180"/>
+      </w:pPr>
+      <w:r>
+        <w:rPr>
+          <w:b w:val="0"/>
+        </w:rPr>
+        <w:t xml:space="preserve">All </w:t>
+      </w:r>
+      <w:r>
+        <w:rPr>
+          <w:b/>
+        </w:rPr>
+        <w:t>input</w:t>
+      </w:r>
+      <w:r>
+        <w:rPr>
+          <w:b w:val="0"/>
+        </w:rPr>
+        <w:t>s and outcomes in this worked example are invented classroom data; no real model run is claimed.</w:t>
+      </w:r>
+    </w:p>
+    <w:p>
+      <w:pPr>
+        <w:spacing w:line="336" w:lineRule="auto" w:after="180"/>
+        <w:shd w:fill="F5F1FB"/>
+      </w:pPr>
+      <w:r>
+        <w:rPr>
+          <w:b w:val="0"/>
+        </w:rPr>
+        <w:t>Point to the given fact that matters most. Explain why it matters.</w:t>
+      </w:r>
+    </w:p>
+    <w:p>
+      <w:pPr>
+        <w:pStyle w:val="Heading3"/>
+      </w:pPr>
+      <w:r>
+        <w:t>Discuss while showing the picture</w:t>
+      </w:r>
+    </w:p>
+    <w:p>
+      <w:pPr>
+        <w:spacing w:line="336" w:lineRule="auto" w:after="180"/>
+        <w:shd w:fill="F1F6F8"/>
+      </w:pPr>
+      <w:r>
+        <w:rPr>
+          <w:b w:val="0"/>
+        </w:rPr>
+        <w:t>Teacher prompt: Point to the given fact that matters most. Explain why it matters. Ask learners to describe one label or arrow in ordinary words. Use the adjacent transcript if the image is difficult to see.</w:t>
+      </w:r>
+    </w:p>
+    <w:p>
+      <w:pPr>
+        <w:pStyle w:val="Heading3"/>
+      </w:pPr>
+      <w:r>
+        <w:t>02. Follow the deciding steps</w:t>
+      </w:r>
+    </w:p>
+    <w:p>
+      <w:r>
+        <w:drawing>
+          <wp:inline xmlns:a="http://schemas.openxmlformats.org/drawingml/2006/main" xmlns:pic="http://schemas.openxmlformats.org/drawingml/2006/picture">
+            <wp:extent cx="5486400" cy="3337560"/>
+            <wp:docPr id="4" name="Picture 4" descr="Compare accuracy: Candidate13/16=81.25%; baseline10/16=62.5%. → Compare detection: Candidate catches4/6 spotted leaves; baseline catches0/6. → Inspect errors: Review candidate’s two misses and one false alarm with conditions and label evidence before revising."/>
+            <wp:cNvGraphicFramePr>
+              <a:graphicFrameLocks noChangeAspect="1"/>
+            </wp:cNvGraphicFramePr>
+            <a:graphic>
+              <a:graphicData uri="http://schemas.openxmlformats.org/drawingml/2006/picture">
+                <pic:pic>
+                  <pic:nvPicPr>
+                    <pic:cNvPr id="0" name="academy-story-ai-4-35-02.png"/>
+                    <pic:cNvPicPr/>
+                  </pic:nvPicPr>
+                  <pic:blipFill>
+                    <a:blip r:embed="rId12"/>
+                    <a:stretch>
+                      <a:fillRect/>
+                    </a:stretch>
+                  </pic:blipFill>
+                  <pic:spPr>
+                    <a:xfrm>
+                      <a:off x="0" y="0"/>
+                      <a:ext cx="5486400" cy="3337560"/>
+                    </a:xfrm>
+                    <a:prstGeom prst="rect"/>
+                  </pic:spPr>
+                </pic:pic>
+              </a:graphicData>
+            </a:graphic>
+          </wp:inline>
+        </w:drawing>
+      </w:r>
+    </w:p>
+    <w:p>
+      <w:pPr>
+        <w:spacing w:line="336" w:lineRule="auto" w:after="180"/>
+      </w:pPr>
+      <w:r>
+        <w:rPr>
+          <w:b w:val="0"/>
+        </w:rPr>
+        <w:t xml:space="preserve">Compare accuracy: Candidate13/16=81.25%; baseline10/16=62.5%. → Compare detection: Candidate catches4/6 spotted leaves; baseline catches0/6. → Inspect errors: Review candidate’s two misses and one false alarm with conditions and label </w:t>
+      </w:r>
+      <w:r>
+        <w:rPr>
+          <w:b/>
+        </w:rPr>
+        <w:t>evidence</w:t>
+      </w:r>
+      <w:r>
+        <w:rPr>
+          <w:b w:val="0"/>
+        </w:rPr>
+        <w:t xml:space="preserve"> before revising.</w:t>
+      </w:r>
+    </w:p>
+    <w:p>
+      <w:pPr>
+        <w:spacing w:line="336" w:lineRule="auto" w:after="180"/>
+        <w:shd w:fill="F5F1FB"/>
+      </w:pPr>
+      <w:r>
+        <w:rPr>
+          <w:b w:val="0"/>
+        </w:rPr>
+        <w:t xml:space="preserve">Point to each numbered stage and explain which recorded </w:t>
+      </w:r>
+      <w:r>
+        <w:rPr>
+          <w:b/>
+        </w:rPr>
+        <w:t>input</w:t>
+      </w:r>
+      <w:r>
+        <w:rPr>
+          <w:b w:val="0"/>
+        </w:rPr>
+        <w:t xml:space="preserve"> it uses.</w:t>
+      </w:r>
+    </w:p>
+    <w:p>
+      <w:pPr>
+        <w:pStyle w:val="Heading3"/>
+      </w:pPr>
+      <w:r>
+        <w:t>Discuss while showing the picture</w:t>
+      </w:r>
+    </w:p>
+    <w:p>
+      <w:pPr>
+        <w:spacing w:line="336" w:lineRule="auto" w:after="180"/>
+        <w:shd w:fill="F1F6F8"/>
+      </w:pPr>
+      <w:r>
+        <w:rPr>
+          <w:b w:val="0"/>
+        </w:rPr>
+        <w:t xml:space="preserve">Teacher prompt: Point to each numbered stage and explain which recorded </w:t>
+      </w:r>
+      <w:r>
+        <w:rPr>
+          <w:b/>
+        </w:rPr>
+        <w:t>input</w:t>
+      </w:r>
+      <w:r>
+        <w:rPr>
+          <w:b w:val="0"/>
+        </w:rPr>
+        <w:t xml:space="preserve"> it uses. Ask learners to describe one label or arrow in ordinary words. Use the adjacent transcript if the image is difficult to see.</w:t>
+      </w:r>
+    </w:p>
+    <w:p>
+      <w:pPr>
+        <w:pStyle w:val="Heading3"/>
+      </w:pPr>
+      <w:r>
+        <w:t>03. Candidate, before revision</w:t>
+      </w:r>
+    </w:p>
+    <w:p>
+      <w:r>
+        <w:drawing>
+          <wp:inline xmlns:a="http://schemas.openxmlformats.org/drawingml/2006/main" xmlns:pic="http://schemas.openxmlformats.org/drawingml/2006/picture">
+            <wp:extent cx="5486400" cy="3096768"/>
+            <wp:docPr id="5" name="Picture 5" descr="Candidate, before revision. actual spotted: predicted spotted = 4, predicted healthy = 2. actual healthy: predicted spotted = 1, predicted healthy = 9."/>
+            <wp:cNvGraphicFramePr>
+              <a:graphicFrameLocks noChangeAspect="1"/>
+            </wp:cNvGraphicFramePr>
+            <a:graphic>
+              <a:graphicData uri="http://schemas.openxmlformats.org/drawingml/2006/picture">
+                <pic:pic>
+                  <pic:nvPicPr>
+                    <pic:cNvPr id="0" name="academy-story-ai-4-35-03.png"/>
+                    <pic:cNvPicPr/>
+                  </pic:nvPicPr>
+                  <pic:blipFill>
+                    <a:blip r:embed="rId13"/>
+                    <a:stretch>
+                      <a:fillRect/>
+                    </a:stretch>
+                  </pic:blipFill>
+                  <pic:spPr>
+                    <a:xfrm>
+                      <a:off x="0" y="0"/>
+                      <a:ext cx="5486400" cy="3096768"/>
+                    </a:xfrm>
+                    <a:prstGeom prst="rect"/>
+                  </pic:spPr>
+                </pic:pic>
+              </a:graphicData>
+            </a:graphic>
+          </wp:inline>
+        </w:drawing>
+      </w:r>
+    </w:p>
+    <w:p>
+      <w:pPr>
+        <w:spacing w:line="336" w:lineRule="auto" w:after="180"/>
+      </w:pPr>
+      <w:r>
+        <w:rPr>
+          <w:b w:val="0"/>
+        </w:rPr>
+        <w:t>Candidate, before revision. actual spotted: predicted spotted = 4, predicted healthy = 2. actual healthy: predicted spotted = 1, predicted healthy = 9.</w:t>
+      </w:r>
+    </w:p>
+    <w:p>
+      <w:pPr>
+        <w:spacing w:line="336" w:lineRule="auto" w:after="180"/>
+        <w:shd w:fill="F5F1FB"/>
+      </w:pPr>
+      <w:r>
+        <w:rPr>
+          <w:b w:val="0"/>
+        </w:rPr>
+        <w:t>Read the labels and values. Explain the relationship the model shows.</w:t>
+      </w:r>
+    </w:p>
+    <w:p>
+      <w:pPr>
+        <w:pStyle w:val="Heading3"/>
+      </w:pPr>
+      <w:r>
+        <w:t>Discuss while showing the picture</w:t>
+      </w:r>
+    </w:p>
+    <w:p>
+      <w:pPr>
+        <w:spacing w:line="336" w:lineRule="auto" w:after="180"/>
+        <w:shd w:fill="F1F6F8"/>
+      </w:pPr>
+      <w:r>
+        <w:rPr>
+          <w:b w:val="0"/>
+        </w:rPr>
+        <w:t>Teacher prompt: Read the labels and values. Explain the relationship the model shows. Ask learners to describe one label or arrow in ordinary words. Use the adjacent transcript if the image is difficult to see.</w:t>
+      </w:r>
+    </w:p>
+    <w:p>
+      <w:pPr>
+        <w:spacing w:line="336" w:lineRule="auto" w:after="180"/>
+        <w:shd w:fill="F1F6F8"/>
+      </w:pPr>
+      <w:r>
+        <w:rPr>
+          <w:b w:val="0"/>
+        </w:rPr>
+        <w:t>Check row/column meanings, units and denominators before discussing a difference. Supplied toy values are not real class or model results.</w:t>
+      </w:r>
+    </w:p>
+    <w:p>
+      <w:pPr>
+        <w:pStyle w:val="Heading3"/>
+      </w:pPr>
+      <w:r>
+        <w:t>04. Change one thing. Trace what follows.</w:t>
+      </w:r>
+    </w:p>
+    <w:p>
+      <w:r>
+        <w:drawing>
+          <wp:inline xmlns:a="http://schemas.openxmlformats.org/drawingml/2006/main" xmlns:pic="http://schemas.openxmlformats.org/drawingml/2006/picture">
+            <wp:extent cx="5486400" cy="3191256"/>
+            <wp:docPr id="6" name="Picture 6" descr="Original case: Review candidate’s two misses and one false alarm with conditions and label evidence before revising. Changed condition: A revision fixes one miss but creates two extra false alarms. Expected result: TP 5, FN 1, FP 3, TN 7 gives 12/16=75% accuracy and 5/6 recall. Reason: Recall rises while accuracy falls; the preferred revision depends on declared error consequences."/>
+            <wp:cNvGraphicFramePr>
+              <a:graphicFrameLocks noChangeAspect="1"/>
+            </wp:cNvGraphicFramePr>
+            <a:graphic>
+              <a:graphicData uri="http://schemas.openxmlformats.org/drawingml/2006/picture">
+                <pic:pic>
+                  <pic:nvPicPr>
+                    <pic:cNvPr id="0" name="academy-story-ai-4-35-04.png"/>
+                    <pic:cNvPicPr/>
+                  </pic:nvPicPr>
+                  <pic:blipFill>
+                    <a:blip r:embed="rId14"/>
+                    <a:stretch>
+                      <a:fillRect/>
+                    </a:stretch>
+                  </pic:blipFill>
+                  <pic:spPr>
+                    <a:xfrm>
+                      <a:off x="0" y="0"/>
+                      <a:ext cx="5486400" cy="3191256"/>
+                    </a:xfrm>
+                    <a:prstGeom prst="rect"/>
+                  </pic:spPr>
+                </pic:pic>
+              </a:graphicData>
+            </a:graphic>
+          </wp:inline>
+        </w:drawing>
+      </w:r>
+    </w:p>
+    <w:p>
+      <w:pPr>
+        <w:spacing w:line="336" w:lineRule="auto" w:after="180"/>
+      </w:pPr>
+      <w:r>
+        <w:rPr>
+          <w:b w:val="0"/>
+        </w:rPr>
+        <w:t xml:space="preserve">Original case: Review candidate’s two misses and one false alarm with conditions and label </w:t>
+      </w:r>
+      <w:r>
+        <w:rPr>
+          <w:b/>
+        </w:rPr>
+        <w:t>evidence</w:t>
+      </w:r>
+      <w:r>
+        <w:rPr>
+          <w:b w:val="0"/>
+        </w:rPr>
+        <w:t xml:space="preserve"> before revising. Changed condition: A revision fixes one miss but creates two extra false alarms.</w:t>
+      </w:r>
+    </w:p>
+    <w:p>
+      <w:pPr>
+        <w:spacing w:line="336" w:lineRule="auto" w:after="180"/>
+      </w:pPr>
+      <w:r>
+        <w:rPr>
+          <w:b w:val="0"/>
+        </w:rPr>
+        <w:t>Expected result: TP 5, FN 1, FP 3, TN 7 gives 12/16=75% accuracy and 5/6 recall. Reason: Recall rises while accuracy falls; the preferred revision depends on declared error consequences.</w:t>
+      </w:r>
+    </w:p>
+    <w:p>
+      <w:pPr>
+        <w:spacing w:line="336" w:lineRule="auto" w:after="180"/>
+        <w:shd w:fill="F5F1FB"/>
+      </w:pPr>
+      <w:r>
+        <w:rPr>
+          <w:b w:val="0"/>
+        </w:rPr>
+        <w:t>Predict before checking the worked changed-case result. Name what changed and what the supplied facts allow you to conclude.</w:t>
+      </w:r>
+    </w:p>
+    <w:p>
+      <w:pPr>
+        <w:pStyle w:val="Heading3"/>
+      </w:pPr>
+      <w:r>
+        <w:t>Discuss while showing the picture</w:t>
+      </w:r>
+    </w:p>
+    <w:p>
+      <w:pPr>
+        <w:spacing w:line="336" w:lineRule="auto" w:after="180"/>
+        <w:shd w:fill="F1F6F8"/>
+      </w:pPr>
+      <w:r>
+        <w:rPr>
+          <w:b w:val="0"/>
+        </w:rPr>
+        <w:t>Teacher prompt: Predict before checking the worked changed-case result. Name what changed and what the supplied facts allow you to conclude. Ask learners to describe one label or arrow in ordinary words.</w:t>
+      </w:r>
+    </w:p>
+    <w:p>
+      <w:pPr>
+        <w:spacing w:line="336" w:lineRule="auto" w:after="180"/>
+        <w:shd w:fill="F1F6F8"/>
+      </w:pPr>
+      <w:r>
+        <w:rPr>
+          <w:b w:val="0"/>
+        </w:rPr>
+        <w:t>Use the adjacent transcript if the image is difficult to see. Changed-case reasoning: Recall rises while accuracy falls; the preferred revision depends on declared error consequences.</w:t>
+      </w:r>
+    </w:p>
+    <w:p>
+      <w:pPr>
+        <w:pStyle w:val="Heading3"/>
+      </w:pPr>
+      <w:r>
+        <w:t>05. Connect the explanation to its limit</w:t>
+      </w:r>
+    </w:p>
+    <w:p>
+      <w:r>
+        <w:drawing>
+          <wp:inline xmlns:a="http://schemas.openxmlformats.org/drawingml/2006/main" xmlns:pic="http://schemas.openxmlformats.org/drawingml/2006/picture">
+            <wp:extent cx="5486400" cy="2834640"/>
+            <wp:docPr id="7" name="Picture 7" descr="Read the picture in order. Review candidate’s two misses and one false alarm with conditions and label evidence before revising. The arrows show which recorded input or intermediate result each decision uses. Explain the deciding step aloud before checking the changed case; pointing to the final answer alone does not show how it follows. Limit: Any case-driven revision makes these records development evidence for that revision; reserve a fresh final set."/>
+            <wp:cNvGraphicFramePr>
+              <a:graphicFrameLocks noChangeAspect="1"/>
+            </wp:cNvGraphicFramePr>
+            <a:graphic>
+              <a:graphicData uri="http://schemas.openxmlformats.org/drawingml/2006/picture">
+                <pic:pic>
+                  <pic:nvPicPr>
+                    <pic:cNvPr id="0" name="academy-story-ai-4-35-05.png"/>
+                    <pic:cNvPicPr/>
+                  </pic:nvPicPr>
+                  <pic:blipFill>
+                    <a:blip r:embed="rId15"/>
+                    <a:stretch>
+                      <a:fillRect/>
+                    </a:stretch>
+                  </pic:blipFill>
+                  <pic:spPr>
+                    <a:xfrm>
+                      <a:off x="0" y="0"/>
+                      <a:ext cx="5486400" cy="2834640"/>
+                    </a:xfrm>
+                    <a:prstGeom prst="rect"/>
+                  </pic:spPr>
+                </pic:pic>
+              </a:graphicData>
+            </a:graphic>
+          </wp:inline>
+        </w:drawing>
+      </w:r>
+    </w:p>
+    <w:p>
+      <w:pPr>
+        <w:spacing w:line="336" w:lineRule="auto" w:after="180"/>
+      </w:pPr>
+      <w:r>
+        <w:rPr>
+          <w:b w:val="0"/>
+        </w:rPr>
+        <w:t xml:space="preserve">Read the picture in order. Review candidate’s two misses and one false alarm with conditions and label </w:t>
+      </w:r>
+      <w:r>
+        <w:rPr>
+          <w:b/>
+        </w:rPr>
+        <w:t>evidence</w:t>
+      </w:r>
+      <w:r>
+        <w:rPr>
+          <w:b w:val="0"/>
+        </w:rPr>
+        <w:t xml:space="preserve"> before revising. The arrows show which recorded </w:t>
+      </w:r>
+      <w:r>
+        <w:rPr>
+          <w:b/>
+        </w:rPr>
+        <w:t>input</w:t>
+      </w:r>
+      <w:r>
+        <w:rPr>
+          <w:b w:val="0"/>
+        </w:rPr>
+        <w:t xml:space="preserve"> or intermediate result each decision uses.</w:t>
+      </w:r>
+    </w:p>
+    <w:p>
+      <w:pPr>
+        <w:spacing w:line="336" w:lineRule="auto" w:after="180"/>
+      </w:pPr>
+      <w:r>
+        <w:rPr>
+          <w:b w:val="0"/>
+        </w:rPr>
+        <w:t>Explain the deciding step aloud before checking the changed case; pointing to the final answer alone does not show how it follows.</w:t>
+      </w:r>
+    </w:p>
+    <w:p>
+      <w:pPr>
+        <w:spacing w:line="336" w:lineRule="auto" w:after="180"/>
+      </w:pPr>
+      <w:r>
+        <w:rPr>
+          <w:b w:val="0"/>
+        </w:rPr>
+        <w:t xml:space="preserve">Limit: Any case-driven revision makes these records development </w:t>
+      </w:r>
+      <w:r>
+        <w:rPr>
+          <w:b/>
+        </w:rPr>
+        <w:t>evidence</w:t>
+      </w:r>
+      <w:r>
+        <w:rPr>
+          <w:b w:val="0"/>
+        </w:rPr>
+        <w:t xml:space="preserve"> for that revision; reserve a fresh final set.</w:t>
+      </w:r>
+    </w:p>
+    <w:p>
+      <w:pPr>
+        <w:spacing w:line="336" w:lineRule="auto" w:after="180"/>
+        <w:shd w:fill="F5F1FB"/>
+      </w:pPr>
+      <w:r>
+        <w:rPr>
+          <w:b w:val="0"/>
+        </w:rPr>
+        <w:t>Explain the case, then point to a limit on the claim.</w:t>
+      </w:r>
+    </w:p>
+    <w:p>
+      <w:pPr>
+        <w:pStyle w:val="Heading3"/>
+      </w:pPr>
+      <w:r>
+        <w:t>Discuss while showing the picture</w:t>
+      </w:r>
+    </w:p>
+    <w:p>
+      <w:pPr>
+        <w:spacing w:line="336" w:lineRule="auto" w:after="180"/>
+        <w:shd w:fill="F1F6F8"/>
+      </w:pPr>
+      <w:r>
+        <w:rPr>
+          <w:b w:val="0"/>
+        </w:rPr>
+        <w:t>Teacher prompt: Explain the case, then point to a limit on the claim. Ask learners to describe one label or arrow in ordinary words. Use the adjacent transcript if the image is difficult to see.</w:t>
+      </w:r>
+    </w:p>
+    <w:p>
+      <w:pPr>
+        <w:spacing w:line="336" w:lineRule="auto" w:after="180"/>
+        <w:shd w:fill="F1F6F8"/>
+      </w:pPr>
+      <w:r>
+        <w:rPr>
+          <w:b w:val="0"/>
+        </w:rPr>
+        <w:t xml:space="preserve">Keep the stated scope: Any case-driven revision makes these records development </w:t>
+      </w:r>
+      <w:r>
+        <w:rPr>
+          <w:b/>
+        </w:rPr>
+        <w:t>evidence</w:t>
+      </w:r>
+      <w:r>
+        <w:rPr>
+          <w:b w:val="0"/>
+        </w:rPr>
+        <w:t xml:space="preserve"> for that revision; reserve a fresh final set.</w:t>
+      </w:r>
+    </w:p>
+    <w:p>
+      <w:pPr>
+        <w:pStyle w:val="Heading3"/>
+      </w:pPr>
+      <w:r>
+        <w:t>06. Make the idea visible in your project</w:t>
+      </w:r>
+    </w:p>
+    <w:p>
+      <w:r>
+        <w:drawing>
+          <wp:inline xmlns:a="http://schemas.openxmlformats.org/drawingml/2006/main" xmlns:pic="http://schemas.openxmlformats.org/drawingml/2006/picture">
+            <wp:extent cx="5486400" cy="3681984"/>
+            <wp:docPr id="8" name="Picture 8" descr="For your Responsible Plant Classifier, save the input, procedure, observed result and limitation of this check. Label this worked example as practice; use a different, previously unreviewed case when checking independent understanding. Draw your input, deciding step, result and limit. Supported question: Why is “the revision is better” incomplete? Point to the relevant step in the picture, then write the changed result and the rule or evidence that supports it."/>
+            <wp:cNvGraphicFramePr>
+              <a:graphicFrameLocks noChangeAspect="1"/>
+            </wp:cNvGraphicFramePr>
+            <a:graphic>
+              <a:graphicData uri="http://schemas.openxmlformats.org/drawingml/2006/picture">
+                <pic:pic>
+                  <pic:nvPicPr>
+                    <pic:cNvPr id="0" name="academy-story-ai-4-35-06.png"/>
+                    <pic:cNvPicPr/>
+                  </pic:nvPicPr>
+                  <pic:blipFill>
+                    <a:blip r:embed="rId16"/>
+                    <a:stretch>
+                      <a:fillRect/>
+                    </a:stretch>
+                  </pic:blipFill>
+                  <pic:spPr>
+                    <a:xfrm>
+                      <a:off x="0" y="0"/>
+                      <a:ext cx="5486400" cy="3681984"/>
+                    </a:xfrm>
+                    <a:prstGeom prst="rect"/>
+                  </pic:spPr>
+                </pic:pic>
+              </a:graphicData>
+            </a:graphic>
+          </wp:inline>
+        </w:drawing>
+      </w:r>
+    </w:p>
+    <w:p>
+      <w:pPr>
+        <w:spacing w:line="336" w:lineRule="auto" w:after="180"/>
+      </w:pPr>
+      <w:r>
+        <w:rPr>
+          <w:b w:val="0"/>
+        </w:rPr>
+        <w:t xml:space="preserve">For your Responsible Plant Classifier, save the </w:t>
+      </w:r>
+      <w:r>
+        <w:rPr>
+          <w:b/>
+        </w:rPr>
+        <w:t>input</w:t>
+      </w:r>
+      <w:r>
+        <w:rPr>
+          <w:b w:val="0"/>
+        </w:rPr>
+        <w:t>, procedure, observed result and limitation of this check.</w:t>
+      </w:r>
+    </w:p>
+    <w:p>
+      <w:pPr>
+        <w:spacing w:line="336" w:lineRule="auto" w:after="180"/>
+      </w:pPr>
+      <w:r>
+        <w:rPr>
+          <w:b w:val="0"/>
+        </w:rPr>
+        <w:t xml:space="preserve">Label this worked example as practice; use a different, previously unreviewed case when checking independent understanding. Draw your </w:t>
+      </w:r>
+      <w:r>
+        <w:rPr>
+          <w:b/>
+        </w:rPr>
+        <w:t>input</w:t>
+      </w:r>
+      <w:r>
+        <w:rPr>
+          <w:b w:val="0"/>
+        </w:rPr>
+        <w:t>, deciding step, result and limit.</w:t>
+      </w:r>
+    </w:p>
+    <w:p>
+      <w:pPr>
+        <w:spacing w:line="336" w:lineRule="auto" w:after="180"/>
+      </w:pPr>
+      <w:r>
+        <w:rPr>
+          <w:b w:val="0"/>
+        </w:rPr>
+        <w:t xml:space="preserve">Supported question: Why is “the revision is better” incomplete? Point to the relevant step in the picture, then write the changed result and the rule or </w:t>
+      </w:r>
+      <w:r>
+        <w:rPr>
+          <w:b/>
+        </w:rPr>
+        <w:t>evidence</w:t>
+      </w:r>
+      <w:r>
+        <w:rPr>
+          <w:b w:val="0"/>
+        </w:rPr>
+        <w:t xml:space="preserve"> that supports it.</w:t>
+      </w:r>
+    </w:p>
+    <w:p>
+      <w:pPr>
+        <w:spacing w:line="336" w:lineRule="auto" w:after="180"/>
+        <w:shd w:fill="F5F1FB"/>
+      </w:pPr>
+      <w:r>
+        <w:rPr>
+          <w:b w:val="0"/>
+        </w:rPr>
+        <w:t xml:space="preserve">Draw your project trace and justify the deciding step using </w:t>
+      </w:r>
+      <w:r>
+        <w:rPr>
+          <w:b/>
+        </w:rPr>
+        <w:t>evidence</w:t>
+      </w:r>
+      <w:r>
+        <w:rPr>
+          <w:b w:val="0"/>
+        </w:rPr>
+        <w:t>.</w:t>
+      </w:r>
+    </w:p>
+    <w:p>
+      <w:pPr>
+        <w:pStyle w:val="Heading3"/>
+      </w:pPr>
+      <w:r>
+        <w:t>Discuss while showing the picture</w:t>
+      </w:r>
+    </w:p>
+    <w:p>
+      <w:pPr>
+        <w:spacing w:line="336" w:lineRule="auto" w:after="180"/>
+        <w:shd w:fill="F1F6F8"/>
+      </w:pPr>
+      <w:r>
+        <w:rPr>
+          <w:b w:val="0"/>
+        </w:rPr>
+        <w:t xml:space="preserve">Teacher prompt: Draw your project trace and justify the deciding step using </w:t>
+      </w:r>
+      <w:r>
+        <w:rPr>
+          <w:b/>
+        </w:rPr>
+        <w:t>evidence</w:t>
+      </w:r>
+      <w:r>
+        <w:rPr>
+          <w:b w:val="0"/>
+        </w:rPr>
+        <w:t>. Ask learners to describe one label or arrow in ordinary words. Use the adjacent transcript if the image is difficult to see.</w:t>
+      </w:r>
+    </w:p>
+    <w:p>
+      <w:pPr>
+        <w:spacing w:line="336" w:lineRule="auto" w:after="180"/>
+        <w:shd w:fill="F1F6F8"/>
+      </w:pPr>
+      <w:r>
+        <w:rPr>
+          <w:b w:val="0"/>
+        </w:rPr>
+        <w:t>Supported practice key: It catches more spotted leaves but raises false alarms and lowers accuracy. Report both trade-offs and decide using predeclared use costs.</w:t>
+      </w:r>
+    </w:p>
+    <w:p>
+      <w:pPr>
+        <w:spacing w:line="336" w:lineRule="auto" w:after="180"/>
+        <w:shd w:fill="F1F6F8"/>
+      </w:pPr>
+      <w:r>
+        <w:rPr>
+          <w:b w:val="0"/>
+        </w:rPr>
+        <w:t>Changed-case check: TP 5, FN 1, FP 3, TN 7 gives 12/16=75% accuracy and 5/6 recall. Recall rises while accuracy falls; the preferred revision depends on declared error consequences.</w:t>
       </w:r>
     </w:p>
     <w:sectPr>

--- a/downloads/teacher/ai-4-week-35.docx
+++ b/downloads/teacher/ai-4-week-35.docx
@@ -201,7 +201,7 @@
           </w:tcPr>
           <w:p>
             <w:r>
-              <w:t>Sections 9 and 11–14. Give extra time to finish the full task set; use Section 15 when the week includes a coding lab.</w:t>
+              <w:t>Use “Run the investigation”, “Connect your project”, “Show what you know”, “Study a complete case” and “Try a new case independently”. Give extra time for the full task set. If this week has a coding lab, use its named section; section numbers can change when extra explanations are included.</w:t>
             </w:r>
           </w:p>
         </w:tc>
@@ -2350,6 +2350,26 @@
     <w:p>
       <w:r>
         <w:t>Demonstrate Capstone Train, Analyze, Improve, reduce support deliberately and check individual reasoning before discussing answers.</w:t>
+      </w:r>
+    </w:p>
+    <w:p>
+      <w:pPr>
+        <w:pStyle w:val="Heading3"/>
+      </w:pPr>
+      <w:r>
+        <w:t>Choose the pacing route</w:t>
+      </w:r>
+    </w:p>
+    <w:p>
+      <w:pPr>
+        <w:spacing w:line="336" w:lineRule="auto" w:after="180"/>
+        <w:shd w:fill="F1F6F8"/>
+      </w:pPr>
+      <w:r>
+        <w:rPr>
+          <w:b w:val="0"/>
+        </w:rPr>
+        <w:t>Compact alternative: this two-session sequence covers selected core tasks. Use the three-session weekly plan for the full lesson, independent transfer, feedback and project work; allow extra time for extensions.</w:t>
       </w:r>
     </w:p>
     <w:p>
@@ -5466,7 +5486,7 @@
           </w:tcPr>
           <w:p>
             <w:r>
-              <w:t>Sections 9 and 11–14. Give extra time to finish the full task set; use Section 15 when the week includes a coding lab.</w:t>
+              <w:t>Use “Run the investigation”, “Connect your project”, “Show what you know”, “Study a complete case” and “Try a new case independently”. Give extra time for the full task set. If this week has a coding lab, use its named section; section numbers can change when extra explanations are included.</w:t>
             </w:r>
           </w:p>
         </w:tc>

--- a/downloads/teacher/ai-4-week-35.docx
+++ b/downloads/teacher/ai-4-week-35.docx
@@ -25,20 +25,38 @@
         <w:pStyle w:val="Heading1"/>
       </w:pPr>
       <w:r>
-        <w:t>01. Capstone Train, Analyze, Improve</w:t>
-      </w:r>
-    </w:p>
-    <w:p>
-      <w:r>
-        <w:t>Prepare Capstone Train, Analyze, Improve: check the target, prerequisites, resources and adaptable teaching schedule.</w:t>
-      </w:r>
-    </w:p>
-    <w:p>
-      <w:pPr>
-        <w:pStyle w:val="Heading3"/>
-      </w:pPr>
-      <w:r>
-        <w:t>Teach the learning cycle</w:t>
+        <w:t>Teach the full controlled capstone and protect final references.</w:t>
+      </w:r>
+    </w:p>
+    <w:p>
+      <w:r>
+        <w:t>Supply all development data and executable candidates;keep the teacher-only final evaluator behind the actual freeze gate.</w:t>
+      </w:r>
+    </w:p>
+    <w:p>
+      <w:r>
+        <w:t>Use current comparison keys and separate matrix assessment;record actual review status rather than template approval.</w:t>
+      </w:r>
+    </w:p>
+    <w:p>
+      <w:pPr>
+        <w:pStyle w:val="Heading1"/>
+      </w:pPr>
+      <w:r>
+        <w:t>01. Prepare the connected experiment</w:t>
+      </w:r>
+    </w:p>
+    <w:p>
+      <w:r>
+        <w:t>Keep prior exposure, shared practice and independent evidence distinct.</w:t>
+      </w:r>
+    </w:p>
+    <w:p>
+      <w:pPr>
+        <w:pStyle w:val="Heading2"/>
+      </w:pPr>
+      <w:r>
+        <w:t>Goal and main teaching plan</w:t>
       </w:r>
     </w:p>
     <w:p>
@@ -49,19 +67,7 @@
         <w:rPr>
           <w:b w:val="0"/>
         </w:rPr>
-        <w:t xml:space="preserve">Primary target: Run a frozen </w:t>
-      </w:r>
-      <w:r>
-        <w:rPr>
-          <w:b/>
-        </w:rPr>
-        <w:t>final evaluation</w:t>
-      </w:r>
-      <w:r>
-        <w:rPr>
-          <w:b w:val="0"/>
-        </w:rPr>
-        <w:t xml:space="preserve"> with complete accounting</w:t>
+        <w:t>Primary target: Train and compare reproducible candidates on fixed development data</w:t>
       </w:r>
     </w:p>
     <w:tbl>
@@ -243,9 +249,296 @@
     </w:p>
     <w:p>
       <w:pPr>
+        <w:pStyle w:val="Heading2"/>
+      </w:pPr>
+      <w:r>
+        <w:t>Materials and prerequisite</w:t>
+      </w:r>
+    </w:p>
+    <w:p>
+      <w:pPr>
+        <w:spacing w:line="336" w:lineRule="auto" w:after="180"/>
+      </w:pPr>
+      <w:r>
+        <w:rPr>
+          <w:b w:val="0"/>
+        </w:rPr>
+        <w:t>Use the complete Week 34 synthetic parcel kit, reproduced in the student program: 40 training,20 validation and12 final feature rows with blank final labels. Compare baseline,V1 width-only and V2 width-plus-height on the same validation rows. Teacher final evaluator is private and used only after inspecting an actual saved freeze record. Other matrices are explicitly separate exercises,not this kit’s outcomes.</w:t>
+      </w:r>
+    </w:p>
+    <w:p>
+      <w:pPr>
+        <w:spacing w:line="336" w:lineRule="auto" w:after="180"/>
+      </w:pPr>
+      <w:r>
+        <w:rPr>
+          <w:b w:val="0"/>
+        </w:rPr>
+        <w:t>Use the supplied scenario, student illustrations and blank paper. For numeric work, offer counters or a calculator after learners show the setup. Fictional records are supplied; personal data and paid accounts are unnecessary.</w:t>
+      </w:r>
+    </w:p>
+    <w:p>
+      <w:pPr>
+        <w:spacing w:line="336" w:lineRule="auto" w:after="180"/>
+      </w:pPr>
+      <w:r>
+        <w:rPr>
+          <w:b w:val="0"/>
+        </w:rPr>
+        <w:t xml:space="preserve">The inspected set becomes development </w:t>
+      </w:r>
+      <w:r>
+        <w:rPr>
+          <w:b/>
+        </w:rPr>
+        <w:t>evidence</w:t>
+      </w:r>
+      <w:r>
+        <w:rPr>
+          <w:b w:val="0"/>
+        </w:rPr>
+        <w:t xml:space="preserve"> for the revised version.</w:t>
+      </w:r>
+    </w:p>
+    <w:p>
+      <w:pPr>
+        <w:spacing w:line="336" w:lineRule="auto" w:after="180"/>
+      </w:pPr>
+      <w:r>
+        <w:rPr>
+          <w:b w:val="0"/>
+        </w:rPr>
+        <w:t>Printed student lesson and workbook</w:t>
+      </w:r>
+    </w:p>
+    <w:p>
+      <w:pPr>
+        <w:spacing w:line="336" w:lineRule="auto" w:after="180"/>
+      </w:pPr>
+      <w:r>
+        <w:rPr>
+          <w:b w:val="0"/>
+        </w:rPr>
+        <w:t>Paper, pencils and a calculator for fractions</w:t>
+      </w:r>
+    </w:p>
+    <w:p>
+      <w:pPr>
+        <w:spacing w:line="336" w:lineRule="auto" w:after="180"/>
+      </w:pPr>
+      <w:r>
+        <w:rPr>
+          <w:b w:val="0"/>
+        </w:rPr>
+        <w:t xml:space="preserve">The fictional examples and a blank </w:t>
+      </w:r>
+      <w:r>
+        <w:rPr>
+          <w:b/>
+        </w:rPr>
+        <w:t>evidence</w:t>
+      </w:r>
+      <w:r>
+        <w:rPr>
+          <w:b w:val="0"/>
+        </w:rPr>
+        <w:t xml:space="preserve"> table</w:t>
+      </w:r>
+    </w:p>
+    <w:p>
+      <w:pPr>
+        <w:spacing w:line="336" w:lineRule="auto" w:after="180"/>
+      </w:pPr>
+      <w:r>
+        <w:rPr>
+          <w:b w:val="0"/>
+        </w:rPr>
+        <w:t>Saved classroom project records for critique; no personal student dataset required</w:t>
+      </w:r>
+    </w:p>
+    <w:p>
+      <w:pPr>
+        <w:pStyle w:val="Heading2"/>
+      </w:pPr>
+      <w:r>
+        <w:t>Opening retrieval</w:t>
+      </w:r>
+    </w:p>
+    <w:p>
+      <w:pPr>
+        <w:spacing w:line="336" w:lineRule="auto" w:after="180"/>
+      </w:pPr>
+      <w:r>
+        <w:rPr>
+          <w:b w:val="0"/>
+        </w:rPr>
+        <w:t>Without opening the old lesson, explain one key idea from Capstone Dataset and Baseline. Give an example and a mistake that the idea helps you avoid.</w:t>
+      </w:r>
+    </w:p>
+    <w:p>
+      <w:pPr>
+        <w:spacing w:line="336" w:lineRule="auto" w:after="180"/>
+      </w:pPr>
+      <w:r>
+        <w:rPr>
+          <w:b w:val="0"/>
+        </w:rPr>
+        <w:t>Look for: Define a feasible capstone question and acceptance criteria</w:t>
+      </w:r>
+    </w:p>
+    <w:p>
+      <w:pPr>
+        <w:spacing w:line="336" w:lineRule="auto" w:after="180"/>
+      </w:pPr>
+      <w:r>
+        <w:rPr>
+          <w:b w:val="0"/>
+        </w:rPr>
+        <w:t xml:space="preserve">Reference example, not the only acceptable wording: Teacher explanation: Compare a simple classifier with a </w:t>
+      </w:r>
+      <w:r>
+        <w:rPr>
+          <w:b/>
+        </w:rPr>
+        <w:t>training</w:t>
+      </w:r>
+      <w:r>
+        <w:rPr>
+          <w:b w:val="0"/>
+        </w:rPr>
+        <w:t>-majority baseline on the fictional parcel evaluation; no real handling or student decisions are supported.</w:t>
+      </w:r>
+    </w:p>
+    <w:p>
+      <w:pPr>
+        <w:spacing w:line="336" w:lineRule="auto" w:after="180"/>
+      </w:pPr>
+      <w:r>
+        <w:rPr>
+          <w:b w:val="0"/>
+        </w:rPr>
+        <w:t>Without opening the old lesson, explain one key idea from Proxy Features and Fairness. Give an example and a mistake that the idea helps you avoid.</w:t>
+      </w:r>
+    </w:p>
+    <w:p>
+      <w:pPr>
+        <w:spacing w:line="336" w:lineRule="auto" w:after="180"/>
+      </w:pPr>
+      <w:r>
+        <w:rPr>
+          <w:b w:val="0"/>
+        </w:rPr>
+        <w:t>Look for: Identify possible proxy features</w:t>
+      </w:r>
+    </w:p>
+    <w:p>
+      <w:pPr>
+        <w:spacing w:line="336" w:lineRule="auto" w:after="180"/>
+      </w:pPr>
+      <w:r>
+        <w:rPr>
+          <w:b w:val="0"/>
+        </w:rPr>
+        <w:t>Reference example, not the only acceptable wording: Teacher explanation: X occurs 8/10 north and 2/10 south in this sample. This supports an association, not a deterministic identity rule or a causal explanation.</w:t>
+      </w:r>
+    </w:p>
+    <w:p>
+      <w:pPr>
+        <w:spacing w:line="336" w:lineRule="auto" w:after="180"/>
+      </w:pPr>
+      <w:r>
+        <w:rPr>
+          <w:b w:val="0"/>
+        </w:rPr>
+        <w:t>Without opening the old lesson, explain one key idea from Feature Engineering. Give an example and a mistake that the idea helps you avoid.</w:t>
+      </w:r>
+    </w:p>
+    <w:p>
+      <w:pPr>
+        <w:spacing w:line="336" w:lineRule="auto" w:after="180"/>
+      </w:pPr>
+      <w:r>
+        <w:rPr>
+          <w:b w:val="0"/>
+        </w:rPr>
+        <w:t xml:space="preserve">Look for: Create features available at </w:t>
+      </w:r>
+      <w:r>
+        <w:rPr>
+          <w:b/>
+        </w:rPr>
+        <w:t>prediction</w:t>
+      </w:r>
+      <w:r>
+        <w:rPr>
+          <w:b w:val="0"/>
+        </w:rPr>
+        <w:t xml:space="preserve"> time</w:t>
+      </w:r>
+    </w:p>
+    <w:p>
+      <w:pPr>
+        <w:spacing w:line="336" w:lineRule="auto" w:after="180"/>
+      </w:pPr>
+      <w:r>
+        <w:rPr>
+          <w:b w:val="0"/>
+        </w:rPr>
+        <w:t xml:space="preserve">Reference example, not the only acceptable wording: Teacher explanation: Areas 6, 8, 6 square cm; </w:t>
+      </w:r>
+      <w:r>
+        <w:rPr>
+          <w:b/>
+        </w:rPr>
+        <w:t>training</w:t>
+      </w:r>
+      <w:r>
+        <w:rPr>
+          <w:b w:val="0"/>
+        </w:rPr>
+        <w:t xml:space="preserve"> mean 20/3 square cm.</w:t>
+      </w:r>
+    </w:p>
+    <w:p>
+      <w:pPr>
+        <w:pStyle w:val="Heading2"/>
+      </w:pPr>
+      <w:r>
+        <w:t>End goal</w:t>
+      </w:r>
+    </w:p>
+    <w:p>
+      <w:pPr>
+        <w:spacing w:line="336" w:lineRule="auto" w:after="180"/>
+      </w:pPr>
+      <w:r>
+        <w:rPr>
+          <w:b w:val="0"/>
+        </w:rPr>
+        <w:t>By the end, I can explain capstone train, analyze, improve using a traced example and a stated limitation.</w:t>
+      </w:r>
+    </w:p>
+    <w:p>
+      <w:pPr>
+        <w:pStyle w:val="Heading2"/>
+      </w:pPr>
+      <w:r>
+        <w:t>Earlier wording, alternatives and picture transcripts · reference / check after trying</w:t>
+      </w:r>
+    </w:p>
+    <w:p>
+      <w:pPr>
         <w:pStyle w:val="Heading3"/>
       </w:pPr>
       <w:r>
+        <w:t>Teach the learning cycle</w:t>
+      </w:r>
+    </w:p>
+    <w:p>
+      <w:pPr>
+        <w:pStyle w:val="Heading3"/>
+      </w:pPr>
+      <w:r>
         <w:t>Retrieval answer guidance</w:t>
       </w:r>
     </w:p>
@@ -259,51 +552,6 @@
     </w:p>
     <w:p>
       <w:pPr>
-        <w:spacing w:line="336" w:lineRule="auto" w:after="180"/>
-      </w:pPr>
-      <w:r>
-        <w:rPr>
-          <w:b w:val="0"/>
-        </w:rPr>
-        <w:t>Without opening the old lesson, explain one key idea from Capstone Dataset and Baseline. Give an example and a mistake that the idea helps you avoid.</w:t>
-      </w:r>
-    </w:p>
-    <w:p>
-      <w:pPr>
-        <w:spacing w:line="336" w:lineRule="auto" w:after="180"/>
-      </w:pPr>
-      <w:r>
-        <w:rPr>
-          <w:b w:val="0"/>
-        </w:rPr>
-        <w:t>Look for: Define a feasible capstone question and acceptance criteria</w:t>
-      </w:r>
-    </w:p>
-    <w:p>
-      <w:pPr>
-        <w:spacing w:line="336" w:lineRule="auto" w:after="180"/>
-      </w:pPr>
-      <w:r>
-        <w:rPr>
-          <w:b w:val="0"/>
-        </w:rPr>
-        <w:t xml:space="preserve">Reference example, not the only acceptable wording: Teacher explanation: Compare a simple classifier with a </w:t>
-      </w:r>
-      <w:r>
-        <w:rPr>
-          <w:b/>
-        </w:rPr>
-        <w:t>training</w:t>
-      </w:r>
-      <w:r>
-        <w:rPr>
-          <w:b w:val="0"/>
-        </w:rPr>
-        <w:t>-majority baseline on the fictional parcel evaluation; no real handling or student decisions are supported.</w:t>
-      </w:r>
-    </w:p>
-    <w:p>
-      <w:pPr>
         <w:pStyle w:val="Heading3"/>
       </w:pPr>
       <w:r>
@@ -312,100 +560,10 @@
     </w:p>
     <w:p>
       <w:pPr>
-        <w:spacing w:line="336" w:lineRule="auto" w:after="180"/>
-      </w:pPr>
-      <w:r>
-        <w:rPr>
-          <w:b w:val="0"/>
-        </w:rPr>
-        <w:t>Without opening the old lesson, explain one key idea from Proxy Features and Fairness. Give an example and a mistake that the idea helps you avoid.</w:t>
-      </w:r>
-    </w:p>
-    <w:p>
-      <w:pPr>
-        <w:spacing w:line="336" w:lineRule="auto" w:after="180"/>
-      </w:pPr>
-      <w:r>
-        <w:rPr>
-          <w:b w:val="0"/>
-        </w:rPr>
-        <w:t>Look for: Identify possible proxy features</w:t>
-      </w:r>
-    </w:p>
-    <w:p>
-      <w:pPr>
-        <w:spacing w:line="336" w:lineRule="auto" w:after="180"/>
-      </w:pPr>
-      <w:r>
-        <w:rPr>
-          <w:b w:val="0"/>
-        </w:rPr>
-        <w:t>Reference example, not the only acceptable wording: Teacher explanation: X occurs 8/10 north and 2/10 south in this sample. This supports an association, not a deterministic identity rule or a causal explanation.</w:t>
-      </w:r>
-    </w:p>
-    <w:p>
-      <w:pPr>
         <w:pStyle w:val="Heading3"/>
       </w:pPr>
       <w:r>
         <w:t>Feature Engineering</w:t>
-      </w:r>
-    </w:p>
-    <w:p>
-      <w:pPr>
-        <w:spacing w:line="336" w:lineRule="auto" w:after="180"/>
-      </w:pPr>
-      <w:r>
-        <w:rPr>
-          <w:b w:val="0"/>
-        </w:rPr>
-        <w:t>Without opening the old lesson, explain one key idea from Feature Engineering. Give an example and a mistake that the idea helps you avoid.</w:t>
-      </w:r>
-    </w:p>
-    <w:p>
-      <w:pPr>
-        <w:spacing w:line="336" w:lineRule="auto" w:after="180"/>
-      </w:pPr>
-      <w:r>
-        <w:rPr>
-          <w:b w:val="0"/>
-        </w:rPr>
-        <w:t xml:space="preserve">Look for: Create features available at </w:t>
-      </w:r>
-      <w:r>
-        <w:rPr>
-          <w:b/>
-        </w:rPr>
-        <w:t>prediction</w:t>
-      </w:r>
-      <w:r>
-        <w:rPr>
-          <w:b w:val="0"/>
-        </w:rPr>
-        <w:t xml:space="preserve"> time</w:t>
-      </w:r>
-    </w:p>
-    <w:p>
-      <w:pPr>
-        <w:spacing w:line="336" w:lineRule="auto" w:after="180"/>
-      </w:pPr>
-      <w:r>
-        <w:rPr>
-          <w:b w:val="0"/>
-        </w:rPr>
-        <w:t xml:space="preserve">Reference example, not the only acceptable wording: Teacher explanation: Areas 6, 8, 6 square cm; </w:t>
-      </w:r>
-      <w:r>
-        <w:rPr>
-          <w:b/>
-        </w:rPr>
-        <w:t>training</w:t>
-      </w:r>
-      <w:r>
-        <w:rPr>
-          <w:b w:val="0"/>
-        </w:rPr>
-        <w:t xml:space="preserve"> mean 20/3 square cm.</w:t>
       </w:r>
     </w:p>
     <w:p>
@@ -614,6 +772,11 @@
       </w:r>
     </w:p>
     <w:p>
+      <w:r>
+        <w:t>This compact option is not the full-week schedule. Use the main teaching cycle and allow extra sessions for the investigation, independent work and project.</w:t>
+      </w:r>
+    </w:p>
+    <w:p>
       <w:pPr>
         <w:spacing w:line="336" w:lineRule="auto" w:after="180"/>
       </w:pPr>
@@ -621,7 +784,7 @@
         <w:rPr>
           <w:b w:val="0"/>
         </w:rPr>
-        <w:t>Use the supplied scenario, student illustrations and blank paper. For numeric work, offer counters or a calculator after learners show the setup. Fictional records are supplied; personal data and paid accounts are unnecessary.</w:t>
+        <w:t>Allow 80 minutes: recall 8; explanation 12; worked demonstration 15; guided practice 20; independent assessment 15; project and reflection 10. Extend the lab into a second session when needed.</w:t>
       </w:r>
     </w:p>
     <w:p>
@@ -629,24 +792,1104 @@
         <w:pStyle w:val="Heading3"/>
       </w:pPr>
       <w:r>
-        <w:t>Alternative compact allocation</w:t>
-      </w:r>
-    </w:p>
-    <w:p>
-      <w:r>
-        <w:t>This compact option is not the full-week schedule. Use the main teaching cycle and allow extra sessions for the investigation, independent work and project.</w:t>
+        <w:t>Preparation for the connected explanation</w:t>
+      </w:r>
+    </w:p>
+    <w:p>
+      <w:pPr>
+        <w:pStyle w:val="Heading3"/>
+      </w:pPr>
+      <w:r>
+        <w:t>Readiness answer</w:t>
+      </w:r>
+    </w:p>
+    <w:p>
+      <w:pPr>
+        <w:pStyle w:val="Heading3"/>
+      </w:pPr>
+      <w:r>
+        <w:t>End goal for the pictorial case</w:t>
       </w:r>
     </w:p>
     <w:p>
       <w:pPr>
         <w:spacing w:line="336" w:lineRule="auto" w:after="180"/>
-        <w:shd w:fill="F1F6F8"/>
       </w:pPr>
       <w:r>
         <w:rPr>
           <w:b w:val="0"/>
         </w:rPr>
-        <w:t>Allow 80 minutes: recall 8; explanation 12; worked demonstration 15; guided practice 20; independent assessment 15; project and reflection 10. Extend the lab into a second session when needed.</w:t>
+        <w:t>This added worked case illustrates the week’s main idea. Retain all original and connected topics; schedule its practice within the teaching cycle.</w:t>
+      </w:r>
+    </w:p>
+    <w:p>
+      <w:pPr>
+        <w:pStyle w:val="Heading2"/>
+      </w:pPr>
+      <w:r>
+        <w:t>Teacher-only final key and evaluator;release after freeze · reference / check after trying</w:t>
+      </w:r>
+    </w:p>
+    <w:p>
+      <w:pPr>
+        <w:spacing w:line="336" w:lineRule="auto" w:after="180"/>
+      </w:pPr>
+      <w:r>
+        <w:rPr>
+          <w:b w:val="0"/>
+        </w:rPr>
+        <w:t>Teacher only:after verifying the actual saved V2 freeze record, run this evaluator or trace its 12 final references. Expected TN 3/FP 2/FN 0/TP 7 gives 10/12 accuracy, 7/9 precision and 7/7 recall; baselineTN5/FP 0/FN 7/TP 0 gives 5/12. This is the constructed parcel kit, not any separate worked matrix or a learner’s Plant Classifier result.</w:t>
+      </w:r>
+    </w:p>
+    <w:p>
+      <w:pPr>
+        <w:spacing w:line="336" w:lineRule="auto" w:after="180"/>
+      </w:pPr>
+      <w:r>
+        <w:rPr>
+          <w:b w:val="0"/>
+        </w:rPr>
+        <w:t>Keep the key/evaluator in teacher materials until release; the example does not record an actual classroom sign-off. A revision chosen using these outcomes requires new final evidence.</w:t>
+      </w:r>
+    </w:p>
+    <w:p>
+      <w:r>
+        <w:rPr>
+          <w:rFonts w:ascii="Courier New" w:hAnsi="Courier New"/>
+          <w:sz w:val="18"/>
+        </w:rPr>
+        <w:t>import csv</w:t>
+        <w:br/>
+        <w:t>from io import StringIO</w:t>
+        <w:br/>
+        <w:t>from collections import Counter</w:t>
+        <w:br/>
+        <w:br/>
+        <w:t># Complete student kit; final reference cells are deliberately blank.</w:t>
+        <w:br/>
+        <w:t>DATA = """id,group_id,split,width_cm,height_cm,label</w:t>
+        <w:br/>
+        <w:t>P00,P00,training,2,2,clear</w:t>
+        <w:br/>
+        <w:t>P01,P01,training,3,2,clear</w:t>
+        <w:br/>
+        <w:t>P02,P02,validation,4,2,clear</w:t>
+        <w:br/>
+        <w:t>P03,P03,final,5,2,</w:t>
+        <w:br/>
+        <w:t>P04,P04,training,6,2,clear</w:t>
+        <w:br/>
+        <w:t>P05,P05,training,7,2,clear</w:t>
+        <w:br/>
+        <w:t>P06,P06,validation,8,2,clear</w:t>
+        <w:br/>
+        <w:t>P07,P07,final,9,2,</w:t>
+        <w:br/>
+        <w:t>P08,P08,training,10,2,blocked</w:t>
+        <w:br/>
+        <w:t>P09,P09,training,2,3,clear</w:t>
+        <w:br/>
+        <w:t>P10,P10,validation,3,3,clear</w:t>
+        <w:br/>
+        <w:t>P11,P11,training,4,3,clear</w:t>
+        <w:br/>
+        <w:t>P12,P12,training,5,3,clear</w:t>
+        <w:br/>
+        <w:t>P13,P13,validation,6,3,clear</w:t>
+        <w:br/>
+        <w:t>P14,P14,final,7,3,</w:t>
+        <w:br/>
+        <w:t>P15,P15,training,8,3,clear</w:t>
+        <w:br/>
+        <w:t>P16,P16,training,9,3,blocked</w:t>
+        <w:br/>
+        <w:t>P17,P17,validation,10,3,blocked</w:t>
+        <w:br/>
+        <w:t>P18,P18,training,2,4,clear</w:t>
+        <w:br/>
+        <w:t>P19,P19,training,3,4,clear</w:t>
+        <w:br/>
+        <w:t>P20,P20,validation,4,4,clear</w:t>
+        <w:br/>
+        <w:t>P21,P21,final,5,4,</w:t>
+        <w:br/>
+        <w:t>P22,P22,training,6,4,clear</w:t>
+        <w:br/>
+        <w:t>P23,P23,training,7,4,clear</w:t>
+        <w:br/>
+        <w:t>P24,P24,validation,8,4,blocked</w:t>
+        <w:br/>
+        <w:t>P25,P25,final,9,4,</w:t>
+        <w:br/>
+        <w:t>P26,P26,training,10,4,blocked</w:t>
+        <w:br/>
+        <w:t>P27,P27,training,2,5,clear</w:t>
+        <w:br/>
+        <w:t>P28,P28,validation,3,5,clear</w:t>
+        <w:br/>
+        <w:t>P29,P29,training,4,5,clear</w:t>
+        <w:br/>
+        <w:t>P30,P30,training,5,5,clear</w:t>
+        <w:br/>
+        <w:t>P31,P31,validation,6,5,clear</w:t>
+        <w:br/>
+        <w:t>P32,P32,final,7,5,</w:t>
+        <w:br/>
+        <w:t>P33,P33,training,8,5,blocked</w:t>
+        <w:br/>
+        <w:t>P34,P34,training,9,5,blocked</w:t>
+        <w:br/>
+        <w:t>P35,P35,validation,10,5,blocked</w:t>
+        <w:br/>
+        <w:t>P36,P36,training,2,6,clear</w:t>
+        <w:br/>
+        <w:t>P37,P37,training,3,6,clear</w:t>
+        <w:br/>
+        <w:t>P38,P38,validation,4,6,clear</w:t>
+        <w:br/>
+        <w:t>P39,P39,final,5,6,</w:t>
+        <w:br/>
+        <w:t>P40,P40,training,6,6,blocked</w:t>
+        <w:br/>
+        <w:t>P41,P41,training,7,6,blocked</w:t>
+        <w:br/>
+        <w:t>P42,P42,validation,8,6,blocked</w:t>
+        <w:br/>
+        <w:t>P43,P43,final,9,6,</w:t>
+        <w:br/>
+        <w:t>P44,P44,training,10,6,blocked</w:t>
+        <w:br/>
+        <w:t>P45,P45,training,2,7,clear</w:t>
+        <w:br/>
+        <w:t>P46,P46,validation,3,7,clear</w:t>
+        <w:br/>
+        <w:t>P47,P47,training,4,7,clear</w:t>
+        <w:br/>
+        <w:t>P48,P48,training,5,7,blocked</w:t>
+        <w:br/>
+        <w:t>P49,P49,validation,6,7,blocked</w:t>
+        <w:br/>
+        <w:t>P50,P50,final,7,7,</w:t>
+        <w:br/>
+        <w:t>P51,P51,training,8,7,blocked</w:t>
+        <w:br/>
+        <w:t>P52,P52,training,9,7,blocked</w:t>
+        <w:br/>
+        <w:t>P53,P53,validation,10,7,blocked</w:t>
+        <w:br/>
+        <w:t>P54,P54,training,2,8,clear</w:t>
+        <w:br/>
+        <w:t>P55,P55,training,3,8,clear</w:t>
+        <w:br/>
+        <w:t>P56,P56,validation,4,8,blocked</w:t>
+        <w:br/>
+        <w:t>P57,P57,final,5,8,</w:t>
+        <w:br/>
+        <w:t>P58,P58,training,6,8,blocked</w:t>
+        <w:br/>
+        <w:t>P59,P59,training,7,8,blocked</w:t>
+        <w:br/>
+        <w:t>P60,P60,validation,8,8,blocked</w:t>
+        <w:br/>
+        <w:t>P61,P61,final,9,8,</w:t>
+        <w:br/>
+        <w:t>P62,P62,training,10,8,blocked</w:t>
+        <w:br/>
+        <w:t>P63,P63,training,2,9,clear</w:t>
+        <w:br/>
+        <w:t>P64,P64,validation,3,9,blocked</w:t>
+        <w:br/>
+        <w:t>P65,P65,training,4,9,blocked</w:t>
+        <w:br/>
+        <w:t>P66,P66,training,5,9,blocked</w:t>
+        <w:br/>
+        <w:t>P67,P67,validation,6,9,blocked</w:t>
+        <w:br/>
+        <w:t>P68,P68,final,7,9,</w:t>
+        <w:br/>
+        <w:t>P69,P69,training,8,9,blocked</w:t>
+        <w:br/>
+        <w:t>P70,P70,training,9,9,blocked</w:t>
+        <w:br/>
+        <w:t>P71,P71,validation,10,9,blocked</w:t>
+        <w:br/>
+        <w:t>"""</w:t>
+        <w:br/>
+        <w:t>records = list(csv.DictReader(StringIO(DATA)))</w:t>
+        <w:br/>
+        <w:t>for row in records:</w:t>
+        <w:br/>
+        <w:t xml:space="preserve">    row['width_cm'] = int(row['width_cm'])</w:t>
+        <w:br/>
+        <w:t xml:space="preserve">    row['height_cm'] = int(row['height_cm'])</w:t>
+        <w:br/>
+        <w:t>train = [r for r in records if r['split'] == 'training']</w:t>
+        <w:br/>
+        <w:t>valid = [r for r in records if r['split'] == 'validation']</w:t>
+        <w:br/>
+        <w:t>final_features = [r for r in records if r['split'] == 'final']</w:t>
+        <w:br/>
+        <w:t>assert len({r['id'] for r in records}) == len(records) == 72</w:t>
+        <w:br/>
+        <w:t>sets = [{r['group_id'] for r in part} for part in [train, valid, final_features]]</w:t>
+        <w:br/>
+        <w:t>assert not (sets[0] &amp; sets[1] or sets[0] &amp; sets[2] or sets[1] &amp; sets[2])</w:t>
+        <w:br/>
+        <w:t>assert all(not r['label'] for r in final_features)</w:t>
+        <w:br/>
+        <w:t>counts = Counter(r['label'] for r in train)</w:t>
+        <w:br/>
+        <w:t>constant = 'blocked' if counts['blocked'] &gt; counts['clear'] else 'clear'</w:t>
+        <w:br/>
+        <w:t>predictions = [constant] * len(valid)</w:t>
+        <w:br/>
+        <w:t>correct = sum(p == r['label'] for p, r in zip(predictions, valid))</w:t>
+        <w:br/>
+        <w:t>positives = sum(r['label'] == 'blocked' for r in valid)</w:t>
+        <w:br/>
+        <w:t>found = sum(p == r['label'] == 'blocked' for p, r in zip(predictions, valid))</w:t>
+        <w:br/>
+        <w:t>print('roles', len(train), len(valid), len(final_features))</w:t>
+        <w:br/>
+        <w:t>print('training clear/blocked', counts['clear'], counts['blocked'])</w:t>
+        <w:br/>
+        <w:t>print('frozen baseline', constant)</w:t>
+        <w:br/>
+        <w:t>print('validation correct/total', correct, len(valid))</w:t>
+        <w:br/>
+        <w:t>print('validation blocked found/total', found, positives)</w:t>
+        <w:br/>
+        <w:t>print('final references absent: not scored')</w:t>
+        <w:br/>
+        <w:t># IDs/groups are audit metadata, not model features. Tie rule chooses clear.</w:t>
+        <w:br/>
+        <w:br/>
+        <w:t>from fractions import Fraction</w:t>
+        <w:br/>
+        <w:br/>
+        <w:t># Declare the two candidates and selection rule before inspecting validation.</w:t>
+        <w:br/>
+        <w:t># V2 changes only the available feature set. k=1 and all tie rules stay fixed.</w:t>
+        <w:br/>
+        <w:t>def fit_neighbour(training, features):</w:t>
+        <w:br/>
+        <w:t xml:space="preserve">    if not training or not features:</w:t>
+        <w:br/>
+        <w:t xml:space="preserve">        raise ValueError('Need training records and named features')</w:t>
+        <w:br/>
+        <w:t xml:space="preserve">    if any(r['label'] not in ('clear', 'blocked') for r in training):</w:t>
+        <w:br/>
+        <w:t xml:space="preserve">        raise ValueError('Training labels must be known')</w:t>
+        <w:br/>
+        <w:t xml:space="preserve">    lows = tuple(min(r[f] for r in training) for f in features)</w:t>
+        <w:br/>
+        <w:t xml:space="preserve">    spans = tuple(max(r[f] for r in training) - lo for f, lo in zip(features, lows))</w:t>
+        <w:br/>
+        <w:t xml:space="preserve">    if any(span == 0 for span in spans):</w:t>
+        <w:br/>
+        <w:t xml:space="preserve">        raise ValueError('This experiment requires nonconstant training features')</w:t>
+        <w:br/>
+        <w:t xml:space="preserve">    def scale(row):</w:t>
+        <w:br/>
+        <w:t xml:space="preserve">        return tuple(Fraction(row[f] - lo, span) for f, lo, span in zip(features, lows, spans))</w:t>
+        <w:br/>
+        <w:t xml:space="preserve">    stored = [(r['id'], scale(r), r['label']) for r in training]</w:t>
+        <w:br/>
+        <w:t xml:space="preserve">    return features, lows, spans, stored</w:t>
+        <w:br/>
+        <w:br/>
+        <w:t>def predict(row, model):</w:t>
+        <w:br/>
+        <w:t xml:space="preserve">    features, lows, spans, stored = model</w:t>
+        <w:br/>
+        <w:t xml:space="preserve">    point = tuple(Fraction(row[f] - lo, span) for f, lo, span in zip(features, lows, spans))</w:t>
+        <w:br/>
+        <w:t xml:space="preserve">    # Manhattan distance; exact ties use the smallest training ID.</w:t>
+        <w:br/>
+        <w:t xml:space="preserve">    nearest = min(stored, key=lambda item: (sum(abs(a-b) for a,b in zip(point,item[1])), item[0]))</w:t>
+        <w:br/>
+        <w:t xml:space="preserve">    return nearest[2]</w:t>
+        <w:br/>
+        <w:br/>
+        <w:t>def matrix(part, preds):</w:t>
+        <w:br/>
+        <w:t xml:space="preserve">    if len(part) != len(preds) or not part:</w:t>
+        <w:br/>
+        <w:t xml:space="preserve">        raise ValueError('Need one prediction per labelled case')</w:t>
+        <w:br/>
+        <w:t xml:space="preserve">    cells = [0, 0, 0, 0]  # TN, FP, FN, TP; blocked positive</w:t>
+        <w:br/>
+        <w:t xml:space="preserve">    for r, p in zip(part, preds):</w:t>
+        <w:br/>
+        <w:t xml:space="preserve">        if r['label'] not in ('clear', 'blocked') or p not in ('clear', 'blocked'):</w:t>
+        <w:br/>
+        <w:t xml:space="preserve">            raise ValueError('Unknown reference or prediction; do not score blank final labels')</w:t>
+        <w:br/>
+        <w:t xml:space="preserve">        cells[2 * (r['label'] == 'blocked') + (p == 'blocked')] += 1</w:t>
+        <w:br/>
+        <w:t xml:space="preserve">    return cells</w:t>
+        <w:br/>
+        <w:br/>
+        <w:t>models = {'V1': fit_neighbour(train, ('width_cm',)),</w:t>
+        <w:br/>
+        <w:t xml:space="preserve">          'V2': fit_neighbour(train, ('width_cm', 'height_cm'))}</w:t>
+        <w:br/>
+        <w:t>validation_predictions = {v: [predict(r,m) for r in valid] for v,m in models.items()}</w:t>
+        <w:br/>
+        <w:t>validation_matrices = {v: matrix(valid, ps) for v,ps in validation_predictions.items()}</w:t>
+        <w:br/>
+        <w:t># Predeclared: most validation correct; then fewer features; then version name.</w:t>
+        <w:br/>
+        <w:t>chosen = min(models, key=lambda v: (-(validation_matrices[v][0]+validation_matrices[v][3]), len(models[v][0]), v))</w:t>
+        <w:br/>
+        <w:t>print('validation baseline TN FP FN TP', matrix(valid, [constant]*len(valid)))</w:t>
+        <w:br/>
+        <w:t>for v in models:</w:t>
+        <w:br/>
+        <w:t xml:space="preserve">    train_preds = [predict(r,models[v]) for r in train]</w:t>
+        <w:br/>
+        <w:t xml:space="preserve">    print(v, 'training correct/40', sum(p==r['label'] for p,r in zip(train_preds,train)))</w:t>
+        <w:br/>
+        <w:t xml:space="preserve">    print(v, 'validation TN FP FN TP', validation_matrices[v])</w:t>
+        <w:br/>
+        <w:t xml:space="preserve">    print(v, 'validation errors', [r['id'] for r,p in zip(valid,validation_predictions[v]) if r['label']!=p])</w:t>
+        <w:br/>
+        <w:t>gains = [r['id'] for r,a,b in zip(valid,validation_predictions['V1'],validation_predictions['V2']) if a!=r['label'] and b==r['label']]</w:t>
+        <w:br/>
+        <w:t>regressions = [r['id'] for r,a,b in zip(valid,validation_predictions['V1'],validation_predictions['V2']) if a==r['label'] and b!=r['label']]</w:t>
+        <w:br/>
+        <w:t>print('V2 gains', gains, 'regressions', regressions)</w:t>
+        <w:br/>
+        <w:t>print('frozen choice', chosen)</w:t>
+        <w:br/>
+        <w:t># Save this code/data/feature contract and these predictions before key release.</w:t>
+        <w:br/>
+        <w:t>final_predictions = [predict(r,models[chosen]) for r in final_features]</w:t>
+        <w:br/>
+        <w:t>print('frozen final prediction ledger', list(zip([r['id'] for r in final_features], final_predictions)))</w:t>
+        <w:br/>
+        <w:t>print('Final score withheld: teacher reference release and freeze check required.')</w:t>
+        <w:br/>
+        <w:br/>
+        <w:t># TEACHER ONLY: run after verifying the saved freeze record.</w:t>
+        <w:br/>
+        <w:t>FINAL_KEY = {'P03': 'clear', 'P07': 'clear', 'P14': 'clear', 'P21': 'clear', 'P25': 'blocked', 'P32': 'blocked', 'P39': 'clear', 'P43': 'blocked', 'P50': 'blocked', 'P57': 'blocked', 'P61': 'blocked', 'P68': 'blocked'}</w:t>
+        <w:br/>
+        <w:t>assert set(FINAL_KEY) == {r['id'] for r in final_features}</w:t>
+        <w:br/>
+        <w:t>final_labelled = [dict(r, label=FINAL_KEY[r['id']]) for r in final_features]</w:t>
+        <w:br/>
+        <w:t>print('TEACHER frozen final TN FP FN TP', matrix(final_labelled, final_predictions))</w:t>
+        <w:br/>
+        <w:t>print('TEACHER same-case baseline TN FP FN TP', matrix(final_labelled, [constant]*len(final_labelled)))</w:t>
+        <w:br/>
+        <w:t># These results do not document an actual classroom sign-off or permit retuning.</w:t>
+        <w:br/>
+      </w:r>
+    </w:p>
+    <w:p>
+      <w:pPr>
+        <w:pStyle w:val="Heading1"/>
+      </w:pPr>
+      <w:r>
+        <w:t>02. Model the actual kit comparison before any final release</w:t>
+      </w:r>
+    </w:p>
+    <w:p>
+      <w:r>
+        <w:t>Keep kit validation,separate illustrative test matrices and pictured leaf counts distinct.</w:t>
+      </w:r>
+    </w:p>
+    <w:p>
+      <w:pPr>
+        <w:pStyle w:val="Heading2"/>
+      </w:pPr>
+      <w:r>
+        <w:t>Complete kit contract,validation and errors</w:t>
+      </w:r>
+    </w:p>
+    <w:p>
+      <w:pPr>
+        <w:spacing w:line="336" w:lineRule="auto" w:after="180"/>
+      </w:pPr>
+      <w:r>
+        <w:rPr>
+          <w:b w:val="0"/>
+        </w:rPr>
+        <w:t>The complete program repeats all 72 kit records. Each ID/group is one distinct fictional parcel. Training/validation/final roles are 40/20/12 and stay disjoint. V1 uses width_cm; V2 uses width_cm and height_cm. Scale each feature with its training minimum/range:width 2/8, height 2/7. Use Manhattan distance, k=1, and smallest training ID on an exact distance tie.</w:t>
+      </w:r>
+    </w:p>
+    <w:p>
+      <w:pPr>
+        <w:spacing w:line="336" w:lineRule="auto" w:after="180"/>
+      </w:pPr>
+      <w:r>
+        <w:rPr>
+          <w:b w:val="0"/>
+        </w:rPr>
+        <w:t>Fractions preserve exact arithmetic for these integer dimensions. IDs break ties only; they are not distance features. Choose most validation-correct, then fewer features, then version name. Declare this before reading results.</w:t>
+      </w:r>
+    </w:p>
+    <w:tbl>
+      <w:tblPr>
+        <w:tblStyle w:val="LightShading-Accent1"/>
+        <w:tblW w:type="auto" w:w="0"/>
+        <w:tblLook w:firstColumn="1" w:firstRow="1" w:lastColumn="0" w:lastRow="0" w:noHBand="0" w:noVBand="1" w:val="04A0"/>
+      </w:tblPr>
+      <w:tblGrid>
+        <w:gridCol w:w="1461"/>
+        <w:gridCol w:w="1461"/>
+        <w:gridCol w:w="1461"/>
+        <w:gridCol w:w="1461"/>
+        <w:gridCol w:w="1461"/>
+        <w:gridCol w:w="1461"/>
+        <w:gridCol w:w="1461"/>
+      </w:tblGrid>
+      <w:tr>
+        <w:trPr>
+          <w:tblHeader/>
+        </w:trPr>
+        <w:tc>
+          <w:tcPr>
+            <w:tcW w:type="dxa" w:w="1461"/>
+          </w:tcPr>
+          <w:p>
+            <w:r>
+              <w:t>Same20 validation parcels; blocked positive</w:t>
+            </w:r>
+          </w:p>
+        </w:tc>
+        <w:tc>
+          <w:tcPr>
+            <w:tcW w:type="dxa" w:w="1461"/>
+          </w:tcPr>
+          <w:p>
+            <w:r>
+              <w:t>TN</w:t>
+            </w:r>
+          </w:p>
+        </w:tc>
+        <w:tc>
+          <w:tcPr>
+            <w:tcW w:type="dxa" w:w="1461"/>
+          </w:tcPr>
+          <w:p>
+            <w:r>
+              <w:t>FP</w:t>
+            </w:r>
+          </w:p>
+        </w:tc>
+        <w:tc>
+          <w:tcPr>
+            <w:tcW w:type="dxa" w:w="1461"/>
+          </w:tcPr>
+          <w:p>
+            <w:r>
+              <w:t>FN</w:t>
+            </w:r>
+          </w:p>
+        </w:tc>
+        <w:tc>
+          <w:tcPr>
+            <w:tcW w:type="dxa" w:w="1461"/>
+          </w:tcPr>
+          <w:p>
+            <w:r>
+              <w:t>TP</w:t>
+            </w:r>
+          </w:p>
+        </w:tc>
+        <w:tc>
+          <w:tcPr>
+            <w:tcW w:type="dxa" w:w="1461"/>
+          </w:tcPr>
+          <w:p>
+            <w:r>
+              <w:t>Correct /20</w:t>
+            </w:r>
+          </w:p>
+        </w:tc>
+        <w:tc>
+          <w:tcPr>
+            <w:tcW w:type="dxa" w:w="1461"/>
+          </w:tcPr>
+          <w:p>
+            <w:r>
+              <w:t>Blocked found /11</w:t>
+            </w:r>
+          </w:p>
+        </w:tc>
+      </w:tr>
+      <w:tr>
+        <w:tc>
+          <w:tcPr>
+            <w:tcW w:type="dxa" w:w="1461"/>
+          </w:tcPr>
+          <w:p>
+            <w:r>
+              <w:t>Training-majority clear baseline</w:t>
+            </w:r>
+          </w:p>
+        </w:tc>
+        <w:tc>
+          <w:tcPr>
+            <w:tcW w:type="dxa" w:w="1461"/>
+          </w:tcPr>
+          <w:p>
+            <w:r>
+              <w:t>9</w:t>
+            </w:r>
+          </w:p>
+        </w:tc>
+        <w:tc>
+          <w:tcPr>
+            <w:tcW w:type="dxa" w:w="1461"/>
+          </w:tcPr>
+          <w:p>
+            <w:r>
+              <w:t>0</w:t>
+            </w:r>
+          </w:p>
+        </w:tc>
+        <w:tc>
+          <w:tcPr>
+            <w:tcW w:type="dxa" w:w="1461"/>
+          </w:tcPr>
+          <w:p>
+            <w:r>
+              <w:t>11</w:t>
+            </w:r>
+          </w:p>
+        </w:tc>
+        <w:tc>
+          <w:tcPr>
+            <w:tcW w:type="dxa" w:w="1461"/>
+          </w:tcPr>
+          <w:p>
+            <w:r>
+              <w:t>0</w:t>
+            </w:r>
+          </w:p>
+        </w:tc>
+        <w:tc>
+          <w:tcPr>
+            <w:tcW w:type="dxa" w:w="1461"/>
+          </w:tcPr>
+          <w:p>
+            <w:r>
+              <w:t>9 =45%</w:t>
+            </w:r>
+          </w:p>
+        </w:tc>
+        <w:tc>
+          <w:tcPr>
+            <w:tcW w:type="dxa" w:w="1461"/>
+          </w:tcPr>
+          <w:p>
+            <w:r>
+              <w:t>0</w:t>
+            </w:r>
+          </w:p>
+        </w:tc>
+      </w:tr>
+      <w:tr>
+        <w:tc>
+          <w:tcPr>
+            <w:tcW w:type="dxa" w:w="1461"/>
+          </w:tcPr>
+          <w:p>
+            <w:r>
+              <w:t>V1 width only</w:t>
+            </w:r>
+          </w:p>
+        </w:tc>
+        <w:tc>
+          <w:tcPr>
+            <w:tcW w:type="dxa" w:w="1461"/>
+          </w:tcPr>
+          <w:p>
+            <w:r>
+              <w:t>9</w:t>
+            </w:r>
+          </w:p>
+        </w:tc>
+        <w:tc>
+          <w:tcPr>
+            <w:tcW w:type="dxa" w:w="1461"/>
+          </w:tcPr>
+          <w:p>
+            <w:r>
+              <w:t>0</w:t>
+            </w:r>
+          </w:p>
+        </w:tc>
+        <w:tc>
+          <w:tcPr>
+            <w:tcW w:type="dxa" w:w="1461"/>
+          </w:tcPr>
+          <w:p>
+            <w:r>
+              <w:t>7</w:t>
+            </w:r>
+          </w:p>
+        </w:tc>
+        <w:tc>
+          <w:tcPr>
+            <w:tcW w:type="dxa" w:w="1461"/>
+          </w:tcPr>
+          <w:p>
+            <w:r>
+              <w:t>4</w:t>
+            </w:r>
+          </w:p>
+        </w:tc>
+        <w:tc>
+          <w:tcPr>
+            <w:tcW w:type="dxa" w:w="1461"/>
+          </w:tcPr>
+          <w:p>
+            <w:r>
+              <w:t>13 =65%</w:t>
+            </w:r>
+          </w:p>
+        </w:tc>
+        <w:tc>
+          <w:tcPr>
+            <w:tcW w:type="dxa" w:w="1461"/>
+          </w:tcPr>
+          <w:p>
+            <w:r>
+              <w:t>4</w:t>
+            </w:r>
+          </w:p>
+        </w:tc>
+      </w:tr>
+      <w:tr>
+        <w:tc>
+          <w:tcPr>
+            <w:tcW w:type="dxa" w:w="1461"/>
+          </w:tcPr>
+          <w:p>
+            <w:r>
+              <w:t>V2 width and height</w:t>
+            </w:r>
+          </w:p>
+        </w:tc>
+        <w:tc>
+          <w:tcPr>
+            <w:tcW w:type="dxa" w:w="1461"/>
+          </w:tcPr>
+          <w:p>
+            <w:r>
+              <w:t>9</w:t>
+            </w:r>
+          </w:p>
+        </w:tc>
+        <w:tc>
+          <w:tcPr>
+            <w:tcW w:type="dxa" w:w="1461"/>
+          </w:tcPr>
+          <w:p>
+            <w:r>
+              <w:t>0</w:t>
+            </w:r>
+          </w:p>
+        </w:tc>
+        <w:tc>
+          <w:tcPr>
+            <w:tcW w:type="dxa" w:w="1461"/>
+          </w:tcPr>
+          <w:p>
+            <w:r>
+              <w:t>3</w:t>
+            </w:r>
+          </w:p>
+        </w:tc>
+        <w:tc>
+          <w:tcPr>
+            <w:tcW w:type="dxa" w:w="1461"/>
+          </w:tcPr>
+          <w:p>
+            <w:r>
+              <w:t>8</w:t>
+            </w:r>
+          </w:p>
+        </w:tc>
+        <w:tc>
+          <w:tcPr>
+            <w:tcW w:type="dxa" w:w="1461"/>
+          </w:tcPr>
+          <w:p>
+            <w:r>
+              <w:t>17 =85%</w:t>
+            </w:r>
+          </w:p>
+        </w:tc>
+        <w:tc>
+          <w:tcPr>
+            <w:tcW w:type="dxa" w:w="1461"/>
+          </w:tcPr>
+          <w:p>
+            <w:r>
+              <w:t>8</w:t>
+            </w:r>
+          </w:p>
+        </w:tc>
+      </w:tr>
+    </w:tbl>
+    <w:tbl>
+      <w:tblPr>
+        <w:tblStyle w:val="LightShading-Accent1"/>
+        <w:tblW w:type="auto" w:w="0"/>
+        <w:tblLook w:firstColumn="1" w:firstRow="1" w:lastColumn="0" w:lastRow="0" w:noHBand="0" w:noVBand="1" w:val="04A0"/>
+      </w:tblPr>
+      <w:tblGrid>
+        <w:gridCol w:w="5112"/>
+        <w:gridCol w:w="5112"/>
+      </w:tblGrid>
+      <w:tr>
+        <w:trPr>
+          <w:tblHeader/>
+        </w:trPr>
+        <w:tc>
+          <w:tcPr>
+            <w:tcW w:type="dxa" w:w="5112"/>
+          </w:tcPr>
+          <w:p>
+            <w:r>
+              <w:t>Case-level comparison</w:t>
+            </w:r>
+          </w:p>
+        </w:tc>
+        <w:tc>
+          <w:tcPr>
+            <w:tcW w:type="dxa" w:w="5112"/>
+          </w:tcPr>
+          <w:p>
+            <w:r>
+              <w:t>Complete saved record</w:t>
+            </w:r>
+          </w:p>
+        </w:tc>
+      </w:tr>
+      <w:tr>
+        <w:tc>
+          <w:tcPr>
+            <w:tcW w:type="dxa" w:w="5112"/>
+          </w:tcPr>
+          <w:p>
+            <w:r>
+              <w:t>V1 validation mistakes</w:t>
+            </w:r>
+          </w:p>
+        </w:tc>
+        <w:tc>
+          <w:tcPr>
+            <w:tcW w:type="dxa" w:w="5112"/>
+          </w:tcPr>
+          <w:p>
+            <w:r>
+              <w:t>P24, P42, P49, P56, P60, P64, P67</w:t>
+            </w:r>
+          </w:p>
+        </w:tc>
+      </w:tr>
+      <w:tr>
+        <w:tc>
+          <w:tcPr>
+            <w:tcW w:type="dxa" w:w="5112"/>
+          </w:tcPr>
+          <w:p>
+            <w:r>
+              <w:t>V2 fixes</w:t>
+            </w:r>
+          </w:p>
+        </w:tc>
+        <w:tc>
+          <w:tcPr>
+            <w:tcW w:type="dxa" w:w="5112"/>
+          </w:tcPr>
+          <w:p>
+            <w:r>
+              <w:t>P42, P49, P60, P67; four more correct, +20 percentage points</w:t>
+            </w:r>
+          </w:p>
+        </w:tc>
+      </w:tr>
+      <w:tr>
+        <w:tc>
+          <w:tcPr>
+            <w:tcW w:type="dxa" w:w="5112"/>
+          </w:tcPr>
+          <w:p>
+            <w:r>
+              <w:t>V2 remaining mistakes</w:t>
+            </w:r>
+          </w:p>
+        </w:tc>
+        <w:tc>
+          <w:tcPr>
+            <w:tcW w:type="dxa" w:w="5112"/>
+          </w:tcPr>
+          <w:p>
+            <w:r>
+              <w:t>P24, P56, P64; all are missed blocked cases</w:t>
+            </w:r>
+          </w:p>
+        </w:tc>
+      </w:tr>
+      <w:tr>
+        <w:tc>
+          <w:tcPr>
+            <w:tcW w:type="dxa" w:w="5112"/>
+          </w:tcPr>
+          <w:p>
+            <w:r>
+              <w:t>V2 new mistakes among V1-correct cases</w:t>
+            </w:r>
+          </w:p>
+        </w:tc>
+        <w:tc>
+          <w:tcPr>
+            <w:tcW w:type="dxa" w:w="5112"/>
+          </w:tcPr>
+          <w:p>
+            <w:r>
+              <w:t>None on these 20 inspected validation records</w:t>
+            </w:r>
+          </w:p>
+        </w:tc>
+      </w:tr>
+      <w:tr>
+        <w:tc>
+          <w:tcPr>
+            <w:tcW w:type="dxa" w:w="5112"/>
+          </w:tcPr>
+          <w:p>
+            <w:r>
+              <w:t>Training accuracy, not final evidence</w:t>
+            </w:r>
+          </w:p>
+        </w:tc>
+        <w:tc>
+          <w:tcPr>
+            <w:tcW w:type="dxa" w:w="5112"/>
+          </w:tcPr>
+          <w:p>
+            <w:r>
+              <w:t>Baseline22/40, V1 30/40, V2 40/40; V2 can retrieve its own unique training feature pair.</w:t>
+            </w:r>
+          </w:p>
+        </w:tc>
+      </w:tr>
+      <w:tr>
+        <w:tc>
+          <w:tcPr>
+            <w:tcW w:type="dxa" w:w="5112"/>
+          </w:tcPr>
+          <w:p>
+            <w:r>
+              <w:t>Conclusion and limit</w:t>
+            </w:r>
+          </w:p>
+        </w:tc>
+        <w:tc>
+          <w:tcPr>
+            <w:tcW w:type="dxa" w:w="5112"/>
+          </w:tcPr>
+          <w:p>
+            <w:r>
+              <w:t>Select V2 under the declared validation rule. These are constructed, inspected development cases; final performance is still withheld.</w:t>
+            </w:r>
+          </w:p>
+        </w:tc>
+      </w:tr>
+    </w:tbl>
+    <w:p>
+      <w:pPr>
+        <w:pStyle w:val="Heading2"/>
+      </w:pPr>
+      <w:r>
+        <w:t>Model final-release discipline</w:t>
+      </w:r>
+    </w:p>
+    <w:p>
+      <w:pPr>
+        <w:spacing w:line="336" w:lineRule="auto" w:after="180"/>
+      </w:pPr>
+      <w:r>
+        <w:rPr>
+          <w:b w:val="0"/>
+        </w:rPr>
+        <w:t xml:space="preserve">The teacher releases final-test labels only after checking the freeze record. Score baseline and candidate on the same planned rows. Save every </w:t>
+      </w:r>
+      <w:r>
+        <w:rPr>
+          <w:b/>
+        </w:rPr>
+        <w:t>prediction</w:t>
+      </w:r>
+      <w:r>
+        <w:rPr>
+          <w:b w:val="0"/>
+        </w:rPr>
+        <w:t>, denominator and failure.</w:t>
+      </w:r>
+    </w:p>
+    <w:p>
+      <w:pPr>
+        <w:spacing w:line="336" w:lineRule="auto" w:after="180"/>
+      </w:pPr>
+      <w:r>
+        <w:rPr>
+          <w:b w:val="0"/>
+        </w:rPr>
+        <w:t>Do not edit a model while reading labels and then present only the edited version as the original test.</w:t>
+      </w:r>
+    </w:p>
+    <w:p>
+      <w:pPr>
+        <w:spacing w:line="336" w:lineRule="auto" w:after="180"/>
+      </w:pPr>
+      <w:r>
+        <w:rPr>
+          <w:b w:val="0"/>
+        </w:rPr>
+        <w:t>Use fictional classroom data throughout this investigation. Keep the task, units, reference labels and data split visible as you reason.</w:t>
+      </w:r>
+    </w:p>
+    <w:p>
+      <w:pPr>
+        <w:spacing w:line="336" w:lineRule="auto" w:after="180"/>
+      </w:pPr>
+      <w:r>
+        <w:rPr>
+          <w:b w:val="0"/>
+        </w:rPr>
+        <w:t xml:space="preserve">Earlier weeks supplied the model-building </w:t>
+      </w:r>
+      <w:r>
+        <w:rPr>
+          <w:b/>
+        </w:rPr>
+        <w:t>process</w:t>
+      </w:r>
+      <w:r>
+        <w:rPr>
+          <w:b w:val="0"/>
+        </w:rPr>
+        <w:t>; this week examines capstone evaluation and revision.</w:t>
+      </w:r>
+    </w:p>
+    <w:p>
+      <w:pPr>
+        <w:pStyle w:val="Heading2"/>
+      </w:pPr>
+      <w:r>
+        <w:t>Separate pictured16-case trade-off</w:t>
+      </w:r>
+    </w:p>
+    <w:p>
+      <w:pPr>
+        <w:spacing w:line="336" w:lineRule="auto" w:after="180"/>
+      </w:pPr>
+      <w:r>
+        <w:rPr>
+          <w:b w:val="0"/>
+        </w:rPr>
+        <w:t>Choose the next capstone revision from explicit false alarms and misses.</w:t>
+      </w:r>
+    </w:p>
+    <w:p>
+      <w:pPr>
+        <w:spacing w:line="336" w:lineRule="auto" w:after="180"/>
+      </w:pPr>
+      <w:r>
+        <w:rPr>
+          <w:b w:val="0"/>
+        </w:rPr>
+        <w:t>Positive=spotted. CandidateTP4, FN 2, FP 1, TN 9; baselineTP0, FN 6, FP 0, TN 10. Both evaluate the same16 cases.</w:t>
+      </w:r>
+    </w:p>
+    <w:p>
+      <w:pPr>
+        <w:spacing w:line="336" w:lineRule="auto" w:after="180"/>
+      </w:pPr>
+      <w:r>
+        <w:rPr>
+          <w:b w:val="0"/>
+        </w:rPr>
+        <w:t xml:space="preserve">All </w:t>
+      </w:r>
+      <w:r>
+        <w:rPr>
+          <w:b/>
+        </w:rPr>
+        <w:t>input</w:t>
+      </w:r>
+      <w:r>
+        <w:rPr>
+          <w:b w:val="0"/>
+        </w:rPr>
+        <w:t>s and outcomes in this worked example are invented classroom data; no real model run is claimed.</w:t>
+      </w:r>
+    </w:p>
+    <w:p>
+      <w:pPr>
+        <w:spacing w:line="336" w:lineRule="auto" w:after="180"/>
+      </w:pPr>
+      <w:r>
+        <w:rPr>
+          <w:b w:val="0"/>
+        </w:rPr>
+        <w:t>The picture is a separate 16-case spotted-leaf arithmetic exercise, not the 72-row parcel kit:original TP 4, FN 2, FP 1, TN 9 gives 13/16 correct and 4/6 recall. The pictured revision fixes one miss but creates two false alarms:TP 5, FN 1, FP 3, TN 7 gives 12/16 correct and 5/6 recall. Higher recall and lower accuracy can coexist.</w:t>
+      </w:r>
+    </w:p>
+    <w:p>
+      <w:pPr>
+        <w:spacing w:line="336" w:lineRule="auto" w:after="180"/>
+      </w:pPr>
+      <w:r>
+        <w:rPr>
+          <w:b w:val="0"/>
+        </w:rPr>
+        <w:t>Which error matters depends on a declared task policy; these 16 cases become development evidence for a revision chosen from their errors.</w:t>
+      </w:r>
+    </w:p>
+    <w:p>
+      <w:r>
+        <w:drawing>
+          <wp:inline xmlns:a="http://schemas.openxmlformats.org/drawingml/2006/main" xmlns:pic="http://schemas.openxmlformats.org/drawingml/2006/picture">
+            <wp:extent cx="5486400" cy="3337560"/>
+            <wp:docPr id="1" name="Picture 1" descr="Compare accuracy: Candidate13/16=81.25%; baseline10/16=62.5%. → Compare detection: Candidate catches4/6 spotted leaves; baseline catches0/6. → Inspect errors: Review candidate’s two misses and one false alarm with conditions and label evidence before revising."/>
+            <wp:cNvGraphicFramePr>
+              <a:graphicFrameLocks noChangeAspect="1"/>
+            </wp:cNvGraphicFramePr>
+            <a:graphic>
+              <a:graphicData uri="http://schemas.openxmlformats.org/drawingml/2006/picture">
+                <pic:pic>
+                  <pic:nvPicPr>
+                    <pic:cNvPr id="0" name="academy-story-ai-4-35-02.png"/>
+                    <pic:cNvPicPr/>
+                  </pic:nvPicPr>
+                  <pic:blipFill>
+                    <a:blip r:embed="rId9"/>
+                    <a:stretch>
+                      <a:fillRect/>
+                    </a:stretch>
+                  </pic:blipFill>
+                  <pic:spPr>
+                    <a:xfrm>
+                      <a:off x="0" y="0"/>
+                      <a:ext cx="5486400" cy="3337560"/>
+                    </a:xfrm>
+                    <a:prstGeom prst="rect"/>
+                  </pic:spPr>
+                </pic:pic>
+              </a:graphicData>
+            </a:graphic>
+          </wp:inline>
+        </w:drawing>
       </w:r>
     </w:p>
     <w:p>
@@ -654,7 +1897,114 @@
         <w:pStyle w:val="Heading3"/>
       </w:pPr>
       <w:r>
-        <w:t>Preparation for the connected explanation</w:t>
+        <w:t>Read the picture one step at a time</w:t>
+      </w:r>
+    </w:p>
+    <w:tbl>
+      <w:tblPr>
+        <w:tblStyle w:val="LightShading-Accent1"/>
+        <w:tblW w:type="auto" w:w="0"/>
+        <w:tblLook w:firstColumn="1" w:firstRow="1" w:lastColumn="0" w:lastRow="0" w:noHBand="0" w:noVBand="1" w:val="04A0"/>
+      </w:tblPr>
+      <w:tblGrid>
+        <w:gridCol w:w="5112"/>
+        <w:gridCol w:w="5112"/>
+      </w:tblGrid>
+      <w:tr>
+        <w:trPr>
+          <w:tblHeader/>
+        </w:trPr>
+        <w:tc>
+          <w:tcPr>
+            <w:tcW w:type="dxa" w:w="5112"/>
+          </w:tcPr>
+          <w:p>
+            <w:r>
+              <w:t>Step</w:t>
+            </w:r>
+          </w:p>
+        </w:tc>
+        <w:tc>
+          <w:tcPr>
+            <w:tcW w:type="dxa" w:w="5112"/>
+          </w:tcPr>
+          <w:p>
+            <w:r>
+              <w:t>What happens and why</w:t>
+            </w:r>
+          </w:p>
+        </w:tc>
+      </w:tr>
+      <w:tr>
+        <w:tc>
+          <w:tcPr>
+            <w:tcW w:type="dxa" w:w="5112"/>
+          </w:tcPr>
+          <w:p>
+            <w:r>
+              <w:t>1. Compare accuracy</w:t>
+            </w:r>
+          </w:p>
+        </w:tc>
+        <w:tc>
+          <w:tcPr>
+            <w:tcW w:type="dxa" w:w="5112"/>
+          </w:tcPr>
+          <w:p>
+            <w:r>
+              <w:t>Candidate13/16=81.25%; baseline10/16=62.5%.</w:t>
+            </w:r>
+          </w:p>
+        </w:tc>
+      </w:tr>
+      <w:tr>
+        <w:tc>
+          <w:tcPr>
+            <w:tcW w:type="dxa" w:w="5112"/>
+          </w:tcPr>
+          <w:p>
+            <w:r>
+              <w:t>2. Compare detection</w:t>
+            </w:r>
+          </w:p>
+        </w:tc>
+        <w:tc>
+          <w:tcPr>
+            <w:tcW w:type="dxa" w:w="5112"/>
+          </w:tcPr>
+          <w:p>
+            <w:r>
+              <w:t>Candidate catches4/6 spotted leaves; baseline catches0/6.</w:t>
+            </w:r>
+          </w:p>
+        </w:tc>
+      </w:tr>
+      <w:tr>
+        <w:tc>
+          <w:tcPr>
+            <w:tcW w:type="dxa" w:w="5112"/>
+          </w:tcPr>
+          <w:p>
+            <w:r>
+              <w:t>3. Inspect errors</w:t>
+            </w:r>
+          </w:p>
+        </w:tc>
+        <w:tc>
+          <w:tcPr>
+            <w:tcW w:type="dxa" w:w="5112"/>
+          </w:tcPr>
+          <w:p>
+            <w:r>
+              <w:t>Review candidate’s two misses and one false alarm with conditions and label evidence before revising.</w:t>
+            </w:r>
+          </w:p>
+        </w:tc>
+      </w:tr>
+    </w:tbl>
+    <w:p>
+      <w:r>
+        <w:t>Match each pictured step to the supplied facts. This is a worked teaching case, not an independent assessment.</w:t>
       </w:r>
     </w:p>
     <w:p>
@@ -665,7 +2015,31 @@
         <w:rPr>
           <w:b w:val="0"/>
         </w:rPr>
-        <w:t>Teach two 45-minute sessions. This week focuses on capstone evaluation and revision. Model the worked example first, collect the new W 4 case independently before feedback, and use the fresh retry to check transfer.</w:t>
+        <w:t xml:space="preserve">Read the picture in order. Review candidate’s two misses and one false alarm with conditions and label </w:t>
+      </w:r>
+      <w:r>
+        <w:rPr>
+          <w:b/>
+        </w:rPr>
+        <w:t>evidence</w:t>
+      </w:r>
+      <w:r>
+        <w:rPr>
+          <w:b w:val="0"/>
+        </w:rPr>
+        <w:t xml:space="preserve"> before revising. The arrows show which recorded </w:t>
+      </w:r>
+      <w:r>
+        <w:rPr>
+          <w:b/>
+        </w:rPr>
+        <w:t>input</w:t>
+      </w:r>
+      <w:r>
+        <w:rPr>
+          <w:b w:val="0"/>
+        </w:rPr>
+        <w:t xml:space="preserve"> or intermediate result each decision uses.</w:t>
       </w:r>
     </w:p>
     <w:p>
@@ -676,15 +2050,7 @@
         <w:rPr>
           <w:b w:val="0"/>
         </w:rPr>
-        <w:t>Award credit for traceable reasoning and bounded claims, including justified uncertainty.</w:t>
-      </w:r>
-    </w:p>
-    <w:p>
-      <w:pPr>
-        <w:pStyle w:val="Heading3"/>
-      </w:pPr>
-      <w:r>
-        <w:t>Readiness answer</w:t>
+        <w:t>Explain the deciding step aloud before checking the changed case; pointing to the final answer alone does not show how it follows.</w:t>
       </w:r>
     </w:p>
     <w:p>
@@ -695,7 +2061,7 @@
         <w:rPr>
           <w:b w:val="0"/>
         </w:rPr>
-        <w:t xml:space="preserve">The inspected set becomes development </w:t>
+        <w:t xml:space="preserve">Any case-driven revision makes these records development </w:t>
       </w:r>
       <w:r>
         <w:rPr>
@@ -707,7 +2073,7 @@
         <w:rPr>
           <w:b w:val="0"/>
         </w:rPr>
-        <w:t xml:space="preserve"> for the revised version.</w:t>
+        <w:t xml:space="preserve"> for that revision; reserve a fresh final set.</w:t>
       </w:r>
     </w:p>
     <w:p>
@@ -718,7 +2084,7 @@
         <w:rPr>
           <w:b w:val="0"/>
         </w:rPr>
-        <w:t>Printed student lesson and workbook</w:t>
+        <w:t>Change: A revision fixes one miss but creates two extra false alarms.</w:t>
       </w:r>
     </w:p>
     <w:p>
@@ -727,9 +2093,15 @@
       </w:pPr>
       <w:r>
         <w:rPr>
+          <w:b/>
+        </w:rPr>
+        <w:t>Prediction</w:t>
+      </w:r>
+      <w:r>
+        <w:rPr>
           <w:b w:val="0"/>
         </w:rPr>
-        <w:t>Paper, pencils and a calculator for fractions</w:t>
+        <w:t>: TP 5, FN 1, FP 3, TN 7 gives 12/16=75% accuracy and 5/6 recall.</w:t>
       </w:r>
     </w:p>
     <w:p>
@@ -740,7 +2112,48 @@
         <w:rPr>
           <w:b w:val="0"/>
         </w:rPr>
-        <w:t xml:space="preserve">The fictional examples and a blank </w:t>
+        <w:t>Reason: Recall rises while accuracy falls; the preferred revision depends on declared error consequences.</w:t>
+      </w:r>
+    </w:p>
+    <w:p>
+      <w:pPr>
+        <w:pStyle w:val="Heading2"/>
+      </w:pPr>
+      <w:r>
+        <w:t>Separate illustrative12-case final matrix · reference / check after trying</w:t>
+      </w:r>
+    </w:p>
+    <w:p>
+      <w:pPr>
+        <w:spacing w:line="336" w:lineRule="auto" w:after="180"/>
+      </w:pPr>
+      <w:r>
+        <w:rPr>
+          <w:b w:val="0"/>
+        </w:rPr>
+        <w:t>Illustrative frozen test has 12 rows: candidate[[7, 1],[2, 2]], baseline[[8, 0],[4, 0]], blocked positive. Candidate accuracy 9/12=75 percent, precision 2/3 and recall 2/4; baseline accuracy 8/12 about 66.7 percent.</w:t>
+      </w:r>
+    </w:p>
+    <w:p>
+      <w:pPr>
+        <w:spacing w:line="336" w:lineRule="auto" w:after="180"/>
+      </w:pPr>
+      <w:r>
+        <w:rPr>
+          <w:b w:val="0"/>
+        </w:rPr>
+        <w:t>The candidate adds one false alarm and misses two rather than four blocked cases.</w:t>
+      </w:r>
+    </w:p>
+    <w:p>
+      <w:pPr>
+        <w:spacing w:line="336" w:lineRule="auto" w:after="180"/>
+      </w:pPr>
+      <w:r>
+        <w:rPr>
+          <w:b w:val="0"/>
+        </w:rPr>
+        <w:t xml:space="preserve">Before continuing, underline the decision rule and circle the </w:t>
       </w:r>
       <w:r>
         <w:rPr>
@@ -752,7 +2165,7 @@
         <w:rPr>
           <w:b w:val="0"/>
         </w:rPr>
-        <w:t xml:space="preserve"> table</w:t>
+        <w:t xml:space="preserve"> that supports the conclusion. Explain the example to a partner without replacing the counts or conditions with a stronger claim.</w:t>
       </w:r>
     </w:p>
     <w:p>
@@ -763,611 +2176,7 @@
         <w:rPr>
           <w:b w:val="0"/>
         </w:rPr>
-        <w:t>Saved classroom project records for critique; no personal student dataset required</w:t>
-      </w:r>
-    </w:p>
-    <w:p>
-      <w:pPr>
-        <w:pStyle w:val="Heading3"/>
-      </w:pPr>
-      <w:r>
-        <w:t>End goal for the pictorial case</w:t>
-      </w:r>
-    </w:p>
-    <w:p>
-      <w:pPr>
-        <w:spacing w:line="336" w:lineRule="auto" w:after="180"/>
-      </w:pPr>
-      <w:r>
-        <w:rPr>
-          <w:b w:val="0"/>
-        </w:rPr>
-        <w:t>By the end, I can explain capstone train, analyze, improve using a traced example and a stated limitation.</w:t>
-      </w:r>
-    </w:p>
-    <w:p>
-      <w:pPr>
-        <w:spacing w:line="336" w:lineRule="auto" w:after="180"/>
-      </w:pPr>
-      <w:r>
-        <w:rPr>
-          <w:b w:val="0"/>
-        </w:rPr>
-        <w:t>This added worked case illustrates the week’s main idea. Retain all original and connected topics; schedule its practice within the teaching cycle.</w:t>
-      </w:r>
-    </w:p>
-    <w:p>
-      <w:pPr>
-        <w:pStyle w:val="Heading1"/>
-      </w:pPr>
-      <w:r>
-        <w:t>02. Explain the mechanism</w:t>
-      </w:r>
-    </w:p>
-    <w:p>
-      <w:r>
-        <w:t>Model Capstone Train, Analyze, Improve using the supplied case, labelled mechanism and reasoning. Make the scope of each conclusion explicit.</w:t>
-      </w:r>
-    </w:p>
-    <w:p>
-      <w:pPr>
-        <w:spacing w:line="336" w:lineRule="auto" w:after="180"/>
-      </w:pPr>
-      <w:r>
-        <w:rPr>
-          <w:b w:val="0"/>
-        </w:rPr>
-        <w:t>Trace the information, fitted behavior, and evaluation proof separately.</w:t>
-      </w:r>
-    </w:p>
-    <w:p>
-      <w:pPr>
-        <w:pStyle w:val="Heading3"/>
-      </w:pPr>
-      <w:r>
-        <w:t>Question to explain</w:t>
-      </w:r>
-    </w:p>
-    <w:p>
-      <w:pPr>
-        <w:spacing w:line="336" w:lineRule="auto" w:after="180"/>
-        <w:shd w:fill="F5F1FB"/>
-      </w:pPr>
-      <w:r>
-        <w:rPr>
-          <w:b w:val="0"/>
-        </w:rPr>
-        <w:t>QUESTION Train, audit, change one factor, and compare against the same validation set.</w:t>
-      </w:r>
-    </w:p>
-    <w:p>
-      <w:pPr>
-        <w:spacing w:line="336" w:lineRule="auto" w:after="180"/>
-      </w:pPr>
-      <w:r>
-        <w:rPr>
-          <w:b w:val="0"/>
-        </w:rPr>
-        <w:t xml:space="preserve">MODEL IDEA One </w:t>
-      </w:r>
-      <w:r>
-        <w:rPr>
-          <w:b/>
-        </w:rPr>
-        <w:t>evidence</w:t>
-      </w:r>
-      <w:r>
-        <w:rPr>
-          <w:b w:val="0"/>
-        </w:rPr>
-        <w:t xml:space="preserve">-based improvement follows a reproducible </w:t>
-      </w:r>
-      <w:r>
-        <w:rPr>
-          <w:b/>
-        </w:rPr>
-        <w:t>training</w:t>
-      </w:r>
-      <w:r>
-        <w:rPr>
-          <w:b w:val="0"/>
-        </w:rPr>
-        <w:t xml:space="preserve"> run, metric audit, error clusters, and subgroup analysis.</w:t>
-      </w:r>
-    </w:p>
-    <w:p>
-      <w:pPr>
-        <w:spacing w:line="336" w:lineRule="auto" w:after="180"/>
-      </w:pPr>
-      <w:r>
-        <w:rPr>
-          <w:b w:val="0"/>
-        </w:rPr>
-        <w:t>PROOF NEEDED Use an unseen case, visible calculation, error analysis, and a stated limitation.</w:t>
-      </w:r>
-    </w:p>
-    <w:p>
-      <w:pPr>
-        <w:pStyle w:val="Heading3"/>
-      </w:pPr>
-      <w:r>
-        <w:t>How the mechanism works</w:t>
-      </w:r>
-    </w:p>
-    <w:p>
-      <w:pPr>
-        <w:spacing w:line="336" w:lineRule="auto" w:after="180"/>
-        <w:shd w:fill="F1F6F8"/>
-      </w:pPr>
-      <w:r>
-        <w:rPr>
-          <w:b w:val="0"/>
-        </w:rPr>
-        <w:t>UNDER THE HOOD Model v1 passes 14/20 validation cases; evening accuracy is 40%. The six failed cases are low-light cases.</w:t>
-      </w:r>
-    </w:p>
-    <w:p>
-      <w:pPr>
-        <w:spacing w:line="336" w:lineRule="auto" w:after="180"/>
-        <w:shd w:fill="F1F6F8"/>
-      </w:pPr>
-      <w:r>
-        <w:rPr>
-          <w:b w:val="0"/>
-        </w:rPr>
-        <w:t>One of those same six also has a disputed reference label; that is an overlapping review flag, not a seventh failed case.</w:t>
-      </w:r>
-    </w:p>
-    <w:p>
-      <w:pPr>
-        <w:spacing w:line="336" w:lineRule="auto" w:after="180"/>
-      </w:pPr>
-      <w:r>
-        <w:rPr>
-          <w:b w:val="0"/>
-        </w:rPr>
-        <w:t xml:space="preserve">Draw a fresh data → model → </w:t>
-      </w:r>
-      <w:r>
-        <w:rPr>
-          <w:b/>
-        </w:rPr>
-        <w:t>prediction</w:t>
-      </w:r>
-      <w:r>
-        <w:rPr>
-          <w:b w:val="0"/>
-        </w:rPr>
-        <w:t xml:space="preserve"> → evaluation trace:</w:t>
-      </w:r>
-    </w:p>
-    <w:p>
-      <w:pPr>
-        <w:spacing w:line="336" w:lineRule="auto" w:after="180"/>
-      </w:pPr>
-      <w:r>
-        <w:rPr>
-          <w:b w:val="0"/>
-        </w:rPr>
-        <w:t xml:space="preserve">Predict first. Then check each step. A correct answer without visible </w:t>
-      </w:r>
-      <w:r>
-        <w:rPr>
-          <w:b/>
-        </w:rPr>
-        <w:t>evidence</w:t>
-      </w:r>
-      <w:r>
-        <w:rPr>
-          <w:b w:val="0"/>
-        </w:rPr>
-        <w:t xml:space="preserve"> cannot be audited.</w:t>
-      </w:r>
-    </w:p>
-    <w:p>
-      <w:pPr>
-        <w:pStyle w:val="Heading3"/>
-      </w:pPr>
-      <w:r>
-        <w:t>Step 1</w:t>
-      </w:r>
-    </w:p>
-    <w:p>
-      <w:pPr>
-        <w:spacing w:line="336" w:lineRule="auto" w:after="180"/>
-        <w:shd w:fill="F4F9FC"/>
-      </w:pPr>
-      <w:r>
-        <w:rPr>
-          <w:b w:val="0"/>
-        </w:rPr>
-        <w:t>STEP 1 Model v1 passes 14/20 validation cases; evening accuracy is 40%.</w:t>
-      </w:r>
-    </w:p>
-    <w:p>
-      <w:pPr>
-        <w:pStyle w:val="Heading3"/>
-      </w:pPr>
-      <w:r>
-        <w:t>Step 2</w:t>
-      </w:r>
-    </w:p>
-    <w:p>
-      <w:pPr>
-        <w:spacing w:line="336" w:lineRule="auto" w:after="180"/>
-        <w:shd w:fill="F4F9FC"/>
-      </w:pPr>
-      <w:r>
-        <w:rPr>
-          <w:b w:val="0"/>
-        </w:rPr>
-        <w:t>STEP 2 The six failed cases are low-light cases. One of those same six also has a disputed reference label; that is an overlapping review flag, not a seventh failed case.</w:t>
-      </w:r>
-    </w:p>
-    <w:p>
-      <w:pPr>
-        <w:pStyle w:val="Heading3"/>
-      </w:pPr>
-      <w:r>
-        <w:t>Step 3</w:t>
-      </w:r>
-    </w:p>
-    <w:p>
-      <w:pPr>
-        <w:spacing w:line="336" w:lineRule="auto" w:after="180"/>
-        <w:shd w:fill="F4F9FC"/>
-      </w:pPr>
-      <w:r>
-        <w:rPr>
-          <w:b w:val="0"/>
-        </w:rPr>
-        <w:t xml:space="preserve">STEP 3 Add reviewed low-light </w:t>
-      </w:r>
-      <w:r>
-        <w:rPr>
-          <w:b/>
-        </w:rPr>
-        <w:t>training</w:t>
-      </w:r>
-      <w:r>
-        <w:rPr>
-          <w:b w:val="0"/>
-        </w:rPr>
-        <w:t xml:space="preserve"> examples while freezing features and model settings.</w:t>
-      </w:r>
-    </w:p>
-    <w:p>
-      <w:pPr>
-        <w:pStyle w:val="Heading3"/>
-      </w:pPr>
-      <w:r>
-        <w:t>Step 4</w:t>
-      </w:r>
-    </w:p>
-    <w:p>
-      <w:pPr>
-        <w:spacing w:line="336" w:lineRule="auto" w:after="180"/>
-        <w:shd w:fill="F4F9FC"/>
-      </w:pPr>
-      <w:r>
-        <w:rPr>
-          <w:b w:val="0"/>
-        </w:rPr>
-        <w:t xml:space="preserve">STEP 4 Model v2 passes 17/20; evening rises to </w:t>
-      </w:r>
-      <w:r>
-        <w:rPr>
-          <w:b/>
-        </w:rPr>
-        <w:t>70%</w:t>
-      </w:r>
-      <w:r>
-        <w:rPr>
-          <w:b w:val="0"/>
-        </w:rPr>
-        <w:t>; inspect every old pass and record remaining limits.</w:t>
-      </w:r>
-    </w:p>
-    <w:p>
-      <w:pPr>
-        <w:spacing w:line="336" w:lineRule="auto" w:after="180"/>
-      </w:pPr>
-      <w:r>
-        <w:rPr>
-          <w:b w:val="0"/>
-        </w:rPr>
-        <w:t>CHECK Verify the denominator, unit, split, class definition, and data version before interpreting a score.</w:t>
-      </w:r>
-    </w:p>
-    <w:p>
-      <w:pPr>
-        <w:spacing w:line="336" w:lineRule="auto" w:after="180"/>
-      </w:pPr>
-      <w:r>
-        <w:rPr>
-          <w:b w:val="0"/>
-        </w:rPr>
-        <w:t xml:space="preserve">Recalculate, retrace, or restate the </w:t>
-      </w:r>
-      <w:r>
-        <w:rPr>
-          <w:b/>
-        </w:rPr>
-        <w:t>evidence</w:t>
-      </w:r>
-      <w:r>
-        <w:rPr>
-          <w:b w:val="0"/>
-        </w:rPr>
-        <w:t xml:space="preserve"> independently:</w:t>
-      </w:r>
-    </w:p>
-    <w:p>
-      <w:pPr>
-        <w:pStyle w:val="Heading3"/>
-      </w:pPr>
-      <w:r>
-        <w:t>Concrete teaching case</w:t>
-      </w:r>
-    </w:p>
-    <w:p>
-      <w:pPr>
-        <w:pStyle w:val="Heading3"/>
-      </w:pPr>
-      <w:r>
-        <w:t>The teaching case</w:t>
-      </w:r>
-    </w:p>
-    <w:p>
-      <w:pPr>
-        <w:spacing w:line="336" w:lineRule="auto" w:after="180"/>
-        <w:shd w:fill="F1F6FC"/>
-      </w:pPr>
-      <w:r>
-        <w:rPr>
-          <w:b w:val="0"/>
-        </w:rPr>
-        <w:t>Baseline validation accuracy</w:t>
-      </w:r>
-      <w:r>
-        <w:rPr>
-          <w:b/>
-        </w:rPr>
-        <w:t>70%</w:t>
-      </w:r>
-      <w:r>
-        <w:rPr>
-          <w:b w:val="0"/>
-        </w:rPr>
-        <w:t>; model</w:t>
-      </w:r>
-      <w:r>
-        <w:rPr>
-          <w:b/>
-        </w:rPr>
-        <w:t>80%</w:t>
-      </w:r>
-      <w:r>
-        <w:rPr>
-          <w:b w:val="0"/>
-        </w:rPr>
-        <w:t>; most remaining errors are dim images.</w:t>
-      </w:r>
-    </w:p>
-    <w:p>
-      <w:pPr>
-        <w:pStyle w:val="Heading3"/>
-      </w:pPr>
-      <w:r>
-        <w:t>The teaching case</w:t>
-      </w:r>
-    </w:p>
-    <w:p>
-      <w:pPr>
-        <w:spacing w:line="336" w:lineRule="auto" w:after="180"/>
-        <w:shd w:fill="F1F6FC"/>
-      </w:pPr>
-      <w:r>
-        <w:rPr>
-          <w:b w:val="0"/>
-        </w:rPr>
-        <w:t xml:space="preserve">Plan improvement </w:t>
-      </w:r>
-      <w:r>
-        <w:rPr>
-          <w:b/>
-        </w:rPr>
-        <w:t>evidence</w:t>
-      </w:r>
-      <w:r>
-        <w:rPr>
-          <w:b w:val="0"/>
-        </w:rPr>
-        <w:t>.</w:t>
-      </w:r>
-    </w:p>
-    <w:p>
-      <w:pPr>
-        <w:pStyle w:val="Heading3"/>
-      </w:pPr>
-      <w:r>
-        <w:t>Exact explanation to model</w:t>
-      </w:r>
-    </w:p>
-    <w:p>
-      <w:pPr>
-        <w:pStyle w:val="Heading3"/>
-      </w:pPr>
-      <w:r>
-        <w:t>Why the result follows</w:t>
-      </w:r>
-    </w:p>
-    <w:p>
-      <w:pPr>
-        <w:spacing w:line="336" w:lineRule="auto" w:after="180"/>
-        <w:shd w:fill="F1F6FC"/>
-      </w:pPr>
-      <w:r>
-        <w:rPr>
-          <w:b w:val="0"/>
-        </w:rPr>
-        <w:t>Keep partitions fixed, inspect dim-image errors, change one factor and compare the same validation criteria/slices. Reserve final test.</w:t>
-      </w:r>
-    </w:p>
-    <w:p>
-      <w:pPr>
-        <w:pStyle w:val="Heading3"/>
-      </w:pPr>
-      <w:r>
-        <w:t>Explain the added worked example</w:t>
-      </w:r>
-    </w:p>
-    <w:p>
-      <w:pPr>
-        <w:pStyle w:val="Heading3"/>
-      </w:pPr>
-      <w:r>
-        <w:t>Explain the added worked example · 1</w:t>
-      </w:r>
-    </w:p>
-    <w:p>
-      <w:pPr>
-        <w:spacing w:line="336" w:lineRule="auto" w:after="180"/>
-      </w:pPr>
-      <w:r>
-        <w:rPr>
-          <w:b w:val="0"/>
-        </w:rPr>
-        <w:t xml:space="preserve">The teacher releases final-test labels only after checking the freeze record. Score baseline and candidate on the same planned rows. Save every </w:t>
-      </w:r>
-      <w:r>
-        <w:rPr>
-          <w:b/>
-        </w:rPr>
-        <w:t>prediction</w:t>
-      </w:r>
-      <w:r>
-        <w:rPr>
-          <w:b w:val="0"/>
-        </w:rPr>
-        <w:t>, denominator and failure.</w:t>
-      </w:r>
-    </w:p>
-    <w:p>
-      <w:pPr>
-        <w:spacing w:line="336" w:lineRule="auto" w:after="180"/>
-      </w:pPr>
-      <w:r>
-        <w:rPr>
-          <w:b w:val="0"/>
-        </w:rPr>
-        <w:t>Do not edit a model while reading labels and then present only the edited version as the original test.</w:t>
-      </w:r>
-    </w:p>
-    <w:p>
-      <w:pPr>
-        <w:spacing w:line="336" w:lineRule="auto" w:after="180"/>
-      </w:pPr>
-      <w:r>
-        <w:rPr>
-          <w:b w:val="0"/>
-        </w:rPr>
-        <w:t>Use fictional classroom data throughout this investigation. Keep the task, units, reference labels and data split visible as you reason.</w:t>
-      </w:r>
-    </w:p>
-    <w:p>
-      <w:pPr>
-        <w:spacing w:line="336" w:lineRule="auto" w:after="180"/>
-      </w:pPr>
-      <w:r>
-        <w:rPr>
-          <w:b w:val="0"/>
-        </w:rPr>
-        <w:t xml:space="preserve">Earlier weeks supplied the model-building </w:t>
-      </w:r>
-      <w:r>
-        <w:rPr>
-          <w:b/>
-        </w:rPr>
-        <w:t>process</w:t>
-      </w:r>
-      <w:r>
-        <w:rPr>
-          <w:b w:val="0"/>
-        </w:rPr>
-        <w:t>; this week examines capstone evaluation and revision.</w:t>
-      </w:r>
-    </w:p>
-    <w:p>
-      <w:pPr>
-        <w:pStyle w:val="Heading3"/>
-      </w:pPr>
-      <w:r>
-        <w:t>Explain the added worked example · 2</w:t>
-      </w:r>
-    </w:p>
-    <w:p>
-      <w:pPr>
-        <w:spacing w:line="336" w:lineRule="auto" w:after="180"/>
-      </w:pPr>
-      <w:r>
-        <w:rPr>
-          <w:b w:val="0"/>
-        </w:rPr>
-        <w:t>Illustrative frozen test has 12 rows: candidate[[7, 1],[2, 2]], baseline[[8, 0],[4, 0]], blocked positive. Candidate accuracy 9/12=75 percent, precision 2/3 and recall 2/4; baseline accuracy 8/12 about 66.7 percent.</w:t>
-      </w:r>
-    </w:p>
-    <w:p>
-      <w:pPr>
-        <w:spacing w:line="336" w:lineRule="auto" w:after="180"/>
-      </w:pPr>
-      <w:r>
-        <w:rPr>
-          <w:b w:val="0"/>
-        </w:rPr>
-        <w:t>The candidate adds one false alarm and misses two rather than four blocked cases.</w:t>
-      </w:r>
-    </w:p>
-    <w:p>
-      <w:pPr>
-        <w:spacing w:line="336" w:lineRule="auto" w:after="180"/>
-      </w:pPr>
-      <w:r>
-        <w:rPr>
-          <w:b w:val="0"/>
-        </w:rPr>
-        <w:t xml:space="preserve">Before continuing, underline the decision rule and circle the </w:t>
-      </w:r>
-      <w:r>
-        <w:rPr>
-          <w:b/>
-        </w:rPr>
-        <w:t>evidence</w:t>
-      </w:r>
-      <w:r>
-        <w:rPr>
-          <w:b w:val="0"/>
-        </w:rPr>
-        <w:t xml:space="preserve"> that supports the conclusion. Explain the example to a partner without replacing the counts or conditions with a stronger claim.</w:t>
-      </w:r>
-    </w:p>
-    <w:p>
-      <w:pPr>
-        <w:spacing w:line="336" w:lineRule="auto" w:after="180"/>
-      </w:pPr>
-      <w:r>
-        <w:rPr>
-          <w:b w:val="0"/>
-        </w:rPr>
         <w:t>Keep the distinction between an observed result and a proposed next step.</w:t>
-      </w:r>
-    </w:p>
-    <w:p>
-      <w:pPr>
-        <w:pStyle w:val="Heading3"/>
-      </w:pPr>
-      <w:r>
-        <w:t>Key terms</w:t>
       </w:r>
     </w:p>
     <w:tbl>
@@ -1494,48 +2303,6 @@
         </w:tc>
       </w:tr>
     </w:tbl>
-    <w:p>
-      <w:pPr>
-        <w:pStyle w:val="Heading3"/>
-      </w:pPr>
-      <w:r>
-        <w:t>Model the reasoning aloud</w:t>
-      </w:r>
-    </w:p>
-    <w:p>
-      <w:pPr>
-        <w:spacing w:line="336" w:lineRule="auto" w:after="180"/>
-      </w:pPr>
-      <w:r>
-        <w:rPr>
-          <w:b w:val="0"/>
-        </w:rPr>
-        <w:t xml:space="preserve">Use the complete worked example below before asking learners to complete W2. Reveal a small part, invite a </w:t>
-      </w:r>
-      <w:r>
-        <w:rPr>
-          <w:b/>
-        </w:rPr>
-        <w:t>prediction</w:t>
-      </w:r>
-      <w:r>
-        <w:rPr>
-          <w:b w:val="0"/>
-        </w:rPr>
-        <w:t>, then explain the deciding step.</w:t>
-      </w:r>
-    </w:p>
-    <w:p>
-      <w:pPr>
-        <w:spacing w:line="336" w:lineRule="auto" w:after="180"/>
-      </w:pPr>
-      <w:r>
-        <w:rPr>
-          <w:b w:val="0"/>
-        </w:rPr>
-        <w:t>These teacher notes contain solutions; do not reveal the independent case answer during modelling.</w:t>
-      </w:r>
-    </w:p>
     <w:p>
       <w:pPr>
         <w:pStyle w:val="Heading3"/>
@@ -1720,6 +2487,414 @@
         <w:t>________________________________________________________________</w:t>
       </w:r>
     </w:p>
+    <w:p>
+      <w:pPr>
+        <w:pStyle w:val="Heading2"/>
+      </w:pPr>
+      <w:r>
+        <w:t>Earlier70/80validation illustration · reference / check after trying</w:t>
+      </w:r>
+    </w:p>
+    <w:p>
+      <w:pPr>
+        <w:spacing w:line="336" w:lineRule="auto" w:after="180"/>
+      </w:pPr>
+      <w:r>
+        <w:rPr>
+          <w:b w:val="0"/>
+        </w:rPr>
+        <w:t>Baseline validation accuracy</w:t>
+      </w:r>
+      <w:r>
+        <w:rPr>
+          <w:b/>
+        </w:rPr>
+        <w:t>70%</w:t>
+      </w:r>
+      <w:r>
+        <w:rPr>
+          <w:b w:val="0"/>
+        </w:rPr>
+        <w:t>; model</w:t>
+      </w:r>
+      <w:r>
+        <w:rPr>
+          <w:b/>
+        </w:rPr>
+        <w:t>80%</w:t>
+      </w:r>
+      <w:r>
+        <w:rPr>
+          <w:b w:val="0"/>
+        </w:rPr>
+        <w:t>; most remaining errors are dim images.</w:t>
+      </w:r>
+    </w:p>
+    <w:p>
+      <w:pPr>
+        <w:spacing w:line="336" w:lineRule="auto" w:after="180"/>
+      </w:pPr>
+      <w:r>
+        <w:rPr>
+          <w:b w:val="0"/>
+        </w:rPr>
+        <w:t xml:space="preserve">Plan improvement </w:t>
+      </w:r>
+      <w:r>
+        <w:rPr>
+          <w:b/>
+        </w:rPr>
+        <w:t>evidence</w:t>
+      </w:r>
+      <w:r>
+        <w:rPr>
+          <w:b w:val="0"/>
+        </w:rPr>
+        <w:t>.</w:t>
+      </w:r>
+    </w:p>
+    <w:p>
+      <w:pPr>
+        <w:spacing w:line="336" w:lineRule="auto" w:after="180"/>
+      </w:pPr>
+      <w:r>
+        <w:rPr>
+          <w:b w:val="0"/>
+        </w:rPr>
+        <w:t>Keep partitions fixed, inspect dim-image errors, change one factor and compare the same validation criteria/slices. Reserve final test.</w:t>
+      </w:r>
+    </w:p>
+    <w:p>
+      <w:pPr>
+        <w:pStyle w:val="Heading2"/>
+      </w:pPr>
+      <w:r>
+        <w:t>Earlier wording, alternatives and picture transcripts · reference / check after trying</w:t>
+      </w:r>
+    </w:p>
+    <w:p>
+      <w:pPr>
+        <w:spacing w:line="336" w:lineRule="auto" w:after="180"/>
+      </w:pPr>
+      <w:r>
+        <w:rPr>
+          <w:b w:val="0"/>
+        </w:rPr>
+        <w:t>Explain the mechanism</w:t>
+      </w:r>
+    </w:p>
+    <w:p>
+      <w:pPr>
+        <w:spacing w:line="336" w:lineRule="auto" w:after="180"/>
+      </w:pPr>
+      <w:r>
+        <w:rPr>
+          <w:b w:val="0"/>
+        </w:rPr>
+        <w:t>Trace the information, fitted behavior, and evaluation proof separately.</w:t>
+      </w:r>
+    </w:p>
+    <w:p>
+      <w:pPr>
+        <w:spacing w:line="336" w:lineRule="auto" w:after="180"/>
+      </w:pPr>
+      <w:r>
+        <w:rPr>
+          <w:b w:val="0"/>
+        </w:rPr>
+        <w:t>QUESTION Train, audit, change one factor, and compare against the same validation set.</w:t>
+      </w:r>
+    </w:p>
+    <w:p>
+      <w:pPr>
+        <w:spacing w:line="336" w:lineRule="auto" w:after="180"/>
+      </w:pPr>
+      <w:r>
+        <w:rPr>
+          <w:b w:val="0"/>
+        </w:rPr>
+        <w:t xml:space="preserve">MODEL IDEA One </w:t>
+      </w:r>
+      <w:r>
+        <w:rPr>
+          <w:b/>
+        </w:rPr>
+        <w:t>evidence</w:t>
+      </w:r>
+      <w:r>
+        <w:rPr>
+          <w:b w:val="0"/>
+        </w:rPr>
+        <w:t xml:space="preserve">-based improvement follows a reproducible </w:t>
+      </w:r>
+      <w:r>
+        <w:rPr>
+          <w:b/>
+        </w:rPr>
+        <w:t>training</w:t>
+      </w:r>
+      <w:r>
+        <w:rPr>
+          <w:b w:val="0"/>
+        </w:rPr>
+        <w:t xml:space="preserve"> run, metric audit, error clusters, and subgroup analysis.</w:t>
+      </w:r>
+    </w:p>
+    <w:p>
+      <w:pPr>
+        <w:spacing w:line="336" w:lineRule="auto" w:after="180"/>
+      </w:pPr>
+      <w:r>
+        <w:rPr>
+          <w:b w:val="0"/>
+        </w:rPr>
+        <w:t>PROOF NEEDED Use an unseen case, visible calculation, error analysis, and a stated limitation.</w:t>
+      </w:r>
+    </w:p>
+    <w:p>
+      <w:pPr>
+        <w:spacing w:line="336" w:lineRule="auto" w:after="180"/>
+      </w:pPr>
+      <w:r>
+        <w:rPr>
+          <w:b w:val="0"/>
+        </w:rPr>
+        <w:t>UNDER THE HOOD Model v1 passes 14/20 validation cases; evening accuracy is 40%. The six failed cases are low-light cases.</w:t>
+      </w:r>
+    </w:p>
+    <w:p>
+      <w:pPr>
+        <w:spacing w:line="336" w:lineRule="auto" w:after="180"/>
+      </w:pPr>
+      <w:r>
+        <w:rPr>
+          <w:b w:val="0"/>
+        </w:rPr>
+        <w:t>One of those same six also has a disputed reference label; that is an overlapping review flag, not a seventh failed case.</w:t>
+      </w:r>
+    </w:p>
+    <w:p>
+      <w:pPr>
+        <w:spacing w:line="336" w:lineRule="auto" w:after="180"/>
+      </w:pPr>
+      <w:r>
+        <w:rPr>
+          <w:b w:val="0"/>
+        </w:rPr>
+        <w:t xml:space="preserve">Draw a fresh data → model → </w:t>
+      </w:r>
+      <w:r>
+        <w:rPr>
+          <w:b/>
+        </w:rPr>
+        <w:t>prediction</w:t>
+      </w:r>
+      <w:r>
+        <w:rPr>
+          <w:b w:val="0"/>
+        </w:rPr>
+        <w:t xml:space="preserve"> → evaluation trace:</w:t>
+      </w:r>
+    </w:p>
+    <w:p>
+      <w:pPr>
+        <w:spacing w:line="336" w:lineRule="auto" w:after="180"/>
+      </w:pPr>
+      <w:r>
+        <w:rPr>
+          <w:b w:val="0"/>
+        </w:rPr>
+        <w:t xml:space="preserve">Predict first. Then check each step. A correct answer without visible </w:t>
+      </w:r>
+      <w:r>
+        <w:rPr>
+          <w:b/>
+        </w:rPr>
+        <w:t>evidence</w:t>
+      </w:r>
+      <w:r>
+        <w:rPr>
+          <w:b w:val="0"/>
+        </w:rPr>
+        <w:t xml:space="preserve"> cannot be audited.</w:t>
+      </w:r>
+    </w:p>
+    <w:p>
+      <w:pPr>
+        <w:spacing w:line="336" w:lineRule="auto" w:after="180"/>
+      </w:pPr>
+      <w:r>
+        <w:rPr>
+          <w:b w:val="0"/>
+        </w:rPr>
+        <w:t>STEP 1 Model v1 passes 14/20 validation cases; evening accuracy is 40%.</w:t>
+      </w:r>
+    </w:p>
+    <w:p>
+      <w:pPr>
+        <w:spacing w:line="336" w:lineRule="auto" w:after="180"/>
+      </w:pPr>
+      <w:r>
+        <w:rPr>
+          <w:b w:val="0"/>
+        </w:rPr>
+        <w:t>STEP 2 The six failed cases are low-light cases. One of those same six also has a disputed reference label; that is an overlapping review flag, not a seventh failed case.</w:t>
+      </w:r>
+    </w:p>
+    <w:p>
+      <w:pPr>
+        <w:spacing w:line="336" w:lineRule="auto" w:after="180"/>
+      </w:pPr>
+      <w:r>
+        <w:rPr>
+          <w:b w:val="0"/>
+        </w:rPr>
+        <w:t xml:space="preserve">STEP 3 Add reviewed low-light </w:t>
+      </w:r>
+      <w:r>
+        <w:rPr>
+          <w:b/>
+        </w:rPr>
+        <w:t>training</w:t>
+      </w:r>
+      <w:r>
+        <w:rPr>
+          <w:b w:val="0"/>
+        </w:rPr>
+        <w:t xml:space="preserve"> examples while freezing features and model settings.</w:t>
+      </w:r>
+    </w:p>
+    <w:p>
+      <w:pPr>
+        <w:spacing w:line="336" w:lineRule="auto" w:after="180"/>
+      </w:pPr>
+      <w:r>
+        <w:rPr>
+          <w:b w:val="0"/>
+        </w:rPr>
+        <w:t xml:space="preserve">STEP 4 Model v2 passes 17/20; evening rises to </w:t>
+      </w:r>
+      <w:r>
+        <w:rPr>
+          <w:b/>
+        </w:rPr>
+        <w:t>70%</w:t>
+      </w:r>
+      <w:r>
+        <w:rPr>
+          <w:b w:val="0"/>
+        </w:rPr>
+        <w:t>; inspect every old pass and record remaining limits.</w:t>
+      </w:r>
+    </w:p>
+    <w:p>
+      <w:pPr>
+        <w:spacing w:line="336" w:lineRule="auto" w:after="180"/>
+      </w:pPr>
+      <w:r>
+        <w:rPr>
+          <w:b w:val="0"/>
+        </w:rPr>
+        <w:t>CHECK Verify the denominator, unit, split, class definition, and data version before interpreting a score.</w:t>
+      </w:r>
+    </w:p>
+    <w:p>
+      <w:pPr>
+        <w:spacing w:line="336" w:lineRule="auto" w:after="180"/>
+      </w:pPr>
+      <w:r>
+        <w:rPr>
+          <w:b w:val="0"/>
+        </w:rPr>
+        <w:t xml:space="preserve">Recalculate, retrace, or restate the </w:t>
+      </w:r>
+      <w:r>
+        <w:rPr>
+          <w:b/>
+        </w:rPr>
+        <w:t>evidence</w:t>
+      </w:r>
+      <w:r>
+        <w:rPr>
+          <w:b w:val="0"/>
+        </w:rPr>
+        <w:t xml:space="preserve"> independently:</w:t>
+      </w:r>
+    </w:p>
+    <w:p>
+      <w:pPr>
+        <w:pStyle w:val="Heading3"/>
+      </w:pPr>
+      <w:r>
+        <w:t>Concrete teaching case</w:t>
+      </w:r>
+    </w:p>
+    <w:p>
+      <w:pPr>
+        <w:pStyle w:val="Heading3"/>
+      </w:pPr>
+      <w:r>
+        <w:t>Exact explanation to model</w:t>
+      </w:r>
+    </w:p>
+    <w:p>
+      <w:pPr>
+        <w:pStyle w:val="Heading3"/>
+      </w:pPr>
+      <w:r>
+        <w:t>Explain the added worked example</w:t>
+      </w:r>
+    </w:p>
+    <w:p>
+      <w:pPr>
+        <w:pStyle w:val="Heading3"/>
+      </w:pPr>
+      <w:r>
+        <w:t>Key terms</w:t>
+      </w:r>
+    </w:p>
+    <w:p>
+      <w:pPr>
+        <w:pStyle w:val="Heading3"/>
+      </w:pPr>
+      <w:r>
+        <w:t>Model the reasoning aloud</w:t>
+      </w:r>
+    </w:p>
+    <w:p>
+      <w:pPr>
+        <w:spacing w:line="336" w:lineRule="auto" w:after="180"/>
+      </w:pPr>
+      <w:r>
+        <w:rPr>
+          <w:b w:val="0"/>
+        </w:rPr>
+        <w:t xml:space="preserve">Use the complete worked example below before asking learners to complete W2. Reveal a small part, invite a </w:t>
+      </w:r>
+      <w:r>
+        <w:rPr>
+          <w:b/>
+        </w:rPr>
+        <w:t>prediction</w:t>
+      </w:r>
+      <w:r>
+        <w:rPr>
+          <w:b w:val="0"/>
+        </w:rPr>
+        <w:t>, then explain the deciding step.</w:t>
+      </w:r>
+    </w:p>
+    <w:p>
+      <w:pPr>
+        <w:spacing w:line="336" w:lineRule="auto" w:after="180"/>
+      </w:pPr>
+      <w:r>
+        <w:rPr>
+          <w:b w:val="0"/>
+        </w:rPr>
+        <w:t>These teacher notes contain solutions; do not reveal the independent case answer during modelling.</w:t>
+      </w:r>
+    </w:p>
     <w:tbl>
       <w:tblPr>
         <w:tblStyle w:val="LightShading-Accent1"/>
@@ -1843,73 +3018,10 @@
     </w:p>
     <w:p>
       <w:pPr>
-        <w:spacing w:line="336" w:lineRule="auto" w:after="180"/>
-      </w:pPr>
-      <w:r>
-        <w:rPr>
-          <w:b w:val="0"/>
-        </w:rPr>
-        <w:t>Choose the next capstone revision from explicit false alarms and misses.</w:t>
-      </w:r>
-    </w:p>
-    <w:p>
-      <w:pPr>
         <w:pStyle w:val="Heading3"/>
       </w:pPr>
       <w:r>
         <w:t>The facts we will use</w:t>
-      </w:r>
-    </w:p>
-    <w:p>
-      <w:pPr>
-        <w:pStyle w:val="Heading3"/>
-      </w:pPr>
-      <w:r>
-        <w:t>Supplied facts</w:t>
-      </w:r>
-    </w:p>
-    <w:p>
-      <w:pPr>
-        <w:spacing w:line="336" w:lineRule="auto" w:after="180"/>
-        <w:shd w:fill="F1F6FC"/>
-      </w:pPr>
-      <w:r>
-        <w:rPr>
-          <w:b w:val="0"/>
-        </w:rPr>
-        <w:t>Positive=spotted. CandidateTP4, FN 2, FP 1, TN 9; baselineTP0, FN 6, FP 0, TN 10. Both evaluate the same16 cases.</w:t>
-      </w:r>
-    </w:p>
-    <w:p>
-      <w:pPr>
-        <w:pStyle w:val="Heading3"/>
-      </w:pPr>
-      <w:r>
-        <w:t>Supplied facts</w:t>
-      </w:r>
-    </w:p>
-    <w:p>
-      <w:pPr>
-        <w:spacing w:line="336" w:lineRule="auto" w:after="180"/>
-        <w:shd w:fill="F1F6FC"/>
-      </w:pPr>
-      <w:r>
-        <w:rPr>
-          <w:b w:val="0"/>
-        </w:rPr>
-        <w:t xml:space="preserve">All </w:t>
-      </w:r>
-      <w:r>
-        <w:rPr>
-          <w:b/>
-        </w:rPr>
-        <w:t>input</w:t>
-      </w:r>
-      <w:r>
-        <w:rPr>
-          <w:b w:val="0"/>
-        </w:rPr>
-        <w:t>s and outcomes in this worked example are invented classroom data; no real model run is claimed.</w:t>
       </w:r>
     </w:p>
     <w:p>
@@ -1917,7 +3029,7 @@
         <w:drawing>
           <wp:inline xmlns:a="http://schemas.openxmlformats.org/drawingml/2006/main" xmlns:pic="http://schemas.openxmlformats.org/drawingml/2006/picture">
             <wp:extent cx="5486400" cy="3077029"/>
-            <wp:docPr id="1" name="Picture 1" descr="Candidate, before revision"/>
+            <wp:docPr id="2" name="Picture 2" descr="Candidate, before revision"/>
             <wp:cNvGraphicFramePr>
               <a:graphicFrameLocks noChangeAspect="1"/>
             </wp:cNvGraphicFramePr>
@@ -1929,7 +3041,7 @@
                     <pic:cNvPicPr/>
                   </pic:nvPicPr>
                   <pic:blipFill>
-                    <a:blip r:embed="rId9"/>
+                    <a:blip r:embed="rId10"/>
                     <a:stretch>
                       <a:fillRect/>
                     </a:stretch>
@@ -1953,7 +3065,7 @@
         <w:drawing>
           <wp:inline xmlns:a="http://schemas.openxmlformats.org/drawingml/2006/main" xmlns:pic="http://schemas.openxmlformats.org/drawingml/2006/picture">
             <wp:extent cx="5486400" cy="5225143"/>
-            <wp:docPr id="2" name="Picture 2" descr="Capstone Train, Analyze, Improve. Compare accuracy: Candidate13/16=81.25%; baseline10/16=62.5%.. Compare detection: Candidate catches4/6 spotted leaves; baseline catches0/6.. Inspect errors: Review candidate’s two misses and one false alarm with conditions and label evidence before revising."/>
+            <wp:docPr id="3" name="Picture 3" descr="Capstone Train, Analyze, Improve. Compare accuracy: Candidate13/16=81.25%; baseline10/16=62.5%.. Compare detection: Candidate catches4/6 spotted leaves; baseline catches0/6.. Inspect errors: Review candidate’s two misses and one false alarm with conditions and label evidence before revising."/>
             <wp:cNvGraphicFramePr>
               <a:graphicFrameLocks noChangeAspect="1"/>
             </wp:cNvGraphicFramePr>
@@ -1965,7 +3077,7 @@
                     <pic:cNvPicPr/>
                   </pic:nvPicPr>
                   <pic:blipFill>
-                    <a:blip r:embed="rId10"/>
+                    <a:blip r:embed="rId11"/>
                     <a:stretch>
                       <a:fillRect/>
                     </a:stretch>
@@ -1989,114 +3101,7 @@
         <w:pStyle w:val="Heading3"/>
       </w:pPr>
       <w:r>
-        <w:t>Read the picture one step at a time</w:t>
-      </w:r>
-    </w:p>
-    <w:tbl>
-      <w:tblPr>
-        <w:tblStyle w:val="LightShading-Accent1"/>
-        <w:tblW w:type="auto" w:w="0"/>
-        <w:tblLook w:firstColumn="1" w:firstRow="1" w:lastColumn="0" w:lastRow="0" w:noHBand="0" w:noVBand="1" w:val="04A0"/>
-      </w:tblPr>
-      <w:tblGrid>
-        <w:gridCol w:w="5112"/>
-        <w:gridCol w:w="5112"/>
-      </w:tblGrid>
-      <w:tr>
-        <w:trPr>
-          <w:tblHeader/>
-        </w:trPr>
-        <w:tc>
-          <w:tcPr>
-            <w:tcW w:type="dxa" w:w="5112"/>
-          </w:tcPr>
-          <w:p>
-            <w:r>
-              <w:t>Step</w:t>
-            </w:r>
-          </w:p>
-        </w:tc>
-        <w:tc>
-          <w:tcPr>
-            <w:tcW w:type="dxa" w:w="5112"/>
-          </w:tcPr>
-          <w:p>
-            <w:r>
-              <w:t>What happens and why</w:t>
-            </w:r>
-          </w:p>
-        </w:tc>
-      </w:tr>
-      <w:tr>
-        <w:tc>
-          <w:tcPr>
-            <w:tcW w:type="dxa" w:w="5112"/>
-          </w:tcPr>
-          <w:p>
-            <w:r>
-              <w:t>1. Compare accuracy</w:t>
-            </w:r>
-          </w:p>
-        </w:tc>
-        <w:tc>
-          <w:tcPr>
-            <w:tcW w:type="dxa" w:w="5112"/>
-          </w:tcPr>
-          <w:p>
-            <w:r>
-              <w:t>Candidate13/16=81.25%; baseline10/16=62.5%.</w:t>
-            </w:r>
-          </w:p>
-        </w:tc>
-      </w:tr>
-      <w:tr>
-        <w:tc>
-          <w:tcPr>
-            <w:tcW w:type="dxa" w:w="5112"/>
-          </w:tcPr>
-          <w:p>
-            <w:r>
-              <w:t>2. Compare detection</w:t>
-            </w:r>
-          </w:p>
-        </w:tc>
-        <w:tc>
-          <w:tcPr>
-            <w:tcW w:type="dxa" w:w="5112"/>
-          </w:tcPr>
-          <w:p>
-            <w:r>
-              <w:t>Candidate catches4/6 spotted leaves; baseline catches0/6.</w:t>
-            </w:r>
-          </w:p>
-        </w:tc>
-      </w:tr>
-      <w:tr>
-        <w:tc>
-          <w:tcPr>
-            <w:tcW w:type="dxa" w:w="5112"/>
-          </w:tcPr>
-          <w:p>
-            <w:r>
-              <w:t>3. Inspect errors</w:t>
-            </w:r>
-          </w:p>
-        </w:tc>
-        <w:tc>
-          <w:tcPr>
-            <w:tcW w:type="dxa" w:w="5112"/>
-          </w:tcPr>
-          <w:p>
-            <w:r>
-              <w:t>Review candidate’s two misses and one false alarm with conditions and label evidence before revising.</w:t>
-            </w:r>
-          </w:p>
-        </w:tc>
-      </w:tr>
-    </w:tbl>
-    <w:p>
-      <w:r>
-        <w:t>Match each pictured step to the supplied facts. This is a worked teaching case, not an independent assessment.</w:t>
+        <w:t>Why this result follows</w:t>
       </w:r>
     </w:p>
     <w:p>
@@ -2104,7 +3109,7 @@
         <w:pStyle w:val="Heading3"/>
       </w:pPr>
       <w:r>
-        <w:t>Why this result follows</w:t>
+        <w:t>What this example does not establish</w:t>
       </w:r>
     </w:p>
     <w:p>
@@ -2112,55 +3117,327 @@
         <w:pStyle w:val="Heading3"/>
       </w:pPr>
       <w:r>
-        <w:t>Why the result follows</w:t>
+        <w:t>Change one thing in the pictured case</w:t>
+      </w:r>
+    </w:p>
+    <w:p>
+      <w:pPr>
+        <w:pStyle w:val="Heading3"/>
+      </w:pPr>
+      <w:r>
+        <w:t>Ask while showing the picture</w:t>
       </w:r>
     </w:p>
     <w:p>
       <w:pPr>
         <w:spacing w:line="336" w:lineRule="auto" w:after="180"/>
-        <w:shd w:fill="F1F6FC"/>
       </w:pPr>
       <w:r>
         <w:rPr>
           <w:b w:val="0"/>
         </w:rPr>
-        <w:t xml:space="preserve">Read the picture in order. Review candidate’s two misses and one false alarm with conditions and label </w:t>
+        <w:t xml:space="preserve">Cover the result. Ask learners to name the </w:t>
       </w:r>
       <w:r>
         <w:rPr>
           <w:b/>
         </w:rPr>
+        <w:t>input</w:t>
+      </w:r>
+      <w:r>
+        <w:rPr>
+          <w:b w:val="0"/>
+        </w:rPr>
+        <w:t xml:space="preserve">s and predict the next step. Uncover one step, connect the icon to the actual procedure, and explain its </w:t>
+      </w:r>
+      <w:r>
+        <w:rPr>
+          <w:b/>
+        </w:rPr>
         <w:t>evidence</w:t>
       </w:r>
       <w:r>
         <w:rPr>
           <w:b w:val="0"/>
         </w:rPr>
-        <w:t xml:space="preserve"> before revising. The arrows show which recorded </w:t>
+        <w:t>. Then change the supplied condition and compare.</w:t>
+      </w:r>
+    </w:p>
+    <w:p>
+      <w:pPr>
+        <w:spacing w:line="336" w:lineRule="auto" w:after="180"/>
+      </w:pPr>
+      <w:r>
+        <w:rPr>
+          <w:b w:val="0"/>
+        </w:rPr>
+        <w:t>The picture is a representation; it does not document execution of a real AI model.</w:t>
+      </w:r>
+    </w:p>
+    <w:p>
+      <w:pPr>
+        <w:pStyle w:val="Heading1"/>
+      </w:pPr>
+      <w:r>
+        <w:t>03. Guide a complete comparison,then remove help</w:t>
+      </w:r>
+    </w:p>
+    <w:p>
+      <w:r>
+        <w:t>Collect a response before showing the key.</w:t>
+      </w:r>
+    </w:p>
+    <w:p>
+      <w:pPr>
+        <w:pStyle w:val="Heading2"/>
+      </w:pPr>
+      <w:r>
+        <w:t>Current completion task and key</w:t>
+      </w:r>
+    </w:p>
+    <w:p>
+      <w:pPr>
+        <w:spacing w:line="336" w:lineRule="auto" w:after="180"/>
+      </w:pPr>
+      <w:r>
+        <w:rPr>
+          <w:b w:val="0"/>
+        </w:rPr>
+        <w:t>Using the complete parcel kit, explain the fixed learner and the single V1-to-V2 feature change. Reconstruct the validation matrices and all gained/regressed case IDs. Choose using the predeclared rule, then state what must be saved before final labels are released.</w:t>
+      </w:r>
+    </w:p>
+    <w:p>
+      <w:pPr>
+        <w:spacing w:line="336" w:lineRule="auto" w:after="180"/>
+      </w:pPr>
+      <w:r>
+        <w:rPr>
+          <w:b w:val="0"/>
+        </w:rPr>
+        <w:t>Fixed40 training/20 validation rows, k1, training-only min/range, Manhattan distance and ID tie rule. Only width→width+height changes. Baseline[9, 0, 11, 0]9/20, V1[9, 0, 7, 4]13/20, V2[9, 0, 3, 8]17/20 in TN/FP/FN/TP order. GainsP42/P49/P60/P67, no regressions; remaining missesP24/P56/P64.</w:t>
+      </w:r>
+    </w:p>
+    <w:p>
+      <w:pPr>
+        <w:spacing w:line="336" w:lineRule="auto" w:after="180"/>
+      </w:pPr>
+      <w:r>
+        <w:rPr>
+          <w:b w:val="0"/>
+        </w:rPr>
+        <w:t>Choose V2; save code/data versions, features/scales/ties, split IDs, predictions, selection rule and actual freeze/review status. Final score unknown to student until teacher release.</w:t>
+      </w:r>
+    </w:p>
+    <w:p>
+      <w:pPr>
+        <w:pStyle w:val="Heading2"/>
+      </w:pPr>
+      <w:r>
+        <w:t>Current individual evidence-status check</w:t>
+      </w:r>
+    </w:p>
+    <w:p>
+      <w:pPr>
+        <w:spacing w:line="336" w:lineRule="auto" w:after="180"/>
+      </w:pPr>
+      <w:r>
+        <w:rPr>
+          <w:b w:val="0"/>
+        </w:rPr>
+        <w:t>V2 is selected using 17/20 validation and its three mistakes. Can the same 20 rows now be described as an untouched final test for V2? Explain the evidence status.</w:t>
+      </w:r>
+    </w:p>
+    <w:p>
+      <w:pPr>
+        <w:spacing w:line="336" w:lineRule="auto" w:after="180"/>
+      </w:pPr>
+      <w:r>
+        <w:rPr>
+          <w:b w:val="0"/>
+        </w:rPr>
+        <w:t>No. These20 validation records informed selection and error analysis. Freeze the chosen system and preserve the separate reserved final gate.</w:t>
+      </w:r>
+    </w:p>
+    <w:p>
+      <w:pPr>
+        <w:pStyle w:val="Heading2"/>
+      </w:pPr>
+      <w:r>
+        <w:t>Separate pictured error-trade-off reasoning</w:t>
+      </w:r>
+    </w:p>
+    <w:p>
+      <w:pPr>
+        <w:spacing w:line="336" w:lineRule="auto" w:after="180"/>
+      </w:pPr>
+      <w:r>
+        <w:rPr>
+          <w:b w:val="0"/>
+        </w:rPr>
+        <w:t xml:space="preserve">Why is “the revision is better” incomplete? Point to the relevant step in the picture, then write the changed result and the rule or </w:t>
       </w:r>
       <w:r>
         <w:rPr>
           <w:b/>
         </w:rPr>
+        <w:t>evidence</w:t>
+      </w:r>
+      <w:r>
+        <w:rPr>
+          <w:b w:val="0"/>
+        </w:rPr>
+        <w:t xml:space="preserve"> that supports it.</w:t>
+      </w:r>
+    </w:p>
+    <w:p>
+      <w:pPr>
+        <w:spacing w:line="336" w:lineRule="auto" w:after="180"/>
+      </w:pPr>
+      <w:r>
+        <w:rPr>
+          <w:b w:val="0"/>
+        </w:rPr>
+        <w:t>It catches more spotted leaves but raises false alarms and lowers accuracy. Report both trade-offs and decide using predeclared use costs. Changed-case check: TP 5, FN 1, FP 3, TN 7 gives 12/16=75% accuracy and 5/6 recall.</w:t>
+      </w:r>
+    </w:p>
+    <w:p>
+      <w:pPr>
+        <w:spacing w:line="336" w:lineRule="auto" w:after="180"/>
+      </w:pPr>
+      <w:r>
+        <w:rPr>
+          <w:b w:val="0"/>
+        </w:rPr>
+        <w:t>Recall rises while accuracy falls; the preferred revision depends on declared error consequences.</w:t>
+      </w:r>
+    </w:p>
+    <w:p>
+      <w:pPr>
+        <w:spacing w:line="336" w:lineRule="auto" w:after="180"/>
+      </w:pPr>
+      <w:r>
+        <w:rPr>
+          <w:b w:val="0"/>
+        </w:rPr>
+        <w:t>Changed-case reasoning: TP 5, FN 1, FP 3, TN 7 gives 12/16=75% accuracy and 5/6 recall. Recall rises while accuracy falls; the preferred revision depends on declared error consequences.</w:t>
+      </w:r>
+    </w:p>
+    <w:p>
+      <w:pPr>
+        <w:spacing w:line="336" w:lineRule="auto" w:after="180"/>
+      </w:pPr>
+      <w:r>
+        <w:rPr>
+          <w:b w:val="0"/>
+        </w:rPr>
+        <w:t xml:space="preserve">Collect each learner’s explanation before discussion. Use the first missing connection between </w:t>
+      </w:r>
+      <w:r>
+        <w:rPr>
+          <w:b/>
+        </w:rPr>
         <w:t>input</w:t>
       </w:r>
       <w:r>
         <w:rPr>
           <w:b w:val="0"/>
         </w:rPr>
-        <w:t xml:space="preserve"> or intermediate result each decision uses.</w:t>
+        <w:t xml:space="preserve">, deciding step and result to choose support. This question is worked-case practice, not fresh mastery </w:t>
+      </w:r>
+      <w:r>
+        <w:rPr>
+          <w:b/>
+        </w:rPr>
+        <w:t>evidence</w:t>
+      </w:r>
+      <w:r>
+        <w:rPr>
+          <w:b w:val="0"/>
+        </w:rPr>
+        <w:t>.</w:t>
+      </w:r>
+    </w:p>
+    <w:p>
+      <w:pPr>
+        <w:pStyle w:val="Heading2"/>
+      </w:pPr>
+      <w:r>
+        <w:t>Keep each learner explaining</w:t>
       </w:r>
     </w:p>
     <w:p>
       <w:pPr>
         <w:spacing w:line="336" w:lineRule="auto" w:after="180"/>
-        <w:shd w:fill="F1F6FC"/>
       </w:pPr>
       <w:r>
         <w:rPr>
           <w:b w:val="0"/>
         </w:rPr>
-        <w:t>Explain the deciding step aloud before checking the changed case; pointing to the final answer alone does not show how it follows.</w:t>
+        <w:t>Ask: Which facts are given, and which would we have to assume? Learners mark relevant details before discussing answers.</w:t>
+      </w:r>
+    </w:p>
+    <w:p>
+      <w:pPr>
+        <w:spacing w:line="336" w:lineRule="auto" w:after="180"/>
+      </w:pPr>
+      <w:r>
+        <w:rPr>
+          <w:b w:val="0"/>
+        </w:rPr>
+        <w:t>Say: Predict first. Show the rule, information path or calculation that would produce the result. A correct guess is not yet an explanation.</w:t>
+      </w:r>
+    </w:p>
+    <w:p>
+      <w:pPr>
+        <w:spacing w:line="336" w:lineRule="auto" w:after="180"/>
+      </w:pPr>
+      <w:r>
+        <w:rPr>
+          <w:b w:val="0"/>
+        </w:rPr>
+        <w:t xml:space="preserve">In pairs, one learner solves while the other checks </w:t>
+      </w:r>
+      <w:r>
+        <w:rPr>
+          <w:b/>
+        </w:rPr>
+        <w:t>evidence</w:t>
+      </w:r>
+      <w:r>
+        <w:rPr>
+          <w:b w:val="0"/>
+        </w:rPr>
+        <w:t>; exchange roles. Remove the worked answer before independent assessment.</w:t>
+      </w:r>
+    </w:p>
+    <w:p>
+      <w:pPr>
+        <w:pStyle w:val="Heading2"/>
+      </w:pPr>
+      <w:r>
+        <w:t>Earlier wording, alternatives and picture transcripts · reference / check after trying</w:t>
+      </w:r>
+    </w:p>
+    <w:p>
+      <w:pPr>
+        <w:spacing w:line="336" w:lineRule="auto" w:after="180"/>
+      </w:pPr>
+      <w:r>
+        <w:rPr>
+          <w:b w:val="0"/>
+        </w:rPr>
+        <w:t>Compact alternative: this two-session sequence covers selected core tasks. Use the three-session weekly plan for the full lesson, independent transfer, feedback and project work; allow extra time for extensions.</w:t>
+      </w:r>
+    </w:p>
+    <w:p>
+      <w:pPr>
+        <w:spacing w:line="336" w:lineRule="auto" w:after="180"/>
+      </w:pPr>
+      <w:r>
+        <w:rPr>
+          <w:b w:val="0"/>
+        </w:rPr>
+        <w:t>Demonstrate and guide practice</w:t>
       </w:r>
     </w:p>
     <w:p>
@@ -2168,7 +3445,99 @@
         <w:pStyle w:val="Heading3"/>
       </w:pPr>
       <w:r>
-        <w:t>What this example does not establish</w:t>
+        <w:t>Board sequence</w:t>
+      </w:r>
+    </w:p>
+    <w:p>
+      <w:pPr>
+        <w:spacing w:line="336" w:lineRule="auto" w:after="180"/>
+      </w:pPr>
+      <w:r>
+        <w:rPr>
+          <w:b w:val="0"/>
+        </w:rPr>
+        <w:t>Write the given facts: Baseline validation accuracy</w:t>
+      </w:r>
+      <w:r>
+        <w:rPr>
+          <w:b/>
+        </w:rPr>
+        <w:t>70%</w:t>
+      </w:r>
+      <w:r>
+        <w:rPr>
+          <w:b w:val="0"/>
+        </w:rPr>
+        <w:t>; model</w:t>
+      </w:r>
+      <w:r>
+        <w:rPr>
+          <w:b/>
+        </w:rPr>
+        <w:t>80%</w:t>
+      </w:r>
+      <w:r>
+        <w:rPr>
+          <w:b w:val="0"/>
+        </w:rPr>
+        <w:t>; most remaining errors are dim images.</w:t>
+      </w:r>
+    </w:p>
+    <w:p>
+      <w:pPr>
+        <w:spacing w:line="336" w:lineRule="auto" w:after="180"/>
+      </w:pPr>
+      <w:r>
+        <w:rPr>
+          <w:b w:val="0"/>
+        </w:rPr>
+        <w:t xml:space="preserve">Write the question to explain: Plan improvement </w:t>
+      </w:r>
+      <w:r>
+        <w:rPr>
+          <w:b/>
+        </w:rPr>
+        <w:t>evidence</w:t>
+      </w:r>
+      <w:r>
+        <w:rPr>
+          <w:b w:val="0"/>
+        </w:rPr>
+        <w:t>.</w:t>
+      </w:r>
+    </w:p>
+    <w:p>
+      <w:pPr>
+        <w:spacing w:line="336" w:lineRule="auto" w:after="180"/>
+      </w:pPr>
+      <w:r>
+        <w:rPr>
+          <w:b w:val="0"/>
+        </w:rPr>
+        <w:t xml:space="preserve">Reveal after </w:t>
+      </w:r>
+      <w:r>
+        <w:rPr>
+          <w:b/>
+        </w:rPr>
+        <w:t>prediction</w:t>
+      </w:r>
+      <w:r>
+        <w:rPr>
+          <w:b w:val="0"/>
+        </w:rPr>
+        <w:t>s: Keep partitions fixed, inspect dim-image errors, change one factor and compare the same validation criteria/slices. Reserve final test.</w:t>
+      </w:r>
+    </w:p>
+    <w:p>
+      <w:pPr>
+        <w:spacing w:line="336" w:lineRule="auto" w:after="180"/>
+      </w:pPr>
+      <w:r>
+        <w:rPr>
+          <w:b w:val="0"/>
+        </w:rPr>
+        <w:t>Use the earlier transfer question as additional practice. Reserve the selected separate12-case frozen matrix for the first individual attempt and record support used.</w:t>
       </w:r>
     </w:p>
     <w:p>
@@ -2176,442 +3545,18 @@
         <w:pStyle w:val="Heading3"/>
       </w:pPr>
       <w:r>
-        <w:t>Keep the stated limit</w:t>
+        <w:t>Classroom dialogue</w:t>
       </w:r>
     </w:p>
     <w:p>
       <w:pPr>
         <w:spacing w:line="336" w:lineRule="auto" w:after="180"/>
-        <w:shd w:fill="FFF5E6"/>
       </w:pPr>
       <w:r>
         <w:rPr>
           <w:b w:val="0"/>
         </w:rPr>
-        <w:t xml:space="preserve">Any case-driven revision makes these records development </w:t>
-      </w:r>
-      <w:r>
-        <w:rPr>
-          <w:b/>
-        </w:rPr>
-        <w:t>evidence</w:t>
-      </w:r>
-      <w:r>
-        <w:rPr>
-          <w:b w:val="0"/>
-        </w:rPr>
-        <w:t xml:space="preserve"> for that revision; reserve a fresh final set.</w:t>
-      </w:r>
-    </w:p>
-    <w:p>
-      <w:pPr>
-        <w:pStyle w:val="Heading3"/>
-      </w:pPr>
-      <w:r>
-        <w:t>Change one thing in the pictured case</w:t>
-      </w:r>
-    </w:p>
-    <w:p>
-      <w:pPr>
-        <w:pStyle w:val="Heading3"/>
-      </w:pPr>
-      <w:r>
-        <w:t>Change one thing</w:t>
-      </w:r>
-    </w:p>
-    <w:p>
-      <w:pPr>
-        <w:spacing w:line="336" w:lineRule="auto" w:after="180"/>
-        <w:shd w:fill="F5F1FB"/>
-      </w:pPr>
-      <w:r>
-        <w:rPr>
-          <w:b w:val="0"/>
-        </w:rPr>
-        <w:t>Change: A revision fixes one miss but creates two extra false alarms.</w:t>
-      </w:r>
-    </w:p>
-    <w:p>
-      <w:pPr>
-        <w:pStyle w:val="Heading3"/>
-      </w:pPr>
-      <w:r>
-        <w:t>Predicted result</w:t>
-      </w:r>
-    </w:p>
-    <w:p>
-      <w:pPr>
-        <w:spacing w:line="336" w:lineRule="auto" w:after="180"/>
-        <w:shd w:fill="F1F6FC"/>
-      </w:pPr>
-      <w:r>
-        <w:rPr>
-          <w:b/>
-        </w:rPr>
-        <w:t>Prediction</w:t>
-      </w:r>
-      <w:r>
-        <w:rPr>
-          <w:b w:val="0"/>
-        </w:rPr>
-        <w:t>: TP 5, FN 1, FP 3, TN 7 gives 12/16=75% accuracy and 5/6 recall.</w:t>
-      </w:r>
-    </w:p>
-    <w:p>
-      <w:pPr>
-        <w:pStyle w:val="Heading3"/>
-      </w:pPr>
-      <w:r>
-        <w:t>Why the result follows</w:t>
-      </w:r>
-    </w:p>
-    <w:p>
-      <w:pPr>
-        <w:spacing w:line="336" w:lineRule="auto" w:after="180"/>
-        <w:shd w:fill="F1F6FC"/>
-      </w:pPr>
-      <w:r>
-        <w:rPr>
-          <w:b w:val="0"/>
-        </w:rPr>
-        <w:t>Reason: Recall rises while accuracy falls; the preferred revision depends on declared error consequences.</w:t>
-      </w:r>
-    </w:p>
-    <w:p>
-      <w:pPr>
-        <w:pStyle w:val="Heading3"/>
-      </w:pPr>
-      <w:r>
-        <w:t>Ask while showing the picture</w:t>
-      </w:r>
-    </w:p>
-    <w:p>
-      <w:pPr>
-        <w:pStyle w:val="Heading3"/>
-      </w:pPr>
-      <w:r>
-        <w:t>Ask while showing the picture · 3</w:t>
-      </w:r>
-    </w:p>
-    <w:p>
-      <w:pPr>
-        <w:spacing w:line="336" w:lineRule="auto" w:after="180"/>
-      </w:pPr>
-      <w:r>
-        <w:rPr>
-          <w:b w:val="0"/>
-        </w:rPr>
-        <w:t xml:space="preserve">Cover the result. Ask learners to name the </w:t>
-      </w:r>
-      <w:r>
-        <w:rPr>
-          <w:b/>
-        </w:rPr>
-        <w:t>input</w:t>
-      </w:r>
-      <w:r>
-        <w:rPr>
-          <w:b w:val="0"/>
-        </w:rPr>
-        <w:t xml:space="preserve">s and predict the next step. Uncover one step, connect the icon to the actual procedure, and explain its </w:t>
-      </w:r>
-      <w:r>
-        <w:rPr>
-          <w:b/>
-        </w:rPr>
-        <w:t>evidence</w:t>
-      </w:r>
-      <w:r>
-        <w:rPr>
-          <w:b w:val="0"/>
-        </w:rPr>
-        <w:t>. Then change the supplied condition and compare.</w:t>
-      </w:r>
-    </w:p>
-    <w:p>
-      <w:pPr>
-        <w:spacing w:line="336" w:lineRule="auto" w:after="180"/>
-      </w:pPr>
-      <w:r>
-        <w:rPr>
-          <w:b w:val="0"/>
-        </w:rPr>
-        <w:t>The picture is a representation; it does not document execution of a real AI model.</w:t>
-      </w:r>
-    </w:p>
-    <w:p>
-      <w:pPr>
-        <w:pStyle w:val="Heading1"/>
-      </w:pPr>
-      <w:r>
-        <w:t>03. Demonstrate and guide practice</w:t>
-      </w:r>
-    </w:p>
-    <w:p>
-      <w:r>
-        <w:t>Demonstrate Capstone Train, Analyze, Improve, reduce support deliberately and check individual reasoning before discussing answers.</w:t>
-      </w:r>
-    </w:p>
-    <w:p>
-      <w:pPr>
-        <w:pStyle w:val="Heading3"/>
-      </w:pPr>
-      <w:r>
-        <w:t>Choose the pacing route</w:t>
-      </w:r>
-    </w:p>
-    <w:p>
-      <w:pPr>
-        <w:spacing w:line="336" w:lineRule="auto" w:after="180"/>
-        <w:shd w:fill="F1F6F8"/>
-      </w:pPr>
-      <w:r>
-        <w:rPr>
-          <w:b w:val="0"/>
-        </w:rPr>
-        <w:t>Compact alternative: this two-session sequence covers selected core tasks. Use the three-session weekly plan for the full lesson, independent transfer, feedback and project work; allow extra time for extensions.</w:t>
-      </w:r>
-    </w:p>
-    <w:p>
-      <w:pPr>
-        <w:pStyle w:val="Heading3"/>
-      </w:pPr>
-      <w:r>
-        <w:t>Board sequence</w:t>
-      </w:r>
-    </w:p>
-    <w:p>
-      <w:pPr>
-        <w:pStyle w:val="Heading3"/>
-      </w:pPr>
-      <w:r>
-        <w:t>1. Put the facts on the board</w:t>
-      </w:r>
-    </w:p>
-    <w:p>
-      <w:pPr>
-        <w:spacing w:line="336" w:lineRule="auto" w:after="180"/>
-        <w:shd w:fill="F4F9FC"/>
-      </w:pPr>
-      <w:r>
-        <w:rPr>
-          <w:b w:val="0"/>
-        </w:rPr>
-        <w:t>Write the given facts: Baseline validation accuracy</w:t>
-      </w:r>
-      <w:r>
-        <w:rPr>
-          <w:b/>
-        </w:rPr>
-        <w:t>70%</w:t>
-      </w:r>
-      <w:r>
-        <w:rPr>
-          <w:b w:val="0"/>
-        </w:rPr>
-        <w:t>; model</w:t>
-      </w:r>
-      <w:r>
-        <w:rPr>
-          <w:b/>
-        </w:rPr>
-        <w:t>80%</w:t>
-      </w:r>
-      <w:r>
-        <w:rPr>
-          <w:b w:val="0"/>
-        </w:rPr>
-        <w:t>; most remaining errors are dim images.</w:t>
-      </w:r>
-    </w:p>
-    <w:p>
-      <w:pPr>
-        <w:pStyle w:val="Heading3"/>
-      </w:pPr>
-      <w:r>
-        <w:t>2. State the decision to explain</w:t>
-      </w:r>
-    </w:p>
-    <w:p>
-      <w:pPr>
-        <w:spacing w:line="336" w:lineRule="auto" w:after="180"/>
-        <w:shd w:fill="F4F9FC"/>
-      </w:pPr>
-      <w:r>
-        <w:rPr>
-          <w:b w:val="0"/>
-        </w:rPr>
-        <w:t xml:space="preserve">Write the question to explain: Plan improvement </w:t>
-      </w:r>
-      <w:r>
-        <w:rPr>
-          <w:b/>
-        </w:rPr>
-        <w:t>evidence</w:t>
-      </w:r>
-      <w:r>
-        <w:rPr>
-          <w:b w:val="0"/>
-        </w:rPr>
-        <w:t>.</w:t>
-      </w:r>
-    </w:p>
-    <w:p>
-      <w:pPr>
-        <w:pStyle w:val="Heading3"/>
-      </w:pPr>
-      <w:r>
-        <w:t>3. Reveal the worked reasoning</w:t>
-      </w:r>
-    </w:p>
-    <w:p>
-      <w:pPr>
-        <w:spacing w:line="336" w:lineRule="auto" w:after="180"/>
-        <w:shd w:fill="F1F6FC"/>
-      </w:pPr>
-      <w:r>
-        <w:rPr>
-          <w:b w:val="0"/>
-        </w:rPr>
-        <w:t xml:space="preserve">Reveal after </w:t>
-      </w:r>
-      <w:r>
-        <w:rPr>
-          <w:b/>
-        </w:rPr>
-        <w:t>prediction</w:t>
-      </w:r>
-      <w:r>
-        <w:rPr>
-          <w:b w:val="0"/>
-        </w:rPr>
-        <w:t>s: Keep partitions fixed, inspect dim-image errors, change one factor and compare the same validation criteria/slices. Reserve final test.</w:t>
-      </w:r>
-    </w:p>
-    <w:p>
-      <w:pPr>
-        <w:pStyle w:val="Heading3"/>
-      </w:pPr>
-      <w:r>
-        <w:t>Hold back the independent task</w:t>
-      </w:r>
-    </w:p>
-    <w:p>
-      <w:pPr>
-        <w:spacing w:line="336" w:lineRule="auto" w:after="180"/>
-        <w:shd w:fill="F5F1FB"/>
-      </w:pPr>
-      <w:r>
-        <w:rPr>
-          <w:b w:val="0"/>
-        </w:rPr>
-        <w:t xml:space="preserve">Keep for an independent attempt: A revision raises overall validation accuracy from </w:t>
-      </w:r>
-      <w:r>
-        <w:rPr>
-          <w:b/>
-        </w:rPr>
-        <w:t>80%</w:t>
-      </w:r>
-      <w:r>
-        <w:rPr>
-          <w:b w:val="0"/>
-        </w:rPr>
-        <w:t xml:space="preserve"> to 84% but lowers dim-light accuracy from </w:t>
-      </w:r>
-      <w:r>
-        <w:rPr>
-          <w:b/>
-        </w:rPr>
-        <w:t>60%</w:t>
-      </w:r>
-      <w:r>
-        <w:rPr>
-          <w:b w:val="0"/>
-        </w:rPr>
-        <w:t xml:space="preserve"> to 40%. How should the improvement claim change?</w:t>
-      </w:r>
-    </w:p>
-    <w:p>
-      <w:pPr>
-        <w:pStyle w:val="Heading3"/>
-      </w:pPr>
-      <w:r>
-        <w:t>Classroom dialogue</w:t>
-      </w:r>
-    </w:p>
-    <w:p>
-      <w:pPr>
-        <w:pStyle w:val="Heading3"/>
-      </w:pPr>
-      <w:r>
-        <w:t>Ask the class</w:t>
-      </w:r>
-    </w:p>
-    <w:p>
-      <w:pPr>
-        <w:spacing w:line="336" w:lineRule="auto" w:after="180"/>
-        <w:shd w:fill="F5F1FB"/>
-      </w:pPr>
-      <w:r>
-        <w:rPr>
-          <w:b w:val="0"/>
-        </w:rPr>
-        <w:t>Ask: Which facts are given, and which would we have to assume? Learners mark relevant details before discussing answers.</w:t>
-      </w:r>
-    </w:p>
-    <w:p>
-      <w:pPr>
-        <w:pStyle w:val="Heading3"/>
-      </w:pPr>
-      <w:r>
-        <w:t>Language to model</w:t>
-      </w:r>
-    </w:p>
-    <w:p>
-      <w:pPr>
-        <w:spacing w:line="336" w:lineRule="auto" w:after="180"/>
-        <w:shd w:fill="F1F6F8"/>
-      </w:pPr>
-      <w:r>
-        <w:rPr>
-          <w:b w:val="0"/>
-        </w:rPr>
-        <w:t>Say: Predict first. Show the rule, information path or calculation that would produce the result. A correct guess is not yet an explanation.</w:t>
-      </w:r>
-    </w:p>
-    <w:p>
-      <w:pPr>
-        <w:spacing w:line="336" w:lineRule="auto" w:after="180"/>
-      </w:pPr>
-      <w:r>
-        <w:rPr>
-          <w:b w:val="0"/>
-        </w:rPr>
         <w:t>Reveal reasoning one step at a time. Explain why a tempting alternative fails. Write units and denominators for arithmetic, trace conditions for decisions, and identify supporting sources for claims.</w:t>
-      </w:r>
-    </w:p>
-    <w:p>
-      <w:pPr>
-        <w:spacing w:line="336" w:lineRule="auto" w:after="180"/>
-      </w:pPr>
-      <w:r>
-        <w:rPr>
-          <w:b w:val="0"/>
-        </w:rPr>
-        <w:t xml:space="preserve">In pairs, one learner solves while the other checks </w:t>
-      </w:r>
-      <w:r>
-        <w:rPr>
-          <w:b/>
-        </w:rPr>
-        <w:t>evidence</w:t>
-      </w:r>
-      <w:r>
-        <w:rPr>
-          <w:b w:val="0"/>
-        </w:rPr>
-        <w:t>; exchange roles. Remove the worked answer before independent assessment.</w:t>
       </w:r>
     </w:p>
     <w:p>
@@ -2898,22 +3843,132 @@
     </w:p>
     <w:p>
       <w:pPr>
+        <w:spacing w:line="336" w:lineRule="auto" w:after="180"/>
+      </w:pPr>
+      <w:r>
+        <w:rPr>
+          <w:b w:val="0"/>
+        </w:rPr>
+        <w:t>Completion task: What does the one-correct-case improvement establish?</w:t>
+      </w:r>
+    </w:p>
+    <w:p>
+      <w:pPr>
+        <w:spacing w:line="336" w:lineRule="auto" w:after="180"/>
+      </w:pPr>
+      <w:r>
+        <w:rPr>
+          <w:b w:val="0"/>
+        </w:rPr>
+        <w:t>Teacher check: Teacher explanation: It establishes a difference on these 12 examples under the saved procedure, not reliable improvement for every future population.</w:t>
+      </w:r>
+    </w:p>
+    <w:p>
+      <w:pPr>
+        <w:spacing w:line="336" w:lineRule="auto" w:after="180"/>
+      </w:pPr>
+      <w:r>
+        <w:rPr>
+          <w:b w:val="0"/>
+        </w:rPr>
+        <w:t xml:space="preserve">Start by identifying the given </w:t>
+      </w:r>
+      <w:r>
+        <w:rPr>
+          <w:b/>
+        </w:rPr>
+        <w:t>input</w:t>
+      </w:r>
+      <w:r>
+        <w:rPr>
+          <w:b w:val="0"/>
+        </w:rPr>
+        <w:t>s together. Leave the intermediate steps blank. If needed, model one step, then withdraw that help on the next step. Move to a full trace only when the partial trace is understood.</w:t>
+      </w:r>
+    </w:p>
+    <w:p>
+      <w:pPr>
+        <w:spacing w:line="336" w:lineRule="auto" w:after="180"/>
+      </w:pPr>
+      <w:r>
+        <w:rPr>
+          <w:b w:val="0"/>
+        </w:rPr>
+        <w:t>For partners, alternate explainer and checker; collect a response from every learner before discussion.</w:t>
+      </w:r>
+    </w:p>
+    <w:p>
+      <w:pPr>
         <w:pStyle w:val="Heading3"/>
       </w:pPr>
       <w:r>
-        <w:t>Completion practice</w:t>
+        <w:t>Individual reasoning check</w:t>
       </w:r>
     </w:p>
     <w:p>
       <w:pPr>
         <w:spacing w:line="336" w:lineRule="auto" w:after="180"/>
-        <w:shd w:fill="F5F1FB"/>
       </w:pPr>
       <w:r>
         <w:rPr>
           <w:b w:val="0"/>
         </w:rPr>
-        <w:t>Completion task: What does the one-correct-case improvement establish?</w:t>
+        <w:t>Use the worked case for Capstone evaluation and revision. Proposed explanation: “A final answer is enough”. Decide whether this explanation is supported.</w:t>
+      </w:r>
+    </w:p>
+    <w:p>
+      <w:pPr>
+        <w:spacing w:line="336" w:lineRule="auto" w:after="180"/>
+      </w:pPr>
+      <w:r>
+        <w:rPr>
+          <w:b w:val="0"/>
+        </w:rPr>
+        <w:t>Point to the step or supplied fact that decides; explain your repair if needed.</w:t>
+      </w:r>
+    </w:p>
+    <w:p>
+      <w:pPr>
+        <w:spacing w:line="336" w:lineRule="auto" w:after="180"/>
+      </w:pPr>
+      <w:r>
+        <w:rPr>
+          <w:b w:val="0"/>
+        </w:rPr>
+        <w:t>Expected correction: Ask for the relevant counts, units, procedure or saved record.</w:t>
+      </w:r>
+    </w:p>
+    <w:p>
+      <w:pPr>
+        <w:spacing w:line="336" w:lineRule="auto" w:after="180"/>
+      </w:pPr>
+      <w:r>
+        <w:rPr>
+          <w:b w:val="0"/>
+        </w:rPr>
+        <w:t>For this week: Candidate accuracy 9/12=75 percent, precision 2/3, recall 2/4; baseline 8/12 about 66.7 percent, with all four blocked cases missed.</w:t>
+      </w:r>
+    </w:p>
+    <w:p>
+      <w:pPr>
+        <w:spacing w:line="336" w:lineRule="auto" w:after="180"/>
+      </w:pPr>
+      <w:r>
+        <w:rPr>
+          <w:b w:val="0"/>
+        </w:rPr>
+        <w:t>Collect explanations, not only yes/no votes. If a misunderstanding is common, re-model the relevant step for the class.</w:t>
+      </w:r>
+    </w:p>
+    <w:p>
+      <w:pPr>
+        <w:spacing w:line="336" w:lineRule="auto" w:after="180"/>
+      </w:pPr>
+      <w:r>
+        <w:rPr>
+          <w:b w:val="0"/>
+        </w:rPr>
+        <w:t>If it affects a few learners, give a short targeted group explanation while others solve a more demanding variation.</w:t>
       </w:r>
     </w:p>
     <w:p>
@@ -2921,19 +3976,47 @@
         <w:pStyle w:val="Heading3"/>
       </w:pPr>
       <w:r>
-        <w:t>Reasoning to listen for</w:t>
+        <w:t>Pictorial practice question</w:t>
+      </w:r>
+    </w:p>
+    <w:p>
+      <w:pPr>
+        <w:pStyle w:val="Heading3"/>
+      </w:pPr>
+      <w:r>
+        <w:t>Reasoned teacher answer</w:t>
+      </w:r>
+    </w:p>
+    <w:p>
+      <w:pPr>
+        <w:pStyle w:val="Heading1"/>
+      </w:pPr>
+      <w:r>
+        <w:t>04. Run the complete supplied investigation</w:t>
+      </w:r>
+    </w:p>
+    <w:p>
+      <w:r>
+        <w:t>Keep predictions, observed or supplied outcomes and unmeasured cases separate.</w:t>
+      </w:r>
+    </w:p>
+    <w:p>
+      <w:pPr>
+        <w:pStyle w:val="Heading2"/>
+      </w:pPr>
+      <w:r>
+        <w:t>Supplied inputs and checked guidance</w:t>
       </w:r>
     </w:p>
     <w:p>
       <w:pPr>
         <w:spacing w:line="336" w:lineRule="auto" w:after="180"/>
-        <w:shd w:fill="F1F6FC"/>
       </w:pPr>
       <w:r>
         <w:rPr>
           <w:b w:val="0"/>
         </w:rPr>
-        <w:t>Teacher check: Teacher explanation: It establishes a difference on these 12 examples under the saved procedure, not reliable improvement for every future population.</w:t>
+        <w:t>Fixed40 training/20 validation rows, k1, training-only min/range, Manhattan distance and ID tie rule. Only width→width+height changes. Baseline[9, 0, 11, 0]9/20, V1[9, 0, 7, 4]13/20, V2[9, 0, 3, 8]17/20 in TN/FP/FN/TP order. GainsP42/P49/P60/P67, no regressions; remaining missesP24/P56/P64.</w:t>
       </w:r>
     </w:p>
     <w:p>
@@ -2944,359 +4027,63 @@
         <w:rPr>
           <w:b w:val="0"/>
         </w:rPr>
-        <w:t xml:space="preserve">Start by identifying the given </w:t>
-      </w:r>
-      <w:r>
-        <w:rPr>
-          <w:b/>
-        </w:rPr>
-        <w:t>input</w:t>
-      </w:r>
-      <w:r>
-        <w:rPr>
-          <w:b w:val="0"/>
-        </w:rPr>
-        <w:t>s together. Leave the intermediate steps blank. If needed, model one step, then withdraw that help on the next step. Move to a full trace only when the partial trace is understood.</w:t>
-      </w:r>
-    </w:p>
-    <w:p>
-      <w:pPr>
-        <w:spacing w:line="336" w:lineRule="auto" w:after="180"/>
-      </w:pPr>
-      <w:r>
-        <w:rPr>
-          <w:b w:val="0"/>
-        </w:rPr>
-        <w:t>For partners, alternate explainer and checker; collect a response from every learner before discussion.</w:t>
-      </w:r>
-    </w:p>
-    <w:p>
-      <w:pPr>
-        <w:pStyle w:val="Heading3"/>
-      </w:pPr>
-      <w:r>
-        <w:t>Individual reasoning check</w:t>
-      </w:r>
-    </w:p>
-    <w:p>
-      <w:pPr>
-        <w:spacing w:line="336" w:lineRule="auto" w:after="180"/>
-      </w:pPr>
-      <w:r>
-        <w:rPr>
-          <w:b w:val="0"/>
-        </w:rPr>
-        <w:t>Use the worked case for Capstone evaluation and revision. Proposed explanation: “A final answer is enough”. Decide whether this explanation is supported.</w:t>
-      </w:r>
-    </w:p>
-    <w:p>
-      <w:pPr>
-        <w:spacing w:line="336" w:lineRule="auto" w:after="180"/>
-      </w:pPr>
-      <w:r>
-        <w:rPr>
-          <w:b w:val="0"/>
-        </w:rPr>
-        <w:t>Point to the step or supplied fact that decides; explain your repair if needed.</w:t>
-      </w:r>
-    </w:p>
-    <w:p>
-      <w:pPr>
-        <w:pStyle w:val="Heading3"/>
-      </w:pPr>
-      <w:r>
-        <w:t>Expected repair</w:t>
-      </w:r>
-    </w:p>
-    <w:p>
-      <w:pPr>
-        <w:spacing w:line="336" w:lineRule="auto" w:after="180"/>
-        <w:shd w:fill="F1F6FC"/>
-      </w:pPr>
-      <w:r>
-        <w:rPr>
-          <w:b w:val="0"/>
-        </w:rPr>
-        <w:t>Expected correction: Ask for the relevant counts, units, procedure or saved record.</w:t>
-      </w:r>
-    </w:p>
-    <w:p>
-      <w:pPr>
-        <w:spacing w:line="336" w:lineRule="auto" w:after="180"/>
-        <w:shd w:fill="F1F6FC"/>
-      </w:pPr>
-      <w:r>
-        <w:rPr>
-          <w:b w:val="0"/>
-        </w:rPr>
-        <w:t>For this week: Candidate accuracy 9/12=75 percent, precision 2/3, recall 2/4; baseline 8/12 about 66.7 percent, with all four blocked cases missed.</w:t>
-      </w:r>
-    </w:p>
-    <w:p>
-      <w:pPr>
-        <w:spacing w:line="336" w:lineRule="auto" w:after="180"/>
-      </w:pPr>
-      <w:r>
-        <w:rPr>
-          <w:b w:val="0"/>
-        </w:rPr>
-        <w:t>Collect explanations, not only yes/no votes. If a misunderstanding is common, re-model the relevant step for the class.</w:t>
-      </w:r>
-    </w:p>
-    <w:p>
-      <w:pPr>
-        <w:spacing w:line="336" w:lineRule="auto" w:after="180"/>
-      </w:pPr>
-      <w:r>
-        <w:rPr>
-          <w:b w:val="0"/>
-        </w:rPr>
-        <w:t>If it affects a few learners, give a short targeted group explanation while others solve a more demanding variation.</w:t>
-      </w:r>
-    </w:p>
-    <w:p>
-      <w:pPr>
-        <w:pStyle w:val="Heading3"/>
-      </w:pPr>
-      <w:r>
-        <w:t>Pictorial practice question</w:t>
-      </w:r>
-    </w:p>
-    <w:p>
-      <w:pPr>
-        <w:spacing w:line="336" w:lineRule="auto" w:after="180"/>
-      </w:pPr>
-      <w:r>
-        <w:rPr>
-          <w:b w:val="0"/>
-        </w:rPr>
-        <w:t xml:space="preserve">Why is “the revision is better” incomplete? Point to the relevant step in the picture, then write the changed result and the rule or </w:t>
-      </w:r>
-      <w:r>
-        <w:rPr>
-          <w:b/>
-        </w:rPr>
-        <w:t>evidence</w:t>
-      </w:r>
-      <w:r>
-        <w:rPr>
-          <w:b w:val="0"/>
-        </w:rPr>
-        <w:t xml:space="preserve"> that supports it.</w:t>
-      </w:r>
-    </w:p>
-    <w:p>
-      <w:pPr>
-        <w:pStyle w:val="Heading3"/>
-      </w:pPr>
-      <w:r>
-        <w:t>Reasoned teacher answer</w:t>
-      </w:r>
-    </w:p>
-    <w:p>
-      <w:pPr>
-        <w:spacing w:line="336" w:lineRule="auto" w:after="180"/>
-      </w:pPr>
-      <w:r>
-        <w:rPr>
-          <w:b w:val="0"/>
-        </w:rPr>
-        <w:t>It catches more spotted leaves but raises false alarms and lowers accuracy. Report both trade-offs and decide using predeclared use costs. Changed-case check: TP 5, FN 1, FP 3, TN 7 gives 12/16=75% accuracy and 5/6 recall.</w:t>
-      </w:r>
-    </w:p>
-    <w:p>
-      <w:pPr>
-        <w:spacing w:line="336" w:lineRule="auto" w:after="180"/>
-      </w:pPr>
-      <w:r>
-        <w:rPr>
-          <w:b w:val="0"/>
-        </w:rPr>
-        <w:t>Recall rises while accuracy falls; the preferred revision depends on declared error consequences.</w:t>
-      </w:r>
-    </w:p>
-    <w:p>
-      <w:pPr>
-        <w:spacing w:line="336" w:lineRule="auto" w:after="180"/>
-      </w:pPr>
-      <w:r>
-        <w:rPr>
-          <w:b w:val="0"/>
-        </w:rPr>
-        <w:t>Changed-case reasoning: TP 5, FN 1, FP 3, TN 7 gives 12/16=75% accuracy and 5/6 recall. Recall rises while accuracy falls; the preferred revision depends on declared error consequences.</w:t>
-      </w:r>
-    </w:p>
-    <w:p>
-      <w:pPr>
-        <w:spacing w:line="336" w:lineRule="auto" w:after="180"/>
-      </w:pPr>
-      <w:r>
-        <w:rPr>
-          <w:b w:val="0"/>
-        </w:rPr>
-        <w:t xml:space="preserve">Collect each learner’s explanation before discussion. Use the first missing connection between </w:t>
-      </w:r>
-      <w:r>
-        <w:rPr>
-          <w:b/>
-        </w:rPr>
-        <w:t>input</w:t>
-      </w:r>
-      <w:r>
-        <w:rPr>
-          <w:b w:val="0"/>
-        </w:rPr>
-        <w:t xml:space="preserve">, deciding step and result to choose support. This question is worked-case practice, not fresh mastery </w:t>
-      </w:r>
-      <w:r>
-        <w:rPr>
-          <w:b/>
-        </w:rPr>
-        <w:t>evidence</w:t>
-      </w:r>
-      <w:r>
-        <w:rPr>
-          <w:b w:val="0"/>
-        </w:rPr>
-        <w:t>.</w:t>
-      </w:r>
-    </w:p>
-    <w:p>
-      <w:pPr>
-        <w:pStyle w:val="Heading1"/>
-      </w:pPr>
-      <w:r>
-        <w:t>04. Run the weekly evidence lab</w:t>
-      </w:r>
-    </w:p>
-    <w:p>
-      <w:r>
-        <w:t>Run the Capstone Train, Analyze, Improve investigation and use the first unsupported step to choose a teaching response.</w:t>
-      </w:r>
-    </w:p>
-    <w:p>
-      <w:pPr>
-        <w:spacing w:line="336" w:lineRule="auto" w:after="180"/>
-      </w:pPr>
-      <w:r>
-        <w:rPr>
-          <w:b w:val="0"/>
-        </w:rPr>
-        <w:t>Keep the test conditions fixed, record every result, and change only one planned factor.</w:t>
-      </w:r>
-    </w:p>
-    <w:p>
-      <w:pPr>
-        <w:spacing w:line="336" w:lineRule="auto" w:after="180"/>
-        <w:shd w:fill="F4F9FC"/>
-      </w:pPr>
-      <w:r>
-        <w:rPr>
-          <w:b w:val="0"/>
-        </w:rPr>
-        <w:t xml:space="preserve">1. Write the hypothesis and expected </w:t>
-      </w:r>
-      <w:r>
-        <w:rPr>
-          <w:b/>
-        </w:rPr>
-        <w:t>evidence</w:t>
-      </w:r>
-      <w:r>
-        <w:rPr>
-          <w:b w:val="0"/>
-        </w:rPr>
-        <w:t xml:space="preserve"> before running.</w:t>
-      </w:r>
-    </w:p>
-    <w:p>
-      <w:pPr>
-        <w:spacing w:line="336" w:lineRule="auto" w:after="180"/>
-        <w:shd w:fill="F4F9FC"/>
-      </w:pPr>
-      <w:r>
-        <w:rPr>
-          <w:b w:val="0"/>
-        </w:rPr>
-        <w:t xml:space="preserve">2. Capstone Gate 2: reproduce v1, cluster errors, approve one change, rerun fixed cases, and publish all gains and </w:t>
-      </w:r>
-      <w:r>
-        <w:rPr>
-          <w:b/>
-        </w:rPr>
-        <w:t>regression</w:t>
-      </w:r>
-      <w:r>
-        <w:rPr>
-          <w:b w:val="0"/>
-        </w:rPr>
-        <w:t>s.</w:t>
-      </w:r>
-    </w:p>
-    <w:p>
-      <w:pPr>
-        <w:spacing w:line="336" w:lineRule="auto" w:after="180"/>
-        <w:shd w:fill="F4F9FC"/>
-      </w:pPr>
-      <w:r>
-        <w:rPr>
-          <w:b w:val="0"/>
-        </w:rPr>
+        <w:t>Choose V2; save code/data versions, features/scales/ties, split IDs, predictions, selection rule and actual freeze/review status. Final score unknown to student until teacher release. Selected matrix TN 6/FP 2/FN 1/TP 3:9/12 accuracy, 3/5 precision, 3/4 recall; baselineTN8/FN 4 gives 8/12 and misses all positives. Do not confuse that exercise with actual kit final labels.</w:t>
+      </w:r>
+    </w:p>
+    <w:p>
+      <w:pPr>
+        <w:pStyle w:val="Heading2"/>
+      </w:pPr>
+      <w:r>
+        <w:t>Predict, investigate and record</w:t>
+      </w:r>
+    </w:p>
+    <w:p>
+      <w:pPr>
+        <w:pStyle w:val="ListNumber"/>
+      </w:pPr>
+      <w:r>
+        <w:t>1. Write the hypothesis and expected evidence before running.</w:t>
+      </w:r>
+    </w:p>
+    <w:p>
+      <w:pPr>
+        <w:pStyle w:val="ListNumber"/>
+      </w:pPr>
+      <w:r>
+        <w:t>2. Capstone Gate 2: reproduce v1, cluster errors, approve one change, rerun fixed cases, and publish all gains and regressions.</w:t>
+      </w:r>
+    </w:p>
+    <w:p>
+      <w:pPr>
+        <w:pStyle w:val="ListNumber"/>
+      </w:pPr>
+      <w:r>
         <w:t>3. Run one normal, one boundary, one missing, and one shifted case.</w:t>
       </w:r>
     </w:p>
     <w:p>
       <w:pPr>
-        <w:spacing w:line="336" w:lineRule="auto" w:after="180"/>
-        <w:shd w:fill="F4F9FC"/>
-      </w:pPr>
-      <w:r>
-        <w:rPr>
-          <w:b w:val="0"/>
-        </w:rPr>
+        <w:pStyle w:val="ListNumber"/>
+      </w:pPr>
+      <w:r>
         <w:t>4. Calculate the metric from raw counts or row-level errors.</w:t>
       </w:r>
     </w:p>
     <w:p>
       <w:pPr>
-        <w:spacing w:line="336" w:lineRule="auto" w:after="180"/>
-        <w:shd w:fill="F4F9FC"/>
-      </w:pPr>
-      <w:r>
-        <w:rPr>
-          <w:b w:val="0"/>
-        </w:rPr>
+        <w:pStyle w:val="ListNumber"/>
+      </w:pPr>
+      <w:r>
         <w:t>5. Interpret what changed, what did not, and what remains unsafe or unknown.</w:t>
       </w:r>
     </w:p>
     <w:p>
       <w:pPr>
-        <w:pStyle w:val="Heading3"/>
-      </w:pPr>
-      <w:r>
-        <w:t>Make the lab runnable</w:t>
-      </w:r>
-    </w:p>
-    <w:p>
-      <w:pPr>
-        <w:spacing w:line="336" w:lineRule="auto" w:after="180"/>
-      </w:pPr>
-      <w:r>
-        <w:rPr>
-          <w:b w:val="0"/>
-        </w:rPr>
-        <w:t>Use the concrete case as the shared normal case and the independent question as a second case. Each pair creates a boundary or missing-information case and predicts its result before testing.</w:t>
-      </w:r>
-    </w:p>
-    <w:p>
-      <w:pPr>
-        <w:spacing w:line="336" w:lineRule="auto" w:after="180"/>
-      </w:pPr>
-      <w:r>
-        <w:rPr>
-          <w:b w:val="0"/>
-        </w:rPr>
-        <w:t>Keep the expected result separate from an observed mistake.</w:t>
+        <w:pStyle w:val="Heading2"/>
+      </w:pPr>
+      <w:r>
+        <w:t>Keep the experiment ledger</w:t>
       </w:r>
     </w:p>
     <w:tbl>
@@ -3447,10 +4234,10 @@
     </w:tbl>
     <w:p>
       <w:pPr>
-        <w:pStyle w:val="Heading3"/>
-      </w:pPr>
-      <w:r>
-        <w:t>Diagnose and reteach</w:t>
+        <w:pStyle w:val="Heading2"/>
+      </w:pPr>
+      <w:r>
+        <w:t>Diagnose the current misconceptions</w:t>
       </w:r>
     </w:p>
     <w:p>
@@ -3461,7 +4248,7 @@
         <w:rPr>
           <w:b w:val="0"/>
         </w:rPr>
-        <w:t>MISCONCEPTION TO REPAIR A higher overall score proves every important aspect improved.</w:t>
+        <w:t>A final answer is enough: Ask for the relevant counts, units, procedure or saved record.</w:t>
       </w:r>
     </w:p>
     <w:p>
@@ -3472,7 +4259,7 @@
         <w:rPr>
           <w:b w:val="0"/>
         </w:rPr>
-        <w:t>For guessing, return to given facts and request a trace. For vocabulary without application, use one example and one non-example. For arithmetic errors, check the setup before the calculation.</w:t>
+        <w:t>For this week: Candidate accuracy 9/12=75 percent, precision 2/3, recall 2/4; baseline 8/12 about 66.7 percent, with all four blocked cases missed.</w:t>
       </w:r>
     </w:p>
     <w:p>
@@ -3483,15 +4270,31 @@
         <w:rPr>
           <w:b w:val="0"/>
         </w:rPr>
-        <w:t>Finish with a different uncoached case before recording mastery.</w:t>
-      </w:r>
-    </w:p>
-    <w:p>
-      <w:pPr>
-        <w:pStyle w:val="Heading3"/>
-      </w:pPr>
-      <w:r>
-        <w:t>Address these additional misconceptions</w:t>
+        <w:t>A stronger claim makes a stronger project: Version 1 frozen results, reason for change, reused-</w:t>
+      </w:r>
+      <w:r>
+        <w:rPr>
+          <w:b/>
+        </w:rPr>
+        <w:t>evidence status</w:t>
+      </w:r>
+      <w:r>
+        <w:rPr>
+          <w:b w:val="0"/>
+        </w:rPr>
+        <w:t xml:space="preserve"> and the fact that version 2 has no new independent </w:t>
+      </w:r>
+      <w:r>
+        <w:rPr>
+          <w:b/>
+        </w:rPr>
+        <w:t>final evaluation</w:t>
+      </w:r>
+      <w:r>
+        <w:rPr>
+          <w:b w:val="0"/>
+        </w:rPr>
+        <w:t>.</w:t>
       </w:r>
     </w:p>
     <w:p>
@@ -3502,7 +4305,19 @@
         <w:rPr>
           <w:b w:val="0"/>
         </w:rPr>
-        <w:t>A final answer is enough: Ask for the relevant counts, units, procedure or saved record.</w:t>
+        <w:t xml:space="preserve">The new case can be copied from the example: The independent task changes the </w:t>
+      </w:r>
+      <w:r>
+        <w:rPr>
+          <w:b/>
+        </w:rPr>
+        <w:t>evidence</w:t>
+      </w:r>
+      <w:r>
+        <w:rPr>
+          <w:b w:val="0"/>
+        </w:rPr>
+        <w:t>. Require a fresh explanation: Candidate accuracy 9/12=75 percent, precision 3/5=60 percent, recall 3/4=75 percent.</w:t>
       </w:r>
     </w:p>
     <w:p>
@@ -3513,84 +4328,15 @@
         <w:rPr>
           <w:b w:val="0"/>
         </w:rPr>
-        <w:t>For this week: Candidate accuracy 9/12=75 percent, precision 2/3, recall 2/4; baseline 8/12 about 66.7 percent, with all four blocked cases missed.</w:t>
-      </w:r>
-    </w:p>
-    <w:p>
-      <w:pPr>
-        <w:spacing w:line="336" w:lineRule="auto" w:after="180"/>
-      </w:pPr>
-      <w:r>
-        <w:rPr>
-          <w:b w:val="0"/>
-        </w:rPr>
-        <w:t>A stronger claim makes a stronger project: Version 1 frozen results, reason for change, reused-</w:t>
-      </w:r>
-      <w:r>
-        <w:rPr>
-          <w:b/>
-        </w:rPr>
-        <w:t>evidence status</w:t>
-      </w:r>
-      <w:r>
-        <w:rPr>
-          <w:b w:val="0"/>
-        </w:rPr>
-        <w:t xml:space="preserve"> and the fact that version 2 has no new independent </w:t>
-      </w:r>
-      <w:r>
-        <w:rPr>
-          <w:b/>
-        </w:rPr>
-        <w:t>final evaluation</w:t>
-      </w:r>
-      <w:r>
-        <w:rPr>
-          <w:b w:val="0"/>
-        </w:rPr>
-        <w:t>.</w:t>
-      </w:r>
-    </w:p>
-    <w:p>
-      <w:pPr>
-        <w:spacing w:line="336" w:lineRule="auto" w:after="180"/>
-      </w:pPr>
-      <w:r>
-        <w:rPr>
-          <w:b w:val="0"/>
-        </w:rPr>
-        <w:t xml:space="preserve">The new case can be copied from the example: The independent task changes the </w:t>
-      </w:r>
-      <w:r>
-        <w:rPr>
-          <w:b/>
-        </w:rPr>
-        <w:t>evidence</w:t>
-      </w:r>
-      <w:r>
-        <w:rPr>
-          <w:b w:val="0"/>
-        </w:rPr>
-        <w:t>. Require a fresh explanation: Candidate accuracy 9/12=75 percent, precision 3/5=60 percent, recall 3/4=75 percent.</w:t>
-      </w:r>
-    </w:p>
-    <w:p>
-      <w:pPr>
-        <w:spacing w:line="336" w:lineRule="auto" w:after="180"/>
-      </w:pPr>
-      <w:r>
-        <w:rPr>
-          <w:b w:val="0"/>
-        </w:rPr>
         <w:t>Baseline FP 0 FN 4 versus candidate FP 2 FN 1; baseline accuracy 8/12.</w:t>
       </w:r>
     </w:p>
     <w:p>
       <w:pPr>
-        <w:pStyle w:val="Heading3"/>
-      </w:pPr>
-      <w:r>
-        <w:t>Match the support to the first error</w:t>
+        <w:pStyle w:val="Heading2"/>
+      </w:pPr>
+      <w:r>
+        <w:t>Choose accessible support</w:t>
       </w:r>
     </w:p>
     <w:tbl>
@@ -3763,15 +4509,374 @@
     </w:p>
     <w:p>
       <w:pPr>
+        <w:pStyle w:val="Heading2"/>
+      </w:pPr>
+      <w:r>
+        <w:t>Earlier wording, alternatives and picture transcripts · reference / check after trying</w:t>
+      </w:r>
+    </w:p>
+    <w:p>
+      <w:pPr>
+        <w:spacing w:line="336" w:lineRule="auto" w:after="180"/>
+      </w:pPr>
+      <w:r>
+        <w:rPr>
+          <w:b w:val="0"/>
+        </w:rPr>
+        <w:t>Run the weekly evidence lab</w:t>
+      </w:r>
+    </w:p>
+    <w:p>
+      <w:pPr>
+        <w:spacing w:line="336" w:lineRule="auto" w:after="180"/>
+      </w:pPr>
+      <w:r>
+        <w:rPr>
+          <w:b w:val="0"/>
+        </w:rPr>
+        <w:t>Keep the test conditions fixed, record every result, and change only one planned factor.</w:t>
+      </w:r>
+    </w:p>
+    <w:p>
+      <w:pPr>
+        <w:pStyle w:val="Heading3"/>
+      </w:pPr>
+      <w:r>
+        <w:t>Make the lab runnable</w:t>
+      </w:r>
+    </w:p>
+    <w:p>
+      <w:pPr>
+        <w:spacing w:line="336" w:lineRule="auto" w:after="180"/>
+      </w:pPr>
+      <w:r>
+        <w:rPr>
+          <w:b w:val="0"/>
+        </w:rPr>
+        <w:t>Use the supplied complete investigation for shared practice. Reserve the selected separate12-case frozen matrix for the individual first attempt before hints or feedback; earlier transfer questions remain additional practice.</w:t>
+      </w:r>
+    </w:p>
+    <w:p>
+      <w:pPr>
+        <w:pStyle w:val="Heading3"/>
+      </w:pPr>
+      <w:r>
+        <w:t>Diagnose and reteach</w:t>
+      </w:r>
+    </w:p>
+    <w:p>
+      <w:pPr>
+        <w:spacing w:line="336" w:lineRule="auto" w:after="180"/>
+      </w:pPr>
+      <w:r>
+        <w:rPr>
+          <w:b w:val="0"/>
+        </w:rPr>
+        <w:t>MISCONCEPTION TO REPAIR A higher overall score proves every important aspect improved.</w:t>
+      </w:r>
+    </w:p>
+    <w:p>
+      <w:pPr>
+        <w:spacing w:line="336" w:lineRule="auto" w:after="180"/>
+      </w:pPr>
+      <w:r>
+        <w:rPr>
+          <w:b w:val="0"/>
+        </w:rPr>
+        <w:t>For guessing, return to given facts and request a trace. For vocabulary without application, use one example and one non-example. For arithmetic errors, check the setup before the calculation.</w:t>
+      </w:r>
+    </w:p>
+    <w:p>
+      <w:pPr>
+        <w:spacing w:line="336" w:lineRule="auto" w:after="180"/>
+      </w:pPr>
+      <w:r>
+        <w:rPr>
+          <w:b w:val="0"/>
+        </w:rPr>
+        <w:t>Finish with a different uncoached case before recording mastery.</w:t>
+      </w:r>
+    </w:p>
+    <w:p>
+      <w:pPr>
+        <w:pStyle w:val="Heading3"/>
+      </w:pPr>
+      <w:r>
+        <w:t>Address these additional misconceptions</w:t>
+      </w:r>
+    </w:p>
+    <w:p>
+      <w:pPr>
+        <w:pStyle w:val="Heading3"/>
+      </w:pPr>
+      <w:r>
+        <w:t>Match the support to the first error</w:t>
+      </w:r>
+    </w:p>
+    <w:p>
+      <w:pPr>
         <w:pStyle w:val="Heading1"/>
       </w:pPr>
       <w:r>
-        <w:t>05. Assess and explain the answers</w:t>
-      </w:r>
-    </w:p>
-    <w:p>
-      <w:r>
-        <w:t>Use the Capstone Train, Analyze, Improve questions, teacher keys and criteria after the relevant attempts. Previously discussed cases are practice; protect the separately selected independent task.</w:t>
+        <w:t>05. Assess comparison reasoning and the fresh frozen matrix</w:t>
+      </w:r>
+    </w:p>
+    <w:p>
+      <w:r>
+        <w:t>Current kit keys and independent matrix keys refer to separate fixtures.</w:t>
+      </w:r>
+    </w:p>
+    <w:p>
+      <w:pPr>
+        <w:pStyle w:val="Heading2"/>
+      </w:pPr>
+      <w:r>
+        <w:t>Selected independent task and checked key</w:t>
+      </w:r>
+    </w:p>
+    <w:p>
+      <w:pPr>
+        <w:spacing w:line="336" w:lineRule="auto" w:after="180"/>
+      </w:pPr>
+      <w:r>
+        <w:rPr>
+          <w:b w:val="0"/>
+        </w:rPr>
+        <w:t>Selected case: Frozen candidate[[6, 2],[1, 3]] and baseline[[8, 0],[4, 0]] on 12 cases. Compute candidate metrics and compare error types.</w:t>
+      </w:r>
+    </w:p>
+    <w:p>
+      <w:pPr>
+        <w:spacing w:line="336" w:lineRule="auto" w:after="180"/>
+      </w:pPr>
+      <w:r>
+        <w:rPr>
+          <w:b w:val="0"/>
+        </w:rPr>
+        <w:t>Teacher explanation: Candidate accuracy 9/12=75 percent, precision 3/5=60 percent, recall 3/4=75 percent. Baseline FP 0 FN 4 versus candidate FP 2 FN 1; baseline accuracy 8/12.</w:t>
+      </w:r>
+    </w:p>
+    <w:p>
+      <w:pPr>
+        <w:pStyle w:val="Heading2"/>
+      </w:pPr>
+      <w:r>
+        <w:t>Current W1–W3/W5 keys</w:t>
+      </w:r>
+    </w:p>
+    <w:p>
+      <w:pPr>
+        <w:spacing w:line="336" w:lineRule="auto" w:after="180"/>
+      </w:pPr>
+      <w:r>
+        <w:rPr>
+          <w:b w:val="0"/>
+        </w:rPr>
+        <w:t>Current W1:only feature set changes; 40/20 membership, k1, training-only scaling, Manhattan and ID ties stay fixed. W2:baseline 9/20, V1 13/20, V2 17/20; four gains, no regressions, three misses; choose V2 by predeclared rule. W3:validation informed selection, so it is development evidence.</w:t>
+      </w:r>
+    </w:p>
+    <w:p>
+      <w:pPr>
+        <w:spacing w:line="336" w:lineRule="auto" w:after="180"/>
+      </w:pPr>
+      <w:r>
+        <w:rPr>
+          <w:b w:val="0"/>
+        </w:rPr>
+        <w:t>W5:save exact code/data/features/preprocessing/predictions and actual freeze status before key release; retain frozen final results and version later revisions. Selected W4 remains its own 12-case matrix, not a kit outcome.</w:t>
+      </w:r>
+    </w:p>
+    <w:p>
+      <w:pPr>
+        <w:pStyle w:val="Heading2"/>
+      </w:pPr>
+      <w:r>
+        <w:t>Judge trace,scope and support</w:t>
+      </w:r>
+    </w:p>
+    <w:tbl>
+      <w:tblPr>
+        <w:tblStyle w:val="LightShading-Accent1"/>
+        <w:tblW w:type="auto" w:w="0"/>
+        <w:tblLook w:firstColumn="1" w:firstRow="1" w:lastColumn="0" w:lastRow="0" w:noHBand="0" w:noVBand="1" w:val="04A0"/>
+      </w:tblPr>
+      <w:tblGrid>
+        <w:gridCol w:w="5112"/>
+        <w:gridCol w:w="5112"/>
+      </w:tblGrid>
+      <w:tr>
+        <w:trPr>
+          <w:tblHeader/>
+        </w:trPr>
+        <w:tc>
+          <w:tcPr>
+            <w:tcW w:type="dxa" w:w="5112"/>
+          </w:tcPr>
+          <w:p>
+            <w:r>
+              <w:t>Dimension</w:t>
+            </w:r>
+          </w:p>
+        </w:tc>
+        <w:tc>
+          <w:tcPr>
+            <w:tcW w:type="dxa" w:w="5112"/>
+          </w:tcPr>
+          <w:p>
+            <w:r>
+              <w:t>Evidence required</w:t>
+            </w:r>
+          </w:p>
+        </w:tc>
+      </w:tr>
+      <w:tr>
+        <w:tc>
+          <w:tcPr>
+            <w:tcW w:type="dxa" w:w="5112"/>
+          </w:tcPr>
+          <w:p>
+            <w:r>
+              <w:t>Explanation</w:t>
+            </w:r>
+          </w:p>
+        </w:tc>
+        <w:tc>
+          <w:tcPr>
+            <w:tcW w:type="dxa" w:w="5112"/>
+          </w:tcPr>
+          <w:p>
+            <w:r>
+              <w:t>Names the applicable idea or procedure and ties it to the supplied facts.</w:t>
+            </w:r>
+          </w:p>
+        </w:tc>
+      </w:tr>
+      <w:tr>
+        <w:tc>
+          <w:tcPr>
+            <w:tcW w:type="dxa" w:w="5112"/>
+          </w:tcPr>
+          <w:p>
+            <w:r>
+              <w:t>Trace and result</w:t>
+            </w:r>
+          </w:p>
+        </w:tc>
+        <w:tc>
+          <w:tcPr>
+            <w:tcW w:type="dxa" w:w="5112"/>
+          </w:tcPr>
+          <w:p>
+            <w:r>
+              <w:t>Preserves the given inputs and shows the relevant intermediate steps; distinguishes a prediction from an observed execution.</w:t>
+            </w:r>
+          </w:p>
+        </w:tc>
+      </w:tr>
+      <w:tr>
+        <w:tc>
+          <w:tcPr>
+            <w:tcW w:type="dxa" w:w="5112"/>
+          </w:tcPr>
+          <w:p>
+            <w:r>
+              <w:t>Limits</w:t>
+            </w:r>
+          </w:p>
+        </w:tc>
+        <w:tc>
+          <w:tcPr>
+            <w:tcW w:type="dxa" w:w="5112"/>
+          </w:tcPr>
+          <w:p>
+            <w:r>
+              <w:t>States the assumptions, missing evidence or conditions under which the result would change.</w:t>
+            </w:r>
+          </w:p>
+        </w:tc>
+      </w:tr>
+    </w:tbl>
+    <w:p>
+      <w:pPr>
+        <w:spacing w:line="336" w:lineRule="auto" w:after="180"/>
+      </w:pPr>
+      <w:r>
+        <w:rPr>
+          <w:b w:val="0"/>
+        </w:rPr>
+        <w:t>Record each dimension as not yet, with support, or independent. Accept a valid alternative procedure with a defensible trace.</w:t>
+      </w:r>
+    </w:p>
+    <w:p>
+      <w:pPr>
+        <w:spacing w:line="336" w:lineRule="auto" w:after="180"/>
+      </w:pPr>
+      <w:r>
+        <w:rPr>
+          <w:b w:val="0"/>
+        </w:rPr>
+        <w:t xml:space="preserve">Do not penalise an honestly recorded model failure if the learner correctly explains its </w:t>
+      </w:r>
+      <w:r>
+        <w:rPr>
+          <w:b/>
+        </w:rPr>
+        <w:t>evidence</w:t>
+      </w:r>
+      <w:r>
+        <w:rPr>
+          <w:b w:val="0"/>
+        </w:rPr>
+        <w:t xml:space="preserve"> and limits.</w:t>
+      </w:r>
+    </w:p>
+    <w:p>
+      <w:pPr>
+        <w:pStyle w:val="Heading2"/>
+      </w:pPr>
+      <w:r>
+        <w:t>Give one repair action</w:t>
+      </w:r>
+    </w:p>
+    <w:p>
+      <w:pPr>
+        <w:spacing w:line="336" w:lineRule="auto" w:after="180"/>
+      </w:pPr>
+      <w:r>
+        <w:rPr>
+          <w:b w:val="0"/>
+        </w:rPr>
+        <w:t>Name the earliest unsupported step and give one action to repair it. Have the learner make that repair now and explain why. Then assess the relevant skill on a fresh, fully specified case.</w:t>
+      </w:r>
+    </w:p>
+    <w:p>
+      <w:pPr>
+        <w:spacing w:line="336" w:lineRule="auto" w:after="180"/>
+      </w:pPr>
+      <w:r>
+        <w:rPr>
+          <w:b w:val="0"/>
+        </w:rPr>
+        <w:t>Confirm it was not previously practised with feedback; solve and check the new case before assigning it. A follow-up design prompt is a starting brief, not automatically an equivalent test.</w:t>
+      </w:r>
+    </w:p>
+    <w:p>
+      <w:pPr>
+        <w:pStyle w:val="Heading2"/>
+      </w:pPr>
+      <w:r>
+        <w:t>Earlier wording, alternatives and picture transcripts · reference / check after trying</w:t>
+      </w:r>
+    </w:p>
+    <w:p>
+      <w:pPr>
+        <w:spacing w:line="336" w:lineRule="auto" w:after="180"/>
+      </w:pPr>
+      <w:r>
+        <w:rPr>
+          <w:b w:val="0"/>
+        </w:rPr>
+        <w:t>Assess and explain the answers</w:t>
       </w:r>
     </w:p>
     <w:p>
@@ -3784,22 +4889,56 @@
     </w:p>
     <w:p>
       <w:pPr>
+        <w:spacing w:line="336" w:lineRule="auto" w:after="180"/>
+      </w:pPr>
+      <w:r>
+        <w:rPr>
+          <w:b w:val="0"/>
+        </w:rPr>
+        <w:t>Keep partitions fixed, inspect dim-image errors, change one factor and compare the same validation criteria/slices. Reserve final test.</w:t>
+      </w:r>
+    </w:p>
+    <w:p>
+      <w:pPr>
         <w:pStyle w:val="Heading3"/>
       </w:pPr>
       <w:r>
-        <w:t>Teacher key · Worked case answer</w:t>
+        <w:t>Additional transfer practice question</w:t>
       </w:r>
     </w:p>
     <w:p>
       <w:pPr>
         <w:spacing w:line="336" w:lineRule="auto" w:after="180"/>
-        <w:shd w:fill="F1F6FC"/>
       </w:pPr>
       <w:r>
         <w:rPr>
           <w:b w:val="0"/>
         </w:rPr>
-        <w:t>Keep partitions fixed, inspect dim-image errors, change one factor and compare the same validation criteria/slices. Reserve final test.</w:t>
+        <w:t xml:space="preserve">A revision raises overall validation accuracy from </w:t>
+      </w:r>
+      <w:r>
+        <w:rPr>
+          <w:b/>
+        </w:rPr>
+        <w:t>80%</w:t>
+      </w:r>
+      <w:r>
+        <w:rPr>
+          <w:b w:val="0"/>
+        </w:rPr>
+        <w:t xml:space="preserve"> to 84% but lowers dim-light accuracy from </w:t>
+      </w:r>
+      <w:r>
+        <w:rPr>
+          <w:b/>
+        </w:rPr>
+        <w:t>60%</w:t>
+      </w:r>
+      <w:r>
+        <w:rPr>
+          <w:b w:val="0"/>
+        </w:rPr>
+        <w:t xml:space="preserve"> to 40%. How should the improvement claim change?</w:t>
       </w:r>
     </w:p>
     <w:p>
@@ -3807,73 +4946,12 @@
         <w:pStyle w:val="Heading3"/>
       </w:pPr>
       <w:r>
-        <w:t>Independent question</w:t>
-      </w:r>
-    </w:p>
-    <w:p>
-      <w:pPr>
-        <w:pStyle w:val="Heading3"/>
-      </w:pPr>
-      <w:r>
-        <w:t>Independent question · withhold the key</w:t>
+        <w:t>Reasoned practice answer</w:t>
       </w:r>
     </w:p>
     <w:p>
       <w:pPr>
         <w:spacing w:line="336" w:lineRule="auto" w:after="180"/>
-        <w:shd w:fill="F5F1FB"/>
-      </w:pPr>
-      <w:r>
-        <w:rPr>
-          <w:b w:val="0"/>
-        </w:rPr>
-        <w:t xml:space="preserve">A revision raises overall validation accuracy from </w:t>
-      </w:r>
-      <w:r>
-        <w:rPr>
-          <w:b/>
-        </w:rPr>
-        <w:t>80%</w:t>
-      </w:r>
-      <w:r>
-        <w:rPr>
-          <w:b w:val="0"/>
-        </w:rPr>
-        <w:t xml:space="preserve"> to 84% but lowers dim-light accuracy from </w:t>
-      </w:r>
-      <w:r>
-        <w:rPr>
-          <w:b/>
-        </w:rPr>
-        <w:t>60%</w:t>
-      </w:r>
-      <w:r>
-        <w:rPr>
-          <w:b w:val="0"/>
-        </w:rPr>
-        <w:t xml:space="preserve"> to 40%. How should the improvement claim change?</w:t>
-      </w:r>
-    </w:p>
-    <w:p>
-      <w:pPr>
-        <w:pStyle w:val="Heading3"/>
-      </w:pPr>
-      <w:r>
-        <w:t>Expected independent answer</w:t>
-      </w:r>
-    </w:p>
-    <w:p>
-      <w:pPr>
-        <w:pStyle w:val="Heading3"/>
-      </w:pPr>
-      <w:r>
-        <w:t>Teacher key · Expected independent answer</w:t>
-      </w:r>
-    </w:p>
-    <w:p>
-      <w:pPr>
-        <w:spacing w:line="336" w:lineRule="auto" w:after="180"/>
-        <w:shd w:fill="F1F6FC"/>
       </w:pPr>
       <w:r>
         <w:rPr>
@@ -4191,46 +5269,146 @@
     </w:p>
     <w:p>
       <w:pPr>
+        <w:spacing w:line="336" w:lineRule="auto" w:after="180"/>
+      </w:pPr>
+      <w:r>
+        <w:rPr>
+          <w:b w:val="0"/>
+        </w:rPr>
+        <w:t>No. Reevaluate both versions on the same declared validation cases, including the hard cases unless an independently justified exclusion applies to both.</w:t>
+      </w:r>
+    </w:p>
+    <w:p>
+      <w:pPr>
+        <w:spacing w:line="336" w:lineRule="auto" w:after="180"/>
+      </w:pPr>
+      <w:r>
+        <w:rPr>
+          <w:b w:val="0"/>
+        </w:rPr>
+        <w:t xml:space="preserve">Record exact changes and per-case </w:t>
+      </w:r>
+      <w:r>
+        <w:rPr>
+          <w:b/>
+        </w:rPr>
+        <w:t>prediction</w:t>
+      </w:r>
+      <w:r>
+        <w:rPr>
+          <w:b w:val="0"/>
+        </w:rPr>
+        <w:t>s, then evaluate the selected version on untouched final data.</w:t>
+      </w:r>
+    </w:p>
+    <w:p>
+      <w:pPr>
         <w:pStyle w:val="Heading3"/>
       </w:pPr>
       <w:r>
-        <w:t>Teacher key · Original transfer answer</w:t>
+        <w:t>Explanations for the additional workbook examples</w:t>
+      </w:r>
+    </w:p>
+    <w:p>
+      <w:pPr>
+        <w:pStyle w:val="Heading3"/>
+      </w:pPr>
+      <w:r>
+        <w:t>W1 Score the frozen test</w:t>
       </w:r>
     </w:p>
     <w:p>
       <w:pPr>
         <w:spacing w:line="336" w:lineRule="auto" w:after="180"/>
-        <w:shd w:fill="F1F6FC"/>
       </w:pPr>
       <w:r>
         <w:rPr>
           <w:b w:val="0"/>
         </w:rPr>
-        <w:t>No. Reevaluate both versions on the same declared validation cases, including the hard cases unless an independently justified exclusion applies to both.</w:t>
+        <w:t>Compute the worked candidate metrics and baseline accuracy.</w:t>
       </w:r>
     </w:p>
     <w:p>
       <w:pPr>
         <w:spacing w:line="336" w:lineRule="auto" w:after="180"/>
-        <w:shd w:fill="F1F6FC"/>
       </w:pPr>
       <w:r>
         <w:rPr>
           <w:b w:val="0"/>
         </w:rPr>
-        <w:t xml:space="preserve">Record exact changes and per-case </w:t>
+        <w:t>Teacher explanation: Candidate accuracy 9/12=75 percent, precision 2/3, recall 2/4; baseline 8/12 about 66.7 percent, with all four blocked cases missed.</w:t>
+      </w:r>
+    </w:p>
+    <w:p>
+      <w:pPr>
+        <w:pStyle w:val="Heading3"/>
+      </w:pPr>
+      <w:r>
+        <w:t>W2 Audit a difference</w:t>
+      </w:r>
+    </w:p>
+    <w:p>
+      <w:pPr>
+        <w:spacing w:line="336" w:lineRule="auto" w:after="180"/>
+      </w:pPr>
+      <w:r>
+        <w:rPr>
+          <w:b w:val="0"/>
+        </w:rPr>
+        <w:t>What does the one-correct-case improvement establish?</w:t>
+      </w:r>
+    </w:p>
+    <w:p>
+      <w:pPr>
+        <w:spacing w:line="336" w:lineRule="auto" w:after="180"/>
+      </w:pPr>
+      <w:r>
+        <w:rPr>
+          <w:b w:val="0"/>
+        </w:rPr>
+        <w:t>Teacher explanation: It establishes a difference on these 12 examples under the saved procedure, not reliable improvement for every future population.</w:t>
+      </w:r>
+    </w:p>
+    <w:p>
+      <w:pPr>
+        <w:pStyle w:val="Heading3"/>
+      </w:pPr>
+      <w:r>
+        <w:t>W3 Label a revision</w:t>
+      </w:r>
+    </w:p>
+    <w:p>
+      <w:pPr>
+        <w:spacing w:line="336" w:lineRule="auto" w:after="180"/>
+      </w:pPr>
+      <w:r>
+        <w:rPr>
+          <w:b w:val="0"/>
+        </w:rPr>
+        <w:t>A threshold changes after test errors are read. Label its score on the same rows.</w:t>
+      </w:r>
+    </w:p>
+    <w:p>
+      <w:pPr>
+        <w:spacing w:line="336" w:lineRule="auto" w:after="180"/>
+      </w:pPr>
+      <w:r>
+        <w:rPr>
+          <w:b w:val="0"/>
+        </w:rPr>
+        <w:t xml:space="preserve">Teacher explanation: Post-test development or reused-test </w:t>
       </w:r>
       <w:r>
         <w:rPr>
           <w:b/>
         </w:rPr>
-        <w:t>prediction</w:t>
+        <w:t>evidence</w:t>
       </w:r>
       <w:r>
         <w:rPr>
           <w:b w:val="0"/>
         </w:rPr>
-        <w:t>s, then evaluate the selected version on untouched final data.</w:t>
+        <w:t xml:space="preserve"> for the revised version, not an untouched final test.</w:t>
       </w:r>
     </w:p>
     <w:p>
@@ -4238,7 +5416,29 @@
         <w:pStyle w:val="Heading3"/>
       </w:pPr>
       <w:r>
-        <w:t>Explanations for the additional workbook examples</w:t>
+        <w:t>W4 Apply independently</w:t>
+      </w:r>
+    </w:p>
+    <w:p>
+      <w:pPr>
+        <w:spacing w:line="336" w:lineRule="auto" w:after="180"/>
+      </w:pPr>
+      <w:r>
+        <w:rPr>
+          <w:b w:val="0"/>
+        </w:rPr>
+        <w:t>Frozen candidate[[6, 2],[1, 3]] and baseline[[8, 0],[4, 0]] on 12 cases. Compute candidate metrics and compare error types.</w:t>
+      </w:r>
+    </w:p>
+    <w:p>
+      <w:pPr>
+        <w:spacing w:line="336" w:lineRule="auto" w:after="180"/>
+      </w:pPr>
+      <w:r>
+        <w:rPr>
+          <w:b w:val="0"/>
+        </w:rPr>
+        <w:t>Teacher explanation: Candidate accuracy 9/12=75 percent, precision 3/5=60 percent, recall 3/4=75 percent. Baseline FP 0 FN 4 versus candidate FP 2 FN 1; baseline accuracy 8/12.</w:t>
       </w:r>
     </w:p>
     <w:p>
@@ -4246,7 +5446,53 @@
         <w:pStyle w:val="Heading3"/>
       </w:pPr>
       <w:r>
-        <w:t>W1 Score the frozen test</w:t>
+        <w:t>W5 Update the card</w:t>
+      </w:r>
+    </w:p>
+    <w:p>
+      <w:pPr>
+        <w:spacing w:line="336" w:lineRule="auto" w:after="180"/>
+      </w:pPr>
+      <w:r>
+        <w:rPr>
+          <w:b w:val="0"/>
+        </w:rPr>
+        <w:t>What must remain visible when version 2 is proposed without a fresh test?</w:t>
+      </w:r>
+    </w:p>
+    <w:p>
+      <w:pPr>
+        <w:spacing w:line="336" w:lineRule="auto" w:after="180"/>
+      </w:pPr>
+      <w:r>
+        <w:rPr>
+          <w:b w:val="0"/>
+        </w:rPr>
+        <w:t>Teacher explanation: Version 1 frozen results, reason for change, reused-</w:t>
+      </w:r>
+      <w:r>
+        <w:rPr>
+          <w:b/>
+        </w:rPr>
+        <w:t>evidence status</w:t>
+      </w:r>
+      <w:r>
+        <w:rPr>
+          <w:b w:val="0"/>
+        </w:rPr>
+        <w:t xml:space="preserve"> and the fact that version 2 has no new independent </w:t>
+      </w:r>
+      <w:r>
+        <w:rPr>
+          <w:b/>
+        </w:rPr>
+        <w:t>final evaluation</w:t>
+      </w:r>
+      <w:r>
+        <w:rPr>
+          <w:b w:val="0"/>
+        </w:rPr>
+        <w:t>.</w:t>
       </w:r>
     </w:p>
     <w:p>
@@ -4254,135 +5500,154 @@
         <w:pStyle w:val="Heading3"/>
       </w:pPr>
       <w:r>
-        <w:t>Workbook question · W1</w:t>
+        <w:t>Assess independent transfer</w:t>
+      </w:r>
+    </w:p>
+    <w:p>
+      <w:pPr>
+        <w:pStyle w:val="Heading3"/>
+      </w:pPr>
+      <w:r>
+        <w:t>Selected case answer</w:t>
+      </w:r>
+    </w:p>
+    <w:p>
+      <w:pPr>
+        <w:pStyle w:val="Heading3"/>
+      </w:pPr>
+      <w:r>
+        <w:t>Feedback that the learner uses</w:t>
+      </w:r>
+    </w:p>
+    <w:p>
+      <w:pPr>
+        <w:pStyle w:val="Heading1"/>
+      </w:pPr>
+      <w:r>
+        <w:t>06. Connect, support and revisit the experiment</w:t>
+      </w:r>
+    </w:p>
+    <w:p>
+      <w:r>
+        <w:t>Retain failures and assess a fresh parallel case after help.</w:t>
+      </w:r>
+    </w:p>
+    <w:p>
+      <w:pPr>
+        <w:pStyle w:val="Heading2"/>
+      </w:pPr>
+      <w:r>
+        <w:t>Project evidence</w:t>
       </w:r>
     </w:p>
     <w:p>
       <w:pPr>
         <w:spacing w:line="336" w:lineRule="auto" w:after="180"/>
-        <w:shd w:fill="F5F1FB"/>
       </w:pPr>
       <w:r>
         <w:rPr>
           <w:b w:val="0"/>
         </w:rPr>
-        <w:t>Compute the worked candidate metrics and baseline accuracy.</w:t>
-      </w:r>
-    </w:p>
-    <w:p>
-      <w:pPr>
-        <w:pStyle w:val="Heading3"/>
-      </w:pPr>
-      <w:r>
-        <w:t>Teacher reasoning · W1</w:t>
+        <w:t>Finalize the Plant Classifier experiment record, confusion matrix, subgroup table, model card, and honest remaining-limit statement.</w:t>
       </w:r>
     </w:p>
     <w:p>
       <w:pPr>
         <w:spacing w:line="336" w:lineRule="auto" w:after="180"/>
-        <w:shd w:fill="F1F6FC"/>
       </w:pPr>
       <w:r>
         <w:rPr>
           <w:b w:val="0"/>
         </w:rPr>
-        <w:t>Teacher explanation: Candidate accuracy 9/12=75 percent, precision 2/3, recall 2/4; baseline 8/12 about 66.7 percent, with all four blocked cases missed.</w:t>
-      </w:r>
-    </w:p>
-    <w:p>
-      <w:pPr>
-        <w:pStyle w:val="Heading3"/>
-      </w:pPr>
-      <w:r>
-        <w:t>W2 Audit a difference</w:t>
-      </w:r>
-    </w:p>
-    <w:p>
-      <w:pPr>
-        <w:pStyle w:val="Heading3"/>
-      </w:pPr>
-      <w:r>
-        <w:t>Workbook question · W2</w:t>
+        <w:t xml:space="preserve">Keep the decision, </w:t>
+      </w:r>
+      <w:r>
+        <w:rPr>
+          <w:b/>
+        </w:rPr>
+        <w:t>input</w:t>
+      </w:r>
+      <w:r>
+        <w:rPr>
+          <w:b w:val="0"/>
+        </w:rPr>
+        <w:t xml:space="preserve">, result, explanation and remaining limitation in the project </w:t>
+      </w:r>
+      <w:r>
+        <w:rPr>
+          <w:b/>
+        </w:rPr>
+        <w:t>evidence</w:t>
+      </w:r>
+      <w:r>
+        <w:rPr>
+          <w:b w:val="0"/>
+        </w:rPr>
+        <w:t xml:space="preserve"> record. Retrieve this record next week rather than restarting the project.</w:t>
       </w:r>
     </w:p>
     <w:p>
       <w:pPr>
         <w:spacing w:line="336" w:lineRule="auto" w:after="180"/>
-        <w:shd w:fill="F5F1FB"/>
       </w:pPr>
       <w:r>
         <w:rPr>
           <w:b w:val="0"/>
         </w:rPr>
-        <w:t>What does the one-correct-case improvement establish?</w:t>
-      </w:r>
-    </w:p>
-    <w:p>
-      <w:pPr>
-        <w:pStyle w:val="Heading3"/>
-      </w:pPr>
-      <w:r>
-        <w:t>Teacher reasoning · W2</w:t>
+        <w:t xml:space="preserve">For your Responsible Plant Classifier, save the </w:t>
+      </w:r>
+      <w:r>
+        <w:rPr>
+          <w:b/>
+        </w:rPr>
+        <w:t>input</w:t>
+      </w:r>
+      <w:r>
+        <w:rPr>
+          <w:b w:val="0"/>
+        </w:rPr>
+        <w:t>, procedure, observed result and limitation of this check.</w:t>
       </w:r>
     </w:p>
     <w:p>
       <w:pPr>
         <w:spacing w:line="336" w:lineRule="auto" w:after="180"/>
-        <w:shd w:fill="F1F6FC"/>
       </w:pPr>
       <w:r>
         <w:rPr>
           <w:b w:val="0"/>
         </w:rPr>
-        <w:t>Teacher explanation: It establishes a difference on these 12 examples under the saved procedure, not reliable improvement for every future population.</w:t>
-      </w:r>
-    </w:p>
-    <w:p>
-      <w:pPr>
-        <w:pStyle w:val="Heading3"/>
-      </w:pPr>
-      <w:r>
-        <w:t>W3 Label a revision</w:t>
-      </w:r>
-    </w:p>
-    <w:p>
-      <w:pPr>
-        <w:pStyle w:val="Heading3"/>
-      </w:pPr>
-      <w:r>
-        <w:t>Workbook question · W3</w:t>
+        <w:t>Label this worked example as practice; use a different, previously unreviewed case when checking independent understanding.</w:t>
+      </w:r>
+    </w:p>
+    <w:p>
+      <w:pPr>
+        <w:pStyle w:val="Heading2"/>
+      </w:pPr>
+      <w:r>
+        <w:t>Support and selected reassessment</w:t>
       </w:r>
     </w:p>
     <w:p>
       <w:pPr>
         <w:spacing w:line="336" w:lineRule="auto" w:after="180"/>
-        <w:shd w:fill="F5F1FB"/>
       </w:pPr>
       <w:r>
         <w:rPr>
           <w:b w:val="0"/>
         </w:rPr>
-        <w:t>A threshold changes after test errors are read. Label its score on the same rows.</w:t>
-      </w:r>
-    </w:p>
-    <w:p>
-      <w:pPr>
-        <w:pStyle w:val="Heading3"/>
-      </w:pPr>
-      <w:r>
-        <w:t>Teacher reasoning · W3</w:t>
+        <w:t>Use a tiny labelled dataset, explicit units and a named positive class. Stretch: require a baseline, held-out evaluation and subgroup or shifted-condition analysis with denominators.</w:t>
       </w:r>
     </w:p>
     <w:p>
       <w:pPr>
         <w:spacing w:line="336" w:lineRule="auto" w:after="180"/>
-        <w:shd w:fill="F1F6FC"/>
       </w:pPr>
       <w:r>
         <w:rPr>
           <w:b w:val="0"/>
         </w:rPr>
-        <w:t xml:space="preserve">Teacher explanation: Post-test development or reused-test </w:t>
+        <w:t xml:space="preserve">Provide a blank </w:t>
       </w:r>
       <w:r>
         <w:rPr>
@@ -4394,637 +5659,83 @@
         <w:rPr>
           <w:b w:val="0"/>
         </w:rPr>
-        <w:t xml:space="preserve"> for the revised version, not an untouched final test.</w:t>
-      </w:r>
-    </w:p>
-    <w:p>
-      <w:pPr>
-        <w:pStyle w:val="Heading3"/>
-      </w:pPr>
-      <w:r>
-        <w:t>W4 Apply independently</w:t>
-      </w:r>
-    </w:p>
-    <w:p>
-      <w:pPr>
-        <w:pStyle w:val="Heading3"/>
-      </w:pPr>
-      <w:r>
-        <w:t>Workbook question · W4</w:t>
+        <w:t xml:space="preserve"> table and allow a verbal explanation before writing. Highlight the given conditions without supplying the W 4 conclusion. Use </w:t>
+      </w:r>
+      <w:r>
+        <w:rPr>
+          <w:b/>
+        </w:rPr>
+        <w:t>final evaluation</w:t>
+      </w:r>
+      <w:r>
+        <w:rPr>
+          <w:b w:val="0"/>
+        </w:rPr>
+        <w:t xml:space="preserve"> and </w:t>
+      </w:r>
+      <w:r>
+        <w:rPr>
+          <w:b/>
+        </w:rPr>
+        <w:t>error audit</w:t>
+      </w:r>
+      <w:r>
+        <w:rPr>
+          <w:b w:val="0"/>
+        </w:rPr>
+        <w:t xml:space="preserve"> in full sentences.</w:t>
       </w:r>
     </w:p>
     <w:p>
       <w:pPr>
         <w:spacing w:line="336" w:lineRule="auto" w:after="180"/>
-        <w:shd w:fill="F5F1FB"/>
       </w:pPr>
       <w:r>
         <w:rPr>
           <w:b w:val="0"/>
         </w:rPr>
-        <w:t>Frozen candidate[[6, 2],[1, 3]] and baseline[[8, 0],[4, 0]] on 12 cases. Compute candidate metrics and compare error types.</w:t>
-      </w:r>
-    </w:p>
-    <w:p>
-      <w:pPr>
-        <w:pStyle w:val="Heading3"/>
-      </w:pPr>
-      <w:r>
-        <w:t>Teacher reasoning · W4</w:t>
+        <w:t>Extension: alter one condition in the worked example and explain which conclusion changes and which remains supported.</w:t>
       </w:r>
     </w:p>
     <w:p>
       <w:pPr>
         <w:spacing w:line="336" w:lineRule="auto" w:after="180"/>
-        <w:shd w:fill="F1F6FC"/>
       </w:pPr>
       <w:r>
         <w:rPr>
           <w:b w:val="0"/>
         </w:rPr>
-        <w:t>Teacher explanation: Candidate accuracy 9/12=75 percent, precision 3/5=60 percent, recall 3/4=75 percent. Baseline FP 0 FN 4 versus candidate FP 2 FN 1; baseline accuracy 8/12.</w:t>
-      </w:r>
-    </w:p>
-    <w:p>
-      <w:pPr>
-        <w:pStyle w:val="Heading3"/>
-      </w:pPr>
-      <w:r>
-        <w:t>W5 Update the card</w:t>
-      </w:r>
-    </w:p>
-    <w:p>
-      <w:pPr>
-        <w:pStyle w:val="Heading3"/>
-      </w:pPr>
-      <w:r>
-        <w:t>Workbook question · W5</w:t>
+        <w:t>For independent W 4, require: Candidate accuracy 9/12=75 percent, precision 3/5=60 percent, recall 3/4=75 percent. Baseline FP 0 FN 4 versus candidate FP 2 FN 1; baseline accuracy 8/12.</w:t>
       </w:r>
     </w:p>
     <w:p>
       <w:pPr>
         <w:spacing w:line="336" w:lineRule="auto" w:after="180"/>
-        <w:shd w:fill="F5F1FB"/>
       </w:pPr>
       <w:r>
         <w:rPr>
           <w:b w:val="0"/>
         </w:rPr>
-        <w:t>What must remain visible when version 2 is proposed without a fresh test?</w:t>
-      </w:r>
-    </w:p>
-    <w:p>
-      <w:pPr>
-        <w:pStyle w:val="Heading3"/>
-      </w:pPr>
-      <w:r>
-        <w:t>Teacher reasoning · W5</w:t>
+        <w:t>Fresh retry candidate[[5, 1],[2, 2]] on 10 cases: accuracy 7/10, precision 2/3, recall 2/4. Require a test-status statement before any proposed tuning. Mark each criterion as independent, supported or not yet demonstrated.</w:t>
       </w:r>
     </w:p>
     <w:p>
       <w:pPr>
         <w:spacing w:line="336" w:lineRule="auto" w:after="180"/>
-        <w:shd w:fill="F1F6FC"/>
       </w:pPr>
       <w:r>
         <w:rPr>
           <w:b w:val="0"/>
         </w:rPr>
-        <w:t>Teacher explanation: Version 1 frozen results, reason for change, reused-</w:t>
-      </w:r>
-      <w:r>
-        <w:rPr>
-          <w:b/>
-        </w:rPr>
-        <w:t>evidence status</w:t>
-      </w:r>
-      <w:r>
-        <w:rPr>
-          <w:b w:val="0"/>
-        </w:rPr>
-        <w:t xml:space="preserve"> and the fact that version 2 has no new independent </w:t>
-      </w:r>
-      <w:r>
-        <w:rPr>
-          <w:b/>
-        </w:rPr>
-        <w:t>final evaluation</w:t>
-      </w:r>
-      <w:r>
-        <w:rPr>
-          <w:b w:val="0"/>
-        </w:rPr>
-        <w:t>.</w:t>
-      </w:r>
-    </w:p>
-    <w:p>
-      <w:pPr>
-        <w:pStyle w:val="Heading3"/>
-      </w:pPr>
-      <w:r>
-        <w:t>Assess independent transfer</w:t>
-      </w:r>
-    </w:p>
-    <w:p>
-      <w:pPr>
-        <w:pStyle w:val="Heading3"/>
-      </w:pPr>
-      <w:r>
-        <w:t>Independent question · withhold the key</w:t>
-      </w:r>
-    </w:p>
-    <w:p>
-      <w:pPr>
-        <w:spacing w:line="336" w:lineRule="auto" w:after="180"/>
-        <w:shd w:fill="F5F1FB"/>
-      </w:pPr>
-      <w:r>
-        <w:rPr>
-          <w:b w:val="0"/>
-        </w:rPr>
-        <w:t>Selected case: Frozen candidate[[6, 2],[1, 3]] and baseline[[8, 0],[4, 0]] on 12 cases. Compute candidate metrics and compare error types.</w:t>
-      </w:r>
-    </w:p>
-    <w:p>
-      <w:pPr>
-        <w:pStyle w:val="Heading3"/>
-      </w:pPr>
-      <w:r>
-        <w:t>Selected case answer</w:t>
-      </w:r>
-    </w:p>
-    <w:p>
-      <w:pPr>
-        <w:pStyle w:val="Heading3"/>
-      </w:pPr>
-      <w:r>
-        <w:t>Teacher key · Selected case answer</w:t>
-      </w:r>
-    </w:p>
-    <w:p>
-      <w:pPr>
-        <w:spacing w:line="336" w:lineRule="auto" w:after="180"/>
-        <w:shd w:fill="F1F6FC"/>
-      </w:pPr>
-      <w:r>
-        <w:rPr>
-          <w:b w:val="0"/>
-        </w:rPr>
-        <w:t>Teacher explanation: Candidate accuracy 9/12=75 percent, precision 3/5=60 percent, recall 3/4=75 percent. Baseline FP 0 FN 4 versus candidate FP 2 FN 1; baseline accuracy 8/12.</w:t>
-      </w:r>
-    </w:p>
-    <w:tbl>
-      <w:tblPr>
-        <w:tblStyle w:val="LightShading-Accent1"/>
-        <w:tblW w:type="auto" w:w="0"/>
-        <w:tblLook w:firstColumn="1" w:firstRow="1" w:lastColumn="0" w:lastRow="0" w:noHBand="0" w:noVBand="1" w:val="04A0"/>
-      </w:tblPr>
-      <w:tblGrid>
-        <w:gridCol w:w="5112"/>
-        <w:gridCol w:w="5112"/>
-      </w:tblGrid>
-      <w:tr>
-        <w:trPr>
-          <w:tblHeader/>
-        </w:trPr>
-        <w:tc>
-          <w:tcPr>
-            <w:tcW w:type="dxa" w:w="5112"/>
-          </w:tcPr>
-          <w:p>
-            <w:r>
-              <w:t>Dimension</w:t>
-            </w:r>
-          </w:p>
-        </w:tc>
-        <w:tc>
-          <w:tcPr>
-            <w:tcW w:type="dxa" w:w="5112"/>
-          </w:tcPr>
-          <w:p>
-            <w:r>
-              <w:t>Evidence required</w:t>
-            </w:r>
-          </w:p>
-        </w:tc>
-      </w:tr>
-      <w:tr>
-        <w:tc>
-          <w:tcPr>
-            <w:tcW w:type="dxa" w:w="5112"/>
-          </w:tcPr>
-          <w:p>
-            <w:r>
-              <w:t>Explanation</w:t>
-            </w:r>
-          </w:p>
-        </w:tc>
-        <w:tc>
-          <w:tcPr>
-            <w:tcW w:type="dxa" w:w="5112"/>
-          </w:tcPr>
-          <w:p>
-            <w:r>
-              <w:t>Names the applicable idea or procedure and ties it to the supplied facts.</w:t>
-            </w:r>
-          </w:p>
-        </w:tc>
-      </w:tr>
-      <w:tr>
-        <w:tc>
-          <w:tcPr>
-            <w:tcW w:type="dxa" w:w="5112"/>
-          </w:tcPr>
-          <w:p>
-            <w:r>
-              <w:t>Trace and result</w:t>
-            </w:r>
-          </w:p>
-        </w:tc>
-        <w:tc>
-          <w:tcPr>
-            <w:tcW w:type="dxa" w:w="5112"/>
-          </w:tcPr>
-          <w:p>
-            <w:r>
-              <w:t>Preserves the given inputs and shows the relevant intermediate steps; distinguishes a prediction from an observed execution.</w:t>
-            </w:r>
-          </w:p>
-        </w:tc>
-      </w:tr>
-      <w:tr>
-        <w:tc>
-          <w:tcPr>
-            <w:tcW w:type="dxa" w:w="5112"/>
-          </w:tcPr>
-          <w:p>
-            <w:r>
-              <w:t>Limits</w:t>
-            </w:r>
-          </w:p>
-        </w:tc>
-        <w:tc>
-          <w:tcPr>
-            <w:tcW w:type="dxa" w:w="5112"/>
-          </w:tcPr>
-          <w:p>
-            <w:r>
-              <w:t>States the assumptions, missing evidence or conditions under which the result would change.</w:t>
-            </w:r>
-          </w:p>
-        </w:tc>
-      </w:tr>
-    </w:tbl>
-    <w:p>
-      <w:pPr>
-        <w:pStyle w:val="Heading3"/>
-      </w:pPr>
-      <w:r>
-        <w:t>Teacher key · Selected case answer</w:t>
-      </w:r>
-    </w:p>
-    <w:p>
-      <w:pPr>
-        <w:spacing w:line="336" w:lineRule="auto" w:after="180"/>
-        <w:shd w:fill="F1F6FC"/>
-      </w:pPr>
-      <w:r>
-        <w:rPr>
-          <w:b w:val="0"/>
-        </w:rPr>
-        <w:t>Record each dimension as not yet, with support, or independent. Accept a valid alternative procedure with a defensible trace.</w:t>
-      </w:r>
-    </w:p>
-    <w:p>
-      <w:pPr>
-        <w:spacing w:line="336" w:lineRule="auto" w:after="180"/>
-        <w:shd w:fill="F1F6FC"/>
-      </w:pPr>
-      <w:r>
-        <w:rPr>
-          <w:b w:val="0"/>
-        </w:rPr>
-        <w:t xml:space="preserve">Do not penalise an honestly recorded model failure if the learner correctly explains its </w:t>
-      </w:r>
-      <w:r>
-        <w:rPr>
-          <w:b/>
-        </w:rPr>
-        <w:t>evidence</w:t>
-      </w:r>
-      <w:r>
-        <w:rPr>
-          <w:b w:val="0"/>
-        </w:rPr>
-        <w:t xml:space="preserve"> and limits.</w:t>
-      </w:r>
-    </w:p>
-    <w:p>
-      <w:pPr>
-        <w:pStyle w:val="Heading3"/>
-      </w:pPr>
-      <w:r>
-        <w:t>Feedback that the learner uses</w:t>
-      </w:r>
-    </w:p>
-    <w:p>
-      <w:pPr>
-        <w:spacing w:line="336" w:lineRule="auto" w:after="180"/>
-      </w:pPr>
-      <w:r>
-        <w:rPr>
-          <w:b w:val="0"/>
-        </w:rPr>
-        <w:t>Name the earliest unsupported step and give one action to repair it. Have the learner make that repair now and explain why. Then assess the relevant skill on a fresh, fully specified case.</w:t>
-      </w:r>
-    </w:p>
-    <w:p>
-      <w:pPr>
-        <w:spacing w:line="336" w:lineRule="auto" w:after="180"/>
-      </w:pPr>
-      <w:r>
-        <w:rPr>
-          <w:b w:val="0"/>
-        </w:rPr>
-        <w:t>Confirm it was not previously practised with feedback; solve and check the new case before assigning it. A follow-up design prompt is a starting brief, not automatically an equivalent test.</w:t>
-      </w:r>
-    </w:p>
-    <w:p>
-      <w:pPr>
-        <w:pStyle w:val="Heading1"/>
-      </w:pPr>
-      <w:r>
-        <w:t>06. Connect and extend learning</w:t>
-      </w:r>
-    </w:p>
-    <w:p>
-      <w:r>
-        <w:t>Connect Capstone Train, Analyze, Improve to Responsible Plant Classifier, adapt support and plan a later changed-case check.</w:t>
-      </w:r>
-    </w:p>
-    <w:p>
-      <w:pPr>
-        <w:pStyle w:val="Heading3"/>
-      </w:pPr>
-      <w:r>
-        <w:t>Responsible Plant Classifier</w:t>
-      </w:r>
-    </w:p>
-    <w:p>
-      <w:pPr>
-        <w:spacing w:line="336" w:lineRule="auto" w:after="180"/>
-      </w:pPr>
-      <w:r>
-        <w:rPr>
-          <w:b w:val="0"/>
-        </w:rPr>
-        <w:t>Finalize the Plant Classifier experiment record, confusion matrix, subgroup table, model card, and honest remaining-limit statement.</w:t>
-      </w:r>
-    </w:p>
-    <w:p>
-      <w:pPr>
-        <w:spacing w:line="336" w:lineRule="auto" w:after="180"/>
-      </w:pPr>
-      <w:r>
-        <w:rPr>
-          <w:b w:val="0"/>
-        </w:rPr>
-        <w:t xml:space="preserve">Keep the decision, </w:t>
-      </w:r>
-      <w:r>
-        <w:rPr>
-          <w:b/>
-        </w:rPr>
-        <w:t>input</w:t>
-      </w:r>
-      <w:r>
-        <w:rPr>
-          <w:b w:val="0"/>
-        </w:rPr>
-        <w:t xml:space="preserve">, result, explanation and remaining limitation in the project </w:t>
-      </w:r>
-      <w:r>
-        <w:rPr>
-          <w:b/>
-        </w:rPr>
-        <w:t>evidence</w:t>
-      </w:r>
-      <w:r>
-        <w:rPr>
-          <w:b w:val="0"/>
-        </w:rPr>
-        <w:t xml:space="preserve"> record. Retrieve this record next week rather than restarting the project.</w:t>
-      </w:r>
-    </w:p>
-    <w:p>
-      <w:pPr>
-        <w:pStyle w:val="Heading3"/>
-      </w:pPr>
-      <w:r>
-        <w:t>Support and stretch</w:t>
-      </w:r>
-    </w:p>
-    <w:p>
-      <w:pPr>
-        <w:spacing w:line="336" w:lineRule="auto" w:after="180"/>
-      </w:pPr>
-      <w:r>
-        <w:rPr>
-          <w:b w:val="0"/>
-        </w:rPr>
-        <w:t>Use a tiny labelled dataset, explicit units and a named positive class. Stretch: require a baseline, held-out evaluation and subgroup or shifted-condition analysis with denominators.</w:t>
-      </w:r>
-    </w:p>
-    <w:p>
-      <w:pPr>
-        <w:pStyle w:val="Heading3"/>
-      </w:pPr>
-      <w:r>
-        <w:t>Exit reflection</w:t>
-      </w:r>
-    </w:p>
-    <w:p>
-      <w:pPr>
-        <w:spacing w:line="336" w:lineRule="auto" w:after="180"/>
-      </w:pPr>
-      <w:r>
-        <w:rPr>
-          <w:b w:val="0"/>
-        </w:rPr>
-        <w:t xml:space="preserve">Ask for one decision the learner can now justify and one situation requiring more </w:t>
-      </w:r>
-      <w:r>
-        <w:rPr>
-          <w:b/>
-        </w:rPr>
-        <w:t>evidence</w:t>
-      </w:r>
-      <w:r>
-        <w:rPr>
-          <w:b w:val="0"/>
-        </w:rPr>
-        <w:t xml:space="preserve"> or human review. Confidence ratings are separate from correct independent performance.</w:t>
-      </w:r>
-    </w:p>
-    <w:p>
-      <w:pPr>
-        <w:pStyle w:val="Heading3"/>
-      </w:pPr>
-      <w:r>
-        <w:t>Bridge to the next week</w:t>
-      </w:r>
-    </w:p>
-    <w:p>
-      <w:pPr>
-        <w:spacing w:line="336" w:lineRule="auto" w:after="180"/>
-      </w:pPr>
-      <w:r>
-        <w:rPr>
-          <w:b w:val="0"/>
-        </w:rPr>
-        <w:t xml:space="preserve">Next: Week 36: ML Builder Expo. Retrieve today’s </w:t>
-      </w:r>
-      <w:r>
-        <w:rPr>
-          <w:b/>
-        </w:rPr>
-        <w:t>evidence</w:t>
-      </w:r>
-      <w:r>
-        <w:rPr>
-          <w:b w:val="0"/>
-        </w:rPr>
-        <w:t xml:space="preserve"> and identify what carries forward and what is new.</w:t>
-      </w:r>
-    </w:p>
-    <w:p>
-      <w:pPr>
-        <w:pStyle w:val="Heading3"/>
-      </w:pPr>
-      <w:r>
-        <w:t>Support and fresh reassessment</w:t>
-      </w:r>
-    </w:p>
-    <w:p>
-      <w:pPr>
-        <w:spacing w:line="336" w:lineRule="auto" w:after="180"/>
-      </w:pPr>
-      <w:r>
-        <w:rPr>
-          <w:b w:val="0"/>
-        </w:rPr>
-        <w:t xml:space="preserve">Provide a blank </w:t>
-      </w:r>
-      <w:r>
-        <w:rPr>
-          <w:b/>
-        </w:rPr>
-        <w:t>evidence</w:t>
-      </w:r>
-      <w:r>
-        <w:rPr>
-          <w:b w:val="0"/>
-        </w:rPr>
-        <w:t xml:space="preserve"> table and allow a verbal explanation before writing. Highlight the given conditions without supplying the W 4 conclusion. Use </w:t>
-      </w:r>
-      <w:r>
-        <w:rPr>
-          <w:b/>
-        </w:rPr>
-        <w:t>final evaluation</w:t>
-      </w:r>
-      <w:r>
-        <w:rPr>
-          <w:b w:val="0"/>
-        </w:rPr>
-        <w:t xml:space="preserve"> and </w:t>
-      </w:r>
-      <w:r>
-        <w:rPr>
-          <w:b/>
-        </w:rPr>
-        <w:t>error audit</w:t>
-      </w:r>
-      <w:r>
-        <w:rPr>
-          <w:b w:val="0"/>
-        </w:rPr>
-        <w:t xml:space="preserve"> in full sentences.</w:t>
-      </w:r>
-    </w:p>
-    <w:p>
-      <w:pPr>
-        <w:spacing w:line="336" w:lineRule="auto" w:after="180"/>
-      </w:pPr>
-      <w:r>
-        <w:rPr>
-          <w:b w:val="0"/>
-        </w:rPr>
-        <w:t>Extension: alter one condition in the worked example and explain which conclusion changes and which remains supported.</w:t>
-      </w:r>
-    </w:p>
-    <w:p>
-      <w:pPr>
-        <w:spacing w:line="336" w:lineRule="auto" w:after="180"/>
-      </w:pPr>
-      <w:r>
-        <w:rPr>
-          <w:b w:val="0"/>
-        </w:rPr>
-        <w:t>For independent W 4, require: Candidate accuracy 9/12=75 percent, precision 3/5=60 percent, recall 3/4=75 percent. Baseline FP 0 FN 4 versus candidate FP 2 FN 1; baseline accuracy 8/12.</w:t>
-      </w:r>
-    </w:p>
-    <w:p>
-      <w:pPr>
-        <w:spacing w:line="336" w:lineRule="auto" w:after="180"/>
-      </w:pPr>
-      <w:r>
-        <w:rPr>
-          <w:b w:val="0"/>
-        </w:rPr>
-        <w:t>Fresh retry candidate[[5, 1],[2, 2]] on 10 cases: accuracy 7/10, precision 2/3, recall 2/4. Require a test-status statement before any proposed tuning. Mark each criterion as independent, supported or not yet demonstrated.</w:t>
-      </w:r>
-    </w:p>
-    <w:p>
-      <w:pPr>
-        <w:spacing w:line="336" w:lineRule="auto" w:after="180"/>
-      </w:pPr>
-      <w:r>
-        <w:rPr>
-          <w:b w:val="0"/>
-        </w:rPr>
         <w:t>Reassess the reasoning after feedback; do not replace the first attempt silently.</w:t>
       </w:r>
     </w:p>
     <w:p>
       <w:pPr>
-        <w:spacing w:line="336" w:lineRule="auto" w:after="180"/>
-      </w:pPr>
-      <w:r>
-        <w:rPr>
-          <w:b w:val="0"/>
-        </w:rPr>
-        <w:t xml:space="preserve">Next week: Machine learning project defense. Carry forward the saved </w:t>
-      </w:r>
-      <w:r>
-        <w:rPr>
-          <w:b/>
-        </w:rPr>
-        <w:t>evidence</w:t>
-      </w:r>
-      <w:r>
-        <w:rPr>
-          <w:b w:val="0"/>
-        </w:rPr>
-        <w:t xml:space="preserve"> and the distinction between development choices and justified claims.</w:t>
-      </w:r>
-    </w:p>
-    <w:p>
-      <w:pPr>
-        <w:pStyle w:val="Heading3"/>
-      </w:pPr>
-      <w:r>
-        <w:t>Plan the delayed return</w:t>
+        <w:pStyle w:val="Heading2"/>
+      </w:pPr>
+      <w:r>
+        <w:t>Delayed return</w:t>
       </w:r>
     </w:p>
     <w:p>
@@ -5241,71 +5952,188 @@
     </w:p>
     <w:p>
       <w:pPr>
+        <w:pStyle w:val="Heading2"/>
+      </w:pPr>
+      <w:r>
+        <w:t>Bridge and reflection</w:t>
+      </w:r>
+    </w:p>
+    <w:p>
+      <w:pPr>
+        <w:spacing w:line="336" w:lineRule="auto" w:after="180"/>
+      </w:pPr>
+      <w:r>
+        <w:rPr>
+          <w:b w:val="0"/>
+        </w:rPr>
+        <w:t xml:space="preserve">Ask for one decision the learner can now justify and one situation requiring more </w:t>
+      </w:r>
+      <w:r>
+        <w:rPr>
+          <w:b/>
+        </w:rPr>
+        <w:t>evidence</w:t>
+      </w:r>
+      <w:r>
+        <w:rPr>
+          <w:b w:val="0"/>
+        </w:rPr>
+        <w:t xml:space="preserve"> or human review. Confidence ratings are separate from correct independent performance.</w:t>
+      </w:r>
+    </w:p>
+    <w:p>
+      <w:pPr>
+        <w:spacing w:line="336" w:lineRule="auto" w:after="180"/>
+      </w:pPr>
+      <w:r>
+        <w:rPr>
+          <w:b w:val="0"/>
+        </w:rPr>
+        <w:t xml:space="preserve">Next: Week 36: ML Builder Expo. Retrieve today’s </w:t>
+      </w:r>
+      <w:r>
+        <w:rPr>
+          <w:b/>
+        </w:rPr>
+        <w:t>evidence</w:t>
+      </w:r>
+      <w:r>
+        <w:rPr>
+          <w:b w:val="0"/>
+        </w:rPr>
+        <w:t xml:space="preserve"> and identify what carries forward and what is new.</w:t>
+      </w:r>
+    </w:p>
+    <w:p>
+      <w:pPr>
+        <w:spacing w:line="336" w:lineRule="auto" w:after="180"/>
+      </w:pPr>
+      <w:r>
+        <w:rPr>
+          <w:b w:val="0"/>
+        </w:rPr>
+        <w:t xml:space="preserve">Next week: Machine learning project defense. Carry forward the saved </w:t>
+      </w:r>
+      <w:r>
+        <w:rPr>
+          <w:b/>
+        </w:rPr>
+        <w:t>evidence</w:t>
+      </w:r>
+      <w:r>
+        <w:rPr>
+          <w:b w:val="0"/>
+        </w:rPr>
+        <w:t xml:space="preserve"> and the distinction between development choices and justified claims.</w:t>
+      </w:r>
+    </w:p>
+    <w:p>
+      <w:pPr>
+        <w:pStyle w:val="Heading2"/>
+      </w:pPr>
+      <w:r>
+        <w:t>Earlier wording, alternatives and picture transcripts · reference / check after trying</w:t>
+      </w:r>
+    </w:p>
+    <w:p>
+      <w:pPr>
+        <w:spacing w:line="336" w:lineRule="auto" w:after="180"/>
+      </w:pPr>
+      <w:r>
+        <w:rPr>
+          <w:b w:val="0"/>
+        </w:rPr>
+        <w:t>Connect and extend learning</w:t>
+      </w:r>
+    </w:p>
+    <w:p>
+      <w:pPr>
         <w:pStyle w:val="Heading3"/>
       </w:pPr>
       <w:r>
+        <w:t>Responsible Plant Classifier</w:t>
+      </w:r>
+    </w:p>
+    <w:p>
+      <w:pPr>
+        <w:pStyle w:val="Heading3"/>
+      </w:pPr>
+      <w:r>
+        <w:t>Support and stretch</w:t>
+      </w:r>
+    </w:p>
+    <w:p>
+      <w:pPr>
+        <w:pStyle w:val="Heading3"/>
+      </w:pPr>
+      <w:r>
+        <w:t>Exit reflection</w:t>
+      </w:r>
+    </w:p>
+    <w:p>
+      <w:pPr>
+        <w:pStyle w:val="Heading3"/>
+      </w:pPr>
+      <w:r>
+        <w:t>Bridge to the next week</w:t>
+      </w:r>
+    </w:p>
+    <w:p>
+      <w:pPr>
+        <w:pStyle w:val="Heading3"/>
+      </w:pPr>
+      <w:r>
+        <w:t>Support and fresh reassessment</w:t>
+      </w:r>
+    </w:p>
+    <w:p>
+      <w:pPr>
+        <w:pStyle w:val="Heading3"/>
+      </w:pPr>
+      <w:r>
+        <w:t>Plan the delayed return</w:t>
+      </w:r>
+    </w:p>
+    <w:p>
+      <w:pPr>
+        <w:pStyle w:val="Heading3"/>
+      </w:pPr>
+      <w:r>
         <w:t>Project evidence from this case</w:t>
       </w:r>
     </w:p>
     <w:p>
       <w:pPr>
+        <w:pStyle w:val="Heading1"/>
+      </w:pPr>
+      <w:r>
+        <w:t>Reference bank and extra practice</w:t>
+      </w:r>
+    </w:p>
+    <w:p>
+      <w:pPr>
+        <w:pStyle w:val="Heading1"/>
+      </w:pPr>
+      <w:r>
+        <w:t>07. Reference · Alternative planning checklist</w:t>
+      </w:r>
+    </w:p>
+    <w:p>
+      <w:r>
+        <w:t>Use alongside the main route without repeating the whole cycle.</w:t>
+      </w:r>
+    </w:p>
+    <w:p>
+      <w:pPr>
+        <w:pStyle w:val="Heading2"/>
+      </w:pPr>
+      <w:r>
+        <w:t>Planning and assessment reference</w:t>
+      </w:r>
+    </w:p>
+    <w:p>
+      <w:pPr>
         <w:spacing w:line="336" w:lineRule="auto" w:after="180"/>
-      </w:pPr>
-      <w:r>
-        <w:rPr>
-          <w:b w:val="0"/>
-        </w:rPr>
-        <w:t xml:space="preserve">For your Responsible Plant Classifier, save the </w:t>
-      </w:r>
-      <w:r>
-        <w:rPr>
-          <w:b/>
-        </w:rPr>
-        <w:t>input</w:t>
-      </w:r>
-      <w:r>
-        <w:rPr>
-          <w:b w:val="0"/>
-        </w:rPr>
-        <w:t>, procedure, observed result and limitation of this check.</w:t>
-      </w:r>
-    </w:p>
-    <w:p>
-      <w:pPr>
-        <w:spacing w:line="336" w:lineRule="auto" w:after="180"/>
-      </w:pPr>
-      <w:r>
-        <w:rPr>
-          <w:b w:val="0"/>
-        </w:rPr>
-        <w:t>Label this worked example as practice; use a different, previously unreviewed case when checking independent understanding.</w:t>
-      </w:r>
-    </w:p>
-    <w:p>
-      <w:pPr>
-        <w:pStyle w:val="Heading1"/>
-      </w:pPr>
-      <w:r>
-        <w:t>07. Prepare, teach and assess</w:t>
-      </w:r>
-    </w:p>
-    <w:p>
-      <w:r>
-        <w:t>Use this preparation summary alongside the detailed Capstone Train, Analyze, Improve lesson; it is a checklist rather than a replacement for the full sequence.</w:t>
-      </w:r>
-    </w:p>
-    <w:p>
-      <w:pPr>
-        <w:pStyle w:val="Heading3"/>
-      </w:pPr>
-      <w:r>
-        <w:t>Teaching target</w:t>
-      </w:r>
-    </w:p>
-    <w:p>
-      <w:pPr>
-        <w:spacing w:line="336" w:lineRule="auto" w:after="180"/>
-        <w:shd w:fill="EDF7F3"/>
       </w:pPr>
       <w:r>
         <w:rPr>
@@ -5495,7 +6323,6 @@
     <w:p>
       <w:pPr>
         <w:spacing w:line="336" w:lineRule="auto" w:after="180"/>
-        <w:shd w:fill="F5F1FB"/>
       </w:pPr>
       <w:r>
         <w:rPr>
@@ -5506,16 +6333,7 @@
     </w:p>
     <w:p>
       <w:pPr>
-        <w:pStyle w:val="Heading3"/>
-      </w:pPr>
-      <w:r>
-        <w:t>Supported practice answer</w:t>
-      </w:r>
-    </w:p>
-    <w:p>
-      <w:pPr>
         <w:spacing w:line="336" w:lineRule="auto" w:after="180"/>
-        <w:shd w:fill="F1F6FC"/>
       </w:pPr>
       <w:r>
         <w:rPr>
@@ -5548,16 +6366,7 @@
     </w:p>
     <w:p>
       <w:pPr>
-        <w:pStyle w:val="Heading3"/>
-      </w:pPr>
-      <w:r>
-        <w:t>Repair the misconception</w:t>
-      </w:r>
-    </w:p>
-    <w:p>
-      <w:pPr>
         <w:spacing w:line="336" w:lineRule="auto" w:after="180"/>
-        <w:shd w:fill="FFF5E6"/>
       </w:pPr>
       <w:r>
         <w:rPr>
@@ -5569,7 +6378,6 @@
     <w:p>
       <w:pPr>
         <w:spacing w:line="336" w:lineRule="auto" w:after="180"/>
-        <w:shd w:fill="FFF5E6"/>
       </w:pPr>
       <w:r>
         <w:rPr>
@@ -5580,16 +6388,7 @@
     </w:p>
     <w:p>
       <w:pPr>
-        <w:pStyle w:val="Heading3"/>
-      </w:pPr>
-      <w:r>
-        <w:t>Support without giving away the answer</w:t>
-      </w:r>
-    </w:p>
-    <w:p>
-      <w:pPr>
         <w:spacing w:line="336" w:lineRule="auto" w:after="180"/>
-        <w:shd w:fill="F1F6F8"/>
       </w:pPr>
       <w:r>
         <w:rPr>
@@ -5612,16 +6411,7 @@
     </w:p>
     <w:p>
       <w:pPr>
-        <w:pStyle w:val="Heading3"/>
-      </w:pPr>
-      <w:r>
-        <w:t>Extend the reasoning</w:t>
-      </w:r>
-    </w:p>
-    <w:p>
-      <w:pPr>
         <w:spacing w:line="336" w:lineRule="auto" w:after="180"/>
-        <w:shd w:fill="F5F1FB"/>
       </w:pPr>
       <w:r>
         <w:rPr>
@@ -5645,7 +6435,6 @@
     <w:p>
       <w:pPr>
         <w:spacing w:line="336" w:lineRule="auto" w:after="180"/>
-        <w:shd w:fill="F5F1FB"/>
       </w:pPr>
       <w:r>
         <w:rPr>
@@ -5656,16 +6445,7 @@
     </w:p>
     <w:p>
       <w:pPr>
-        <w:pStyle w:val="Heading3"/>
-      </w:pPr>
-      <w:r>
-        <w:t>Protect the independent attempt</w:t>
-      </w:r>
-    </w:p>
-    <w:p>
-      <w:pPr>
         <w:spacing w:line="336" w:lineRule="auto" w:after="180"/>
-        <w:shd w:fill="FFF5E6"/>
       </w:pPr>
       <w:r>
         <w:rPr>
@@ -5860,16 +6640,7 @@
     </w:tbl>
     <w:p>
       <w:pPr>
-        <w:pStyle w:val="Heading3"/>
-      </w:pPr>
-      <w:r>
-        <w:t>Project checkpoint</w:t>
-      </w:r>
-    </w:p>
-    <w:p>
-      <w:pPr>
         <w:spacing w:line="336" w:lineRule="auto" w:after="180"/>
-        <w:shd w:fill="EDF7F3"/>
       </w:pPr>
       <w:r>
         <w:rPr>
@@ -5918,12 +6689,20 @@
         <w:pStyle w:val="Heading1"/>
       </w:pPr>
       <w:r>
-        <w:t>08. Use feedback, labs and repair paths</w:t>
-      </w:r>
-    </w:p>
-    <w:p>
-      <w:r>
-        <w:t>Use feedback, earlier review and portfolios purposefully. Apply the coding routine only when this lesson has an executable lab.</w:t>
+        <w:t>08. Reference · Feedback and evidence records</w:t>
+      </w:r>
+    </w:p>
+    <w:p>
+      <w:r>
+        <w:t>Keep supported rehearsal separate from independent performance.</w:t>
+      </w:r>
+    </w:p>
+    <w:p>
+      <w:pPr>
+        <w:pStyle w:val="Heading2"/>
+      </w:pPr>
+      <w:r>
+        <w:t>Record and repair</w:t>
       </w:r>
     </w:p>
     <w:p>
@@ -5962,10 +6741,44 @@
     </w:p>
     <w:p>
       <w:pPr>
-        <w:pStyle w:val="Heading3"/>
-      </w:pPr>
-      <w:r>
-        <w:t>For later coding lessons</w:t>
+        <w:spacing w:line="336" w:lineRule="auto" w:after="180"/>
+      </w:pPr>
+      <w:r>
+        <w:rPr>
+          <w:b w:val="0"/>
+        </w:rPr>
+        <w:t>Use the earlier worked-explanation links to address a specific missing building block, then return to the current question. Adapt this suggestion after observing the learner; it is not an automatic diagnosis.</w:t>
+      </w:r>
+    </w:p>
+    <w:p>
+      <w:pPr>
+        <w:spacing w:line="336" w:lineRule="auto" w:after="180"/>
+      </w:pPr>
+      <w:r>
+        <w:rPr>
+          <w:b w:val="0"/>
+        </w:rPr>
+        <w:t xml:space="preserve">Collect the completed-work portfolio as </w:t>
+      </w:r>
+      <w:r>
+        <w:rPr>
+          <w:b/>
+        </w:rPr>
+        <w:t>evidence</w:t>
+      </w:r>
+      <w:r>
+        <w:rPr>
+          <w:b w:val="0"/>
+        </w:rPr>
+        <w:t>. Record support separately from correctness, and assess explanation, trace/test and limitations. Progress ticks and quiz selections alone do not establish mastery.</w:t>
+      </w:r>
+    </w:p>
+    <w:p>
+      <w:pPr>
+        <w:pStyle w:val="Heading2"/>
+      </w:pPr>
+      <w:r>
+        <w:t>Earlier wording, alternatives and picture transcripts · reference / check after trying</w:t>
       </w:r>
     </w:p>
     <w:p>
@@ -5976,7 +6789,6 @@
     <w:p>
       <w:pPr>
         <w:spacing w:line="336" w:lineRule="auto" w:after="180"/>
-        <w:shd w:fill="F1F6F8"/>
       </w:pPr>
       <w:r>
         <w:rPr>
@@ -5999,77 +6811,20 @@
     </w:p>
     <w:p>
       <w:pPr>
-        <w:spacing w:line="336" w:lineRule="auto" w:after="180"/>
-      </w:pPr>
-      <w:r>
-        <w:rPr>
-          <w:b w:val="0"/>
-        </w:rPr>
-        <w:t>Use the earlier worked-explanation links to address a specific missing building block, then return to the current question. Adapt this suggestion after observing the learner; it is not an automatic diagnosis.</w:t>
-      </w:r>
-    </w:p>
-    <w:p>
-      <w:pPr>
-        <w:spacing w:line="336" w:lineRule="auto" w:after="180"/>
-      </w:pPr>
-      <w:r>
-        <w:rPr>
-          <w:b w:val="0"/>
-        </w:rPr>
-        <w:t xml:space="preserve">Collect the completed-work portfolio as </w:t>
-      </w:r>
-      <w:r>
-        <w:rPr>
-          <w:b/>
-        </w:rPr>
-        <w:t>evidence</w:t>
-      </w:r>
-      <w:r>
-        <w:rPr>
-          <w:b w:val="0"/>
-        </w:rPr>
-        <w:t>. Record support separately from correctness, and assess explanation, trace/test and limitations. Progress ticks and quiz selections alone do not establish mastery.</w:t>
-      </w:r>
-    </w:p>
-    <w:p>
-      <w:pPr>
         <w:pStyle w:val="Heading1"/>
       </w:pPr>
       <w:r>
-        <w:t>09. Visual concept journey</w:t>
-      </w:r>
-    </w:p>
-    <w:p>
-      <w:r>
-        <w:t>Show one Capstone Train, Analyze, Improve graphic at a time, request a prediction and discuss its trace before the independent assessment.</w:t>
-      </w:r>
-    </w:p>
-    <w:p>
-      <w:pPr>
-        <w:spacing w:line="336" w:lineRule="auto" w:after="180"/>
-      </w:pPr>
-      <w:r>
-        <w:rPr>
-          <w:b w:val="0"/>
-        </w:rPr>
-        <w:t xml:space="preserve">Use one picture at a time. Hide a worked result before asking for a </w:t>
-      </w:r>
-      <w:r>
-        <w:rPr>
-          <w:b/>
-        </w:rPr>
-        <w:t>prediction</w:t>
-      </w:r>
-      <w:r>
-        <w:rPr>
-          <w:b w:val="0"/>
-        </w:rPr>
-        <w:t>, then reveal it for feedback. These are supported teaching cases; retain the separate independent assessment for a fresh first attempt.</w:t>
-      </w:r>
-    </w:p>
-    <w:p>
-      <w:pPr>
-        <w:pStyle w:val="Heading3"/>
+        <w:t>09. Reference · Teach with the six pictures</w:t>
+      </w:r>
+    </w:p>
+    <w:p>
+      <w:r>
+        <w:t>Choose one picture for a specific reasoning move.</w:t>
+      </w:r>
+    </w:p>
+    <w:p>
+      <w:pPr>
+        <w:pStyle w:val="Heading2"/>
       </w:pPr>
       <w:r>
         <w:t>01. Capstone Train, Analyze, Improve: the case</w:t>
@@ -6080,7 +6835,7 @@
         <w:drawing>
           <wp:inline xmlns:a="http://schemas.openxmlformats.org/drawingml/2006/main" xmlns:pic="http://schemas.openxmlformats.org/drawingml/2006/picture">
             <wp:extent cx="5486400" cy="3142488"/>
-            <wp:docPr id="3" name="Picture 3" descr="Choose the next capstone revision from explicit false alarms and misses. Supplied facts: Positive=spotted. CandidateTP4, FN 2, FP 1, TN 9; baselineTP0, FN 6, FP 0, TN 10. Both evaluate the same16 cases. All inputs and outcomes in this worked example are invented classroom data; no real model run is claimed."/>
+            <wp:docPr id="4" name="Picture 4" descr="Choose the next capstone revision from explicit false alarms and misses. Supplied facts: Positive=spotted. CandidateTP4, FN 2, FP 1, TN 9; baselineTP0, FN 6, FP 0, TN 10. Both evaluate the same16 cases. All inputs and outcomes in this worked example are invented classroom data; no real model run is claimed."/>
             <wp:cNvGraphicFramePr>
               <a:graphicFrameLocks noChangeAspect="1"/>
             </wp:cNvGraphicFramePr>
@@ -6092,7 +6847,7 @@
                     <pic:cNvPicPr/>
                   </pic:nvPicPr>
                   <pic:blipFill>
-                    <a:blip r:embed="rId11"/>
+                    <a:blip r:embed="rId12"/>
                     <a:stretch>
                       <a:fillRect/>
                     </a:stretch>
@@ -6148,7 +6903,6 @@
     <w:p>
       <w:pPr>
         <w:spacing w:line="336" w:lineRule="auto" w:after="180"/>
-        <w:shd w:fill="F5F1FB"/>
       </w:pPr>
       <w:r>
         <w:rPr>
@@ -6159,16 +6913,7 @@
     </w:p>
     <w:p>
       <w:pPr>
-        <w:pStyle w:val="Heading3"/>
-      </w:pPr>
-      <w:r>
-        <w:t>Discuss while showing the picture</w:t>
-      </w:r>
-    </w:p>
-    <w:p>
-      <w:pPr>
         <w:spacing w:line="336" w:lineRule="auto" w:after="180"/>
-        <w:shd w:fill="F1F6F8"/>
       </w:pPr>
       <w:r>
         <w:rPr>
@@ -6179,7 +6924,7 @@
     </w:p>
     <w:p>
       <w:pPr>
-        <w:pStyle w:val="Heading3"/>
+        <w:pStyle w:val="Heading2"/>
       </w:pPr>
       <w:r>
         <w:t>02. Follow the deciding steps</w:t>
@@ -6190,7 +6935,7 @@
         <w:drawing>
           <wp:inline xmlns:a="http://schemas.openxmlformats.org/drawingml/2006/main" xmlns:pic="http://schemas.openxmlformats.org/drawingml/2006/picture">
             <wp:extent cx="5486400" cy="3337560"/>
-            <wp:docPr id="4" name="Picture 4" descr="Compare accuracy: Candidate13/16=81.25%; baseline10/16=62.5%. → Compare detection: Candidate catches4/6 spotted leaves; baseline catches0/6. → Inspect errors: Review candidate’s two misses and one false alarm with conditions and label evidence before revising."/>
+            <wp:docPr id="5" name="Picture 5" descr="Compare accuracy: Candidate13/16=81.25%; baseline10/16=62.5%. → Compare detection: Candidate catches4/6 spotted leaves; baseline catches0/6. → Inspect errors: Review candidate’s two misses and one false alarm with conditions and label evidence before revising."/>
             <wp:cNvGraphicFramePr>
               <a:graphicFrameLocks noChangeAspect="1"/>
             </wp:cNvGraphicFramePr>
@@ -6202,7 +6947,7 @@
                     <pic:cNvPicPr/>
                   </pic:nvPicPr>
                   <pic:blipFill>
-                    <a:blip r:embed="rId12"/>
+                    <a:blip r:embed="rId9"/>
                     <a:stretch>
                       <a:fillRect/>
                     </a:stretch>
@@ -6247,7 +6992,6 @@
     <w:p>
       <w:pPr>
         <w:spacing w:line="336" w:lineRule="auto" w:after="180"/>
-        <w:shd w:fill="F5F1FB"/>
       </w:pPr>
       <w:r>
         <w:rPr>
@@ -6270,16 +7014,7 @@
     </w:p>
     <w:p>
       <w:pPr>
-        <w:pStyle w:val="Heading3"/>
-      </w:pPr>
-      <w:r>
-        <w:t>Discuss while showing the picture</w:t>
-      </w:r>
-    </w:p>
-    <w:p>
-      <w:pPr>
         <w:spacing w:line="336" w:lineRule="auto" w:after="180"/>
-        <w:shd w:fill="F1F6F8"/>
       </w:pPr>
       <w:r>
         <w:rPr>
@@ -6302,7 +7037,7 @@
     </w:p>
     <w:p>
       <w:pPr>
-        <w:pStyle w:val="Heading3"/>
+        <w:pStyle w:val="Heading2"/>
       </w:pPr>
       <w:r>
         <w:t>03. Candidate, before revision</w:t>
@@ -6313,7 +7048,7 @@
         <w:drawing>
           <wp:inline xmlns:a="http://schemas.openxmlformats.org/drawingml/2006/main" xmlns:pic="http://schemas.openxmlformats.org/drawingml/2006/picture">
             <wp:extent cx="5486400" cy="3096768"/>
-            <wp:docPr id="5" name="Picture 5" descr="Candidate, before revision. actual spotted: predicted spotted = 4, predicted healthy = 2. actual healthy: predicted spotted = 1, predicted healthy = 9."/>
+            <wp:docPr id="6" name="Picture 6" descr="Candidate, before revision. actual spotted: predicted spotted = 4, predicted healthy = 2. actual healthy: predicted spotted = 1, predicted healthy = 9."/>
             <wp:cNvGraphicFramePr>
               <a:graphicFrameLocks noChangeAspect="1"/>
             </wp:cNvGraphicFramePr>
@@ -6358,7 +7093,6 @@
     <w:p>
       <w:pPr>
         <w:spacing w:line="336" w:lineRule="auto" w:after="180"/>
-        <w:shd w:fill="F5F1FB"/>
       </w:pPr>
       <w:r>
         <w:rPr>
@@ -6369,16 +7103,7 @@
     </w:p>
     <w:p>
       <w:pPr>
-        <w:pStyle w:val="Heading3"/>
-      </w:pPr>
-      <w:r>
-        <w:t>Discuss while showing the picture</w:t>
-      </w:r>
-    </w:p>
-    <w:p>
-      <w:pPr>
         <w:spacing w:line="336" w:lineRule="auto" w:after="180"/>
-        <w:shd w:fill="F1F6F8"/>
       </w:pPr>
       <w:r>
         <w:rPr>
@@ -6390,7 +7115,6 @@
     <w:p>
       <w:pPr>
         <w:spacing w:line="336" w:lineRule="auto" w:after="180"/>
-        <w:shd w:fill="F1F6F8"/>
       </w:pPr>
       <w:r>
         <w:rPr>
@@ -6401,7 +7125,7 @@
     </w:p>
     <w:p>
       <w:pPr>
-        <w:pStyle w:val="Heading3"/>
+        <w:pStyle w:val="Heading2"/>
       </w:pPr>
       <w:r>
         <w:t>04. Change one thing. Trace what follows.</w:t>
@@ -6412,7 +7136,7 @@
         <w:drawing>
           <wp:inline xmlns:a="http://schemas.openxmlformats.org/drawingml/2006/main" xmlns:pic="http://schemas.openxmlformats.org/drawingml/2006/picture">
             <wp:extent cx="5486400" cy="3191256"/>
-            <wp:docPr id="6" name="Picture 6" descr="Original case: Review candidate’s two misses and one false alarm with conditions and label evidence before revising. Changed condition: A revision fixes one miss but creates two extra false alarms. Expected result: TP 5, FN 1, FP 3, TN 7 gives 12/16=75% accuracy and 5/6 recall. Reason: Recall rises while accuracy falls; the preferred revision depends on declared error consequences."/>
+            <wp:docPr id="7" name="Picture 7" descr="Original case: Review candidate’s two misses and one false alarm with conditions and label evidence before revising. Changed condition: A revision fixes one miss but creates two extra false alarms. Expected result: TP 5, FN 1, FP 3, TN 7 gives 12/16=75% accuracy and 5/6 recall. Reason: Recall rises while accuracy falls; the preferred revision depends on declared error consequences."/>
             <wp:cNvGraphicFramePr>
               <a:graphicFrameLocks noChangeAspect="1"/>
             </wp:cNvGraphicFramePr>
@@ -6480,7 +7204,6 @@
     <w:p>
       <w:pPr>
         <w:spacing w:line="336" w:lineRule="auto" w:after="180"/>
-        <w:shd w:fill="F5F1FB"/>
       </w:pPr>
       <w:r>
         <w:rPr>
@@ -6491,16 +7214,7 @@
     </w:p>
     <w:p>
       <w:pPr>
-        <w:pStyle w:val="Heading3"/>
-      </w:pPr>
-      <w:r>
-        <w:t>Discuss while showing the picture</w:t>
-      </w:r>
-    </w:p>
-    <w:p>
-      <w:pPr>
         <w:spacing w:line="336" w:lineRule="auto" w:after="180"/>
-        <w:shd w:fill="F1F6F8"/>
       </w:pPr>
       <w:r>
         <w:rPr>
@@ -6512,7 +7226,6 @@
     <w:p>
       <w:pPr>
         <w:spacing w:line="336" w:lineRule="auto" w:after="180"/>
-        <w:shd w:fill="F1F6F8"/>
       </w:pPr>
       <w:r>
         <w:rPr>
@@ -6523,7 +7236,7 @@
     </w:p>
     <w:p>
       <w:pPr>
-        <w:pStyle w:val="Heading3"/>
+        <w:pStyle w:val="Heading2"/>
       </w:pPr>
       <w:r>
         <w:t>05. Connect the explanation to its limit</w:t>
@@ -6534,7 +7247,7 @@
         <w:drawing>
           <wp:inline xmlns:a="http://schemas.openxmlformats.org/drawingml/2006/main" xmlns:pic="http://schemas.openxmlformats.org/drawingml/2006/picture">
             <wp:extent cx="5486400" cy="2834640"/>
-            <wp:docPr id="7" name="Picture 7" descr="Read the picture in order. Review candidate’s two misses and one false alarm with conditions and label evidence before revising. The arrows show which recorded input or intermediate result each decision uses. Explain the deciding step aloud before checking the changed case; pointing to the final answer alone does not show how it follows. Limit: Any case-driven revision makes these records development evidence for that revision; reserve a fresh final set."/>
+            <wp:docPr id="8" name="Picture 8" descr="Read the picture in order. Review candidate’s two misses and one false alarm with conditions and label evidence before revising. The arrows show which recorded input or intermediate result each decision uses. Explain the deciding step aloud before checking the changed case; pointing to the final answer alone does not show how it follows. Limit: Any case-driven revision makes these records development evidence for that revision; reserve a fresh final set."/>
             <wp:cNvGraphicFramePr>
               <a:graphicFrameLocks noChangeAspect="1"/>
             </wp:cNvGraphicFramePr>
@@ -6637,7 +7350,6 @@
     <w:p>
       <w:pPr>
         <w:spacing w:line="336" w:lineRule="auto" w:after="180"/>
-        <w:shd w:fill="F5F1FB"/>
       </w:pPr>
       <w:r>
         <w:rPr>
@@ -6648,16 +7360,7 @@
     </w:p>
     <w:p>
       <w:pPr>
-        <w:pStyle w:val="Heading3"/>
-      </w:pPr>
-      <w:r>
-        <w:t>Discuss while showing the picture</w:t>
-      </w:r>
-    </w:p>
-    <w:p>
-      <w:pPr>
         <w:spacing w:line="336" w:lineRule="auto" w:after="180"/>
-        <w:shd w:fill="F1F6F8"/>
       </w:pPr>
       <w:r>
         <w:rPr>
@@ -6669,7 +7372,6 @@
     <w:p>
       <w:pPr>
         <w:spacing w:line="336" w:lineRule="auto" w:after="180"/>
-        <w:shd w:fill="F1F6F8"/>
       </w:pPr>
       <w:r>
         <w:rPr>
@@ -6692,7 +7394,7 @@
     </w:p>
     <w:p>
       <w:pPr>
-        <w:pStyle w:val="Heading3"/>
+        <w:pStyle w:val="Heading2"/>
       </w:pPr>
       <w:r>
         <w:t>06. Make the idea visible in your project</w:t>
@@ -6703,7 +7405,7 @@
         <w:drawing>
           <wp:inline xmlns:a="http://schemas.openxmlformats.org/drawingml/2006/main" xmlns:pic="http://schemas.openxmlformats.org/drawingml/2006/picture">
             <wp:extent cx="5486400" cy="3681984"/>
-            <wp:docPr id="8" name="Picture 8" descr="For your Responsible Plant Classifier, save the input, procedure, observed result and limitation of this check. Label this worked example as practice; use a different, previously unreviewed case when checking independent understanding. Draw your input, deciding step, result and limit. Supported question: Why is “the revision is better” incomplete? Point to the relevant step in the picture, then write the changed result and the rule or evidence that supports it."/>
+            <wp:docPr id="9" name="Picture 9" descr="For your Responsible Plant Classifier, save the input, procedure, observed result and limitation of this check. Label this worked example as practice; use a different, previously unreviewed case when checking independent understanding. Draw your input, deciding step, result and limit. Supported question: Why is “the revision is better” incomplete? Point to the relevant step in the picture, then write the changed result and the rule or evidence that supports it."/>
             <wp:cNvGraphicFramePr>
               <a:graphicFrameLocks noChangeAspect="1"/>
             </wp:cNvGraphicFramePr>
@@ -6806,7 +7508,6 @@
     <w:p>
       <w:pPr>
         <w:spacing w:line="336" w:lineRule="auto" w:after="180"/>
-        <w:shd w:fill="F5F1FB"/>
       </w:pPr>
       <w:r>
         <w:rPr>
@@ -6829,58 +7530,126 @@
     </w:p>
     <w:p>
       <w:pPr>
+        <w:spacing w:line="336" w:lineRule="auto" w:after="180"/>
+      </w:pPr>
+      <w:r>
+        <w:rPr>
+          <w:b w:val="0"/>
+        </w:rPr>
+        <w:t xml:space="preserve">Teacher prompt: Draw your project trace and justify the deciding step using </w:t>
+      </w:r>
+      <w:r>
+        <w:rPr>
+          <w:b/>
+        </w:rPr>
+        <w:t>evidence</w:t>
+      </w:r>
+      <w:r>
+        <w:rPr>
+          <w:b w:val="0"/>
+        </w:rPr>
+        <w:t>. Ask learners to describe one label or arrow in ordinary words. Use the adjacent transcript if the image is difficult to see.</w:t>
+      </w:r>
+    </w:p>
+    <w:p>
+      <w:pPr>
+        <w:spacing w:line="336" w:lineRule="auto" w:after="180"/>
+      </w:pPr>
+      <w:r>
+        <w:rPr>
+          <w:b w:val="0"/>
+        </w:rPr>
+        <w:t>Supported practice key: It catches more spotted leaves but raises false alarms and lowers accuracy. Report both trade-offs and decide using predeclared use costs.</w:t>
+      </w:r>
+    </w:p>
+    <w:p>
+      <w:pPr>
+        <w:spacing w:line="336" w:lineRule="auto" w:after="180"/>
+      </w:pPr>
+      <w:r>
+        <w:rPr>
+          <w:b w:val="0"/>
+        </w:rPr>
+        <w:t>Changed-case check: TP 5, FN 1, FP 3, TN 7 gives 12/16=75% accuracy and 5/6 recall. Recall rises while accuracy falls; the preferred revision depends on declared error consequences.</w:t>
+      </w:r>
+    </w:p>
+    <w:p>
+      <w:pPr>
+        <w:pStyle w:val="Heading2"/>
+      </w:pPr>
+      <w:r>
+        <w:t>Earlier wording, alternatives and picture transcripts · reference / check after trying</w:t>
+      </w:r>
+    </w:p>
+    <w:p>
+      <w:pPr>
+        <w:spacing w:line="336" w:lineRule="auto" w:after="180"/>
+      </w:pPr>
+      <w:r>
+        <w:rPr>
+          <w:b w:val="0"/>
+        </w:rPr>
+        <w:t xml:space="preserve">Use one picture at a time. Hide a worked result before asking for a </w:t>
+      </w:r>
+      <w:r>
+        <w:rPr>
+          <w:b/>
+        </w:rPr>
+        <w:t>prediction</w:t>
+      </w:r>
+      <w:r>
+        <w:rPr>
+          <w:b w:val="0"/>
+        </w:rPr>
+        <w:t>, then reveal it for feedback. These are supported teaching cases; retain the separate independent assessment for a fresh first attempt.</w:t>
+      </w:r>
+    </w:p>
+    <w:p>
+      <w:pPr>
         <w:pStyle w:val="Heading3"/>
       </w:pPr>
       <w:r>
-        <w:t>Discuss while showing the picture</w:t>
-      </w:r>
-    </w:p>
-    <w:p>
-      <w:pPr>
-        <w:spacing w:line="336" w:lineRule="auto" w:after="180"/>
-        <w:shd w:fill="F1F6F8"/>
-      </w:pPr>
-      <w:r>
-        <w:rPr>
-          <w:b w:val="0"/>
-        </w:rPr>
-        <w:t xml:space="preserve">Teacher prompt: Draw your project trace and justify the deciding step using </w:t>
-      </w:r>
-      <w:r>
-        <w:rPr>
-          <w:b/>
-        </w:rPr>
-        <w:t>evidence</w:t>
-      </w:r>
-      <w:r>
-        <w:rPr>
-          <w:b w:val="0"/>
-        </w:rPr>
-        <w:t>. Ask learners to describe one label or arrow in ordinary words. Use the adjacent transcript if the image is difficult to see.</w:t>
-      </w:r>
-    </w:p>
-    <w:p>
-      <w:pPr>
-        <w:spacing w:line="336" w:lineRule="auto" w:after="180"/>
-        <w:shd w:fill="F1F6F8"/>
-      </w:pPr>
-      <w:r>
-        <w:rPr>
-          <w:b w:val="0"/>
-        </w:rPr>
-        <w:t>Supported practice key: It catches more spotted leaves but raises false alarms and lowers accuracy. Report both trade-offs and decide using predeclared use costs.</w:t>
-      </w:r>
-    </w:p>
-    <w:p>
-      <w:pPr>
-        <w:spacing w:line="336" w:lineRule="auto" w:after="180"/>
-        <w:shd w:fill="F1F6F8"/>
-      </w:pPr>
-      <w:r>
-        <w:rPr>
-          <w:b w:val="0"/>
-        </w:rPr>
-        <w:t>Changed-case check: TP 5, FN 1, FP 3, TN 7 gives 12/16=75% accuracy and 5/6 recall. Recall rises while accuracy falls; the preferred revision depends on declared error consequences.</w:t>
+        <w:t>01. Capstone Train, Analyze, Improve: the case</w:t>
+      </w:r>
+    </w:p>
+    <w:p>
+      <w:pPr>
+        <w:pStyle w:val="Heading3"/>
+      </w:pPr>
+      <w:r>
+        <w:t>02. Follow the deciding steps</w:t>
+      </w:r>
+    </w:p>
+    <w:p>
+      <w:pPr>
+        <w:pStyle w:val="Heading3"/>
+      </w:pPr>
+      <w:r>
+        <w:t>03. Candidate, before revision</w:t>
+      </w:r>
+    </w:p>
+    <w:p>
+      <w:pPr>
+        <w:pStyle w:val="Heading3"/>
+      </w:pPr>
+      <w:r>
+        <w:t>04. Change one thing. Trace what follows.</w:t>
+      </w:r>
+    </w:p>
+    <w:p>
+      <w:pPr>
+        <w:pStyle w:val="Heading3"/>
+      </w:pPr>
+      <w:r>
+        <w:t>05. Connect the explanation to its limit</w:t>
+      </w:r>
+    </w:p>
+    <w:p>
+      <w:pPr>
+        <w:pStyle w:val="Heading3"/>
+      </w:pPr>
+      <w:r>
+        <w:t>06. Make the idea visible in your project</w:t>
       </w:r>
     </w:p>
     <w:sectPr>
